--- a/7_KI-Basismodule/KI-B4/KI-B4.0_Modulbeschreibung.docx
+++ b/7_KI-Basismodule/KI-B4/KI-B4.0_Modulbeschreibung.docx
@@ -531,7 +531,6 @@
           <w:docPartUnique/>
         </w:docPartObj>
       </w:sdtPr>
-      <w:sdtEndPr/>
       <w:sdtContent>
         <w:p>
           <w:pPr>
@@ -2765,9 +2764,13 @@
     </w:p>
     <w:p>
       <w:pPr>
-        <w:rPr>
-          <w:rFonts w:asciiTheme="minorHAnsi" w:hAnsiTheme="minorHAnsi" w:cstheme="minorHAnsi"/>
-        </w:rPr>
+        <w:jc w:val="both"/>
+        <w:rPr>
+          <w:rFonts w:asciiTheme="minorHAnsi" w:hAnsiTheme="minorHAnsi" w:cstheme="minorHAnsi"/>
+        </w:rPr>
+        <w:pPrChange w:id="4" w:author="Imke Endjer" w:date="2023-02-22T11:17:00Z">
+          <w:pPr/>
+        </w:pPrChange>
       </w:pPr>
       <w:r>
         <w:rPr>
@@ -3231,7 +3234,55 @@
                 <w:rFonts w:asciiTheme="minorHAnsi" w:eastAsia="helvetica neue" w:hAnsiTheme="minorHAnsi" w:cstheme="minorHAnsi"/>
                 <w:color w:val="auto"/>
               </w:rPr>
-              <w:t>Nach Abschluss des Teilmoduls können die Schülerinnen und Schüler…</w:t>
+              <w:t xml:space="preserve">Nach Abschluss des Teilmoduls </w:t>
+            </w:r>
+            <w:del w:id="5" w:author="Imke Endjer" w:date="2023-02-22T11:18:00Z">
+              <w:r>
+                <w:rPr>
+                  <w:rFonts w:asciiTheme="minorHAnsi" w:eastAsia="helvetica neue" w:hAnsiTheme="minorHAnsi" w:cstheme="minorHAnsi"/>
+                  <w:color w:val="auto"/>
+                </w:rPr>
+                <w:delText xml:space="preserve">können </w:delText>
+              </w:r>
+            </w:del>
+            <w:ins w:id="6" w:author="Imke Endjer" w:date="2023-02-22T11:18:00Z">
+              <w:r>
+                <w:rPr>
+                  <w:rFonts w:asciiTheme="minorHAnsi" w:eastAsia="helvetica neue" w:hAnsiTheme="minorHAnsi" w:cstheme="minorHAnsi"/>
+                  <w:color w:val="auto"/>
+                </w:rPr>
+                <w:t>sind folgende Ziele erreicht:</w:t>
+              </w:r>
+              <w:r>
+                <w:rPr>
+                  <w:rFonts w:asciiTheme="minorHAnsi" w:eastAsia="helvetica neue" w:hAnsiTheme="minorHAnsi" w:cstheme="minorHAnsi"/>
+                  <w:color w:val="auto"/>
+                </w:rPr>
+                <w:t xml:space="preserve"> </w:t>
+              </w:r>
+              <w:r>
+                <w:rPr>
+                  <w:rFonts w:asciiTheme="minorHAnsi" w:eastAsia="helvetica neue" w:hAnsiTheme="minorHAnsi" w:cstheme="minorHAnsi"/>
+                  <w:color w:val="auto"/>
+                </w:rPr>
+                <w:t>D</w:t>
+              </w:r>
+            </w:ins>
+            <w:del w:id="7" w:author="Imke Endjer" w:date="2023-02-22T11:18:00Z">
+              <w:r>
+                <w:rPr>
+                  <w:rFonts w:asciiTheme="minorHAnsi" w:eastAsia="helvetica neue" w:hAnsiTheme="minorHAnsi" w:cstheme="minorHAnsi"/>
+                  <w:color w:val="auto"/>
+                </w:rPr>
+                <w:delText>d</w:delText>
+              </w:r>
+            </w:del>
+            <w:r>
+              <w:rPr>
+                <w:rFonts w:asciiTheme="minorHAnsi" w:eastAsia="helvetica neue" w:hAnsiTheme="minorHAnsi" w:cstheme="minorHAnsi"/>
+                <w:color w:val="auto"/>
+              </w:rPr>
+              <w:t>ie Schülerinnen und Schüler…</w:t>
             </w:r>
           </w:p>
           <w:p>
@@ -3254,12 +3305,53 @@
                 <w:color w:val="auto"/>
               </w:rPr>
             </w:pPr>
+            <w:del w:id="8" w:author="Imke Endjer" w:date="2023-02-22T11:18:00Z">
+              <w:r>
+                <w:rPr>
+                  <w:rFonts w:asciiTheme="minorHAnsi" w:eastAsia="helvetica neue" w:hAnsiTheme="minorHAnsi" w:cstheme="minorHAnsi"/>
+                  <w:color w:val="auto"/>
+                </w:rPr>
+                <w:delText xml:space="preserve">Probleme </w:delText>
+              </w:r>
+            </w:del>
             <w:r>
               <w:rPr>
                 <w:rFonts w:asciiTheme="minorHAnsi" w:eastAsia="helvetica neue" w:hAnsiTheme="minorHAnsi" w:cstheme="minorHAnsi"/>
                 <w:color w:val="auto"/>
               </w:rPr>
-              <w:t>Probleme erläutern, in denen KI gewinnbringend eingesetzt werden kann (Welche Probleme werden bereits mit KI gelöst?)</w:t>
+              <w:t>erläutern</w:t>
+            </w:r>
+            <w:ins w:id="9" w:author="Imke Endjer" w:date="2023-02-22T11:18:00Z">
+              <w:r>
+                <w:rPr>
+                  <w:rFonts w:asciiTheme="minorHAnsi" w:eastAsia="helvetica neue" w:hAnsiTheme="minorHAnsi" w:cstheme="minorHAnsi"/>
+                  <w:color w:val="auto"/>
+                </w:rPr>
+                <w:t xml:space="preserve"> Probleme</w:t>
+              </w:r>
+            </w:ins>
+            <w:r>
+              <w:rPr>
+                <w:rFonts w:asciiTheme="minorHAnsi" w:eastAsia="helvetica neue" w:hAnsiTheme="minorHAnsi" w:cstheme="minorHAnsi"/>
+                <w:color w:val="auto"/>
+              </w:rPr>
+              <w:t xml:space="preserve">, in denen KI gewinnbringend eingesetzt werden kann (Welche Probleme </w:t>
+            </w:r>
+            <w:proofErr w:type="gramStart"/>
+            <w:r>
+              <w:rPr>
+                <w:rFonts w:asciiTheme="minorHAnsi" w:eastAsia="helvetica neue" w:hAnsiTheme="minorHAnsi" w:cstheme="minorHAnsi"/>
+                <w:color w:val="auto"/>
+              </w:rPr>
+              <w:t>werden</w:t>
+            </w:r>
+            <w:proofErr w:type="gramEnd"/>
+            <w:r>
+              <w:rPr>
+                <w:rFonts w:asciiTheme="minorHAnsi" w:eastAsia="helvetica neue" w:hAnsiTheme="minorHAnsi" w:cstheme="minorHAnsi"/>
+                <w:color w:val="auto"/>
+              </w:rPr>
+              <w:t xml:space="preserve"> bereits mit KI gelöst?)</w:t>
             </w:r>
             <w:r>
               <w:rPr>
@@ -3289,12 +3381,37 @@
                 <w:color w:val="auto"/>
               </w:rPr>
             </w:pPr>
+            <w:ins w:id="10" w:author="Imke Endjer" w:date="2023-02-22T11:18:00Z">
+              <w:r>
+                <w:rPr>
+                  <w:rFonts w:asciiTheme="minorHAnsi" w:eastAsia="helvetica neue" w:hAnsiTheme="minorHAnsi" w:cstheme="minorHAnsi"/>
+                  <w:color w:val="auto"/>
+                </w:rPr>
+                <w:t xml:space="preserve">lösen </w:t>
+              </w:r>
+            </w:ins>
             <w:r>
               <w:rPr>
                 <w:rFonts w:asciiTheme="minorHAnsi" w:eastAsia="helvetica neue" w:hAnsiTheme="minorHAnsi" w:cstheme="minorHAnsi"/>
                 <w:color w:val="auto"/>
               </w:rPr>
-              <w:t>Probleme unter Nutzung von KI-Methoden lösen (Wie kann ich KI nutzen, um Probleme zu lösen?)</w:t>
+              <w:t xml:space="preserve">Probleme unter Nutzung von KI-Methoden </w:t>
+            </w:r>
+            <w:del w:id="11" w:author="Imke Endjer" w:date="2023-02-22T11:18:00Z">
+              <w:r>
+                <w:rPr>
+                  <w:rFonts w:asciiTheme="minorHAnsi" w:eastAsia="helvetica neue" w:hAnsiTheme="minorHAnsi" w:cstheme="minorHAnsi"/>
+                  <w:color w:val="auto"/>
+                </w:rPr>
+                <w:delText xml:space="preserve">lösen </w:delText>
+              </w:r>
+            </w:del>
+            <w:r>
+              <w:rPr>
+                <w:rFonts w:asciiTheme="minorHAnsi" w:eastAsia="helvetica neue" w:hAnsiTheme="minorHAnsi" w:cstheme="minorHAnsi"/>
+                <w:color w:val="auto"/>
+              </w:rPr>
+              <w:t>(Wie kann ich KI nutzen, um Probleme zu lösen?)</w:t>
             </w:r>
             <w:r>
               <w:rPr>
@@ -3324,12 +3441,85 @@
                 <w:color w:val="auto"/>
               </w:rPr>
             </w:pPr>
+            <w:ins w:id="12" w:author="Imke Endjer" w:date="2023-02-22T11:18:00Z">
+              <w:r>
+                <w:rPr>
+                  <w:rFonts w:asciiTheme="minorHAnsi" w:eastAsia="helvetica neue" w:hAnsiTheme="minorHAnsi" w:cstheme="minorHAnsi"/>
+                  <w:color w:val="auto"/>
+                </w:rPr>
+                <w:t>diskutieren und bewerten</w:t>
+              </w:r>
+              <w:r>
+                <w:rPr>
+                  <w:rFonts w:asciiTheme="minorHAnsi" w:eastAsia="helvetica neue" w:hAnsiTheme="minorHAnsi" w:cstheme="minorHAnsi"/>
+                  <w:color w:val="auto"/>
+                </w:rPr>
+                <w:t xml:space="preserve"> </w:t>
+              </w:r>
+            </w:ins>
             <w:r>
               <w:rPr>
                 <w:rFonts w:asciiTheme="minorHAnsi" w:eastAsia="helvetica neue" w:hAnsiTheme="minorHAnsi" w:cstheme="minorHAnsi"/>
                 <w:color w:val="auto"/>
               </w:rPr>
-              <w:t>Konsequenzen aus dem Einsatz von KI-Methoden diskutieren und bewerten. (Welche Konsequenzen hat der Einsatz von KI-Methoden auf uns und unsere Gesellschaft? Wo liegen die Gefahren von KI?)</w:t>
+              <w:t xml:space="preserve">Konsequenzen </w:t>
+            </w:r>
+            <w:del w:id="13" w:author="Imke Endjer" w:date="2023-02-22T11:19:00Z">
+              <w:r>
+                <w:rPr>
+                  <w:rFonts w:asciiTheme="minorHAnsi" w:eastAsia="helvetica neue" w:hAnsiTheme="minorHAnsi" w:cstheme="minorHAnsi"/>
+                  <w:color w:val="auto"/>
+                </w:rPr>
+                <w:delText>aus dem</w:delText>
+              </w:r>
+            </w:del>
+            <w:ins w:id="14" w:author="Imke Endjer" w:date="2023-02-22T11:19:00Z">
+              <w:r>
+                <w:rPr>
+                  <w:rFonts w:asciiTheme="minorHAnsi" w:eastAsia="helvetica neue" w:hAnsiTheme="minorHAnsi" w:cstheme="minorHAnsi"/>
+                  <w:color w:val="auto"/>
+                </w:rPr>
+                <w:t>des</w:t>
+              </w:r>
+            </w:ins>
+            <w:r>
+              <w:rPr>
+                <w:rFonts w:asciiTheme="minorHAnsi" w:eastAsia="helvetica neue" w:hAnsiTheme="minorHAnsi" w:cstheme="minorHAnsi"/>
+                <w:color w:val="auto"/>
+              </w:rPr>
+              <w:t xml:space="preserve"> Einsatz</w:t>
+            </w:r>
+            <w:ins w:id="15" w:author="Imke Endjer" w:date="2023-02-22T11:19:00Z">
+              <w:r>
+                <w:rPr>
+                  <w:rFonts w:asciiTheme="minorHAnsi" w:eastAsia="helvetica neue" w:hAnsiTheme="minorHAnsi" w:cstheme="minorHAnsi"/>
+                  <w:color w:val="auto"/>
+                </w:rPr>
+                <w:t>es</w:t>
+              </w:r>
+            </w:ins>
+            <w:r>
+              <w:rPr>
+                <w:rFonts w:asciiTheme="minorHAnsi" w:eastAsia="helvetica neue" w:hAnsiTheme="minorHAnsi" w:cstheme="minorHAnsi"/>
+                <w:color w:val="auto"/>
+              </w:rPr>
+              <w:t xml:space="preserve"> von KI-Methoden</w:t>
+            </w:r>
+            <w:del w:id="16" w:author="Imke Endjer" w:date="2023-02-22T11:18:00Z">
+              <w:r>
+                <w:rPr>
+                  <w:rFonts w:asciiTheme="minorHAnsi" w:eastAsia="helvetica neue" w:hAnsiTheme="minorHAnsi" w:cstheme="minorHAnsi"/>
+                  <w:color w:val="auto"/>
+                </w:rPr>
+                <w:delText xml:space="preserve"> diskutieren und bewerten</w:delText>
+              </w:r>
+            </w:del>
+            <w:r>
+              <w:rPr>
+                <w:rFonts w:asciiTheme="minorHAnsi" w:eastAsia="helvetica neue" w:hAnsiTheme="minorHAnsi" w:cstheme="minorHAnsi"/>
+                <w:color w:val="auto"/>
+              </w:rPr>
+              <w:t>. (Welche Konsequenzen hat der Einsatz von KI-Methoden auf uns und unsere Gesellschaft? Wo liegen die Gefahren von KI?)</w:t>
             </w:r>
           </w:p>
           <w:p>
@@ -3352,12 +3542,69 @@
                 <w:color w:val="auto"/>
               </w:rPr>
             </w:pPr>
+            <w:ins w:id="17" w:author="Imke Endjer" w:date="2023-02-22T11:19:00Z">
+              <w:r>
+                <w:rPr>
+                  <w:rFonts w:asciiTheme="minorHAnsi" w:eastAsia="helvetica neue" w:hAnsiTheme="minorHAnsi" w:cstheme="minorHAnsi"/>
+                  <w:color w:val="auto"/>
+                </w:rPr>
+                <w:t xml:space="preserve">beschreiben </w:t>
+              </w:r>
+            </w:ins>
             <w:r>
               <w:rPr>
                 <w:rFonts w:asciiTheme="minorHAnsi" w:eastAsia="helvetica neue" w:hAnsiTheme="minorHAnsi" w:cstheme="minorHAnsi"/>
                 <w:color w:val="auto"/>
               </w:rPr>
-              <w:t>Einsatzmöglichkeiten von KI-Methoden als “Werkzeug” bspw. bei der beruflichen Tätigkeit beschreiben (Wie arbeitet ein Data Scientist? Was kann ich mit KI später (beruflich) machen?)</w:t>
+              <w:t xml:space="preserve">Einsatzmöglichkeiten von KI-Methoden als “Werkzeug” bspw. bei </w:t>
+            </w:r>
+            <w:del w:id="18" w:author="Imke Endjer" w:date="2023-02-22T11:19:00Z">
+              <w:r>
+                <w:rPr>
+                  <w:rFonts w:asciiTheme="minorHAnsi" w:eastAsia="helvetica neue" w:hAnsiTheme="minorHAnsi" w:cstheme="minorHAnsi"/>
+                  <w:color w:val="auto"/>
+                </w:rPr>
+                <w:delText xml:space="preserve">der </w:delText>
+              </w:r>
+            </w:del>
+            <w:r>
+              <w:rPr>
+                <w:rFonts w:asciiTheme="minorHAnsi" w:eastAsia="helvetica neue" w:hAnsiTheme="minorHAnsi" w:cstheme="minorHAnsi"/>
+                <w:color w:val="auto"/>
+              </w:rPr>
+              <w:t>beruflichen Tätigkeit</w:t>
+            </w:r>
+            <w:ins w:id="19" w:author="Imke Endjer" w:date="2023-02-22T11:19:00Z">
+              <w:r>
+                <w:rPr>
+                  <w:rFonts w:asciiTheme="minorHAnsi" w:eastAsia="helvetica neue" w:hAnsiTheme="minorHAnsi" w:cstheme="minorHAnsi"/>
+                  <w:color w:val="auto"/>
+                </w:rPr>
+                <w:t>en</w:t>
+              </w:r>
+            </w:ins>
+            <w:r>
+              <w:rPr>
+                <w:rFonts w:asciiTheme="minorHAnsi" w:eastAsia="helvetica neue" w:hAnsiTheme="minorHAnsi" w:cstheme="minorHAnsi"/>
+                <w:color w:val="auto"/>
+              </w:rPr>
+              <w:t xml:space="preserve"> </w:t>
+            </w:r>
+            <w:del w:id="20" w:author="Imke Endjer" w:date="2023-02-22T11:19:00Z">
+              <w:r>
+                <w:rPr>
+                  <w:rFonts w:asciiTheme="minorHAnsi" w:eastAsia="helvetica neue" w:hAnsiTheme="minorHAnsi" w:cstheme="minorHAnsi"/>
+                  <w:color w:val="auto"/>
+                </w:rPr>
+                <w:delText xml:space="preserve">beschreiben </w:delText>
+              </w:r>
+            </w:del>
+            <w:r>
+              <w:rPr>
+                <w:rFonts w:asciiTheme="minorHAnsi" w:eastAsia="helvetica neue" w:hAnsiTheme="minorHAnsi" w:cstheme="minorHAnsi"/>
+                <w:color w:val="auto"/>
+              </w:rPr>
+              <w:t>(Wie arbeitet ein Data Scientist? Was kann ich mit KI später (beruflich) machen?)</w:t>
             </w:r>
             <w:r>
               <w:rPr>
@@ -3690,9 +3937,9 @@
       </w:tr>
     </w:tbl>
     <w:p>
-      <w:bookmarkStart w:id="4" w:name="_Toc83890414"/>
-      <w:bookmarkStart w:id="5" w:name="_Toc83890656"/>
-      <w:bookmarkStart w:id="6" w:name="_Toc90635432"/>
+      <w:bookmarkStart w:id="21" w:name="_Toc83890414"/>
+      <w:bookmarkStart w:id="22" w:name="_Toc83890656"/>
+      <w:bookmarkStart w:id="23" w:name="_Toc90635432"/>
     </w:p>
     <w:p>
       <w:pPr>
@@ -3734,9 +3981,9 @@
         <w:lastRenderedPageBreak/>
         <w:t>Warum gibt es das Modul?</w:t>
       </w:r>
-      <w:bookmarkEnd w:id="4"/>
-      <w:bookmarkEnd w:id="5"/>
-      <w:bookmarkEnd w:id="6"/>
+      <w:bookmarkEnd w:id="21"/>
+      <w:bookmarkEnd w:id="22"/>
+      <w:bookmarkEnd w:id="23"/>
     </w:p>
     <w:p>
       <w:pPr>
@@ -3793,9 +4040,9 @@
           <w:bCs/>
         </w:rPr>
       </w:pPr>
-      <w:bookmarkStart w:id="7" w:name="_Toc83890415"/>
-      <w:bookmarkStart w:id="8" w:name="_Toc83890657"/>
-      <w:bookmarkStart w:id="9" w:name="_Toc90635433"/>
+      <w:bookmarkStart w:id="24" w:name="_Toc83890415"/>
+      <w:bookmarkStart w:id="25" w:name="_Toc83890657"/>
+      <w:bookmarkStart w:id="26" w:name="_Toc90635433"/>
       <w:r>
         <w:rPr>
           <w:rFonts w:asciiTheme="minorHAnsi" w:hAnsiTheme="minorHAnsi" w:cstheme="minorHAnsi"/>
@@ -3803,9 +4050,9 @@
         </w:rPr>
         <w:t>Ziele des Moduls</w:t>
       </w:r>
-      <w:bookmarkEnd w:id="7"/>
-      <w:bookmarkEnd w:id="8"/>
-      <w:bookmarkEnd w:id="9"/>
+      <w:bookmarkEnd w:id="24"/>
+      <w:bookmarkEnd w:id="25"/>
+      <w:bookmarkEnd w:id="26"/>
     </w:p>
     <w:p>
       <w:pPr>
@@ -3813,6 +4060,7 @@
           <w:rFonts w:asciiTheme="minorHAnsi" w:hAnsiTheme="minorHAnsi" w:cstheme="minorHAnsi"/>
         </w:rPr>
       </w:pPr>
+      <w:commentRangeStart w:id="27"/>
       <w:r>
         <w:rPr>
           <w:rFonts w:asciiTheme="minorHAnsi" w:hAnsiTheme="minorHAnsi" w:cstheme="minorHAnsi"/>
@@ -3886,6 +4134,13 @@
           <w:rFonts w:asciiTheme="minorHAnsi" w:hAnsiTheme="minorHAnsi" w:cstheme="minorHAnsi"/>
         </w:rPr>
         <w:t>Aus gesellschaftlich-kultureller Perspektive werden Konsequenzen des Einsatzes von KI-Methoden diskutiert und unter ethischen und moralischen Gesichtspunkten bewertet.</w:t>
+      </w:r>
+      <w:commentRangeEnd w:id="27"/>
+      <w:r>
+        <w:rPr>
+          <w:rStyle w:val="Kommentarzeichen"/>
+        </w:rPr>
+        <w:commentReference w:id="27"/>
       </w:r>
     </w:p>
     <w:p>
@@ -3915,9 +4170,9 @@
           <w:bCs/>
         </w:rPr>
       </w:pPr>
-      <w:bookmarkStart w:id="10" w:name="_Toc83890416"/>
-      <w:bookmarkStart w:id="11" w:name="_Toc83890658"/>
-      <w:bookmarkStart w:id="12" w:name="_Toc90635434"/>
+      <w:bookmarkStart w:id="28" w:name="_Toc83890416"/>
+      <w:bookmarkStart w:id="29" w:name="_Toc83890658"/>
+      <w:bookmarkStart w:id="30" w:name="_Toc90635434"/>
       <w:r>
         <w:rPr>
           <w:rFonts w:asciiTheme="minorHAnsi" w:hAnsiTheme="minorHAnsi" w:cstheme="minorHAnsi"/>
@@ -3926,9 +4181,9 @@
         <w:lastRenderedPageBreak/>
         <w:t>Die Rolle der Unternehmensvertreterin/des Unternehmensvertreters</w:t>
       </w:r>
-      <w:bookmarkEnd w:id="10"/>
-      <w:bookmarkEnd w:id="11"/>
-      <w:bookmarkEnd w:id="12"/>
+      <w:bookmarkEnd w:id="28"/>
+      <w:bookmarkEnd w:id="29"/>
+      <w:bookmarkEnd w:id="30"/>
     </w:p>
     <w:p>
       <w:pPr>
@@ -4144,9 +4399,9 @@
           <w:bCs/>
         </w:rPr>
       </w:pPr>
-      <w:bookmarkStart w:id="13" w:name="_Toc83890417"/>
-      <w:bookmarkStart w:id="14" w:name="_Toc83890659"/>
-      <w:bookmarkStart w:id="15" w:name="_Toc90635435"/>
+      <w:bookmarkStart w:id="31" w:name="_Toc83890417"/>
+      <w:bookmarkStart w:id="32" w:name="_Toc83890659"/>
+      <w:bookmarkStart w:id="33" w:name="_Toc90635435"/>
       <w:r>
         <w:rPr>
           <w:rFonts w:asciiTheme="minorHAnsi" w:hAnsiTheme="minorHAnsi" w:cstheme="minorHAnsi"/>
@@ -4154,9 +4409,9 @@
         </w:rPr>
         <w:t>Inhalte des Moduls</w:t>
       </w:r>
-      <w:bookmarkEnd w:id="13"/>
-      <w:bookmarkEnd w:id="14"/>
-      <w:bookmarkEnd w:id="15"/>
+      <w:bookmarkEnd w:id="31"/>
+      <w:bookmarkEnd w:id="32"/>
+      <w:bookmarkEnd w:id="33"/>
     </w:p>
     <w:p>
       <w:pPr>
@@ -4195,11 +4450,11 @@
         </w:rPr>
         <w:t>). In diesem Modul soll das überwachte Lernen vertieft werden. Hier werden dem Programm beschriftete Trainingsdaten zur Verfügung gestellt, auf deren Grundlage das Programm lernt, auch weiteren Daten eine Beschriftung zuzuordnen. Die wesentlichen Begriffe und Funktionen werden im Folgenden näher erläutert.</w:t>
       </w:r>
-      <w:bookmarkStart w:id="16" w:name="_3znysh7"/>
-      <w:bookmarkStart w:id="17" w:name="_Toc83890418"/>
-      <w:bookmarkStart w:id="18" w:name="_Toc83890660"/>
-      <w:bookmarkStart w:id="19" w:name="_Toc90635436"/>
-      <w:bookmarkEnd w:id="16"/>
+      <w:bookmarkStart w:id="34" w:name="_3znysh7"/>
+      <w:bookmarkStart w:id="35" w:name="_Toc83890418"/>
+      <w:bookmarkStart w:id="36" w:name="_Toc83890660"/>
+      <w:bookmarkStart w:id="37" w:name="_Toc90635436"/>
+      <w:bookmarkEnd w:id="34"/>
     </w:p>
     <w:p>
       <w:pPr>
@@ -4212,9 +4467,9 @@
       <w:r>
         <w:t>Klassifikation</w:t>
       </w:r>
-      <w:bookmarkEnd w:id="17"/>
-      <w:bookmarkEnd w:id="18"/>
-      <w:bookmarkEnd w:id="19"/>
+      <w:bookmarkEnd w:id="35"/>
+      <w:bookmarkEnd w:id="36"/>
+      <w:bookmarkEnd w:id="37"/>
     </w:p>
     <w:p>
       <w:pPr>
@@ -4379,7 +4634,7 @@
                     </pic:cNvPicPr>
                   </pic:nvPicPr>
                   <pic:blipFill>
-                    <a:blip r:embed="rId10"/>
+                    <a:blip r:embed="rId14"/>
                     <a:stretch/>
                   </pic:blipFill>
                   <pic:spPr bwMode="auto">
@@ -4527,7 +4782,7 @@
                     <pic:cNvPicPr/>
                   </pic:nvPicPr>
                   <pic:blipFill>
-                    <a:blip r:embed="rId11"/>
+                    <a:blip r:embed="rId15"/>
                     <a:stretch/>
                   </pic:blipFill>
                   <pic:spPr bwMode="auto">
@@ -4571,7 +4826,7 @@
                     <pic:cNvPicPr/>
                   </pic:nvPicPr>
                   <pic:blipFill>
-                    <a:blip r:embed="rId12"/>
+                    <a:blip r:embed="rId16"/>
                     <a:stretch/>
                   </pic:blipFill>
                   <pic:spPr bwMode="auto">
@@ -4625,7 +4880,7 @@
                     <pic:cNvPicPr/>
                   </pic:nvPicPr>
                   <pic:blipFill>
-                    <a:blip r:embed="rId13"/>
+                    <a:blip r:embed="rId17"/>
                     <a:stretch/>
                   </pic:blipFill>
                   <pic:spPr bwMode="auto">
@@ -4775,7 +5030,7 @@
                     <pic:cNvPicPr/>
                   </pic:nvPicPr>
                   <pic:blipFill>
-                    <a:blip r:embed="rId14"/>
+                    <a:blip r:embed="rId18"/>
                     <a:stretch/>
                   </pic:blipFill>
                   <pic:spPr bwMode="auto">
@@ -4836,7 +5091,7 @@
                     <pic:cNvPicPr/>
                   </pic:nvPicPr>
                   <pic:blipFill>
-                    <a:blip r:embed="rId15"/>
+                    <a:blip r:embed="rId19"/>
                     <a:stretch/>
                   </pic:blipFill>
                   <pic:spPr bwMode="auto">
@@ -4867,7 +5122,21 @@
         <w:rPr>
           <w:rFonts w:asciiTheme="minorHAnsi" w:hAnsiTheme="minorHAnsi" w:cstheme="minorHAnsi"/>
         </w:rPr>
-        <w:t xml:space="preserve">In diesem Falls entscheidet der Mehrheitsbeschluss: Im Beispiel ist die Mehrheit der Äffchen beißend, daher wird die Klasse “beißt” vergeben. In der Software Orange, dem Werkzeug das in diesem Modul genutzt wird, ist das wie folgt visualisiert: </w:t>
+        <w:t xml:space="preserve">In diesem Falls entscheidet der Mehrheitsbeschluss: Im Beispiel ist die Mehrheit der Äffchen beißend, daher wird die Klasse “beißt” vergeben. In der Software Orange, dem </w:t>
+      </w:r>
+      <w:proofErr w:type="gramStart"/>
+      <w:r>
+        <w:rPr>
+          <w:rFonts w:asciiTheme="minorHAnsi" w:hAnsiTheme="minorHAnsi" w:cstheme="minorHAnsi"/>
+        </w:rPr>
+        <w:t>Werkzeug</w:t>
+      </w:r>
+      <w:proofErr w:type="gramEnd"/>
+      <w:r>
+        <w:rPr>
+          <w:rFonts w:asciiTheme="minorHAnsi" w:hAnsiTheme="minorHAnsi" w:cstheme="minorHAnsi"/>
+        </w:rPr>
+        <w:t xml:space="preserve"> das in diesem Modul genutzt wird, ist das wie folgt visualisiert: </w:t>
       </w:r>
     </w:p>
     <w:p>
@@ -4896,7 +5165,7 @@
                     <pic:cNvPicPr/>
                   </pic:nvPicPr>
                   <pic:blipFill>
-                    <a:blip r:embed="rId16"/>
+                    <a:blip r:embed="rId20"/>
                     <a:stretch/>
                   </pic:blipFill>
                   <pic:spPr bwMode="auto">
@@ -4960,11 +5229,11 @@
           <w:bCs/>
         </w:rPr>
       </w:pPr>
-      <w:bookmarkStart w:id="20" w:name="_tyjcwt"/>
-      <w:bookmarkStart w:id="21" w:name="_Toc83890419"/>
-      <w:bookmarkStart w:id="22" w:name="_Toc83890661"/>
-      <w:bookmarkStart w:id="23" w:name="_Toc90635437"/>
-      <w:bookmarkEnd w:id="20"/>
+      <w:bookmarkStart w:id="38" w:name="_tyjcwt"/>
+      <w:bookmarkStart w:id="39" w:name="_Toc83890419"/>
+      <w:bookmarkStart w:id="40" w:name="_Toc83890661"/>
+      <w:bookmarkStart w:id="41" w:name="_Toc90635437"/>
+      <w:bookmarkEnd w:id="38"/>
       <w:r>
         <w:rPr>
           <w:rFonts w:asciiTheme="minorHAnsi" w:hAnsiTheme="minorHAnsi" w:cstheme="minorHAnsi"/>
@@ -4980,9 +5249,9 @@
         </w:rPr>
         <w:t>Underfitting</w:t>
       </w:r>
-      <w:bookmarkEnd w:id="21"/>
-      <w:bookmarkEnd w:id="22"/>
-      <w:bookmarkEnd w:id="23"/>
+      <w:bookmarkEnd w:id="39"/>
+      <w:bookmarkEnd w:id="40"/>
+      <w:bookmarkEnd w:id="41"/>
       <w:proofErr w:type="spellEnd"/>
     </w:p>
     <w:p>
@@ -5136,7 +5405,7 @@
                     <pic:cNvPicPr/>
                   </pic:nvPicPr>
                   <pic:blipFill>
-                    <a:blip r:embed="rId17"/>
+                    <a:blip r:embed="rId21"/>
                     <a:stretch/>
                   </pic:blipFill>
                   <pic:spPr bwMode="auto">
@@ -5244,11 +5513,11 @@
           <w:bCs/>
         </w:rPr>
       </w:pPr>
-      <w:bookmarkStart w:id="24" w:name="_2et92p0"/>
-      <w:bookmarkStart w:id="25" w:name="_Toc83890420"/>
-      <w:bookmarkStart w:id="26" w:name="_Toc83890662"/>
-      <w:bookmarkStart w:id="27" w:name="_Toc90635438"/>
-      <w:bookmarkEnd w:id="24"/>
+      <w:bookmarkStart w:id="42" w:name="_2et92p0"/>
+      <w:bookmarkStart w:id="43" w:name="_Toc83890420"/>
+      <w:bookmarkStart w:id="44" w:name="_Toc83890662"/>
+      <w:bookmarkStart w:id="45" w:name="_Toc90635438"/>
+      <w:bookmarkEnd w:id="42"/>
       <w:r>
         <w:rPr>
           <w:rFonts w:asciiTheme="minorHAnsi" w:hAnsiTheme="minorHAnsi" w:cstheme="minorHAnsi"/>
@@ -5256,9 +5525,9 @@
         </w:rPr>
         <w:t>Bewertung der Güte eines Modells</w:t>
       </w:r>
-      <w:bookmarkEnd w:id="25"/>
-      <w:bookmarkEnd w:id="26"/>
-      <w:bookmarkEnd w:id="27"/>
+      <w:bookmarkEnd w:id="43"/>
+      <w:bookmarkEnd w:id="44"/>
+      <w:bookmarkEnd w:id="45"/>
       <w:r>
         <w:rPr>
           <w:rFonts w:asciiTheme="minorHAnsi" w:hAnsiTheme="minorHAnsi" w:cstheme="minorHAnsi"/>
@@ -5277,7 +5546,21 @@
         <w:rPr>
           <w:rFonts w:asciiTheme="minorHAnsi" w:hAnsiTheme="minorHAnsi" w:cstheme="minorHAnsi"/>
         </w:rPr>
-        <w:t>Um ein Modell zu testen werden Testdaten verwendet. Auch für diese Testdaten (wie für die Trainingsdaten) ist die Beschriftung, also tatsächliche Klasse der Daten, bekannt. Bei unseren Äffchen wissen wir also, ob sie beißen oder nicht. Um zu bewerten, wie „gut“ das Modell die Testdaten klassifiziert, wird die Güte des Modells bestimmt. Dazu wird das Modell auf die Testdaten angewendet. Anschließend vergleiche wir die vom Modell vorhergesagten mit den eigentlichen Beschriftungen.</w:t>
+        <w:t xml:space="preserve">Um ein Modell zu </w:t>
+      </w:r>
+      <w:proofErr w:type="gramStart"/>
+      <w:r>
+        <w:rPr>
+          <w:rFonts w:asciiTheme="minorHAnsi" w:hAnsiTheme="minorHAnsi" w:cstheme="minorHAnsi"/>
+        </w:rPr>
+        <w:t>testen</w:t>
+      </w:r>
+      <w:proofErr w:type="gramEnd"/>
+      <w:r>
+        <w:rPr>
+          <w:rFonts w:asciiTheme="minorHAnsi" w:hAnsiTheme="minorHAnsi" w:cstheme="minorHAnsi"/>
+        </w:rPr>
+        <w:t xml:space="preserve"> werden Testdaten verwendet. Auch für diese Testdaten (wie für die Trainingsdaten) ist die Beschriftung, also tatsächliche Klasse der Daten, bekannt. Bei unseren Äffchen wissen wir also, ob sie beißen oder nicht. Um zu bewerten, wie „gut“ das Modell die Testdaten klassifiziert, wird die Güte des Modells bestimmt. Dazu wird das Modell auf die Testdaten angewendet. Anschließend vergleiche wir die vom Modell vorhergesagten mit den eigentlichen Beschriftungen.</w:t>
       </w:r>
     </w:p>
     <w:p>
@@ -5376,7 +5659,7 @@
                     <pic:cNvPicPr/>
                   </pic:nvPicPr>
                   <pic:blipFill>
-                    <a:blip r:embed="rId18"/>
+                    <a:blip r:embed="rId22"/>
                     <a:stretch/>
                   </pic:blipFill>
                   <pic:spPr bwMode="auto">
@@ -5929,7 +6212,7 @@
                     <pic:cNvPicPr/>
                   </pic:nvPicPr>
                   <pic:blipFill rotWithShape="1">
-                    <a:blip r:embed="rId19">
+                    <a:blip r:embed="rId23">
                       <a:extLst>
                         <a:ext uri="{28A0092B-C50C-407E-A947-70E740481C1C}">
                           <a14:useLocalDpi xmlns:a14="http://schemas.microsoft.com/office/drawing/2010/main" val="0"/>
@@ -6130,7 +6413,7 @@
                     <pic:cNvPicPr/>
                   </pic:nvPicPr>
                   <pic:blipFill rotWithShape="1">
-                    <a:blip r:embed="rId19">
+                    <a:blip r:embed="rId23">
                       <a:extLst>
                         <a:ext uri="{28A0092B-C50C-407E-A947-70E740481C1C}">
                           <a14:useLocalDpi xmlns:a14="http://schemas.microsoft.com/office/drawing/2010/main" val="0"/>
@@ -6312,7 +6595,7 @@
                     <pic:cNvPicPr/>
                   </pic:nvPicPr>
                   <pic:blipFill rotWithShape="1">
-                    <a:blip r:embed="rId19">
+                    <a:blip r:embed="rId23">
                       <a:extLst>
                         <a:ext uri="{28A0092B-C50C-407E-A947-70E740481C1C}">
                           <a14:useLocalDpi xmlns:a14="http://schemas.microsoft.com/office/drawing/2010/main" val="0"/>
@@ -6506,11 +6789,11 @@
           <w:bCs/>
         </w:rPr>
       </w:pPr>
-      <w:bookmarkStart w:id="28" w:name="_3dy6vkm"/>
-      <w:bookmarkStart w:id="29" w:name="_Toc83890421"/>
-      <w:bookmarkStart w:id="30" w:name="_Toc83890663"/>
-      <w:bookmarkStart w:id="31" w:name="_Toc90635439"/>
-      <w:bookmarkEnd w:id="28"/>
+      <w:bookmarkStart w:id="46" w:name="_3dy6vkm"/>
+      <w:bookmarkStart w:id="47" w:name="_Toc83890421"/>
+      <w:bookmarkStart w:id="48" w:name="_Toc83890663"/>
+      <w:bookmarkStart w:id="49" w:name="_Toc90635439"/>
+      <w:bookmarkEnd w:id="46"/>
       <w:r>
         <w:rPr>
           <w:rFonts w:asciiTheme="minorHAnsi" w:hAnsiTheme="minorHAnsi" w:cstheme="minorHAnsi"/>
@@ -6518,9 +6801,9 @@
         </w:rPr>
         <w:t>Bias</w:t>
       </w:r>
-      <w:bookmarkEnd w:id="29"/>
-      <w:bookmarkEnd w:id="30"/>
-      <w:bookmarkEnd w:id="31"/>
+      <w:bookmarkEnd w:id="47"/>
+      <w:bookmarkEnd w:id="48"/>
+      <w:bookmarkEnd w:id="49"/>
     </w:p>
     <w:p>
       <w:pPr>
@@ -6614,9 +6897,15 @@
     <w:p>
       <w:pPr>
         <w:widowControl w:val="0"/>
-        <w:rPr>
-          <w:rFonts w:asciiTheme="minorHAnsi" w:hAnsiTheme="minorHAnsi" w:cstheme="minorHAnsi"/>
-        </w:rPr>
+        <w:jc w:val="both"/>
+        <w:rPr>
+          <w:rFonts w:asciiTheme="minorHAnsi" w:hAnsiTheme="minorHAnsi" w:cstheme="minorHAnsi"/>
+        </w:rPr>
+        <w:pPrChange w:id="50" w:author="Imke Endjer" w:date="2023-02-22T11:22:00Z">
+          <w:pPr>
+            <w:widowControl w:val="0"/>
+          </w:pPr>
+        </w:pPrChange>
       </w:pPr>
       <w:r>
         <w:rPr>
@@ -6654,22 +6943,28 @@
     <w:p>
       <w:pPr>
         <w:widowControl w:val="0"/>
-        <w:rPr>
-          <w:rFonts w:asciiTheme="minorHAnsi" w:hAnsiTheme="minorHAnsi" w:cstheme="minorHAnsi"/>
-        </w:rPr>
-      </w:pPr>
-      <w:r>
-        <w:rPr>
-          <w:rFonts w:asciiTheme="minorHAnsi" w:hAnsiTheme="minorHAnsi" w:cstheme="minorHAnsi"/>
-        </w:rPr>
-        <w:t xml:space="preserve">Ein KI-System an sich ist also nicht „diskriminierend“ oder „sexistisch“. Aber wir Menschen sind eben oftmals unfair oder voreingenommen und das zeigt sich auch in den von uns produzierten Daten, die wir für maschinelle Lernverfahren heranziehen (etwa bei Bewerbungsprozessen). Damit übertragen wir unsere menschlichen Vorurteile auf die Technologie. Ein Bias kann aber auch durch Fehler in der Datenerhebung der verwendeten Datensätze (Stichprobenauswahl, soziale Erwünschtheit, …) entstehen. Bias in den verwendeten Daten aufzudecken, ist in der Praxis nicht so einfach: In diesem Modul arbeiten wir zu Beginn mit sehr kleinen Datensätzen, die wir auch händisch auswerten und überblicken können. In der Praxis hingegen, werden </w:t>
+        <w:jc w:val="both"/>
+        <w:rPr>
+          <w:rFonts w:asciiTheme="minorHAnsi" w:hAnsiTheme="minorHAnsi" w:cstheme="minorHAnsi"/>
+        </w:rPr>
+        <w:pPrChange w:id="51" w:author="Imke Endjer" w:date="2023-02-22T11:22:00Z">
+          <w:pPr>
+            <w:widowControl w:val="0"/>
+          </w:pPr>
+        </w:pPrChange>
+      </w:pPr>
+      <w:r>
+        <w:rPr>
+          <w:rFonts w:asciiTheme="minorHAnsi" w:hAnsiTheme="minorHAnsi" w:cstheme="minorHAnsi"/>
+        </w:rPr>
+        <w:t xml:space="preserve">Ein KI-System an sich ist also nicht „diskriminierend“ oder „sexistisch“. Aber wir Menschen sind eben oftmals unfair oder voreingenommen und das zeigt sich auch in den von uns produzierten Daten, die wir für maschinelle Lernverfahren heranziehen (etwa bei Bewerbungsprozessen). Damit übertragen wir unsere menschlichen Vorurteile auf die Technologie. Ein Bias kann aber auch durch Fehler in der Datenerhebung der verwendeten Datensätze (Stichprobenauswahl, soziale Erwünschtheit, …) entstehen. Bias in den verwendeten Daten aufzudecken, ist in der Praxis nicht so einfach: In diesem Modul arbeiten wir zu Beginn mit sehr kleinen Datensätzen, die wir auch händisch auswerten und überblicken können. In der Praxis hingegen, werden große </w:t>
       </w:r>
       <w:r>
         <w:rPr>
           <w:rFonts w:asciiTheme="minorHAnsi" w:hAnsiTheme="minorHAnsi" w:cstheme="minorHAnsi"/>
         </w:rPr>
         <w:lastRenderedPageBreak/>
-        <w:t>große Datensätze mit Millionen von Datenpunkten verwendet. Wie immer, wenn Informatiksysteme Entscheidungen mit direktem Einfluss auf unser Leben fällen, müssen sie insbesondere auch im Praxiseinsatz gründlich überprüft werden, um sicherzustellen, dass sie auch wie beabsichtigt funktioniert</w:t>
+        <w:t>Datensätze mit Millionen von Datenpunkten verwendet. Wie immer, wenn Informatiksysteme Entscheidungen mit direktem Einfluss auf unser Leben fällen, müssen sie insbesondere auch im Praxiseinsatz gründlich überprüft werden, um sicherzustellen, dass sie auch wie beabsichtigt funktioniert</w:t>
       </w:r>
       <w:r>
         <w:rPr>
@@ -6698,11 +6993,11 @@
           <w:bCs/>
         </w:rPr>
       </w:pPr>
-      <w:bookmarkStart w:id="32" w:name="_noyvwh1bfpyx"/>
-      <w:bookmarkStart w:id="33" w:name="_Toc83890422"/>
-      <w:bookmarkStart w:id="34" w:name="_Toc83890664"/>
-      <w:bookmarkStart w:id="35" w:name="_Toc90635440"/>
-      <w:bookmarkEnd w:id="32"/>
+      <w:bookmarkStart w:id="52" w:name="_noyvwh1bfpyx"/>
+      <w:bookmarkStart w:id="53" w:name="_Toc83890422"/>
+      <w:bookmarkStart w:id="54" w:name="_Toc83890664"/>
+      <w:bookmarkStart w:id="55" w:name="_Toc90635440"/>
+      <w:bookmarkEnd w:id="52"/>
       <w:r>
         <w:rPr>
           <w:rFonts w:asciiTheme="minorHAnsi" w:hAnsiTheme="minorHAnsi" w:cstheme="minorHAnsi"/>
@@ -6710,9 +7005,9 @@
         </w:rPr>
         <w:t>Orange3</w:t>
       </w:r>
-      <w:bookmarkEnd w:id="33"/>
-      <w:bookmarkEnd w:id="34"/>
-      <w:bookmarkEnd w:id="35"/>
+      <w:bookmarkEnd w:id="53"/>
+      <w:bookmarkEnd w:id="54"/>
+      <w:bookmarkEnd w:id="55"/>
     </w:p>
     <w:p>
       <w:pPr>
@@ -6742,7 +7037,7 @@
         </w:rPr>
         <w:t>Orange3 ist ein Datenanalysetool, das an der Universität Ljubljana entwickelt wird und für alle gängigen Desktop-Betriebssysteme zum Download zur Verfügung steht (</w:t>
       </w:r>
-      <w:hyperlink r:id="rId20" w:tooltip="http://orange.biolab.si/" w:history="1">
+      <w:hyperlink r:id="rId24" w:tooltip="http://orange.biolab.si/" w:history="1">
         <w:r>
           <w:rPr>
             <w:rFonts w:asciiTheme="minorHAnsi" w:hAnsiTheme="minorHAnsi" w:cstheme="minorHAnsi"/>
@@ -6987,7 +7282,7 @@
                     <pic:cNvPicPr/>
                   </pic:nvPicPr>
                   <pic:blipFill>
-                    <a:blip r:embed="rId21"/>
+                    <a:blip r:embed="rId25"/>
                     <a:stretch/>
                   </pic:blipFill>
                   <pic:spPr bwMode="auto">
@@ -7080,9 +7375,9 @@
           <w:bCs/>
         </w:rPr>
       </w:pPr>
-      <w:bookmarkStart w:id="36" w:name="_Toc83890423"/>
-      <w:bookmarkStart w:id="37" w:name="_Toc83890665"/>
-      <w:bookmarkStart w:id="38" w:name="_Toc90635441"/>
+      <w:bookmarkStart w:id="56" w:name="_Toc83890423"/>
+      <w:bookmarkStart w:id="57" w:name="_Toc83890665"/>
+      <w:bookmarkStart w:id="58" w:name="_Toc90635441"/>
       <w:r>
         <w:rPr>
           <w:rFonts w:asciiTheme="minorHAnsi" w:hAnsiTheme="minorHAnsi" w:cstheme="minorHAnsi"/>
@@ -7091,9 +7386,9 @@
         <w:lastRenderedPageBreak/>
         <w:t>Unterrichtliche Umsetzung</w:t>
       </w:r>
-      <w:bookmarkEnd w:id="36"/>
-      <w:bookmarkEnd w:id="37"/>
-      <w:bookmarkEnd w:id="38"/>
+      <w:bookmarkEnd w:id="56"/>
+      <w:bookmarkEnd w:id="57"/>
+      <w:bookmarkEnd w:id="58"/>
     </w:p>
     <w:p>
       <w:pPr>
@@ -7196,7 +7491,7 @@
                     <pic:cNvPicPr/>
                   </pic:nvPicPr>
                   <pic:blipFill>
-                    <a:blip r:embed="rId22"/>
+                    <a:blip r:embed="rId26"/>
                     <a:stretch/>
                   </pic:blipFill>
                   <pic:spPr bwMode="auto">
@@ -7277,9 +7572,9 @@
           <w:bCs/>
         </w:rPr>
       </w:pPr>
-      <w:bookmarkStart w:id="39" w:name="_Toc83890424"/>
-      <w:bookmarkStart w:id="40" w:name="_Toc83890666"/>
-      <w:bookmarkStart w:id="41" w:name="_Toc90635442"/>
+      <w:bookmarkStart w:id="59" w:name="_Toc83890424"/>
+      <w:bookmarkStart w:id="60" w:name="_Toc83890666"/>
+      <w:bookmarkStart w:id="61" w:name="_Toc90635442"/>
       <w:r>
         <w:rPr>
           <w:rFonts w:asciiTheme="minorHAnsi" w:hAnsiTheme="minorHAnsi" w:cstheme="minorHAnsi"/>
@@ -7288,9 +7583,9 @@
         <w:lastRenderedPageBreak/>
         <w:t>Grober Unterrichtsplan</w:t>
       </w:r>
-      <w:bookmarkEnd w:id="39"/>
-      <w:bookmarkEnd w:id="40"/>
-      <w:bookmarkEnd w:id="41"/>
+      <w:bookmarkEnd w:id="59"/>
+      <w:bookmarkEnd w:id="60"/>
+      <w:bookmarkEnd w:id="61"/>
     </w:p>
     <w:p>
       <w:pPr>
@@ -8130,9 +8425,9 @@
           <w:rFonts w:asciiTheme="minorHAnsi" w:hAnsiTheme="minorHAnsi" w:cstheme="minorHAnsi"/>
         </w:rPr>
         <w:sectPr>
-          <w:footerReference w:type="default" r:id="rId23"/>
-          <w:headerReference w:type="first" r:id="rId24"/>
-          <w:footerReference w:type="first" r:id="rId25"/>
+          <w:footerReference w:type="default" r:id="rId27"/>
+          <w:headerReference w:type="first" r:id="rId28"/>
+          <w:footerReference w:type="first" r:id="rId29"/>
           <w:pgSz w:w="11906" w:h="16838"/>
           <w:pgMar w:top="1134" w:right="1531" w:bottom="1134" w:left="1531" w:header="284" w:footer="329" w:gutter="0"/>
           <w:cols w:space="708"/>
@@ -8156,9 +8451,9 @@
           <w:bCs/>
         </w:rPr>
       </w:pPr>
-      <w:bookmarkStart w:id="46" w:name="_Toc83890425"/>
-      <w:bookmarkStart w:id="47" w:name="_Toc83890667"/>
-      <w:bookmarkStart w:id="48" w:name="_Toc90635443"/>
+      <w:bookmarkStart w:id="66" w:name="_Toc83890425"/>
+      <w:bookmarkStart w:id="67" w:name="_Toc83890667"/>
+      <w:bookmarkStart w:id="68" w:name="_Toc90635443"/>
       <w:r>
         <w:rPr>
           <w:rFonts w:asciiTheme="minorHAnsi" w:hAnsiTheme="minorHAnsi" w:cstheme="minorHAnsi"/>
@@ -8167,9 +8462,9 @@
         <w:lastRenderedPageBreak/>
         <w:t>Stundenverlaufsskizzen</w:t>
       </w:r>
-      <w:bookmarkEnd w:id="46"/>
-      <w:bookmarkEnd w:id="47"/>
-      <w:bookmarkEnd w:id="48"/>
+      <w:bookmarkEnd w:id="66"/>
+      <w:bookmarkEnd w:id="67"/>
+      <w:bookmarkEnd w:id="68"/>
     </w:p>
     <w:p>
       <w:pPr>
@@ -8245,9 +8540,9 @@
           <w:b/>
         </w:rPr>
       </w:pPr>
-      <w:bookmarkStart w:id="49" w:name="_Toc83890426"/>
-      <w:bookmarkStart w:id="50" w:name="_Toc83890668"/>
-      <w:bookmarkStart w:id="51" w:name="_Toc90635444"/>
+      <w:bookmarkStart w:id="69" w:name="_Toc83890426"/>
+      <w:bookmarkStart w:id="70" w:name="_Toc83890668"/>
+      <w:bookmarkStart w:id="71" w:name="_Toc90635444"/>
       <w:r>
         <w:rPr>
           <w:rFonts w:asciiTheme="minorHAnsi" w:hAnsiTheme="minorHAnsi" w:cstheme="minorHAnsi"/>
@@ -8255,9 +8550,9 @@
         </w:rPr>
         <w:t>Stunde 1: Datenanalyse und Entscheidungsbaum</w:t>
       </w:r>
-      <w:bookmarkEnd w:id="49"/>
-      <w:bookmarkEnd w:id="50"/>
-      <w:bookmarkEnd w:id="51"/>
+      <w:bookmarkEnd w:id="69"/>
+      <w:bookmarkEnd w:id="70"/>
+      <w:bookmarkEnd w:id="71"/>
     </w:p>
     <w:p>
       <w:pPr>
@@ -9025,10 +9320,10 @@
           <w:rFonts w:asciiTheme="minorHAnsi" w:hAnsiTheme="minorHAnsi" w:cstheme="minorHAnsi"/>
         </w:rPr>
         <w:sectPr>
-          <w:headerReference w:type="default" r:id="rId26"/>
-          <w:footerReference w:type="default" r:id="rId27"/>
-          <w:headerReference w:type="first" r:id="rId28"/>
-          <w:footerReference w:type="first" r:id="rId29"/>
+          <w:headerReference w:type="default" r:id="rId30"/>
+          <w:footerReference w:type="default" r:id="rId31"/>
+          <w:headerReference w:type="first" r:id="rId32"/>
+          <w:footerReference w:type="first" r:id="rId33"/>
           <w:pgSz w:w="16838" w:h="11906" w:orient="landscape"/>
           <w:pgMar w:top="1531" w:right="1134" w:bottom="1134" w:left="1134" w:header="709" w:footer="346" w:gutter="0"/>
           <w:cols w:space="708"/>
@@ -9340,14 +9635,14 @@
         </w:rPr>
         <w:t xml:space="preserve"> herangezogen. Bei der Erstellung der Regeln bzw. des Entscheidungsbaums auf dem zugehörigen Arbeitsblatt gibt es keine „eine Musterlösung“, auch wenn in den Begleitmaterialen eine mögliche „gute“ Lösung zur Orientierung angegeben ist. Auch diese Lösung ermöglicht aber keine vollständig korrekte Klassifikation der Testdaten, die beim maschinellen Lernen im Allgemeinen nicht erreicht werden kann. Die Schülerinnen und Schüler sollen bewusst mit ihren eigenen </w:t>
       </w:r>
-      <w:bookmarkStart w:id="52" w:name="_Hlk77938078"/>
+      <w:bookmarkStart w:id="72" w:name="_Hlk77938078"/>
       <w:r>
         <w:rPr>
           <w:rFonts w:asciiTheme="minorHAnsi" w:hAnsiTheme="minorHAnsi" w:cstheme="minorHAnsi"/>
         </w:rPr>
         <w:t>–</w:t>
       </w:r>
-      <w:bookmarkEnd w:id="52"/>
+      <w:bookmarkEnd w:id="72"/>
       <w:r>
         <w:rPr>
           <w:rFonts w:asciiTheme="minorHAnsi" w:hAnsiTheme="minorHAnsi" w:cstheme="minorHAnsi"/>
@@ -9422,9 +9717,9 @@
           <w:rFonts w:asciiTheme="minorHAnsi" w:hAnsiTheme="minorHAnsi" w:cstheme="minorHAnsi"/>
         </w:rPr>
         <w:sectPr>
-          <w:footerReference w:type="default" r:id="rId30"/>
-          <w:headerReference w:type="first" r:id="rId31"/>
-          <w:footerReference w:type="first" r:id="rId32"/>
+          <w:footerReference w:type="default" r:id="rId34"/>
+          <w:headerReference w:type="first" r:id="rId35"/>
+          <w:footerReference w:type="first" r:id="rId36"/>
           <w:pgSz w:w="11906" w:h="16838"/>
           <w:pgMar w:top="1134" w:right="1531" w:bottom="1134" w:left="1531" w:header="284" w:footer="329" w:gutter="0"/>
           <w:cols w:space="708"/>
@@ -9446,9 +9741,9 @@
           <w:b/>
         </w:rPr>
       </w:pPr>
-      <w:bookmarkStart w:id="53" w:name="_Toc83890427"/>
-      <w:bookmarkStart w:id="54" w:name="_Toc83890669"/>
-      <w:bookmarkStart w:id="55" w:name="_Toc90635445"/>
+      <w:bookmarkStart w:id="73" w:name="_Toc83890427"/>
+      <w:bookmarkStart w:id="74" w:name="_Toc83890669"/>
+      <w:bookmarkStart w:id="75" w:name="_Toc90635445"/>
       <w:r>
         <w:rPr>
           <w:rFonts w:asciiTheme="minorHAnsi" w:hAnsiTheme="minorHAnsi" w:cstheme="minorHAnsi"/>
@@ -9457,9 +9752,9 @@
         <w:lastRenderedPageBreak/>
         <w:t>Stunde 2-3: Datenanalyse mit Orange3</w:t>
       </w:r>
-      <w:bookmarkEnd w:id="53"/>
-      <w:bookmarkEnd w:id="54"/>
-      <w:bookmarkEnd w:id="55"/>
+      <w:bookmarkEnd w:id="73"/>
+      <w:bookmarkEnd w:id="74"/>
+      <w:bookmarkEnd w:id="75"/>
     </w:p>
     <w:p>
       <w:pPr>
@@ -10138,10 +10433,10 @@
           <w:rFonts w:asciiTheme="minorHAnsi" w:hAnsiTheme="minorHAnsi" w:cstheme="minorHAnsi"/>
         </w:rPr>
         <w:sectPr>
-          <w:headerReference w:type="default" r:id="rId33"/>
-          <w:footerReference w:type="default" r:id="rId34"/>
-          <w:headerReference w:type="first" r:id="rId35"/>
-          <w:footerReference w:type="first" r:id="rId36"/>
+          <w:headerReference w:type="default" r:id="rId37"/>
+          <w:footerReference w:type="default" r:id="rId38"/>
+          <w:headerReference w:type="first" r:id="rId39"/>
+          <w:footerReference w:type="first" r:id="rId40"/>
           <w:pgSz w:w="16838" w:h="11906" w:orient="landscape"/>
           <w:pgMar w:top="1531" w:right="1134" w:bottom="1134" w:left="1134" w:header="709" w:footer="346" w:gutter="0"/>
           <w:cols w:space="708"/>
@@ -10293,7 +10588,7 @@
                     <pic:cNvPicPr/>
                   </pic:nvPicPr>
                   <pic:blipFill>
-                    <a:blip r:embed="rId37"/>
+                    <a:blip r:embed="rId41"/>
                     <a:stretch/>
                   </pic:blipFill>
                   <pic:spPr bwMode="auto">
@@ -10350,7 +10645,7 @@
                     <pic:cNvPicPr/>
                   </pic:nvPicPr>
                   <pic:blipFill>
-                    <a:blip r:embed="rId38"/>
+                    <a:blip r:embed="rId42"/>
                     <a:stretch/>
                   </pic:blipFill>
                   <pic:spPr bwMode="auto">
@@ -10634,9 +10929,9 @@
           <w:rFonts w:asciiTheme="minorHAnsi" w:hAnsiTheme="minorHAnsi" w:cstheme="minorHAnsi"/>
         </w:rPr>
         <w:sectPr>
-          <w:footerReference w:type="default" r:id="rId39"/>
-          <w:headerReference w:type="first" r:id="rId40"/>
-          <w:footerReference w:type="first" r:id="rId41"/>
+          <w:footerReference w:type="default" r:id="rId43"/>
+          <w:headerReference w:type="first" r:id="rId44"/>
+          <w:footerReference w:type="first" r:id="rId45"/>
           <w:pgSz w:w="11906" w:h="16838"/>
           <w:pgMar w:top="1134" w:right="1531" w:bottom="1134" w:left="1531" w:header="284" w:footer="329" w:gutter="0"/>
           <w:cols w:space="708"/>
@@ -10658,9 +10953,9 @@
           <w:b/>
         </w:rPr>
       </w:pPr>
-      <w:bookmarkStart w:id="56" w:name="_Toc83890428"/>
-      <w:bookmarkStart w:id="57" w:name="_Toc83890670"/>
-      <w:bookmarkStart w:id="58" w:name="_Toc90635446"/>
+      <w:bookmarkStart w:id="76" w:name="_Toc83890428"/>
+      <w:bookmarkStart w:id="77" w:name="_Toc83890670"/>
+      <w:bookmarkStart w:id="78" w:name="_Toc90635446"/>
       <w:r>
         <w:rPr>
           <w:rFonts w:asciiTheme="minorHAnsi" w:hAnsiTheme="minorHAnsi" w:cstheme="minorHAnsi"/>
@@ -10669,9 +10964,9 @@
         <w:lastRenderedPageBreak/>
         <w:t>Stunde 4-6: Projektarbeit (nur Variante II)</w:t>
       </w:r>
-      <w:bookmarkEnd w:id="56"/>
-      <w:bookmarkEnd w:id="57"/>
-      <w:bookmarkEnd w:id="58"/>
+      <w:bookmarkEnd w:id="76"/>
+      <w:bookmarkEnd w:id="77"/>
+      <w:bookmarkEnd w:id="78"/>
     </w:p>
     <w:p>
       <w:pPr>
@@ -11067,7 +11362,23 @@
                 <w:rFonts w:asciiTheme="minorHAnsi" w:hAnsiTheme="minorHAnsi" w:cstheme="minorHAnsi"/>
                 <w:color w:val="auto"/>
               </w:rPr>
-              <w:t>Die Schülerinnen und Schüler bearbeiten das gewählte Projektthema in Gruppen und halten ihre Ergebnisse auf einem Plakat fest. Optional kann während des Projekts den Gruppen der Link zu einem Interview mit Data Scientist gegeben werden</w:t>
+              <w:t xml:space="preserve">Die Schülerinnen und Schüler bearbeiten das gewählte Projektthema </w:t>
+            </w:r>
+            <w:proofErr w:type="gramStart"/>
+            <w:r>
+              <w:rPr>
+                <w:rFonts w:asciiTheme="minorHAnsi" w:hAnsiTheme="minorHAnsi" w:cstheme="minorHAnsi"/>
+                <w:color w:val="auto"/>
+              </w:rPr>
+              <w:t>in Gruppen und halten</w:t>
+            </w:r>
+            <w:proofErr w:type="gramEnd"/>
+            <w:r>
+              <w:rPr>
+                <w:rFonts w:asciiTheme="minorHAnsi" w:hAnsiTheme="minorHAnsi" w:cstheme="minorHAnsi"/>
+                <w:color w:val="auto"/>
+              </w:rPr>
+              <w:t xml:space="preserve"> ihre Ergebnisse auf einem Plakat fest. Optional kann während des Projekts den Gruppen der Link zu einem Interview mit Data Scientist gegeben werden</w:t>
             </w:r>
             <w:r>
               <w:rPr>
@@ -11131,7 +11442,7 @@
               </w:rPr>
               <w:t xml:space="preserve">Interview mit Elena Bruna </w:t>
             </w:r>
-            <w:hyperlink r:id="rId42" w:history="1">
+            <w:hyperlink r:id="rId46" w:history="1">
               <w:r>
                 <w:rPr>
                   <w:rStyle w:val="Hyperlink"/>
@@ -11219,7 +11530,7 @@
               </w:rPr>
               <w:t xml:space="preserve"> </w:t>
             </w:r>
-            <w:hyperlink r:id="rId43" w:history="1">
+            <w:hyperlink r:id="rId47" w:history="1">
               <w:r>
                 <w:rPr>
                   <w:rStyle w:val="Hyperlink"/>
@@ -11474,10 +11785,10 @@
           <w:rFonts w:asciiTheme="minorHAnsi" w:hAnsiTheme="minorHAnsi" w:cstheme="minorHAnsi"/>
         </w:rPr>
         <w:sectPr>
-          <w:headerReference w:type="default" r:id="rId44"/>
-          <w:footerReference w:type="default" r:id="rId45"/>
-          <w:headerReference w:type="first" r:id="rId46"/>
-          <w:footerReference w:type="first" r:id="rId47"/>
+          <w:headerReference w:type="default" r:id="rId48"/>
+          <w:footerReference w:type="default" r:id="rId49"/>
+          <w:headerReference w:type="first" r:id="rId50"/>
+          <w:footerReference w:type="first" r:id="rId51"/>
           <w:pgSz w:w="16838" w:h="11906" w:orient="landscape"/>
           <w:pgMar w:top="1531" w:right="1134" w:bottom="1134" w:left="1134" w:header="709" w:footer="346" w:gutter="0"/>
           <w:cols w:space="708"/>
@@ -11947,9 +12258,9 @@
           <w:rFonts w:asciiTheme="minorHAnsi" w:hAnsiTheme="minorHAnsi" w:cstheme="minorHAnsi"/>
         </w:rPr>
         <w:sectPr>
-          <w:footerReference w:type="default" r:id="rId48"/>
-          <w:headerReference w:type="first" r:id="rId49"/>
-          <w:footerReference w:type="first" r:id="rId50"/>
+          <w:footerReference w:type="default" r:id="rId52"/>
+          <w:headerReference w:type="first" r:id="rId53"/>
+          <w:footerReference w:type="first" r:id="rId54"/>
           <w:pgSz w:w="11906" w:h="16838"/>
           <w:pgMar w:top="1134" w:right="1531" w:bottom="1134" w:left="1531" w:header="284" w:footer="329" w:gutter="0"/>
           <w:cols w:space="708"/>
@@ -11972,9 +12283,9 @@
           <w:b/>
         </w:rPr>
       </w:pPr>
-      <w:bookmarkStart w:id="59" w:name="_Toc83890429"/>
-      <w:bookmarkStart w:id="60" w:name="_Toc83890671"/>
-      <w:bookmarkStart w:id="61" w:name="_Toc90635447"/>
+      <w:bookmarkStart w:id="79" w:name="_Toc83890429"/>
+      <w:bookmarkStart w:id="80" w:name="_Toc83890671"/>
+      <w:bookmarkStart w:id="81" w:name="_Toc90635447"/>
       <w:r>
         <w:rPr>
           <w:rFonts w:asciiTheme="minorHAnsi" w:hAnsiTheme="minorHAnsi" w:cstheme="minorHAnsi"/>
@@ -11983,9 +12294,9 @@
         <w:lastRenderedPageBreak/>
         <w:t>Stunde 7: KI und unsere Gesellschaft</w:t>
       </w:r>
-      <w:bookmarkEnd w:id="59"/>
-      <w:bookmarkEnd w:id="60"/>
-      <w:bookmarkEnd w:id="61"/>
+      <w:bookmarkEnd w:id="79"/>
+      <w:bookmarkEnd w:id="80"/>
+      <w:bookmarkEnd w:id="81"/>
     </w:p>
     <w:p>
       <w:pPr>
@@ -12994,10 +13305,10 @@
           <w:rFonts w:asciiTheme="minorHAnsi" w:hAnsiTheme="minorHAnsi" w:cstheme="minorHAnsi"/>
         </w:rPr>
         <w:sectPr>
-          <w:headerReference w:type="default" r:id="rId51"/>
-          <w:footerReference w:type="default" r:id="rId52"/>
-          <w:headerReference w:type="first" r:id="rId53"/>
-          <w:footerReference w:type="first" r:id="rId54"/>
+          <w:headerReference w:type="default" r:id="rId55"/>
+          <w:footerReference w:type="default" r:id="rId56"/>
+          <w:headerReference w:type="first" r:id="rId57"/>
+          <w:footerReference w:type="first" r:id="rId58"/>
           <w:pgSz w:w="16838" w:h="11906" w:orient="landscape"/>
           <w:pgMar w:top="1531" w:right="1134" w:bottom="1134" w:left="1134" w:header="709" w:footer="346" w:gutter="0"/>
           <w:cols w:space="708"/>
@@ -13085,7 +13396,7 @@
           <w:bCs/>
         </w:rPr>
       </w:pPr>
-      <w:bookmarkStart w:id="62" w:name="_Toc90635448"/>
+      <w:bookmarkStart w:id="82" w:name="_Toc90635448"/>
       <w:r>
         <w:rPr>
           <w:rFonts w:asciiTheme="minorHAnsi" w:hAnsiTheme="minorHAnsi" w:cstheme="minorHAnsi"/>
@@ -13093,7 +13404,7 @@
         </w:rPr>
         <w:t>Einbettung in verschiedene Fächer und Themen</w:t>
       </w:r>
-      <w:bookmarkEnd w:id="62"/>
+      <w:bookmarkEnd w:id="82"/>
     </w:p>
     <w:p>
       <w:pPr>
@@ -13122,9 +13433,9 @@
           <w:bCs/>
         </w:rPr>
       </w:pPr>
-      <w:bookmarkStart w:id="63" w:name="_Toc83890430"/>
-      <w:bookmarkStart w:id="64" w:name="_Toc83890672"/>
-      <w:bookmarkStart w:id="65" w:name="_Toc90635449"/>
+      <w:bookmarkStart w:id="83" w:name="_Toc83890430"/>
+      <w:bookmarkStart w:id="84" w:name="_Toc83890672"/>
+      <w:bookmarkStart w:id="85" w:name="_Toc90635449"/>
       <w:r>
         <w:rPr>
           <w:rFonts w:asciiTheme="minorHAnsi" w:hAnsiTheme="minorHAnsi" w:cstheme="minorHAnsi"/>
@@ -13132,9 +13443,9 @@
         </w:rPr>
         <w:t>Anschlussthemen</w:t>
       </w:r>
-      <w:bookmarkEnd w:id="63"/>
-      <w:bookmarkEnd w:id="64"/>
-      <w:bookmarkEnd w:id="65"/>
+      <w:bookmarkEnd w:id="83"/>
+      <w:bookmarkEnd w:id="84"/>
+      <w:bookmarkEnd w:id="85"/>
     </w:p>
     <w:p>
       <w:pPr>
@@ -13217,7 +13528,7 @@
                     <pic:cNvPicPr/>
                   </pic:nvPicPr>
                   <pic:blipFill>
-                    <a:blip r:embed="rId55" cstate="print">
+                    <a:blip r:embed="rId59" cstate="print">
                       <a:extLst>
                         <a:ext uri="{28A0092B-C50C-407E-A947-70E740481C1C}">
                           <a14:useLocalDpi xmlns:a14="http://schemas.microsoft.com/office/drawing/2010/main" val="0"/>
@@ -13271,9 +13582,9 @@
           <w:bCs/>
         </w:rPr>
       </w:pPr>
-      <w:bookmarkStart w:id="66" w:name="_Toc83890431"/>
-      <w:bookmarkStart w:id="67" w:name="_Toc83890673"/>
-      <w:bookmarkStart w:id="68" w:name="_Toc90635450"/>
+      <w:bookmarkStart w:id="86" w:name="_Toc83890431"/>
+      <w:bookmarkStart w:id="87" w:name="_Toc83890673"/>
+      <w:bookmarkStart w:id="88" w:name="_Toc90635450"/>
       <w:r>
         <w:rPr>
           <w:rFonts w:asciiTheme="minorHAnsi" w:hAnsiTheme="minorHAnsi" w:cstheme="minorHAnsi"/>
@@ -13282,9 +13593,9 @@
         <w:lastRenderedPageBreak/>
         <w:t>Literatur und Links</w:t>
       </w:r>
-      <w:bookmarkEnd w:id="66"/>
-      <w:bookmarkEnd w:id="67"/>
-      <w:bookmarkEnd w:id="68"/>
+      <w:bookmarkEnd w:id="86"/>
+      <w:bookmarkEnd w:id="87"/>
+      <w:bookmarkEnd w:id="88"/>
       <w:r>
         <w:rPr>
           <w:rFonts w:asciiTheme="minorHAnsi" w:hAnsiTheme="minorHAnsi" w:cstheme="minorHAnsi"/>
@@ -13326,7 +13637,7 @@
         </w:rPr>
         <w:t xml:space="preserve">: </w:t>
       </w:r>
-      <w:hyperlink r:id="rId56" w:history="1">
+      <w:hyperlink r:id="rId60" w:history="1">
         <w:r>
           <w:rPr>
             <w:rStyle w:val="Hyperlink"/>
@@ -13376,7 +13687,7 @@
         </w:rPr>
         <w:t xml:space="preserve">: </w:t>
       </w:r>
-      <w:hyperlink r:id="rId57" w:history="1">
+      <w:hyperlink r:id="rId61" w:history="1">
         <w:r>
           <w:rPr>
             <w:rStyle w:val="Hyperlink"/>
@@ -13433,7 +13744,7 @@
         </w:rPr>
         <w:t xml:space="preserve"> </w:t>
       </w:r>
-      <w:hyperlink r:id="rId58" w:history="1">
+      <w:hyperlink r:id="rId62" w:history="1">
         <w:r>
           <w:rPr>
             <w:rStyle w:val="Hyperlink"/>
@@ -13449,7 +13760,7 @@
         </w:rPr>
         <w:t xml:space="preserve">, </w:t>
       </w:r>
-      <w:hyperlink r:id="rId59" w:history="1">
+      <w:hyperlink r:id="rId63" w:history="1">
         <w:r>
           <w:rPr>
             <w:rStyle w:val="Hyperlink"/>
@@ -13486,7 +13797,7 @@
           <w:color w:val="auto"/>
         </w:rPr>
       </w:pPr>
-      <w:bookmarkStart w:id="69" w:name="_Hlk94879626"/>
+      <w:bookmarkStart w:id="89" w:name="_Hlk94879626"/>
       <w:r>
         <w:rPr>
           <w:rFonts w:asciiTheme="minorHAnsi" w:hAnsiTheme="minorHAnsi" w:cstheme="minorHAnsi"/>
@@ -13541,7 +13852,7 @@
         </w:rPr>
         <w:br/>
       </w:r>
-      <w:hyperlink r:id="rId60" w:history="1">
+      <w:hyperlink r:id="rId64" w:history="1">
         <w:r>
           <w:rPr>
             <w:rStyle w:val="Hyperlink"/>
@@ -13564,10 +13875,10 @@
           <w:bCs/>
         </w:rPr>
       </w:pPr>
-      <w:bookmarkStart w:id="70" w:name="_Toc83890432"/>
-      <w:bookmarkStart w:id="71" w:name="_Toc83890674"/>
-      <w:bookmarkStart w:id="72" w:name="_Toc90635451"/>
-      <w:bookmarkEnd w:id="69"/>
+      <w:bookmarkStart w:id="90" w:name="_Toc83890432"/>
+      <w:bookmarkStart w:id="91" w:name="_Toc83890674"/>
+      <w:bookmarkStart w:id="92" w:name="_Toc90635451"/>
+      <w:bookmarkEnd w:id="89"/>
       <w:r>
         <w:rPr>
           <w:rFonts w:asciiTheme="minorHAnsi" w:hAnsiTheme="minorHAnsi" w:cstheme="minorHAnsi"/>
@@ -13575,9 +13886,9 @@
         </w:rPr>
         <w:t>Arbeitsmaterialien</w:t>
       </w:r>
-      <w:bookmarkEnd w:id="70"/>
-      <w:bookmarkEnd w:id="71"/>
-      <w:bookmarkEnd w:id="72"/>
+      <w:bookmarkEnd w:id="90"/>
+      <w:bookmarkEnd w:id="91"/>
+      <w:bookmarkEnd w:id="92"/>
     </w:p>
     <w:p>
       <w:pPr>
@@ -13589,7 +13900,21 @@
         <w:rPr>
           <w:rFonts w:asciiTheme="minorHAnsi" w:hAnsiTheme="minorHAnsi" w:cstheme="minorHAnsi"/>
         </w:rPr>
-        <w:t xml:space="preserve">Das Modul besteht aus folgenden Materialien. Zu allen Arbeitsblättern gibt es auch Musterlösungen. </w:t>
+        <w:t xml:space="preserve">Das Modul besteht </w:t>
+      </w:r>
+      <w:proofErr w:type="gramStart"/>
+      <w:r>
+        <w:rPr>
+          <w:rFonts w:asciiTheme="minorHAnsi" w:hAnsiTheme="minorHAnsi" w:cstheme="minorHAnsi"/>
+        </w:rPr>
+        <w:t>aus folgenden</w:t>
+      </w:r>
+      <w:proofErr w:type="gramEnd"/>
+      <w:r>
+        <w:rPr>
+          <w:rFonts w:asciiTheme="minorHAnsi" w:hAnsiTheme="minorHAnsi" w:cstheme="minorHAnsi"/>
+        </w:rPr>
+        <w:t xml:space="preserve"> Materialien. Zu allen Arbeitsblättern gibt es auch Musterlösungen. </w:t>
       </w:r>
     </w:p>
     <w:tbl>
@@ -14633,16 +14958,37 @@
               </w:rPr>
               <w:t xml:space="preserve">Interview 1: </w:t>
             </w:r>
-            <w:hyperlink r:id="rId61" w:history="1">
-              <w:r>
-                <w:rPr>
-                  <w:rStyle w:val="Hyperlink"/>
-                  <w:rFonts w:asciiTheme="minorHAnsi" w:hAnsiTheme="minorHAnsi" w:cstheme="minorHAnsi"/>
-                  <w:lang w:val="en-GB"/>
-                </w:rPr>
-                <w:t>https://youtu.be/EbURtR4NUj4</w:t>
-              </w:r>
-            </w:hyperlink>
+            <w:r>
+              <w:fldChar w:fldCharType="begin"/>
+            </w:r>
+            <w:r>
+              <w:rPr>
+                <w:lang w:val="en-GB"/>
+                <w:rPrChange w:id="93" w:author="Imke Endjer" w:date="2023-02-22T11:17:00Z">
+                  <w:rPr/>
+                </w:rPrChange>
+              </w:rPr>
+              <w:instrText>HYPERLINK "https://youtu.be/EbURtR4NUj4"</w:instrText>
+            </w:r>
+            <w:r>
+              <w:fldChar w:fldCharType="separate"/>
+            </w:r>
+            <w:r>
+              <w:rPr>
+                <w:rStyle w:val="Hyperlink"/>
+                <w:rFonts w:asciiTheme="minorHAnsi" w:hAnsiTheme="minorHAnsi" w:cstheme="minorHAnsi"/>
+                <w:lang w:val="en-GB"/>
+              </w:rPr>
+              <w:t>https://youtu.be/EbURtR4NUj4</w:t>
+            </w:r>
+            <w:r>
+              <w:rPr>
+                <w:rStyle w:val="Hyperlink"/>
+                <w:rFonts w:asciiTheme="minorHAnsi" w:hAnsiTheme="minorHAnsi" w:cstheme="minorHAnsi"/>
+                <w:lang w:val="en-GB"/>
+              </w:rPr>
+              <w:fldChar w:fldCharType="end"/>
+            </w:r>
           </w:p>
           <w:p>
             <w:pPr>
@@ -14660,16 +15006,37 @@
               </w:rPr>
               <w:t xml:space="preserve">Interview 2: </w:t>
             </w:r>
-            <w:hyperlink r:id="rId62" w:history="1">
-              <w:r>
-                <w:rPr>
-                  <w:rStyle w:val="Hyperlink"/>
-                  <w:rFonts w:asciiTheme="minorHAnsi" w:hAnsiTheme="minorHAnsi" w:cstheme="minorHAnsi"/>
-                  <w:lang w:val="en-GB"/>
-                </w:rPr>
-                <w:t>https://youtu.be/_sZnDZf7LgM</w:t>
-              </w:r>
-            </w:hyperlink>
+            <w:r>
+              <w:fldChar w:fldCharType="begin"/>
+            </w:r>
+            <w:r>
+              <w:rPr>
+                <w:lang w:val="en-GB"/>
+                <w:rPrChange w:id="94" w:author="Imke Endjer" w:date="2023-02-22T11:17:00Z">
+                  <w:rPr/>
+                </w:rPrChange>
+              </w:rPr>
+              <w:instrText>HYPERLINK "https://youtu.be/_sZnDZf7LgM"</w:instrText>
+            </w:r>
+            <w:r>
+              <w:fldChar w:fldCharType="separate"/>
+            </w:r>
+            <w:r>
+              <w:rPr>
+                <w:rStyle w:val="Hyperlink"/>
+                <w:rFonts w:asciiTheme="minorHAnsi" w:hAnsiTheme="minorHAnsi" w:cstheme="minorHAnsi"/>
+                <w:lang w:val="en-GB"/>
+              </w:rPr>
+              <w:t>https://youtu.be/_sZnDZf7LgM</w:t>
+            </w:r>
+            <w:r>
+              <w:rPr>
+                <w:rStyle w:val="Hyperlink"/>
+                <w:rFonts w:asciiTheme="minorHAnsi" w:hAnsiTheme="minorHAnsi" w:cstheme="minorHAnsi"/>
+                <w:lang w:val="en-GB"/>
+              </w:rPr>
+              <w:fldChar w:fldCharType="end"/>
+            </w:r>
           </w:p>
         </w:tc>
       </w:tr>
@@ -15012,8 +15379,8 @@
           <w:rFonts w:asciiTheme="minorHAnsi" w:hAnsiTheme="minorHAnsi" w:cstheme="minorHAnsi"/>
         </w:rPr>
       </w:pPr>
-      <w:bookmarkStart w:id="73" w:name="_2jxsxqh"/>
-      <w:bookmarkEnd w:id="73"/>
+      <w:bookmarkStart w:id="95" w:name="_2jxsxqh"/>
+      <w:bookmarkEnd w:id="95"/>
       <w:r>
         <w:rPr>
           <w:rFonts w:asciiTheme="minorHAnsi" w:eastAsia="arimo" w:hAnsiTheme="minorHAnsi" w:cstheme="minorHAnsi"/>
@@ -15088,9 +15455,9 @@
           <w:bCs/>
         </w:rPr>
       </w:pPr>
-      <w:bookmarkStart w:id="74" w:name="_Toc83890433"/>
-      <w:bookmarkStart w:id="75" w:name="_Toc83890675"/>
-      <w:bookmarkStart w:id="76" w:name="_Toc90635452"/>
+      <w:bookmarkStart w:id="96" w:name="_Toc83890433"/>
+      <w:bookmarkStart w:id="97" w:name="_Toc83890675"/>
+      <w:bookmarkStart w:id="98" w:name="_Toc90635452"/>
       <w:r>
         <w:rPr>
           <w:rFonts w:asciiTheme="minorHAnsi" w:hAnsiTheme="minorHAnsi" w:cstheme="minorHAnsi"/>
@@ -15098,9 +15465,9 @@
         </w:rPr>
         <w:t>Glossar</w:t>
       </w:r>
-      <w:bookmarkEnd w:id="74"/>
-      <w:bookmarkEnd w:id="75"/>
-      <w:bookmarkEnd w:id="76"/>
+      <w:bookmarkEnd w:id="96"/>
+      <w:bookmarkEnd w:id="97"/>
+      <w:bookmarkEnd w:id="98"/>
     </w:p>
     <w:tbl>
       <w:tblPr>
@@ -15464,12 +15831,12 @@
           <w:lang w:eastAsia="zh-CN"/>
         </w:rPr>
       </w:pPr>
-      <w:bookmarkStart w:id="77" w:name="_Toc24112811"/>
-      <w:bookmarkStart w:id="78" w:name="_Toc88152159"/>
-      <w:bookmarkStart w:id="79" w:name="_Toc90281164"/>
-      <w:bookmarkStart w:id="80" w:name="_Toc90283705"/>
-      <w:bookmarkStart w:id="81" w:name="_Toc90297969"/>
-      <w:bookmarkStart w:id="82" w:name="_Toc90635453"/>
+      <w:bookmarkStart w:id="99" w:name="_Toc24112811"/>
+      <w:bookmarkStart w:id="100" w:name="_Toc88152159"/>
+      <w:bookmarkStart w:id="101" w:name="_Toc90281164"/>
+      <w:bookmarkStart w:id="102" w:name="_Toc90283705"/>
+      <w:bookmarkStart w:id="103" w:name="_Toc90297969"/>
+      <w:bookmarkStart w:id="104" w:name="_Toc90635453"/>
     </w:p>
     <w:p>
       <w:pPr>
@@ -15516,7 +15883,7 @@
         <w:lastRenderedPageBreak/>
         <w:t>F</w:t>
       </w:r>
-      <w:bookmarkEnd w:id="77"/>
+      <w:bookmarkEnd w:id="99"/>
       <w:r>
         <w:rPr>
           <w:rFonts w:asciiTheme="minorHAnsi" w:eastAsia="helvetica neue" w:hAnsiTheme="minorHAnsi" w:cstheme="minorHAnsi"/>
@@ -15528,11 +15895,11 @@
         </w:rPr>
         <w:t>ragen, Feedback, Anregungen</w:t>
       </w:r>
-      <w:bookmarkEnd w:id="78"/>
-      <w:bookmarkEnd w:id="79"/>
-      <w:bookmarkEnd w:id="80"/>
-      <w:bookmarkEnd w:id="81"/>
-      <w:bookmarkEnd w:id="82"/>
+      <w:bookmarkEnd w:id="100"/>
+      <w:bookmarkEnd w:id="101"/>
+      <w:bookmarkEnd w:id="102"/>
+      <w:bookmarkEnd w:id="103"/>
+      <w:bookmarkEnd w:id="104"/>
     </w:p>
     <w:p>
       <w:pPr>
@@ -15591,19 +15958,19 @@
           <w:szCs w:val="21"/>
           <w:lang w:eastAsia="zh-CN"/>
         </w:rPr>
-        <w:t xml:space="preserve"> Questions) für die neuen KI-Module aufbauen oder die Module weiter entwickeln. </w:t>
-      </w:r>
-    </w:p>
-    <w:p>
-      <w:pPr>
-        <w:spacing w:before="240"/>
+        <w:t xml:space="preserve"> Questions) für die neuen KI-Module aufbauen oder die Module </w:t>
+      </w:r>
+      <w:proofErr w:type="gramStart"/>
+      <w:r>
         <w:rPr>
           <w:rFonts w:asciiTheme="minorHAnsi" w:eastAsia="helvetica neue" w:hAnsiTheme="minorHAnsi" w:cstheme="minorHAnsi"/>
           <w:bCs w:val="0"/>
           <w:szCs w:val="21"/>
           <w:lang w:eastAsia="zh-CN"/>
         </w:rPr>
-      </w:pPr>
+        <w:t>weiter entwickeln</w:t>
+      </w:r>
+      <w:proofErr w:type="gramEnd"/>
       <w:r>
         <w:rPr>
           <w:rFonts w:asciiTheme="minorHAnsi" w:eastAsia="helvetica neue" w:hAnsiTheme="minorHAnsi" w:cstheme="minorHAnsi"/>
@@ -15611,19 +15978,19 @@
           <w:szCs w:val="21"/>
           <w:lang w:eastAsia="zh-CN"/>
         </w:rPr>
-        <w:t xml:space="preserve">Bitte füllen Sie folgende Umfrage über </w:t>
-      </w:r>
-      <w:proofErr w:type="spellStart"/>
-      <w:r>
+        <w:t xml:space="preserve">. </w:t>
+      </w:r>
+    </w:p>
+    <w:p>
+      <w:pPr>
+        <w:spacing w:before="240"/>
         <w:rPr>
           <w:rFonts w:asciiTheme="minorHAnsi" w:eastAsia="helvetica neue" w:hAnsiTheme="minorHAnsi" w:cstheme="minorHAnsi"/>
           <w:bCs w:val="0"/>
           <w:szCs w:val="21"/>
           <w:lang w:eastAsia="zh-CN"/>
         </w:rPr>
-        <w:t>Surveymonkey</w:t>
-      </w:r>
-      <w:proofErr w:type="spellEnd"/>
+      </w:pPr>
       <w:r>
         <w:rPr>
           <w:rFonts w:asciiTheme="minorHAnsi" w:eastAsia="helvetica neue" w:hAnsiTheme="minorHAnsi" w:cstheme="minorHAnsi"/>
@@ -15631,9 +15998,29 @@
           <w:szCs w:val="21"/>
           <w:lang w:eastAsia="zh-CN"/>
         </w:rPr>
+        <w:t xml:space="preserve">Bitte füllen Sie folgende Umfrage über </w:t>
+      </w:r>
+      <w:proofErr w:type="spellStart"/>
+      <w:r>
+        <w:rPr>
+          <w:rFonts w:asciiTheme="minorHAnsi" w:eastAsia="helvetica neue" w:hAnsiTheme="minorHAnsi" w:cstheme="minorHAnsi"/>
+          <w:bCs w:val="0"/>
+          <w:szCs w:val="21"/>
+          <w:lang w:eastAsia="zh-CN"/>
+        </w:rPr>
+        <w:t>Surveymonkey</w:t>
+      </w:r>
+      <w:proofErr w:type="spellEnd"/>
+      <w:r>
+        <w:rPr>
+          <w:rFonts w:asciiTheme="minorHAnsi" w:eastAsia="helvetica neue" w:hAnsiTheme="minorHAnsi" w:cstheme="minorHAnsi"/>
+          <w:bCs w:val="0"/>
+          <w:szCs w:val="21"/>
+          <w:lang w:eastAsia="zh-CN"/>
+        </w:rPr>
         <w:t xml:space="preserve"> aus: </w:t>
       </w:r>
-      <w:hyperlink r:id="rId63" w:history="1">
+      <w:hyperlink r:id="rId65" w:history="1">
         <w:r>
           <w:rPr>
             <w:rStyle w:val="Hyperlink"/>
@@ -15713,7 +16100,7 @@
                     <pic:cNvPicPr/>
                   </pic:nvPicPr>
                   <pic:blipFill>
-                    <a:blip r:embed="rId64">
+                    <a:blip r:embed="rId66">
                       <a:extLst>
                         <a:ext uri="{28A0092B-C50C-407E-A947-70E740481C1C}">
                           <a14:useLocalDpi xmlns:a14="http://schemas.microsoft.com/office/drawing/2010/main" val="0"/>
@@ -15761,7 +16148,7 @@
         </w:rPr>
         <w:t xml:space="preserve">Sie können sich auch gerne unter </w:t>
       </w:r>
-      <w:hyperlink r:id="rId65" w:history="1">
+      <w:hyperlink r:id="rId67" w:history="1">
         <w:r>
           <w:rPr>
             <w:rFonts w:asciiTheme="minorHAnsi" w:eastAsia="helvetica neue" w:hAnsiTheme="minorHAnsi" w:cstheme="minorHAnsi"/>
@@ -15804,8 +16191,8 @@
       </w:pPr>
     </w:p>
     <w:sectPr>
-      <w:headerReference w:type="default" r:id="rId66"/>
-      <w:footerReference w:type="default" r:id="rId67"/>
+      <w:headerReference w:type="default" r:id="rId68"/>
+      <w:footerReference w:type="default" r:id="rId69"/>
       <w:pgSz w:w="11906" w:h="16838"/>
       <w:pgMar w:top="1134" w:right="1531" w:bottom="709" w:left="1531" w:header="709" w:footer="0" w:gutter="0"/>
       <w:cols w:space="708"/>
@@ -15813,6 +16200,45 @@
     </w:sectPr>
   </w:body>
 </w:document>
+</file>
+
+<file path=word/comments.xml><?xml version="1.0" encoding="utf-8"?>
+<w:comments xmlns:wpc="http://schemas.microsoft.com/office/word/2010/wordprocessingCanvas" xmlns:cx="http://schemas.microsoft.com/office/drawing/2014/chartex" xmlns:cx1="http://schemas.microsoft.com/office/drawing/2015/9/8/chartex" xmlns:cx2="http://schemas.microsoft.com/office/drawing/2015/10/21/chartex" xmlns:cx3="http://schemas.microsoft.com/office/drawing/2016/5/9/chartex" xmlns:cx4="http://schemas.microsoft.com/office/drawing/2016/5/10/chartex" xmlns:cx5="http://schemas.microsoft.com/office/drawing/2016/5/11/chartex" xmlns:cx6="http://schemas.microsoft.com/office/drawing/2016/5/12/chartex" xmlns:cx7="http://schemas.microsoft.com/office/drawing/2016/5/13/chartex" xmlns:cx8="http://schemas.microsoft.com/office/drawing/2016/5/14/chartex" xmlns:mc="http://schemas.openxmlformats.org/markup-compatibility/2006" xmlns:aink="http://schemas.microsoft.com/office/drawing/2016/ink" xmlns:am3d="http://schemas.microsoft.com/office/drawing/2017/model3d" xmlns:o="urn:schemas-microsoft-com:office:office" xmlns:oel="http://schemas.microsoft.com/office/2019/extlst" xmlns:r="http://schemas.openxmlformats.org/officeDocument/2006/relationships" xmlns:m="http://schemas.openxmlformats.org/officeDocument/2006/math" xmlns:v="urn:schemas-microsoft-com:vml" xmlns:wp14="http://schemas.microsoft.com/office/word/2010/wordprocessingDrawing" xmlns:wp="http://schemas.openxmlformats.org/drawingml/2006/wordprocessingDrawing" xmlns:w10="urn:schemas-microsoft-com:office:word" xmlns:w="http://schemas.openxmlformats.org/wordprocessingml/2006/main" xmlns:w14="http://schemas.microsoft.com/office/word/2010/wordml" xmlns:w15="http://schemas.microsoft.com/office/word/2012/wordml" xmlns:w16cex="http://schemas.microsoft.com/office/word/2018/wordml/cex" xmlns:w16cid="http://schemas.microsoft.com/office/word/2016/wordml/cid" xmlns:w16="http://schemas.microsoft.com/office/word/2018/wordml" xmlns:w16sdtdh="http://schemas.microsoft.com/office/word/2020/wordml/sdtdatahash" xmlns:w16se="http://schemas.microsoft.com/office/word/2015/wordml/symex" xmlns:wpg="http://schemas.microsoft.com/office/word/2010/wordprocessingGroup" xmlns:wpi="http://schemas.microsoft.com/office/word/2010/wordprocessingInk" xmlns:wne="http://schemas.microsoft.com/office/word/2006/wordml" xmlns:wps="http://schemas.microsoft.com/office/word/2010/wordprocessingShape" mc:Ignorable="w14 w15 w16se w16cid w16 w16cex w16sdtdh wp14">
+  <w:comment w:id="27" w:author="Imke Endjer" w:date="2023-02-22T11:21:00Z" w:initials="IE">
+    <w:p>
+      <w:pPr>
+        <w:pStyle w:val="Kommentartext"/>
+      </w:pPr>
+      <w:r>
+        <w:rPr>
+          <w:rStyle w:val="Kommentarzeichen"/>
+        </w:rPr>
+        <w:annotationRef/>
+      </w:r>
+      <w:r>
+        <w:t>Sollte hier nicht die Ziele aus dem One-Pager definiert werden?</w:t>
+      </w:r>
+    </w:p>
+  </w:comment>
+</w:comments>
+</file>
+
+<file path=word/commentsExtended.xml><?xml version="1.0" encoding="utf-8"?>
+<w15:commentsEx xmlns:wpc="http://schemas.microsoft.com/office/word/2010/wordprocessingCanvas" xmlns:cx="http://schemas.microsoft.com/office/drawing/2014/chartex" xmlns:cx1="http://schemas.microsoft.com/office/drawing/2015/9/8/chartex" xmlns:cx2="http://schemas.microsoft.com/office/drawing/2015/10/21/chartex" xmlns:cx3="http://schemas.microsoft.com/office/drawing/2016/5/9/chartex" xmlns:cx4="http://schemas.microsoft.com/office/drawing/2016/5/10/chartex" xmlns:cx5="http://schemas.microsoft.com/office/drawing/2016/5/11/chartex" xmlns:cx6="http://schemas.microsoft.com/office/drawing/2016/5/12/chartex" xmlns:cx7="http://schemas.microsoft.com/office/drawing/2016/5/13/chartex" xmlns:cx8="http://schemas.microsoft.com/office/drawing/2016/5/14/chartex" xmlns:mc="http://schemas.openxmlformats.org/markup-compatibility/2006" xmlns:aink="http://schemas.microsoft.com/office/drawing/2016/ink" xmlns:am3d="http://schemas.microsoft.com/office/drawing/2017/model3d" xmlns:o="urn:schemas-microsoft-com:office:office" xmlns:oel="http://schemas.microsoft.com/office/2019/extlst" xmlns:r="http://schemas.openxmlformats.org/officeDocument/2006/relationships" xmlns:m="http://schemas.openxmlformats.org/officeDocument/2006/math" xmlns:v="urn:schemas-microsoft-com:vml" xmlns:wp14="http://schemas.microsoft.com/office/word/2010/wordprocessingDrawing" xmlns:wp="http://schemas.openxmlformats.org/drawingml/2006/wordprocessingDrawing" xmlns:w10="urn:schemas-microsoft-com:office:word" xmlns:w="http://schemas.openxmlformats.org/wordprocessingml/2006/main" xmlns:w14="http://schemas.microsoft.com/office/word/2010/wordml" xmlns:w15="http://schemas.microsoft.com/office/word/2012/wordml" xmlns:w16cex="http://schemas.microsoft.com/office/word/2018/wordml/cex" xmlns:w16cid="http://schemas.microsoft.com/office/word/2016/wordml/cid" xmlns:w16="http://schemas.microsoft.com/office/word/2018/wordml" xmlns:w16sdtdh="http://schemas.microsoft.com/office/word/2020/wordml/sdtdatahash" xmlns:w16se="http://schemas.microsoft.com/office/word/2015/wordml/symex" xmlns:wpg="http://schemas.microsoft.com/office/word/2010/wordprocessingGroup" xmlns:wpi="http://schemas.microsoft.com/office/word/2010/wordprocessingInk" xmlns:wne="http://schemas.microsoft.com/office/word/2006/wordml" xmlns:wps="http://schemas.microsoft.com/office/word/2010/wordprocessingShape" mc:Ignorable="w14 w15 w16se w16cid w16 w16cex w16sdtdh wp14">
+  <w15:commentEx w15:paraId="6CBE5CC1" w15:done="0"/>
+</w15:commentsEx>
+</file>
+
+<file path=word/commentsExtensible.xml><?xml version="1.0" encoding="utf-8"?>
+<w16cex:commentsExtensible xmlns:wpc="http://schemas.microsoft.com/office/word/2010/wordprocessingCanvas" xmlns:cx="http://schemas.microsoft.com/office/drawing/2014/chartex" xmlns:cx1="http://schemas.microsoft.com/office/drawing/2015/9/8/chartex" xmlns:cx2="http://schemas.microsoft.com/office/drawing/2015/10/21/chartex" xmlns:cx3="http://schemas.microsoft.com/office/drawing/2016/5/9/chartex" xmlns:cx4="http://schemas.microsoft.com/office/drawing/2016/5/10/chartex" xmlns:cx5="http://schemas.microsoft.com/office/drawing/2016/5/11/chartex" xmlns:cx6="http://schemas.microsoft.com/office/drawing/2016/5/12/chartex" xmlns:cx7="http://schemas.microsoft.com/office/drawing/2016/5/13/chartex" xmlns:cx8="http://schemas.microsoft.com/office/drawing/2016/5/14/chartex" xmlns:mc="http://schemas.openxmlformats.org/markup-compatibility/2006" xmlns:aink="http://schemas.microsoft.com/office/drawing/2016/ink" xmlns:am3d="http://schemas.microsoft.com/office/drawing/2017/model3d" xmlns:o="urn:schemas-microsoft-com:office:office" xmlns:oel="http://schemas.microsoft.com/office/2019/extlst" xmlns:r="http://schemas.openxmlformats.org/officeDocument/2006/relationships" xmlns:m="http://schemas.openxmlformats.org/officeDocument/2006/math" xmlns:v="urn:schemas-microsoft-com:vml" xmlns:wp14="http://schemas.microsoft.com/office/word/2010/wordprocessingDrawing" xmlns:wp="http://schemas.openxmlformats.org/drawingml/2006/wordprocessingDrawing" xmlns:w10="urn:schemas-microsoft-com:office:word" xmlns:w="http://schemas.openxmlformats.org/wordprocessingml/2006/main" xmlns:w14="http://schemas.microsoft.com/office/word/2010/wordml" xmlns:w15="http://schemas.microsoft.com/office/word/2012/wordml" xmlns:w16cex="http://schemas.microsoft.com/office/word/2018/wordml/cex" xmlns:w16cid="http://schemas.microsoft.com/office/word/2016/wordml/cid" xmlns:w16="http://schemas.microsoft.com/office/word/2018/wordml" xmlns:w16sdtdh="http://schemas.microsoft.com/office/word/2020/wordml/sdtdatahash" xmlns:w16se="http://schemas.microsoft.com/office/word/2015/wordml/symex" xmlns:wpg="http://schemas.microsoft.com/office/word/2010/wordprocessingGroup" xmlns:wpi="http://schemas.microsoft.com/office/word/2010/wordprocessingInk" xmlns:wne="http://schemas.microsoft.com/office/word/2006/wordml" xmlns:wps="http://schemas.microsoft.com/office/word/2010/wordprocessingShape" mc:Ignorable="w14 w15 w16se w16cid w16 w16cex w16sdtdh wp14">
+  <w16cex:commentExtensible w16cex:durableId="27A0791F" w16cex:dateUtc="2023-02-22T10:21:00Z"/>
+</w16cex:commentsExtensible>
+</file>
+
+<file path=word/commentsIds.xml><?xml version="1.0" encoding="utf-8"?>
+<w16cid:commentsIds xmlns:wpc="http://schemas.microsoft.com/office/word/2010/wordprocessingCanvas" xmlns:cx="http://schemas.microsoft.com/office/drawing/2014/chartex" xmlns:cx1="http://schemas.microsoft.com/office/drawing/2015/9/8/chartex" xmlns:cx2="http://schemas.microsoft.com/office/drawing/2015/10/21/chartex" xmlns:cx3="http://schemas.microsoft.com/office/drawing/2016/5/9/chartex" xmlns:cx4="http://schemas.microsoft.com/office/drawing/2016/5/10/chartex" xmlns:cx5="http://schemas.microsoft.com/office/drawing/2016/5/11/chartex" xmlns:cx6="http://schemas.microsoft.com/office/drawing/2016/5/12/chartex" xmlns:cx7="http://schemas.microsoft.com/office/drawing/2016/5/13/chartex" xmlns:cx8="http://schemas.microsoft.com/office/drawing/2016/5/14/chartex" xmlns:mc="http://schemas.openxmlformats.org/markup-compatibility/2006" xmlns:aink="http://schemas.microsoft.com/office/drawing/2016/ink" xmlns:am3d="http://schemas.microsoft.com/office/drawing/2017/model3d" xmlns:o="urn:schemas-microsoft-com:office:office" xmlns:oel="http://schemas.microsoft.com/office/2019/extlst" xmlns:r="http://schemas.openxmlformats.org/officeDocument/2006/relationships" xmlns:m="http://schemas.openxmlformats.org/officeDocument/2006/math" xmlns:v="urn:schemas-microsoft-com:vml" xmlns:wp14="http://schemas.microsoft.com/office/word/2010/wordprocessingDrawing" xmlns:wp="http://schemas.openxmlformats.org/drawingml/2006/wordprocessingDrawing" xmlns:w10="urn:schemas-microsoft-com:office:word" xmlns:w="http://schemas.openxmlformats.org/wordprocessingml/2006/main" xmlns:w14="http://schemas.microsoft.com/office/word/2010/wordml" xmlns:w15="http://schemas.microsoft.com/office/word/2012/wordml" xmlns:w16cex="http://schemas.microsoft.com/office/word/2018/wordml/cex" xmlns:w16cid="http://schemas.microsoft.com/office/word/2016/wordml/cid" xmlns:w16="http://schemas.microsoft.com/office/word/2018/wordml" xmlns:w16sdtdh="http://schemas.microsoft.com/office/word/2020/wordml/sdtdatahash" xmlns:w16se="http://schemas.microsoft.com/office/word/2015/wordml/symex" xmlns:wpg="http://schemas.microsoft.com/office/word/2010/wordprocessingGroup" xmlns:wpi="http://schemas.microsoft.com/office/word/2010/wordprocessingInk" xmlns:wne="http://schemas.microsoft.com/office/word/2006/wordml" xmlns:wps="http://schemas.microsoft.com/office/word/2010/wordprocessingShape" mc:Ignorable="w14 w15 w16se w16cid w16 w16cex w16sdtdh wp14">
+  <w16cid:commentId w16cid:paraId="6CBE5CC1" w16cid:durableId="27A0791F"/>
+</w16cid:commentsIds>
 </file>
 
 <file path=word/endnotes.xml><?xml version="1.0" encoding="utf-8"?>
@@ -18970,8 +19396,8 @@
         <w:szCs w:val="18"/>
       </w:rPr>
     </w:pPr>
-    <w:bookmarkStart w:id="44" w:name="_Hlk58245454"/>
-    <w:bookmarkStart w:id="45" w:name="_Hlk58245455"/>
+    <w:bookmarkStart w:id="64" w:name="_Hlk58245454"/>
+    <w:bookmarkStart w:id="65" w:name="_Hlk58245455"/>
     <w:r>
       <w:rPr>
         <w:noProof/>
@@ -19291,8 +19717,8 @@
       <w:t xml:space="preserve">         </w:t>
     </w:r>
   </w:p>
-  <w:bookmarkEnd w:id="44"/>
-  <w:bookmarkEnd w:id="45"/>
+  <w:bookmarkEnd w:id="64"/>
+  <w:bookmarkEnd w:id="65"/>
   <w:p>
     <w:pPr>
       <w:pStyle w:val="Fuzeile"/>
@@ -21868,7 +22294,15 @@
         <w:footnoteRef/>
       </w:r>
       <w:r>
-        <w:t xml:space="preserve"> Der Computer könnte in unserem Beispiel auch direkt mit den Bilder arbeiten, wie das etwa bei Bilderkennung bzw. Klassifikation von Bildern der Fall ist. Allerdings liegen viele Daten in tabellarischer Form vor, wie auch in den späteren Beispielen in diesem Modul. Auch dort werden die für den Anwendungsfall relevanten Merkmale aus der „echten Welt“ erfasst und für den Computer verarbeitbar gemacht.</w:t>
+        <w:t xml:space="preserve"> Der Computer könnte in unserem Beispiel auch direkt </w:t>
+      </w:r>
+      <w:proofErr w:type="gramStart"/>
+      <w:r>
+        <w:t>mit den Bilder</w:t>
+      </w:r>
+      <w:proofErr w:type="gramEnd"/>
+      <w:r>
+        <w:t xml:space="preserve"> arbeiten, wie das etwa bei Bilderkennung bzw. Klassifikation von Bildern der Fall ist. Allerdings liegen viele Daten in tabellarischer Form vor, wie auch in den späteren Beispielen in diesem Modul. Auch dort werden die für den Anwendungsfall relevanten Merkmale aus der „echten Welt“ erfasst und für den Computer verarbeitbar gemacht.</w:t>
       </w:r>
     </w:p>
   </w:footnote>
@@ -21936,8 +22370,8 @@
         <w:vertAlign w:val="subscript"/>
       </w:rPr>
     </w:pPr>
-    <w:bookmarkStart w:id="42" w:name="_Hlk58245611"/>
-    <w:bookmarkStart w:id="43" w:name="_Hlk58245612"/>
+    <w:bookmarkStart w:id="62" w:name="_Hlk58245611"/>
+    <w:bookmarkStart w:id="63" w:name="_Hlk58245612"/>
     <w:r>
       <w:rPr>
         <w:noProof/>
@@ -22038,8 +22472,8 @@
       </w:rPr>
       <w:tab/>
     </w:r>
-    <w:bookmarkEnd w:id="42"/>
-    <w:bookmarkEnd w:id="43"/>
+    <w:bookmarkEnd w:id="62"/>
+    <w:bookmarkEnd w:id="63"/>
   </w:p>
   <w:p>
     <w:pPr>
@@ -26183,6 +26617,14 @@
   </w:num>
   <w:numIdMacAtCleanup w:val="20"/>
 </w:numbering>
+</file>
+
+<file path=word/people.xml><?xml version="1.0" encoding="utf-8"?>
+<w15:people xmlns:wpc="http://schemas.microsoft.com/office/word/2010/wordprocessingCanvas" xmlns:cx="http://schemas.microsoft.com/office/drawing/2014/chartex" xmlns:cx1="http://schemas.microsoft.com/office/drawing/2015/9/8/chartex" xmlns:cx2="http://schemas.microsoft.com/office/drawing/2015/10/21/chartex" xmlns:cx3="http://schemas.microsoft.com/office/drawing/2016/5/9/chartex" xmlns:cx4="http://schemas.microsoft.com/office/drawing/2016/5/10/chartex" xmlns:cx5="http://schemas.microsoft.com/office/drawing/2016/5/11/chartex" xmlns:cx6="http://schemas.microsoft.com/office/drawing/2016/5/12/chartex" xmlns:cx7="http://schemas.microsoft.com/office/drawing/2016/5/13/chartex" xmlns:cx8="http://schemas.microsoft.com/office/drawing/2016/5/14/chartex" xmlns:mc="http://schemas.openxmlformats.org/markup-compatibility/2006" xmlns:aink="http://schemas.microsoft.com/office/drawing/2016/ink" xmlns:am3d="http://schemas.microsoft.com/office/drawing/2017/model3d" xmlns:o="urn:schemas-microsoft-com:office:office" xmlns:oel="http://schemas.microsoft.com/office/2019/extlst" xmlns:r="http://schemas.openxmlformats.org/officeDocument/2006/relationships" xmlns:m="http://schemas.openxmlformats.org/officeDocument/2006/math" xmlns:v="urn:schemas-microsoft-com:vml" xmlns:wp14="http://schemas.microsoft.com/office/word/2010/wordprocessingDrawing" xmlns:wp="http://schemas.openxmlformats.org/drawingml/2006/wordprocessingDrawing" xmlns:w10="urn:schemas-microsoft-com:office:word" xmlns:w="http://schemas.openxmlformats.org/wordprocessingml/2006/main" xmlns:w14="http://schemas.microsoft.com/office/word/2010/wordml" xmlns:w15="http://schemas.microsoft.com/office/word/2012/wordml" xmlns:w16cex="http://schemas.microsoft.com/office/word/2018/wordml/cex" xmlns:w16cid="http://schemas.microsoft.com/office/word/2016/wordml/cid" xmlns:w16="http://schemas.microsoft.com/office/word/2018/wordml" xmlns:w16sdtdh="http://schemas.microsoft.com/office/word/2020/wordml/sdtdatahash" xmlns:w16se="http://schemas.microsoft.com/office/word/2015/wordml/symex" xmlns:wpg="http://schemas.microsoft.com/office/word/2010/wordprocessingGroup" xmlns:wpi="http://schemas.microsoft.com/office/word/2010/wordprocessingInk" xmlns:wne="http://schemas.microsoft.com/office/word/2006/wordml" xmlns:wps="http://schemas.microsoft.com/office/word/2010/wordprocessingShape" mc:Ignorable="w14 w15 w16se w16cid w16 w16cex w16sdtdh wp14">
+  <w15:person w15:author="Imke Endjer">
+    <w15:presenceInfo w15:providerId="AD" w15:userId="S::imke.endjer@uni-oldenburg.de::1afa6594-d4a8-48a2-b73b-6dd640e31d31"/>
+  </w15:person>
+</w15:people>
 </file>
 
 <file path=word/styles.xml><?xml version="1.0" encoding="utf-8"?>
@@ -39273,6 +39715,21 @@
       <w:u w:val="single"/>
     </w:rPr>
   </w:style>
+  <w:style w:type="paragraph" w:styleId="berarbeitung">
+    <w:name w:val="Revision"/>
+    <w:hidden/>
+    <w:uiPriority w:val="99"/>
+    <w:semiHidden/>
+    <w:rsid w:val="00C9294A"/>
+    <w:pPr>
+      <w:spacing w:after="0" w:line="240" w:lineRule="auto"/>
+    </w:pPr>
+    <w:rPr>
+      <w:bCs/>
+      <w:sz w:val="21"/>
+      <w:lang w:eastAsia="de-DE"/>
+    </w:rPr>
+  </w:style>
 </w:styles>
 </file>
 
@@ -39485,27 +39942,27 @@
 </file>
 
 <file path=customXml/item1.xml><?xml version="1.0" encoding="utf-8"?>
-<b:Sources xmlns:b="http://schemas.openxmlformats.org/officeDocument/2006/bibliography" xmlns="http://schemas.openxmlformats.org/officeDocument/2006/bibliography" SelectedStyle="\APASixthEditionOfficeOnline.xsl" StyleName="APA" Version="6"/>
-</file>
-
-<file path=customXml/item2.xml><?xml version="1.0" encoding="utf-8"?>
 <w:settings xmlns:w="http://schemas.openxmlformats.org/wordprocessingml/2006/main">
   <w:SpecialFormsHighlight w:val="c9c8ff"/>
 </w:settings>
 </file>
 
+<file path=customXml/item2.xml><?xml version="1.0" encoding="utf-8"?>
+<b:Sources xmlns:b="http://schemas.openxmlformats.org/officeDocument/2006/bibliography" xmlns="http://schemas.openxmlformats.org/officeDocument/2006/bibliography" SelectedStyle="\APASixthEditionOfficeOnline.xsl" StyleName="APA" Version="6"/>
+</file>
+
 <file path=customXml/itemProps1.xml><?xml version="1.0" encoding="utf-8"?>
+<ds:datastoreItem xmlns:ds="http://schemas.openxmlformats.org/officeDocument/2006/customXml" ds:itemID="{5D0AEA6B-E499-4EEF-98A3-AFBB261C493E}">
+  <ds:schemaRefs>
+    <ds:schemaRef ds:uri="http://schemas.openxmlformats.org/wordprocessingml/2006/main"/>
+  </ds:schemaRefs>
+</ds:datastoreItem>
+</file>
+
+<file path=customXml/itemProps2.xml><?xml version="1.0" encoding="utf-8"?>
 <ds:datastoreItem xmlns:ds="http://schemas.openxmlformats.org/officeDocument/2006/customXml" ds:itemID="{9C860D40-E240-455F-A689-7AD4F0BFC951}">
   <ds:schemaRefs>
     <ds:schemaRef ds:uri="http://schemas.openxmlformats.org/officeDocument/2006/bibliography"/>
   </ds:schemaRefs>
 </ds:datastoreItem>
-</file>
-
-<file path=customXml/itemProps2.xml><?xml version="1.0" encoding="utf-8"?>
-<ds:datastoreItem xmlns:ds="http://schemas.openxmlformats.org/officeDocument/2006/customXml" ds:itemID="{5D0AEA6B-E499-4EEF-98A3-AFBB261C493E}">
-  <ds:schemaRefs>
-    <ds:schemaRef ds:uri="http://schemas.openxmlformats.org/wordprocessingml/2006/main"/>
-  </ds:schemaRefs>
-</ds:datastoreItem>
 </file>
--- a/7_KI-Basismodule/KI-B4/KI-B4.0_Modulbeschreibung.docx
+++ b/7_KI-Basismodule/KI-B4/KI-B4.0_Modulbeschreibung.docx
@@ -531,14 +531,18 @@
           <w:docPartUnique/>
         </w:docPartObj>
       </w:sdtPr>
+      <w:sdtEndPr/>
       <w:sdtContent>
         <w:p>
           <w:pPr>
             <w:pStyle w:val="Verzeichnis1"/>
             <w:rPr>
-              <w:rFonts w:asciiTheme="minorHAnsi" w:eastAsiaTheme="minorEastAsia" w:hAnsiTheme="minorHAnsi" w:cstheme="minorHAnsi"/>
+              <w:rFonts w:asciiTheme="minorHAnsi" w:eastAsiaTheme="minorEastAsia" w:hAnsiTheme="minorHAnsi" w:cstheme="minorBidi"/>
+              <w:bCs w:val="0"/>
               <w:noProof/>
+              <w:kern w:val="2"/>
               <w:sz w:val="22"/>
+              <w14:ligatures w14:val="standardContextual"/>
             </w:rPr>
           </w:pPr>
           <w:r>
@@ -559,34 +563,36 @@
             </w:rPr>
             <w:fldChar w:fldCharType="separate"/>
           </w:r>
-          <w:hyperlink w:anchor="_Toc90635431" w:history="1">
+          <w:hyperlink w:anchor="_Toc139273686" w:history="1">
             <w:r>
               <w:rPr>
                 <w:rStyle w:val="Hyperlink"/>
-                <w:rFonts w:asciiTheme="minorHAnsi" w:hAnsiTheme="minorHAnsi" w:cstheme="minorHAnsi"/>
+                <w:rFonts w:cstheme="minorHAnsi"/>
                 <w:noProof/>
               </w:rPr>
               <w:t>1</w:t>
             </w:r>
             <w:r>
               <w:rPr>
-                <w:rFonts w:asciiTheme="minorHAnsi" w:eastAsiaTheme="minorEastAsia" w:hAnsiTheme="minorHAnsi" w:cstheme="minorHAnsi"/>
+                <w:rFonts w:asciiTheme="minorHAnsi" w:eastAsiaTheme="minorEastAsia" w:hAnsiTheme="minorHAnsi" w:cstheme="minorBidi"/>
+                <w:bCs w:val="0"/>
                 <w:noProof/>
+                <w:kern w:val="2"/>
                 <w:sz w:val="22"/>
+                <w14:ligatures w14:val="standardContextual"/>
               </w:rPr>
               <w:tab/>
             </w:r>
             <w:r>
               <w:rPr>
                 <w:rStyle w:val="Hyperlink"/>
-                <w:rFonts w:asciiTheme="minorHAnsi" w:hAnsiTheme="minorHAnsi" w:cstheme="minorHAnsi"/>
+                <w:rFonts w:cstheme="minorHAnsi"/>
                 <w:noProof/>
               </w:rPr>
               <w:t>Von Daten und Bäumen</w:t>
             </w:r>
             <w:r>
               <w:rPr>
-                <w:rFonts w:asciiTheme="minorHAnsi" w:hAnsiTheme="minorHAnsi" w:cstheme="minorHAnsi"/>
                 <w:noProof/>
                 <w:webHidden/>
               </w:rPr>
@@ -594,7 +600,6 @@
             </w:r>
             <w:r>
               <w:rPr>
-                <w:rFonts w:asciiTheme="minorHAnsi" w:hAnsiTheme="minorHAnsi" w:cstheme="minorHAnsi"/>
                 <w:noProof/>
                 <w:webHidden/>
               </w:rPr>
@@ -602,22 +607,19 @@
             </w:r>
             <w:r>
               <w:rPr>
-                <w:rFonts w:asciiTheme="minorHAnsi" w:hAnsiTheme="minorHAnsi" w:cstheme="minorHAnsi"/>
                 <w:noProof/>
                 <w:webHidden/>
               </w:rPr>
-              <w:instrText xml:space="preserve"> PAGEREF _Toc90635431 \h </w:instrText>
-            </w:r>
-            <w:r>
-              <w:rPr>
-                <w:rFonts w:asciiTheme="minorHAnsi" w:hAnsiTheme="minorHAnsi" w:cstheme="minorHAnsi"/>
+              <w:instrText xml:space="preserve"> PAGEREF _Toc139273686 \h </w:instrText>
+            </w:r>
+            <w:r>
+              <w:rPr>
                 <w:noProof/>
                 <w:webHidden/>
               </w:rPr>
             </w:r>
             <w:r>
               <w:rPr>
-                <w:rFonts w:asciiTheme="minorHAnsi" w:hAnsiTheme="minorHAnsi" w:cstheme="minorHAnsi"/>
                 <w:noProof/>
                 <w:webHidden/>
               </w:rPr>
@@ -625,7 +627,6 @@
             </w:r>
             <w:r>
               <w:rPr>
-                <w:rFonts w:asciiTheme="minorHAnsi" w:hAnsiTheme="minorHAnsi" w:cstheme="minorHAnsi"/>
                 <w:noProof/>
                 <w:webHidden/>
               </w:rPr>
@@ -633,7 +634,6 @@
             </w:r>
             <w:r>
               <w:rPr>
-                <w:rFonts w:asciiTheme="minorHAnsi" w:hAnsiTheme="minorHAnsi" w:cstheme="minorHAnsi"/>
                 <w:noProof/>
                 <w:webHidden/>
               </w:rPr>
@@ -645,39 +645,44 @@
           <w:pPr>
             <w:pStyle w:val="Verzeichnis1"/>
             <w:rPr>
-              <w:rFonts w:asciiTheme="minorHAnsi" w:eastAsiaTheme="minorEastAsia" w:hAnsiTheme="minorHAnsi" w:cstheme="minorHAnsi"/>
+              <w:rFonts w:asciiTheme="minorHAnsi" w:eastAsiaTheme="minorEastAsia" w:hAnsiTheme="minorHAnsi" w:cstheme="minorBidi"/>
+              <w:bCs w:val="0"/>
               <w:noProof/>
+              <w:kern w:val="2"/>
               <w:sz w:val="22"/>
+              <w14:ligatures w14:val="standardContextual"/>
             </w:rPr>
           </w:pPr>
-          <w:hyperlink w:anchor="_Toc90635432" w:history="1">
+          <w:hyperlink w:anchor="_Toc139273687" w:history="1">
             <w:r>
               <w:rPr>
                 <w:rStyle w:val="Hyperlink"/>
-                <w:rFonts w:asciiTheme="minorHAnsi" w:hAnsiTheme="minorHAnsi" w:cstheme="minorHAnsi"/>
+                <w:rFonts w:cstheme="minorHAnsi"/>
                 <w:noProof/>
               </w:rPr>
               <w:t>2</w:t>
             </w:r>
             <w:r>
               <w:rPr>
-                <w:rFonts w:asciiTheme="minorHAnsi" w:eastAsiaTheme="minorEastAsia" w:hAnsiTheme="minorHAnsi" w:cstheme="minorHAnsi"/>
+                <w:rFonts w:asciiTheme="minorHAnsi" w:eastAsiaTheme="minorEastAsia" w:hAnsiTheme="minorHAnsi" w:cstheme="minorBidi"/>
+                <w:bCs w:val="0"/>
                 <w:noProof/>
+                <w:kern w:val="2"/>
                 <w:sz w:val="22"/>
+                <w14:ligatures w14:val="standardContextual"/>
               </w:rPr>
               <w:tab/>
             </w:r>
             <w:r>
               <w:rPr>
                 <w:rStyle w:val="Hyperlink"/>
-                <w:rFonts w:asciiTheme="minorHAnsi" w:hAnsiTheme="minorHAnsi" w:cstheme="minorHAnsi"/>
+                <w:rFonts w:cstheme="minorHAnsi"/>
                 <w:noProof/>
               </w:rPr>
               <w:t>Warum gibt es das Modul?</w:t>
             </w:r>
             <w:r>
               <w:rPr>
-                <w:rFonts w:asciiTheme="minorHAnsi" w:hAnsiTheme="minorHAnsi" w:cstheme="minorHAnsi"/>
                 <w:noProof/>
                 <w:webHidden/>
               </w:rPr>
@@ -685,7 +690,6 @@
             </w:r>
             <w:r>
               <w:rPr>
-                <w:rFonts w:asciiTheme="minorHAnsi" w:hAnsiTheme="minorHAnsi" w:cstheme="minorHAnsi"/>
                 <w:noProof/>
                 <w:webHidden/>
               </w:rPr>
@@ -693,22 +697,19 @@
             </w:r>
             <w:r>
               <w:rPr>
-                <w:rFonts w:asciiTheme="minorHAnsi" w:hAnsiTheme="minorHAnsi" w:cstheme="minorHAnsi"/>
                 <w:noProof/>
                 <w:webHidden/>
               </w:rPr>
-              <w:instrText xml:space="preserve"> PAGEREF _Toc90635432 \h </w:instrText>
-            </w:r>
-            <w:r>
-              <w:rPr>
-                <w:rFonts w:asciiTheme="minorHAnsi" w:hAnsiTheme="minorHAnsi" w:cstheme="minorHAnsi"/>
+              <w:instrText xml:space="preserve"> PAGEREF _Toc139273687 \h </w:instrText>
+            </w:r>
+            <w:r>
+              <w:rPr>
                 <w:noProof/>
                 <w:webHidden/>
               </w:rPr>
             </w:r>
             <w:r>
               <w:rPr>
-                <w:rFonts w:asciiTheme="minorHAnsi" w:hAnsiTheme="minorHAnsi" w:cstheme="minorHAnsi"/>
                 <w:noProof/>
                 <w:webHidden/>
               </w:rPr>
@@ -716,15 +717,13 @@
             </w:r>
             <w:r>
               <w:rPr>
-                <w:rFonts w:asciiTheme="minorHAnsi" w:hAnsiTheme="minorHAnsi" w:cstheme="minorHAnsi"/>
                 <w:noProof/>
                 <w:webHidden/>
               </w:rPr>
-              <w:t>3</w:t>
-            </w:r>
-            <w:r>
-              <w:rPr>
-                <w:rFonts w:asciiTheme="minorHAnsi" w:hAnsiTheme="minorHAnsi" w:cstheme="minorHAnsi"/>
+              <w:t>4</w:t>
+            </w:r>
+            <w:r>
+              <w:rPr>
                 <w:noProof/>
                 <w:webHidden/>
               </w:rPr>
@@ -736,39 +735,44 @@
           <w:pPr>
             <w:pStyle w:val="Verzeichnis1"/>
             <w:rPr>
-              <w:rFonts w:asciiTheme="minorHAnsi" w:eastAsiaTheme="minorEastAsia" w:hAnsiTheme="minorHAnsi" w:cstheme="minorHAnsi"/>
+              <w:rFonts w:asciiTheme="minorHAnsi" w:eastAsiaTheme="minorEastAsia" w:hAnsiTheme="minorHAnsi" w:cstheme="minorBidi"/>
+              <w:bCs w:val="0"/>
               <w:noProof/>
+              <w:kern w:val="2"/>
               <w:sz w:val="22"/>
+              <w14:ligatures w14:val="standardContextual"/>
             </w:rPr>
           </w:pPr>
-          <w:hyperlink w:anchor="_Toc90635433" w:history="1">
+          <w:hyperlink w:anchor="_Toc139273688" w:history="1">
             <w:r>
               <w:rPr>
                 <w:rStyle w:val="Hyperlink"/>
-                <w:rFonts w:asciiTheme="minorHAnsi" w:hAnsiTheme="minorHAnsi" w:cstheme="minorHAnsi"/>
+                <w:rFonts w:cstheme="minorHAnsi"/>
                 <w:noProof/>
               </w:rPr>
               <w:t>3</w:t>
             </w:r>
             <w:r>
               <w:rPr>
-                <w:rFonts w:asciiTheme="minorHAnsi" w:eastAsiaTheme="minorEastAsia" w:hAnsiTheme="minorHAnsi" w:cstheme="minorHAnsi"/>
+                <w:rFonts w:asciiTheme="minorHAnsi" w:eastAsiaTheme="minorEastAsia" w:hAnsiTheme="minorHAnsi" w:cstheme="minorBidi"/>
+                <w:bCs w:val="0"/>
                 <w:noProof/>
+                <w:kern w:val="2"/>
                 <w:sz w:val="22"/>
+                <w14:ligatures w14:val="standardContextual"/>
               </w:rPr>
               <w:tab/>
             </w:r>
             <w:r>
               <w:rPr>
                 <w:rStyle w:val="Hyperlink"/>
-                <w:rFonts w:asciiTheme="minorHAnsi" w:hAnsiTheme="minorHAnsi" w:cstheme="minorHAnsi"/>
+                <w:rFonts w:cstheme="minorHAnsi"/>
                 <w:noProof/>
               </w:rPr>
               <w:t>Ziele des Moduls</w:t>
             </w:r>
             <w:r>
               <w:rPr>
-                <w:rFonts w:asciiTheme="minorHAnsi" w:hAnsiTheme="minorHAnsi" w:cstheme="minorHAnsi"/>
                 <w:noProof/>
                 <w:webHidden/>
               </w:rPr>
@@ -776,7 +780,6 @@
             </w:r>
             <w:r>
               <w:rPr>
-                <w:rFonts w:asciiTheme="minorHAnsi" w:hAnsiTheme="minorHAnsi" w:cstheme="minorHAnsi"/>
                 <w:noProof/>
                 <w:webHidden/>
               </w:rPr>
@@ -784,22 +787,19 @@
             </w:r>
             <w:r>
               <w:rPr>
-                <w:rFonts w:asciiTheme="minorHAnsi" w:hAnsiTheme="minorHAnsi" w:cstheme="minorHAnsi"/>
                 <w:noProof/>
                 <w:webHidden/>
               </w:rPr>
-              <w:instrText xml:space="preserve"> PAGEREF _Toc90635433 \h </w:instrText>
-            </w:r>
-            <w:r>
-              <w:rPr>
-                <w:rFonts w:asciiTheme="minorHAnsi" w:hAnsiTheme="minorHAnsi" w:cstheme="minorHAnsi"/>
+              <w:instrText xml:space="preserve"> PAGEREF _Toc139273688 \h </w:instrText>
+            </w:r>
+            <w:r>
+              <w:rPr>
                 <w:noProof/>
                 <w:webHidden/>
               </w:rPr>
             </w:r>
             <w:r>
               <w:rPr>
-                <w:rFonts w:asciiTheme="minorHAnsi" w:hAnsiTheme="minorHAnsi" w:cstheme="minorHAnsi"/>
                 <w:noProof/>
                 <w:webHidden/>
               </w:rPr>
@@ -807,7 +807,6 @@
             </w:r>
             <w:r>
               <w:rPr>
-                <w:rFonts w:asciiTheme="minorHAnsi" w:hAnsiTheme="minorHAnsi" w:cstheme="minorHAnsi"/>
                 <w:noProof/>
                 <w:webHidden/>
               </w:rPr>
@@ -815,7 +814,6 @@
             </w:r>
             <w:r>
               <w:rPr>
-                <w:rFonts w:asciiTheme="minorHAnsi" w:hAnsiTheme="minorHAnsi" w:cstheme="minorHAnsi"/>
                 <w:noProof/>
                 <w:webHidden/>
               </w:rPr>
@@ -827,39 +825,44 @@
           <w:pPr>
             <w:pStyle w:val="Verzeichnis1"/>
             <w:rPr>
-              <w:rFonts w:asciiTheme="minorHAnsi" w:eastAsiaTheme="minorEastAsia" w:hAnsiTheme="minorHAnsi" w:cstheme="minorHAnsi"/>
+              <w:rFonts w:asciiTheme="minorHAnsi" w:eastAsiaTheme="minorEastAsia" w:hAnsiTheme="minorHAnsi" w:cstheme="minorBidi"/>
+              <w:bCs w:val="0"/>
               <w:noProof/>
+              <w:kern w:val="2"/>
               <w:sz w:val="22"/>
+              <w14:ligatures w14:val="standardContextual"/>
             </w:rPr>
           </w:pPr>
-          <w:hyperlink w:anchor="_Toc90635434" w:history="1">
+          <w:hyperlink w:anchor="_Toc139273689" w:history="1">
             <w:r>
               <w:rPr>
                 <w:rStyle w:val="Hyperlink"/>
-                <w:rFonts w:asciiTheme="minorHAnsi" w:hAnsiTheme="minorHAnsi" w:cstheme="minorHAnsi"/>
+                <w:rFonts w:cstheme="minorHAnsi"/>
                 <w:noProof/>
               </w:rPr>
               <w:t>4</w:t>
             </w:r>
             <w:r>
               <w:rPr>
-                <w:rFonts w:asciiTheme="minorHAnsi" w:eastAsiaTheme="minorEastAsia" w:hAnsiTheme="minorHAnsi" w:cstheme="minorHAnsi"/>
+                <w:rFonts w:asciiTheme="minorHAnsi" w:eastAsiaTheme="minorEastAsia" w:hAnsiTheme="minorHAnsi" w:cstheme="minorBidi"/>
+                <w:bCs w:val="0"/>
                 <w:noProof/>
+                <w:kern w:val="2"/>
                 <w:sz w:val="22"/>
+                <w14:ligatures w14:val="standardContextual"/>
               </w:rPr>
               <w:tab/>
             </w:r>
             <w:r>
               <w:rPr>
                 <w:rStyle w:val="Hyperlink"/>
-                <w:rFonts w:asciiTheme="minorHAnsi" w:hAnsiTheme="minorHAnsi" w:cstheme="minorHAnsi"/>
+                <w:rFonts w:cstheme="minorHAnsi"/>
                 <w:noProof/>
               </w:rPr>
-              <w:t>Die Rolle der Unternehmensvertreterin/des Unternehmensvertreters</w:t>
-            </w:r>
-            <w:r>
-              <w:rPr>
-                <w:rFonts w:asciiTheme="minorHAnsi" w:hAnsiTheme="minorHAnsi" w:cstheme="minorHAnsi"/>
+              <w:t>Die Rolle der Unternehmensvertreter*innen</w:t>
+            </w:r>
+            <w:r>
+              <w:rPr>
                 <w:noProof/>
                 <w:webHidden/>
               </w:rPr>
@@ -867,7 +870,6 @@
             </w:r>
             <w:r>
               <w:rPr>
-                <w:rFonts w:asciiTheme="minorHAnsi" w:hAnsiTheme="minorHAnsi" w:cstheme="minorHAnsi"/>
                 <w:noProof/>
                 <w:webHidden/>
               </w:rPr>
@@ -875,22 +877,19 @@
             </w:r>
             <w:r>
               <w:rPr>
-                <w:rFonts w:asciiTheme="minorHAnsi" w:hAnsiTheme="minorHAnsi" w:cstheme="minorHAnsi"/>
                 <w:noProof/>
                 <w:webHidden/>
               </w:rPr>
-              <w:instrText xml:space="preserve"> PAGEREF _Toc90635434 \h </w:instrText>
-            </w:r>
-            <w:r>
-              <w:rPr>
-                <w:rFonts w:asciiTheme="minorHAnsi" w:hAnsiTheme="minorHAnsi" w:cstheme="minorHAnsi"/>
+              <w:instrText xml:space="preserve"> PAGEREF _Toc139273689 \h </w:instrText>
+            </w:r>
+            <w:r>
+              <w:rPr>
                 <w:noProof/>
                 <w:webHidden/>
               </w:rPr>
             </w:r>
             <w:r>
               <w:rPr>
-                <w:rFonts w:asciiTheme="minorHAnsi" w:hAnsiTheme="minorHAnsi" w:cstheme="minorHAnsi"/>
                 <w:noProof/>
                 <w:webHidden/>
               </w:rPr>
@@ -898,15 +897,13 @@
             </w:r>
             <w:r>
               <w:rPr>
-                <w:rFonts w:asciiTheme="minorHAnsi" w:hAnsiTheme="minorHAnsi" w:cstheme="minorHAnsi"/>
                 <w:noProof/>
                 <w:webHidden/>
               </w:rPr>
-              <w:t>4</w:t>
-            </w:r>
-            <w:r>
-              <w:rPr>
-                <w:rFonts w:asciiTheme="minorHAnsi" w:hAnsiTheme="minorHAnsi" w:cstheme="minorHAnsi"/>
+              <w:t>5</w:t>
+            </w:r>
+            <w:r>
+              <w:rPr>
                 <w:noProof/>
                 <w:webHidden/>
               </w:rPr>
@@ -918,39 +915,44 @@
           <w:pPr>
             <w:pStyle w:val="Verzeichnis1"/>
             <w:rPr>
-              <w:rFonts w:asciiTheme="minorHAnsi" w:eastAsiaTheme="minorEastAsia" w:hAnsiTheme="minorHAnsi" w:cstheme="minorHAnsi"/>
+              <w:rFonts w:asciiTheme="minorHAnsi" w:eastAsiaTheme="minorEastAsia" w:hAnsiTheme="minorHAnsi" w:cstheme="minorBidi"/>
+              <w:bCs w:val="0"/>
               <w:noProof/>
+              <w:kern w:val="2"/>
               <w:sz w:val="22"/>
+              <w14:ligatures w14:val="standardContextual"/>
             </w:rPr>
           </w:pPr>
-          <w:hyperlink w:anchor="_Toc90635435" w:history="1">
+          <w:hyperlink w:anchor="_Toc139273690" w:history="1">
             <w:r>
               <w:rPr>
                 <w:rStyle w:val="Hyperlink"/>
-                <w:rFonts w:asciiTheme="minorHAnsi" w:hAnsiTheme="minorHAnsi" w:cstheme="minorHAnsi"/>
+                <w:rFonts w:cstheme="minorHAnsi"/>
                 <w:noProof/>
               </w:rPr>
               <w:t>5</w:t>
             </w:r>
             <w:r>
               <w:rPr>
-                <w:rFonts w:asciiTheme="minorHAnsi" w:eastAsiaTheme="minorEastAsia" w:hAnsiTheme="minorHAnsi" w:cstheme="minorHAnsi"/>
+                <w:rFonts w:asciiTheme="minorHAnsi" w:eastAsiaTheme="minorEastAsia" w:hAnsiTheme="minorHAnsi" w:cstheme="minorBidi"/>
+                <w:bCs w:val="0"/>
                 <w:noProof/>
+                <w:kern w:val="2"/>
                 <w:sz w:val="22"/>
+                <w14:ligatures w14:val="standardContextual"/>
               </w:rPr>
               <w:tab/>
             </w:r>
             <w:r>
               <w:rPr>
                 <w:rStyle w:val="Hyperlink"/>
-                <w:rFonts w:asciiTheme="minorHAnsi" w:hAnsiTheme="minorHAnsi" w:cstheme="minorHAnsi"/>
+                <w:rFonts w:cstheme="minorHAnsi"/>
                 <w:noProof/>
               </w:rPr>
               <w:t>Inhalte des Moduls</w:t>
             </w:r>
             <w:r>
               <w:rPr>
-                <w:rFonts w:asciiTheme="minorHAnsi" w:hAnsiTheme="minorHAnsi" w:cstheme="minorHAnsi"/>
                 <w:noProof/>
                 <w:webHidden/>
               </w:rPr>
@@ -958,7 +960,6 @@
             </w:r>
             <w:r>
               <w:rPr>
-                <w:rFonts w:asciiTheme="minorHAnsi" w:hAnsiTheme="minorHAnsi" w:cstheme="minorHAnsi"/>
                 <w:noProof/>
                 <w:webHidden/>
               </w:rPr>
@@ -966,22 +967,19 @@
             </w:r>
             <w:r>
               <w:rPr>
-                <w:rFonts w:asciiTheme="minorHAnsi" w:hAnsiTheme="minorHAnsi" w:cstheme="minorHAnsi"/>
                 <w:noProof/>
                 <w:webHidden/>
               </w:rPr>
-              <w:instrText xml:space="preserve"> PAGEREF _Toc90635435 \h </w:instrText>
-            </w:r>
-            <w:r>
-              <w:rPr>
-                <w:rFonts w:asciiTheme="minorHAnsi" w:hAnsiTheme="minorHAnsi" w:cstheme="minorHAnsi"/>
+              <w:instrText xml:space="preserve"> PAGEREF _Toc139273690 \h </w:instrText>
+            </w:r>
+            <w:r>
+              <w:rPr>
                 <w:noProof/>
                 <w:webHidden/>
               </w:rPr>
             </w:r>
             <w:r>
               <w:rPr>
-                <w:rFonts w:asciiTheme="minorHAnsi" w:hAnsiTheme="minorHAnsi" w:cstheme="minorHAnsi"/>
                 <w:noProof/>
                 <w:webHidden/>
               </w:rPr>
@@ -989,7 +987,6 @@
             </w:r>
             <w:r>
               <w:rPr>
-                <w:rFonts w:asciiTheme="minorHAnsi" w:hAnsiTheme="minorHAnsi" w:cstheme="minorHAnsi"/>
                 <w:noProof/>
                 <w:webHidden/>
               </w:rPr>
@@ -997,7 +994,6 @@
             </w:r>
             <w:r>
               <w:rPr>
-                <w:rFonts w:asciiTheme="minorHAnsi" w:hAnsiTheme="minorHAnsi" w:cstheme="minorHAnsi"/>
                 <w:noProof/>
                 <w:webHidden/>
               </w:rPr>
@@ -1013,39 +1009,42 @@
               <w:tab w:val="right" w:leader="dot" w:pos="8834"/>
             </w:tabs>
             <w:rPr>
-              <w:rFonts w:asciiTheme="minorHAnsi" w:eastAsiaTheme="minorEastAsia" w:hAnsiTheme="minorHAnsi" w:cstheme="minorHAnsi"/>
+              <w:rFonts w:asciiTheme="minorHAnsi" w:eastAsiaTheme="minorEastAsia" w:hAnsiTheme="minorHAnsi" w:cstheme="minorBidi"/>
+              <w:bCs w:val="0"/>
               <w:noProof/>
+              <w:kern w:val="2"/>
               <w:sz w:val="22"/>
+              <w14:ligatures w14:val="standardContextual"/>
             </w:rPr>
           </w:pPr>
-          <w:hyperlink w:anchor="_Toc90635436" w:history="1">
+          <w:hyperlink w:anchor="_Toc139273691" w:history="1">
             <w:r>
               <w:rPr>
                 <w:rStyle w:val="Hyperlink"/>
-                <w:rFonts w:asciiTheme="minorHAnsi" w:hAnsiTheme="minorHAnsi" w:cstheme="minorHAnsi"/>
                 <w:noProof/>
               </w:rPr>
-              <w:t>1.</w:t>
-            </w:r>
-            <w:r>
-              <w:rPr>
-                <w:rFonts w:asciiTheme="minorHAnsi" w:eastAsiaTheme="minorEastAsia" w:hAnsiTheme="minorHAnsi" w:cstheme="minorHAnsi"/>
+              <w:t>5.1</w:t>
+            </w:r>
+            <w:r>
+              <w:rPr>
+                <w:rFonts w:asciiTheme="minorHAnsi" w:eastAsiaTheme="minorEastAsia" w:hAnsiTheme="minorHAnsi" w:cstheme="minorBidi"/>
+                <w:bCs w:val="0"/>
                 <w:noProof/>
+                <w:kern w:val="2"/>
                 <w:sz w:val="22"/>
+                <w14:ligatures w14:val="standardContextual"/>
               </w:rPr>
               <w:tab/>
             </w:r>
             <w:r>
               <w:rPr>
                 <w:rStyle w:val="Hyperlink"/>
-                <w:rFonts w:asciiTheme="minorHAnsi" w:hAnsiTheme="minorHAnsi" w:cstheme="minorHAnsi"/>
                 <w:noProof/>
               </w:rPr>
               <w:t>Klassifikation</w:t>
             </w:r>
             <w:r>
               <w:rPr>
-                <w:rFonts w:asciiTheme="minorHAnsi" w:hAnsiTheme="minorHAnsi" w:cstheme="minorHAnsi"/>
                 <w:noProof/>
                 <w:webHidden/>
               </w:rPr>
@@ -1053,7 +1052,6 @@
             </w:r>
             <w:r>
               <w:rPr>
-                <w:rFonts w:asciiTheme="minorHAnsi" w:hAnsiTheme="minorHAnsi" w:cstheme="minorHAnsi"/>
                 <w:noProof/>
                 <w:webHidden/>
               </w:rPr>
@@ -1061,22 +1059,19 @@
             </w:r>
             <w:r>
               <w:rPr>
-                <w:rFonts w:asciiTheme="minorHAnsi" w:hAnsiTheme="minorHAnsi" w:cstheme="minorHAnsi"/>
                 <w:noProof/>
                 <w:webHidden/>
               </w:rPr>
-              <w:instrText xml:space="preserve"> PAGEREF _Toc90635436 \h </w:instrText>
-            </w:r>
-            <w:r>
-              <w:rPr>
-                <w:rFonts w:asciiTheme="minorHAnsi" w:hAnsiTheme="minorHAnsi" w:cstheme="minorHAnsi"/>
+              <w:instrText xml:space="preserve"> PAGEREF _Toc139273691 \h </w:instrText>
+            </w:r>
+            <w:r>
+              <w:rPr>
                 <w:noProof/>
                 <w:webHidden/>
               </w:rPr>
             </w:r>
             <w:r>
               <w:rPr>
-                <w:rFonts w:asciiTheme="minorHAnsi" w:hAnsiTheme="minorHAnsi" w:cstheme="minorHAnsi"/>
                 <w:noProof/>
                 <w:webHidden/>
               </w:rPr>
@@ -1084,7 +1079,6 @@
             </w:r>
             <w:r>
               <w:rPr>
-                <w:rFonts w:asciiTheme="minorHAnsi" w:hAnsiTheme="minorHAnsi" w:cstheme="minorHAnsi"/>
                 <w:noProof/>
                 <w:webHidden/>
               </w:rPr>
@@ -1092,7 +1086,6 @@
             </w:r>
             <w:r>
               <w:rPr>
-                <w:rFonts w:asciiTheme="minorHAnsi" w:hAnsiTheme="minorHAnsi" w:cstheme="minorHAnsi"/>
                 <w:noProof/>
                 <w:webHidden/>
               </w:rPr>
@@ -1108,39 +1101,44 @@
               <w:tab w:val="right" w:leader="dot" w:pos="8834"/>
             </w:tabs>
             <w:rPr>
-              <w:rFonts w:asciiTheme="minorHAnsi" w:eastAsiaTheme="minorEastAsia" w:hAnsiTheme="minorHAnsi" w:cstheme="minorHAnsi"/>
+              <w:rFonts w:asciiTheme="minorHAnsi" w:eastAsiaTheme="minorEastAsia" w:hAnsiTheme="minorHAnsi" w:cstheme="minorBidi"/>
+              <w:bCs w:val="0"/>
               <w:noProof/>
+              <w:kern w:val="2"/>
               <w:sz w:val="22"/>
+              <w14:ligatures w14:val="standardContextual"/>
             </w:rPr>
           </w:pPr>
-          <w:hyperlink w:anchor="_Toc90635437" w:history="1">
+          <w:hyperlink w:anchor="_Toc139273692" w:history="1">
             <w:r>
               <w:rPr>
                 <w:rStyle w:val="Hyperlink"/>
-                <w:rFonts w:asciiTheme="minorHAnsi" w:hAnsiTheme="minorHAnsi" w:cstheme="minorHAnsi"/>
+                <w:rFonts w:cstheme="minorHAnsi"/>
                 <w:noProof/>
               </w:rPr>
-              <w:t>2.</w:t>
-            </w:r>
-            <w:r>
-              <w:rPr>
-                <w:rFonts w:asciiTheme="minorHAnsi" w:eastAsiaTheme="minorEastAsia" w:hAnsiTheme="minorHAnsi" w:cstheme="minorHAnsi"/>
+              <w:t>5.2</w:t>
+            </w:r>
+            <w:r>
+              <w:rPr>
+                <w:rFonts w:asciiTheme="minorHAnsi" w:eastAsiaTheme="minorEastAsia" w:hAnsiTheme="minorHAnsi" w:cstheme="minorBidi"/>
+                <w:bCs w:val="0"/>
                 <w:noProof/>
+                <w:kern w:val="2"/>
                 <w:sz w:val="22"/>
+                <w14:ligatures w14:val="standardContextual"/>
               </w:rPr>
               <w:tab/>
             </w:r>
             <w:r>
               <w:rPr>
                 <w:rStyle w:val="Hyperlink"/>
-                <w:rFonts w:asciiTheme="minorHAnsi" w:hAnsiTheme="minorHAnsi" w:cstheme="minorHAnsi"/>
+                <w:rFonts w:cstheme="minorHAnsi"/>
                 <w:noProof/>
               </w:rPr>
               <w:t>Over- und Underfitting</w:t>
             </w:r>
             <w:r>
               <w:rPr>
-                <w:rFonts w:asciiTheme="minorHAnsi" w:hAnsiTheme="minorHAnsi" w:cstheme="minorHAnsi"/>
                 <w:noProof/>
                 <w:webHidden/>
               </w:rPr>
@@ -1148,7 +1146,6 @@
             </w:r>
             <w:r>
               <w:rPr>
-                <w:rFonts w:asciiTheme="minorHAnsi" w:hAnsiTheme="minorHAnsi" w:cstheme="minorHAnsi"/>
                 <w:noProof/>
                 <w:webHidden/>
               </w:rPr>
@@ -1156,22 +1153,19 @@
             </w:r>
             <w:r>
               <w:rPr>
-                <w:rFonts w:asciiTheme="minorHAnsi" w:hAnsiTheme="minorHAnsi" w:cstheme="minorHAnsi"/>
                 <w:noProof/>
                 <w:webHidden/>
               </w:rPr>
-              <w:instrText xml:space="preserve"> PAGEREF _Toc90635437 \h </w:instrText>
-            </w:r>
-            <w:r>
-              <w:rPr>
-                <w:rFonts w:asciiTheme="minorHAnsi" w:hAnsiTheme="minorHAnsi" w:cstheme="minorHAnsi"/>
+              <w:instrText xml:space="preserve"> PAGEREF _Toc139273692 \h </w:instrText>
+            </w:r>
+            <w:r>
+              <w:rPr>
                 <w:noProof/>
                 <w:webHidden/>
               </w:rPr>
             </w:r>
             <w:r>
               <w:rPr>
-                <w:rFonts w:asciiTheme="minorHAnsi" w:hAnsiTheme="minorHAnsi" w:cstheme="minorHAnsi"/>
                 <w:noProof/>
                 <w:webHidden/>
               </w:rPr>
@@ -1179,7 +1173,6 @@
             </w:r>
             <w:r>
               <w:rPr>
-                <w:rFonts w:asciiTheme="minorHAnsi" w:hAnsiTheme="minorHAnsi" w:cstheme="minorHAnsi"/>
                 <w:noProof/>
                 <w:webHidden/>
               </w:rPr>
@@ -1187,7 +1180,6 @@
             </w:r>
             <w:r>
               <w:rPr>
-                <w:rFonts w:asciiTheme="minorHAnsi" w:hAnsiTheme="minorHAnsi" w:cstheme="minorHAnsi"/>
                 <w:noProof/>
                 <w:webHidden/>
               </w:rPr>
@@ -1203,39 +1195,44 @@
               <w:tab w:val="right" w:leader="dot" w:pos="8834"/>
             </w:tabs>
             <w:rPr>
-              <w:rFonts w:asciiTheme="minorHAnsi" w:eastAsiaTheme="minorEastAsia" w:hAnsiTheme="minorHAnsi" w:cstheme="minorHAnsi"/>
+              <w:rFonts w:asciiTheme="minorHAnsi" w:eastAsiaTheme="minorEastAsia" w:hAnsiTheme="minorHAnsi" w:cstheme="minorBidi"/>
+              <w:bCs w:val="0"/>
               <w:noProof/>
+              <w:kern w:val="2"/>
               <w:sz w:val="22"/>
+              <w14:ligatures w14:val="standardContextual"/>
             </w:rPr>
           </w:pPr>
-          <w:hyperlink w:anchor="_Toc90635438" w:history="1">
+          <w:hyperlink w:anchor="_Toc139273693" w:history="1">
             <w:r>
               <w:rPr>
                 <w:rStyle w:val="Hyperlink"/>
-                <w:rFonts w:asciiTheme="minorHAnsi" w:hAnsiTheme="minorHAnsi" w:cstheme="minorHAnsi"/>
+                <w:rFonts w:cstheme="minorHAnsi"/>
                 <w:noProof/>
               </w:rPr>
-              <w:t>3.</w:t>
-            </w:r>
-            <w:r>
-              <w:rPr>
-                <w:rFonts w:asciiTheme="minorHAnsi" w:eastAsiaTheme="minorEastAsia" w:hAnsiTheme="minorHAnsi" w:cstheme="minorHAnsi"/>
+              <w:t>5.3</w:t>
+            </w:r>
+            <w:r>
+              <w:rPr>
+                <w:rFonts w:asciiTheme="minorHAnsi" w:eastAsiaTheme="minorEastAsia" w:hAnsiTheme="minorHAnsi" w:cstheme="minorBidi"/>
+                <w:bCs w:val="0"/>
                 <w:noProof/>
+                <w:kern w:val="2"/>
                 <w:sz w:val="22"/>
+                <w14:ligatures w14:val="standardContextual"/>
               </w:rPr>
               <w:tab/>
             </w:r>
             <w:r>
               <w:rPr>
                 <w:rStyle w:val="Hyperlink"/>
-                <w:rFonts w:asciiTheme="minorHAnsi" w:hAnsiTheme="minorHAnsi" w:cstheme="minorHAnsi"/>
+                <w:rFonts w:cstheme="minorHAnsi"/>
                 <w:noProof/>
               </w:rPr>
               <w:t>Bewertung der Güte eines Modells</w:t>
             </w:r>
             <w:r>
               <w:rPr>
-                <w:rFonts w:asciiTheme="minorHAnsi" w:hAnsiTheme="minorHAnsi" w:cstheme="minorHAnsi"/>
                 <w:noProof/>
                 <w:webHidden/>
               </w:rPr>
@@ -1243,7 +1240,6 @@
             </w:r>
             <w:r>
               <w:rPr>
-                <w:rFonts w:asciiTheme="minorHAnsi" w:hAnsiTheme="minorHAnsi" w:cstheme="minorHAnsi"/>
                 <w:noProof/>
                 <w:webHidden/>
               </w:rPr>
@@ -1251,22 +1247,19 @@
             </w:r>
             <w:r>
               <w:rPr>
-                <w:rFonts w:asciiTheme="minorHAnsi" w:hAnsiTheme="minorHAnsi" w:cstheme="minorHAnsi"/>
                 <w:noProof/>
                 <w:webHidden/>
               </w:rPr>
-              <w:instrText xml:space="preserve"> PAGEREF _Toc90635438 \h </w:instrText>
-            </w:r>
-            <w:r>
-              <w:rPr>
-                <w:rFonts w:asciiTheme="minorHAnsi" w:hAnsiTheme="minorHAnsi" w:cstheme="minorHAnsi"/>
+              <w:instrText xml:space="preserve"> PAGEREF _Toc139273693 \h </w:instrText>
+            </w:r>
+            <w:r>
+              <w:rPr>
                 <w:noProof/>
                 <w:webHidden/>
               </w:rPr>
             </w:r>
             <w:r>
               <w:rPr>
-                <w:rFonts w:asciiTheme="minorHAnsi" w:hAnsiTheme="minorHAnsi" w:cstheme="minorHAnsi"/>
                 <w:noProof/>
                 <w:webHidden/>
               </w:rPr>
@@ -1274,7 +1267,6 @@
             </w:r>
             <w:r>
               <w:rPr>
-                <w:rFonts w:asciiTheme="minorHAnsi" w:hAnsiTheme="minorHAnsi" w:cstheme="minorHAnsi"/>
                 <w:noProof/>
                 <w:webHidden/>
               </w:rPr>
@@ -1282,7 +1274,6 @@
             </w:r>
             <w:r>
               <w:rPr>
-                <w:rFonts w:asciiTheme="minorHAnsi" w:hAnsiTheme="minorHAnsi" w:cstheme="minorHAnsi"/>
                 <w:noProof/>
                 <w:webHidden/>
               </w:rPr>
@@ -1298,39 +1289,44 @@
               <w:tab w:val="right" w:leader="dot" w:pos="8834"/>
             </w:tabs>
             <w:rPr>
-              <w:rFonts w:asciiTheme="minorHAnsi" w:eastAsiaTheme="minorEastAsia" w:hAnsiTheme="minorHAnsi" w:cstheme="minorHAnsi"/>
+              <w:rFonts w:asciiTheme="minorHAnsi" w:eastAsiaTheme="minorEastAsia" w:hAnsiTheme="minorHAnsi" w:cstheme="minorBidi"/>
+              <w:bCs w:val="0"/>
               <w:noProof/>
+              <w:kern w:val="2"/>
               <w:sz w:val="22"/>
+              <w14:ligatures w14:val="standardContextual"/>
             </w:rPr>
           </w:pPr>
-          <w:hyperlink w:anchor="_Toc90635439" w:history="1">
+          <w:hyperlink w:anchor="_Toc139273694" w:history="1">
             <w:r>
               <w:rPr>
                 <w:rStyle w:val="Hyperlink"/>
-                <w:rFonts w:asciiTheme="minorHAnsi" w:hAnsiTheme="minorHAnsi" w:cstheme="minorHAnsi"/>
+                <w:rFonts w:cstheme="minorHAnsi"/>
                 <w:noProof/>
               </w:rPr>
-              <w:t>4.</w:t>
-            </w:r>
-            <w:r>
-              <w:rPr>
-                <w:rFonts w:asciiTheme="minorHAnsi" w:eastAsiaTheme="minorEastAsia" w:hAnsiTheme="minorHAnsi" w:cstheme="minorHAnsi"/>
+              <w:t>5.4</w:t>
+            </w:r>
+            <w:r>
+              <w:rPr>
+                <w:rFonts w:asciiTheme="minorHAnsi" w:eastAsiaTheme="minorEastAsia" w:hAnsiTheme="minorHAnsi" w:cstheme="minorBidi"/>
+                <w:bCs w:val="0"/>
                 <w:noProof/>
+                <w:kern w:val="2"/>
                 <w:sz w:val="22"/>
+                <w14:ligatures w14:val="standardContextual"/>
               </w:rPr>
               <w:tab/>
             </w:r>
             <w:r>
               <w:rPr>
                 <w:rStyle w:val="Hyperlink"/>
-                <w:rFonts w:asciiTheme="minorHAnsi" w:hAnsiTheme="minorHAnsi" w:cstheme="minorHAnsi"/>
+                <w:rFonts w:cstheme="minorHAnsi"/>
                 <w:noProof/>
               </w:rPr>
               <w:t>Bias</w:t>
             </w:r>
             <w:r>
               <w:rPr>
-                <w:rFonts w:asciiTheme="minorHAnsi" w:hAnsiTheme="minorHAnsi" w:cstheme="minorHAnsi"/>
                 <w:noProof/>
                 <w:webHidden/>
               </w:rPr>
@@ -1338,7 +1334,6 @@
             </w:r>
             <w:r>
               <w:rPr>
-                <w:rFonts w:asciiTheme="minorHAnsi" w:hAnsiTheme="minorHAnsi" w:cstheme="minorHAnsi"/>
                 <w:noProof/>
                 <w:webHidden/>
               </w:rPr>
@@ -1346,22 +1341,19 @@
             </w:r>
             <w:r>
               <w:rPr>
-                <w:rFonts w:asciiTheme="minorHAnsi" w:hAnsiTheme="minorHAnsi" w:cstheme="minorHAnsi"/>
                 <w:noProof/>
                 <w:webHidden/>
               </w:rPr>
-              <w:instrText xml:space="preserve"> PAGEREF _Toc90635439 \h </w:instrText>
-            </w:r>
-            <w:r>
-              <w:rPr>
-                <w:rFonts w:asciiTheme="minorHAnsi" w:hAnsiTheme="minorHAnsi" w:cstheme="minorHAnsi"/>
+              <w:instrText xml:space="preserve"> PAGEREF _Toc139273694 \h </w:instrText>
+            </w:r>
+            <w:r>
+              <w:rPr>
                 <w:noProof/>
                 <w:webHidden/>
               </w:rPr>
             </w:r>
             <w:r>
               <w:rPr>
-                <w:rFonts w:asciiTheme="minorHAnsi" w:hAnsiTheme="minorHAnsi" w:cstheme="minorHAnsi"/>
                 <w:noProof/>
                 <w:webHidden/>
               </w:rPr>
@@ -1369,7 +1361,6 @@
             </w:r>
             <w:r>
               <w:rPr>
-                <w:rFonts w:asciiTheme="minorHAnsi" w:hAnsiTheme="minorHAnsi" w:cstheme="minorHAnsi"/>
                 <w:noProof/>
                 <w:webHidden/>
               </w:rPr>
@@ -1377,7 +1368,6 @@
             </w:r>
             <w:r>
               <w:rPr>
-                <w:rFonts w:asciiTheme="minorHAnsi" w:hAnsiTheme="minorHAnsi" w:cstheme="minorHAnsi"/>
                 <w:noProof/>
                 <w:webHidden/>
               </w:rPr>
@@ -1393,39 +1383,44 @@
               <w:tab w:val="right" w:leader="dot" w:pos="8834"/>
             </w:tabs>
             <w:rPr>
-              <w:rFonts w:asciiTheme="minorHAnsi" w:eastAsiaTheme="minorEastAsia" w:hAnsiTheme="minorHAnsi" w:cstheme="minorHAnsi"/>
+              <w:rFonts w:asciiTheme="minorHAnsi" w:eastAsiaTheme="minorEastAsia" w:hAnsiTheme="minorHAnsi" w:cstheme="minorBidi"/>
+              <w:bCs w:val="0"/>
               <w:noProof/>
+              <w:kern w:val="2"/>
               <w:sz w:val="22"/>
+              <w14:ligatures w14:val="standardContextual"/>
             </w:rPr>
           </w:pPr>
-          <w:hyperlink w:anchor="_Toc90635440" w:history="1">
+          <w:hyperlink w:anchor="_Toc139273695" w:history="1">
             <w:r>
               <w:rPr>
                 <w:rStyle w:val="Hyperlink"/>
-                <w:rFonts w:asciiTheme="minorHAnsi" w:hAnsiTheme="minorHAnsi" w:cstheme="minorHAnsi"/>
+                <w:rFonts w:cstheme="minorHAnsi"/>
                 <w:noProof/>
               </w:rPr>
-              <w:t>5.</w:t>
-            </w:r>
-            <w:r>
-              <w:rPr>
-                <w:rFonts w:asciiTheme="minorHAnsi" w:eastAsiaTheme="minorEastAsia" w:hAnsiTheme="minorHAnsi" w:cstheme="minorHAnsi"/>
+              <w:t>5.5</w:t>
+            </w:r>
+            <w:r>
+              <w:rPr>
+                <w:rFonts w:asciiTheme="minorHAnsi" w:eastAsiaTheme="minorEastAsia" w:hAnsiTheme="minorHAnsi" w:cstheme="minorBidi"/>
+                <w:bCs w:val="0"/>
                 <w:noProof/>
+                <w:kern w:val="2"/>
                 <w:sz w:val="22"/>
+                <w14:ligatures w14:val="standardContextual"/>
               </w:rPr>
               <w:tab/>
             </w:r>
             <w:r>
               <w:rPr>
                 <w:rStyle w:val="Hyperlink"/>
-                <w:rFonts w:asciiTheme="minorHAnsi" w:hAnsiTheme="minorHAnsi" w:cstheme="minorHAnsi"/>
+                <w:rFonts w:cstheme="minorHAnsi"/>
                 <w:noProof/>
               </w:rPr>
               <w:t>Orange3</w:t>
             </w:r>
             <w:r>
               <w:rPr>
-                <w:rFonts w:asciiTheme="minorHAnsi" w:hAnsiTheme="minorHAnsi" w:cstheme="minorHAnsi"/>
                 <w:noProof/>
                 <w:webHidden/>
               </w:rPr>
@@ -1433,7 +1428,6 @@
             </w:r>
             <w:r>
               <w:rPr>
-                <w:rFonts w:asciiTheme="minorHAnsi" w:hAnsiTheme="minorHAnsi" w:cstheme="minorHAnsi"/>
                 <w:noProof/>
                 <w:webHidden/>
               </w:rPr>
@@ -1441,22 +1435,19 @@
             </w:r>
             <w:r>
               <w:rPr>
-                <w:rFonts w:asciiTheme="minorHAnsi" w:hAnsiTheme="minorHAnsi" w:cstheme="minorHAnsi"/>
                 <w:noProof/>
                 <w:webHidden/>
               </w:rPr>
-              <w:instrText xml:space="preserve"> PAGEREF _Toc90635440 \h </w:instrText>
-            </w:r>
-            <w:r>
-              <w:rPr>
-                <w:rFonts w:asciiTheme="minorHAnsi" w:hAnsiTheme="minorHAnsi" w:cstheme="minorHAnsi"/>
+              <w:instrText xml:space="preserve"> PAGEREF _Toc139273695 \h </w:instrText>
+            </w:r>
+            <w:r>
+              <w:rPr>
                 <w:noProof/>
                 <w:webHidden/>
               </w:rPr>
             </w:r>
             <w:r>
               <w:rPr>
-                <w:rFonts w:asciiTheme="minorHAnsi" w:hAnsiTheme="minorHAnsi" w:cstheme="minorHAnsi"/>
                 <w:noProof/>
                 <w:webHidden/>
               </w:rPr>
@@ -1464,7 +1455,6 @@
             </w:r>
             <w:r>
               <w:rPr>
-                <w:rFonts w:asciiTheme="minorHAnsi" w:hAnsiTheme="minorHAnsi" w:cstheme="minorHAnsi"/>
                 <w:noProof/>
                 <w:webHidden/>
               </w:rPr>
@@ -1472,7 +1462,6 @@
             </w:r>
             <w:r>
               <w:rPr>
-                <w:rFonts w:asciiTheme="minorHAnsi" w:hAnsiTheme="minorHAnsi" w:cstheme="minorHAnsi"/>
                 <w:noProof/>
                 <w:webHidden/>
               </w:rPr>
@@ -1484,39 +1473,44 @@
           <w:pPr>
             <w:pStyle w:val="Verzeichnis1"/>
             <w:rPr>
-              <w:rFonts w:asciiTheme="minorHAnsi" w:eastAsiaTheme="minorEastAsia" w:hAnsiTheme="minorHAnsi" w:cstheme="minorHAnsi"/>
+              <w:rFonts w:asciiTheme="minorHAnsi" w:eastAsiaTheme="minorEastAsia" w:hAnsiTheme="minorHAnsi" w:cstheme="minorBidi"/>
+              <w:bCs w:val="0"/>
               <w:noProof/>
+              <w:kern w:val="2"/>
               <w:sz w:val="22"/>
+              <w14:ligatures w14:val="standardContextual"/>
             </w:rPr>
           </w:pPr>
-          <w:hyperlink w:anchor="_Toc90635441" w:history="1">
+          <w:hyperlink w:anchor="_Toc139273696" w:history="1">
             <w:r>
               <w:rPr>
                 <w:rStyle w:val="Hyperlink"/>
-                <w:rFonts w:asciiTheme="minorHAnsi" w:hAnsiTheme="minorHAnsi" w:cstheme="minorHAnsi"/>
+                <w:rFonts w:cstheme="minorHAnsi"/>
                 <w:noProof/>
               </w:rPr>
               <w:t>6</w:t>
             </w:r>
             <w:r>
               <w:rPr>
-                <w:rFonts w:asciiTheme="minorHAnsi" w:eastAsiaTheme="minorEastAsia" w:hAnsiTheme="minorHAnsi" w:cstheme="minorHAnsi"/>
+                <w:rFonts w:asciiTheme="minorHAnsi" w:eastAsiaTheme="minorEastAsia" w:hAnsiTheme="minorHAnsi" w:cstheme="minorBidi"/>
+                <w:bCs w:val="0"/>
                 <w:noProof/>
+                <w:kern w:val="2"/>
                 <w:sz w:val="22"/>
+                <w14:ligatures w14:val="standardContextual"/>
               </w:rPr>
               <w:tab/>
             </w:r>
             <w:r>
               <w:rPr>
                 <w:rStyle w:val="Hyperlink"/>
-                <w:rFonts w:asciiTheme="minorHAnsi" w:hAnsiTheme="minorHAnsi" w:cstheme="minorHAnsi"/>
+                <w:rFonts w:cstheme="minorHAnsi"/>
                 <w:noProof/>
               </w:rPr>
               <w:t>Unterrichtliche Umsetzung</w:t>
             </w:r>
             <w:r>
               <w:rPr>
-                <w:rFonts w:asciiTheme="minorHAnsi" w:hAnsiTheme="minorHAnsi" w:cstheme="minorHAnsi"/>
                 <w:noProof/>
                 <w:webHidden/>
               </w:rPr>
@@ -1524,7 +1518,6 @@
             </w:r>
             <w:r>
               <w:rPr>
-                <w:rFonts w:asciiTheme="minorHAnsi" w:hAnsiTheme="minorHAnsi" w:cstheme="minorHAnsi"/>
                 <w:noProof/>
                 <w:webHidden/>
               </w:rPr>
@@ -1532,22 +1525,19 @@
             </w:r>
             <w:r>
               <w:rPr>
-                <w:rFonts w:asciiTheme="minorHAnsi" w:hAnsiTheme="minorHAnsi" w:cstheme="minorHAnsi"/>
                 <w:noProof/>
                 <w:webHidden/>
               </w:rPr>
-              <w:instrText xml:space="preserve"> PAGEREF _Toc90635441 \h </w:instrText>
-            </w:r>
-            <w:r>
-              <w:rPr>
-                <w:rFonts w:asciiTheme="minorHAnsi" w:hAnsiTheme="minorHAnsi" w:cstheme="minorHAnsi"/>
+              <w:instrText xml:space="preserve"> PAGEREF _Toc139273696 \h </w:instrText>
+            </w:r>
+            <w:r>
+              <w:rPr>
                 <w:noProof/>
                 <w:webHidden/>
               </w:rPr>
             </w:r>
             <w:r>
               <w:rPr>
-                <w:rFonts w:asciiTheme="minorHAnsi" w:hAnsiTheme="minorHAnsi" w:cstheme="minorHAnsi"/>
                 <w:noProof/>
                 <w:webHidden/>
               </w:rPr>
@@ -1555,15 +1545,13 @@
             </w:r>
             <w:r>
               <w:rPr>
-                <w:rFonts w:asciiTheme="minorHAnsi" w:hAnsiTheme="minorHAnsi" w:cstheme="minorHAnsi"/>
                 <w:noProof/>
                 <w:webHidden/>
               </w:rPr>
-              <w:t>13</w:t>
-            </w:r>
-            <w:r>
-              <w:rPr>
-                <w:rFonts w:asciiTheme="minorHAnsi" w:hAnsiTheme="minorHAnsi" w:cstheme="minorHAnsi"/>
+              <w:t>14</w:t>
+            </w:r>
+            <w:r>
+              <w:rPr>
                 <w:noProof/>
                 <w:webHidden/>
               </w:rPr>
@@ -1579,39 +1567,44 @@
               <w:tab w:val="right" w:leader="dot" w:pos="8834"/>
             </w:tabs>
             <w:rPr>
-              <w:rFonts w:asciiTheme="minorHAnsi" w:eastAsiaTheme="minorEastAsia" w:hAnsiTheme="minorHAnsi" w:cstheme="minorHAnsi"/>
+              <w:rFonts w:asciiTheme="minorHAnsi" w:eastAsiaTheme="minorEastAsia" w:hAnsiTheme="minorHAnsi" w:cstheme="minorBidi"/>
+              <w:bCs w:val="0"/>
               <w:noProof/>
+              <w:kern w:val="2"/>
               <w:sz w:val="22"/>
+              <w14:ligatures w14:val="standardContextual"/>
             </w:rPr>
           </w:pPr>
-          <w:hyperlink w:anchor="_Toc90635442" w:history="1">
+          <w:hyperlink w:anchor="_Toc139273697" w:history="1">
             <w:r>
               <w:rPr>
                 <w:rStyle w:val="Hyperlink"/>
-                <w:rFonts w:asciiTheme="minorHAnsi" w:hAnsiTheme="minorHAnsi" w:cstheme="minorHAnsi"/>
+                <w:rFonts w:cstheme="minorHAnsi"/>
                 <w:noProof/>
               </w:rPr>
               <w:t>6.1</w:t>
             </w:r>
             <w:r>
               <w:rPr>
-                <w:rFonts w:asciiTheme="minorHAnsi" w:eastAsiaTheme="minorEastAsia" w:hAnsiTheme="minorHAnsi" w:cstheme="minorHAnsi"/>
+                <w:rFonts w:asciiTheme="minorHAnsi" w:eastAsiaTheme="minorEastAsia" w:hAnsiTheme="minorHAnsi" w:cstheme="minorBidi"/>
+                <w:bCs w:val="0"/>
                 <w:noProof/>
+                <w:kern w:val="2"/>
                 <w:sz w:val="22"/>
+                <w14:ligatures w14:val="standardContextual"/>
               </w:rPr>
               <w:tab/>
             </w:r>
             <w:r>
               <w:rPr>
                 <w:rStyle w:val="Hyperlink"/>
-                <w:rFonts w:asciiTheme="minorHAnsi" w:hAnsiTheme="minorHAnsi" w:cstheme="minorHAnsi"/>
+                <w:rFonts w:cstheme="minorHAnsi"/>
                 <w:noProof/>
               </w:rPr>
               <w:t>Grober Unterrichtsplan</w:t>
             </w:r>
             <w:r>
               <w:rPr>
-                <w:rFonts w:asciiTheme="minorHAnsi" w:hAnsiTheme="minorHAnsi" w:cstheme="minorHAnsi"/>
                 <w:noProof/>
                 <w:webHidden/>
               </w:rPr>
@@ -1619,7 +1612,6 @@
             </w:r>
             <w:r>
               <w:rPr>
-                <w:rFonts w:asciiTheme="minorHAnsi" w:hAnsiTheme="minorHAnsi" w:cstheme="minorHAnsi"/>
                 <w:noProof/>
                 <w:webHidden/>
               </w:rPr>
@@ -1627,22 +1619,19 @@
             </w:r>
             <w:r>
               <w:rPr>
-                <w:rFonts w:asciiTheme="minorHAnsi" w:hAnsiTheme="minorHAnsi" w:cstheme="minorHAnsi"/>
                 <w:noProof/>
                 <w:webHidden/>
               </w:rPr>
-              <w:instrText xml:space="preserve"> PAGEREF _Toc90635442 \h </w:instrText>
-            </w:r>
-            <w:r>
-              <w:rPr>
-                <w:rFonts w:asciiTheme="minorHAnsi" w:hAnsiTheme="minorHAnsi" w:cstheme="minorHAnsi"/>
+              <w:instrText xml:space="preserve"> PAGEREF _Toc139273697 \h </w:instrText>
+            </w:r>
+            <w:r>
+              <w:rPr>
                 <w:noProof/>
                 <w:webHidden/>
               </w:rPr>
             </w:r>
             <w:r>
               <w:rPr>
-                <w:rFonts w:asciiTheme="minorHAnsi" w:hAnsiTheme="minorHAnsi" w:cstheme="minorHAnsi"/>
                 <w:noProof/>
                 <w:webHidden/>
               </w:rPr>
@@ -1650,15 +1639,13 @@
             </w:r>
             <w:r>
               <w:rPr>
-                <w:rFonts w:asciiTheme="minorHAnsi" w:hAnsiTheme="minorHAnsi" w:cstheme="minorHAnsi"/>
                 <w:noProof/>
                 <w:webHidden/>
               </w:rPr>
-              <w:t>14</w:t>
-            </w:r>
-            <w:r>
-              <w:rPr>
-                <w:rFonts w:asciiTheme="minorHAnsi" w:hAnsiTheme="minorHAnsi" w:cstheme="minorHAnsi"/>
+              <w:t>15</w:t>
+            </w:r>
+            <w:r>
+              <w:rPr>
                 <w:noProof/>
                 <w:webHidden/>
               </w:rPr>
@@ -1674,39 +1661,44 @@
               <w:tab w:val="right" w:leader="dot" w:pos="8834"/>
             </w:tabs>
             <w:rPr>
-              <w:rFonts w:asciiTheme="minorHAnsi" w:eastAsiaTheme="minorEastAsia" w:hAnsiTheme="minorHAnsi" w:cstheme="minorHAnsi"/>
+              <w:rFonts w:asciiTheme="minorHAnsi" w:eastAsiaTheme="minorEastAsia" w:hAnsiTheme="minorHAnsi" w:cstheme="minorBidi"/>
+              <w:bCs w:val="0"/>
               <w:noProof/>
+              <w:kern w:val="2"/>
               <w:sz w:val="22"/>
+              <w14:ligatures w14:val="standardContextual"/>
             </w:rPr>
           </w:pPr>
-          <w:hyperlink w:anchor="_Toc90635443" w:history="1">
+          <w:hyperlink w:anchor="_Toc139273698" w:history="1">
             <w:r>
               <w:rPr>
                 <w:rStyle w:val="Hyperlink"/>
-                <w:rFonts w:asciiTheme="minorHAnsi" w:hAnsiTheme="minorHAnsi" w:cstheme="minorHAnsi"/>
+                <w:rFonts w:cstheme="minorHAnsi"/>
                 <w:noProof/>
               </w:rPr>
               <w:t>6.2</w:t>
             </w:r>
             <w:r>
               <w:rPr>
-                <w:rFonts w:asciiTheme="minorHAnsi" w:eastAsiaTheme="minorEastAsia" w:hAnsiTheme="minorHAnsi" w:cstheme="minorHAnsi"/>
+                <w:rFonts w:asciiTheme="minorHAnsi" w:eastAsiaTheme="minorEastAsia" w:hAnsiTheme="minorHAnsi" w:cstheme="minorBidi"/>
+                <w:bCs w:val="0"/>
                 <w:noProof/>
+                <w:kern w:val="2"/>
                 <w:sz w:val="22"/>
+                <w14:ligatures w14:val="standardContextual"/>
               </w:rPr>
               <w:tab/>
             </w:r>
             <w:r>
               <w:rPr>
                 <w:rStyle w:val="Hyperlink"/>
-                <w:rFonts w:asciiTheme="minorHAnsi" w:hAnsiTheme="minorHAnsi" w:cstheme="minorHAnsi"/>
+                <w:rFonts w:cstheme="minorHAnsi"/>
                 <w:noProof/>
               </w:rPr>
               <w:t>Stundenverlaufsskizzen</w:t>
             </w:r>
             <w:r>
               <w:rPr>
-                <w:rFonts w:asciiTheme="minorHAnsi" w:hAnsiTheme="minorHAnsi" w:cstheme="minorHAnsi"/>
                 <w:noProof/>
                 <w:webHidden/>
               </w:rPr>
@@ -1714,7 +1706,6 @@
             </w:r>
             <w:r>
               <w:rPr>
-                <w:rFonts w:asciiTheme="minorHAnsi" w:hAnsiTheme="minorHAnsi" w:cstheme="minorHAnsi"/>
                 <w:noProof/>
                 <w:webHidden/>
               </w:rPr>
@@ -1722,22 +1713,19 @@
             </w:r>
             <w:r>
               <w:rPr>
-                <w:rFonts w:asciiTheme="minorHAnsi" w:hAnsiTheme="minorHAnsi" w:cstheme="minorHAnsi"/>
                 <w:noProof/>
                 <w:webHidden/>
               </w:rPr>
-              <w:instrText xml:space="preserve"> PAGEREF _Toc90635443 \h </w:instrText>
-            </w:r>
-            <w:r>
-              <w:rPr>
-                <w:rFonts w:asciiTheme="minorHAnsi" w:hAnsiTheme="minorHAnsi" w:cstheme="minorHAnsi"/>
+              <w:instrText xml:space="preserve"> PAGEREF _Toc139273698 \h </w:instrText>
+            </w:r>
+            <w:r>
+              <w:rPr>
                 <w:noProof/>
                 <w:webHidden/>
               </w:rPr>
             </w:r>
             <w:r>
               <w:rPr>
-                <w:rFonts w:asciiTheme="minorHAnsi" w:hAnsiTheme="minorHAnsi" w:cstheme="minorHAnsi"/>
                 <w:noProof/>
                 <w:webHidden/>
               </w:rPr>
@@ -1745,7 +1733,6 @@
             </w:r>
             <w:r>
               <w:rPr>
-                <w:rFonts w:asciiTheme="minorHAnsi" w:hAnsiTheme="minorHAnsi" w:cstheme="minorHAnsi"/>
                 <w:noProof/>
                 <w:webHidden/>
               </w:rPr>
@@ -1753,7 +1740,6 @@
             </w:r>
             <w:r>
               <w:rPr>
-                <w:rFonts w:asciiTheme="minorHAnsi" w:hAnsiTheme="minorHAnsi" w:cstheme="minorHAnsi"/>
                 <w:noProof/>
                 <w:webHidden/>
               </w:rPr>
@@ -1769,39 +1755,46 @@
               <w:tab w:val="right" w:leader="dot" w:pos="8834"/>
             </w:tabs>
             <w:rPr>
-              <w:rFonts w:asciiTheme="minorHAnsi" w:eastAsiaTheme="minorEastAsia" w:hAnsiTheme="minorHAnsi" w:cstheme="minorHAnsi"/>
+              <w:rFonts w:asciiTheme="minorHAnsi" w:eastAsiaTheme="minorEastAsia" w:hAnsiTheme="minorHAnsi" w:cstheme="minorBidi"/>
+              <w:bCs w:val="0"/>
               <w:noProof/>
+              <w:kern w:val="2"/>
               <w:sz w:val="22"/>
+              <w14:ligatures w14:val="standardContextual"/>
             </w:rPr>
           </w:pPr>
-          <w:hyperlink w:anchor="_Toc90635444" w:history="1">
+          <w:hyperlink w:anchor="_Toc139273699" w:history="1">
             <w:r>
               <w:rPr>
                 <w:rStyle w:val="Hyperlink"/>
-                <w:rFonts w:asciiTheme="minorHAnsi" w:hAnsiTheme="minorHAnsi" w:cstheme="minorHAnsi"/>
+                <w:rFonts w:cstheme="minorHAnsi"/>
+                <w:b/>
                 <w:noProof/>
               </w:rPr>
               <w:t>6.2.1</w:t>
             </w:r>
             <w:r>
               <w:rPr>
-                <w:rFonts w:asciiTheme="minorHAnsi" w:eastAsiaTheme="minorEastAsia" w:hAnsiTheme="minorHAnsi" w:cstheme="minorHAnsi"/>
+                <w:rFonts w:asciiTheme="minorHAnsi" w:eastAsiaTheme="minorEastAsia" w:hAnsiTheme="minorHAnsi" w:cstheme="minorBidi"/>
+                <w:bCs w:val="0"/>
                 <w:noProof/>
+                <w:kern w:val="2"/>
                 <w:sz w:val="22"/>
+                <w14:ligatures w14:val="standardContextual"/>
               </w:rPr>
               <w:tab/>
             </w:r>
             <w:r>
               <w:rPr>
                 <w:rStyle w:val="Hyperlink"/>
-                <w:rFonts w:asciiTheme="minorHAnsi" w:hAnsiTheme="minorHAnsi" w:cstheme="minorHAnsi"/>
+                <w:rFonts w:cstheme="minorHAnsi"/>
+                <w:b/>
                 <w:noProof/>
               </w:rPr>
               <w:t>Stunde 1: Datenanalyse und Entscheidungsbaum</w:t>
             </w:r>
             <w:r>
               <w:rPr>
-                <w:rFonts w:asciiTheme="minorHAnsi" w:hAnsiTheme="minorHAnsi" w:cstheme="minorHAnsi"/>
                 <w:noProof/>
                 <w:webHidden/>
               </w:rPr>
@@ -1809,7 +1802,6 @@
             </w:r>
             <w:r>
               <w:rPr>
-                <w:rFonts w:asciiTheme="minorHAnsi" w:hAnsiTheme="minorHAnsi" w:cstheme="minorHAnsi"/>
                 <w:noProof/>
                 <w:webHidden/>
               </w:rPr>
@@ -1817,22 +1809,19 @@
             </w:r>
             <w:r>
               <w:rPr>
-                <w:rFonts w:asciiTheme="minorHAnsi" w:hAnsiTheme="minorHAnsi" w:cstheme="minorHAnsi"/>
                 <w:noProof/>
                 <w:webHidden/>
               </w:rPr>
-              <w:instrText xml:space="preserve"> PAGEREF _Toc90635444 \h </w:instrText>
-            </w:r>
-            <w:r>
-              <w:rPr>
-                <w:rFonts w:asciiTheme="minorHAnsi" w:hAnsiTheme="minorHAnsi" w:cstheme="minorHAnsi"/>
+              <w:instrText xml:space="preserve"> PAGEREF _Toc139273699 \h </w:instrText>
+            </w:r>
+            <w:r>
+              <w:rPr>
                 <w:noProof/>
                 <w:webHidden/>
               </w:rPr>
             </w:r>
             <w:r>
               <w:rPr>
-                <w:rFonts w:asciiTheme="minorHAnsi" w:hAnsiTheme="minorHAnsi" w:cstheme="minorHAnsi"/>
                 <w:noProof/>
                 <w:webHidden/>
               </w:rPr>
@@ -1840,7 +1829,6 @@
             </w:r>
             <w:r>
               <w:rPr>
-                <w:rFonts w:asciiTheme="minorHAnsi" w:hAnsiTheme="minorHAnsi" w:cstheme="minorHAnsi"/>
                 <w:noProof/>
                 <w:webHidden/>
               </w:rPr>
@@ -1848,7 +1836,6 @@
             </w:r>
             <w:r>
               <w:rPr>
-                <w:rFonts w:asciiTheme="minorHAnsi" w:hAnsiTheme="minorHAnsi" w:cstheme="minorHAnsi"/>
                 <w:noProof/>
                 <w:webHidden/>
               </w:rPr>
@@ -1864,39 +1851,46 @@
               <w:tab w:val="right" w:leader="dot" w:pos="8834"/>
             </w:tabs>
             <w:rPr>
-              <w:rFonts w:asciiTheme="minorHAnsi" w:eastAsiaTheme="minorEastAsia" w:hAnsiTheme="minorHAnsi" w:cstheme="minorHAnsi"/>
+              <w:rFonts w:asciiTheme="minorHAnsi" w:eastAsiaTheme="minorEastAsia" w:hAnsiTheme="minorHAnsi" w:cstheme="minorBidi"/>
+              <w:bCs w:val="0"/>
               <w:noProof/>
+              <w:kern w:val="2"/>
               <w:sz w:val="22"/>
+              <w14:ligatures w14:val="standardContextual"/>
             </w:rPr>
           </w:pPr>
-          <w:hyperlink w:anchor="_Toc90635445" w:history="1">
+          <w:hyperlink w:anchor="_Toc139273700" w:history="1">
             <w:r>
               <w:rPr>
                 <w:rStyle w:val="Hyperlink"/>
-                <w:rFonts w:asciiTheme="minorHAnsi" w:hAnsiTheme="minorHAnsi" w:cstheme="minorHAnsi"/>
+                <w:rFonts w:cstheme="minorHAnsi"/>
+                <w:b/>
                 <w:noProof/>
               </w:rPr>
               <w:t>6.2.2</w:t>
             </w:r>
             <w:r>
               <w:rPr>
-                <w:rFonts w:asciiTheme="minorHAnsi" w:eastAsiaTheme="minorEastAsia" w:hAnsiTheme="minorHAnsi" w:cstheme="minorHAnsi"/>
+                <w:rFonts w:asciiTheme="minorHAnsi" w:eastAsiaTheme="minorEastAsia" w:hAnsiTheme="minorHAnsi" w:cstheme="minorBidi"/>
+                <w:bCs w:val="0"/>
                 <w:noProof/>
+                <w:kern w:val="2"/>
                 <w:sz w:val="22"/>
+                <w14:ligatures w14:val="standardContextual"/>
               </w:rPr>
               <w:tab/>
             </w:r>
             <w:r>
               <w:rPr>
                 <w:rStyle w:val="Hyperlink"/>
-                <w:rFonts w:asciiTheme="minorHAnsi" w:hAnsiTheme="minorHAnsi" w:cstheme="minorHAnsi"/>
+                <w:rFonts w:cstheme="minorHAnsi"/>
+                <w:b/>
                 <w:noProof/>
               </w:rPr>
               <w:t>Stunde 2-3: Datenanalyse mit Orange3</w:t>
             </w:r>
             <w:r>
               <w:rPr>
-                <w:rFonts w:asciiTheme="minorHAnsi" w:hAnsiTheme="minorHAnsi" w:cstheme="minorHAnsi"/>
                 <w:noProof/>
                 <w:webHidden/>
               </w:rPr>
@@ -1904,7 +1898,6 @@
             </w:r>
             <w:r>
               <w:rPr>
-                <w:rFonts w:asciiTheme="minorHAnsi" w:hAnsiTheme="minorHAnsi" w:cstheme="minorHAnsi"/>
                 <w:noProof/>
                 <w:webHidden/>
               </w:rPr>
@@ -1912,22 +1905,19 @@
             </w:r>
             <w:r>
               <w:rPr>
-                <w:rFonts w:asciiTheme="minorHAnsi" w:hAnsiTheme="minorHAnsi" w:cstheme="minorHAnsi"/>
                 <w:noProof/>
                 <w:webHidden/>
               </w:rPr>
-              <w:instrText xml:space="preserve"> PAGEREF _Toc90635445 \h </w:instrText>
-            </w:r>
-            <w:r>
-              <w:rPr>
-                <w:rFonts w:asciiTheme="minorHAnsi" w:hAnsiTheme="minorHAnsi" w:cstheme="minorHAnsi"/>
+              <w:instrText xml:space="preserve"> PAGEREF _Toc139273700 \h </w:instrText>
+            </w:r>
+            <w:r>
+              <w:rPr>
                 <w:noProof/>
                 <w:webHidden/>
               </w:rPr>
             </w:r>
             <w:r>
               <w:rPr>
-                <w:rFonts w:asciiTheme="minorHAnsi" w:hAnsiTheme="minorHAnsi" w:cstheme="minorHAnsi"/>
                 <w:noProof/>
                 <w:webHidden/>
               </w:rPr>
@@ -1935,7 +1925,6 @@
             </w:r>
             <w:r>
               <w:rPr>
-                <w:rFonts w:asciiTheme="minorHAnsi" w:hAnsiTheme="minorHAnsi" w:cstheme="minorHAnsi"/>
                 <w:noProof/>
                 <w:webHidden/>
               </w:rPr>
@@ -1943,7 +1932,6 @@
             </w:r>
             <w:r>
               <w:rPr>
-                <w:rFonts w:asciiTheme="minorHAnsi" w:hAnsiTheme="minorHAnsi" w:cstheme="minorHAnsi"/>
                 <w:noProof/>
                 <w:webHidden/>
               </w:rPr>
@@ -1959,39 +1947,46 @@
               <w:tab w:val="right" w:leader="dot" w:pos="8834"/>
             </w:tabs>
             <w:rPr>
-              <w:rFonts w:asciiTheme="minorHAnsi" w:eastAsiaTheme="minorEastAsia" w:hAnsiTheme="minorHAnsi" w:cstheme="minorHAnsi"/>
+              <w:rFonts w:asciiTheme="minorHAnsi" w:eastAsiaTheme="minorEastAsia" w:hAnsiTheme="minorHAnsi" w:cstheme="minorBidi"/>
+              <w:bCs w:val="0"/>
               <w:noProof/>
+              <w:kern w:val="2"/>
               <w:sz w:val="22"/>
+              <w14:ligatures w14:val="standardContextual"/>
             </w:rPr>
           </w:pPr>
-          <w:hyperlink w:anchor="_Toc90635446" w:history="1">
+          <w:hyperlink w:anchor="_Toc139273701" w:history="1">
             <w:r>
               <w:rPr>
                 <w:rStyle w:val="Hyperlink"/>
-                <w:rFonts w:asciiTheme="minorHAnsi" w:hAnsiTheme="minorHAnsi" w:cstheme="minorHAnsi"/>
+                <w:rFonts w:cstheme="minorHAnsi"/>
+                <w:b/>
                 <w:noProof/>
               </w:rPr>
               <w:t>6.2.3</w:t>
             </w:r>
             <w:r>
               <w:rPr>
-                <w:rFonts w:asciiTheme="minorHAnsi" w:eastAsiaTheme="minorEastAsia" w:hAnsiTheme="minorHAnsi" w:cstheme="minorHAnsi"/>
+                <w:rFonts w:asciiTheme="minorHAnsi" w:eastAsiaTheme="minorEastAsia" w:hAnsiTheme="minorHAnsi" w:cstheme="minorBidi"/>
+                <w:bCs w:val="0"/>
                 <w:noProof/>
+                <w:kern w:val="2"/>
                 <w:sz w:val="22"/>
+                <w14:ligatures w14:val="standardContextual"/>
               </w:rPr>
               <w:tab/>
             </w:r>
             <w:r>
               <w:rPr>
                 <w:rStyle w:val="Hyperlink"/>
-                <w:rFonts w:asciiTheme="minorHAnsi" w:hAnsiTheme="minorHAnsi" w:cstheme="minorHAnsi"/>
+                <w:rFonts w:cstheme="minorHAnsi"/>
+                <w:b/>
                 <w:noProof/>
               </w:rPr>
               <w:t>Stunde 4-6: Projektarbeit (nur Variante II)</w:t>
             </w:r>
             <w:r>
               <w:rPr>
-                <w:rFonts w:asciiTheme="minorHAnsi" w:hAnsiTheme="minorHAnsi" w:cstheme="minorHAnsi"/>
                 <w:noProof/>
                 <w:webHidden/>
               </w:rPr>
@@ -1999,7 +1994,6 @@
             </w:r>
             <w:r>
               <w:rPr>
-                <w:rFonts w:asciiTheme="minorHAnsi" w:hAnsiTheme="minorHAnsi" w:cstheme="minorHAnsi"/>
                 <w:noProof/>
                 <w:webHidden/>
               </w:rPr>
@@ -2007,22 +2001,19 @@
             </w:r>
             <w:r>
               <w:rPr>
-                <w:rFonts w:asciiTheme="minorHAnsi" w:hAnsiTheme="minorHAnsi" w:cstheme="minorHAnsi"/>
                 <w:noProof/>
                 <w:webHidden/>
               </w:rPr>
-              <w:instrText xml:space="preserve"> PAGEREF _Toc90635446 \h </w:instrText>
-            </w:r>
-            <w:r>
-              <w:rPr>
-                <w:rFonts w:asciiTheme="minorHAnsi" w:hAnsiTheme="minorHAnsi" w:cstheme="minorHAnsi"/>
+              <w:instrText xml:space="preserve"> PAGEREF _Toc139273701 \h </w:instrText>
+            </w:r>
+            <w:r>
+              <w:rPr>
                 <w:noProof/>
                 <w:webHidden/>
               </w:rPr>
             </w:r>
             <w:r>
               <w:rPr>
-                <w:rFonts w:asciiTheme="minorHAnsi" w:hAnsiTheme="minorHAnsi" w:cstheme="minorHAnsi"/>
                 <w:noProof/>
                 <w:webHidden/>
               </w:rPr>
@@ -2030,7 +2021,6 @@
             </w:r>
             <w:r>
               <w:rPr>
-                <w:rFonts w:asciiTheme="minorHAnsi" w:hAnsiTheme="minorHAnsi" w:cstheme="minorHAnsi"/>
                 <w:noProof/>
                 <w:webHidden/>
               </w:rPr>
@@ -2038,7 +2028,6 @@
             </w:r>
             <w:r>
               <w:rPr>
-                <w:rFonts w:asciiTheme="minorHAnsi" w:hAnsiTheme="minorHAnsi" w:cstheme="minorHAnsi"/>
                 <w:noProof/>
                 <w:webHidden/>
               </w:rPr>
@@ -2054,39 +2043,46 @@
               <w:tab w:val="right" w:leader="dot" w:pos="8834"/>
             </w:tabs>
             <w:rPr>
-              <w:rFonts w:asciiTheme="minorHAnsi" w:eastAsiaTheme="minorEastAsia" w:hAnsiTheme="minorHAnsi" w:cstheme="minorHAnsi"/>
+              <w:rFonts w:asciiTheme="minorHAnsi" w:eastAsiaTheme="minorEastAsia" w:hAnsiTheme="minorHAnsi" w:cstheme="minorBidi"/>
+              <w:bCs w:val="0"/>
               <w:noProof/>
+              <w:kern w:val="2"/>
               <w:sz w:val="22"/>
+              <w14:ligatures w14:val="standardContextual"/>
             </w:rPr>
           </w:pPr>
-          <w:hyperlink w:anchor="_Toc90635447" w:history="1">
+          <w:hyperlink w:anchor="_Toc139273702" w:history="1">
             <w:r>
               <w:rPr>
                 <w:rStyle w:val="Hyperlink"/>
-                <w:rFonts w:asciiTheme="minorHAnsi" w:hAnsiTheme="minorHAnsi" w:cstheme="minorHAnsi"/>
+                <w:rFonts w:cstheme="minorHAnsi"/>
+                <w:b/>
                 <w:noProof/>
               </w:rPr>
               <w:t>6.2.4</w:t>
             </w:r>
             <w:r>
               <w:rPr>
-                <w:rFonts w:asciiTheme="minorHAnsi" w:eastAsiaTheme="minorEastAsia" w:hAnsiTheme="minorHAnsi" w:cstheme="minorHAnsi"/>
+                <w:rFonts w:asciiTheme="minorHAnsi" w:eastAsiaTheme="minorEastAsia" w:hAnsiTheme="minorHAnsi" w:cstheme="minorBidi"/>
+                <w:bCs w:val="0"/>
                 <w:noProof/>
+                <w:kern w:val="2"/>
                 <w:sz w:val="22"/>
+                <w14:ligatures w14:val="standardContextual"/>
               </w:rPr>
               <w:tab/>
             </w:r>
             <w:r>
               <w:rPr>
                 <w:rStyle w:val="Hyperlink"/>
-                <w:rFonts w:asciiTheme="minorHAnsi" w:hAnsiTheme="minorHAnsi" w:cstheme="minorHAnsi"/>
+                <w:rFonts w:cstheme="minorHAnsi"/>
+                <w:b/>
                 <w:noProof/>
               </w:rPr>
               <w:t>Stunde 7: KI und unsere Gesellschaft</w:t>
             </w:r>
             <w:r>
               <w:rPr>
-                <w:rFonts w:asciiTheme="minorHAnsi" w:hAnsiTheme="minorHAnsi" w:cstheme="minorHAnsi"/>
                 <w:noProof/>
                 <w:webHidden/>
               </w:rPr>
@@ -2094,7 +2090,6 @@
             </w:r>
             <w:r>
               <w:rPr>
-                <w:rFonts w:asciiTheme="minorHAnsi" w:hAnsiTheme="minorHAnsi" w:cstheme="minorHAnsi"/>
                 <w:noProof/>
                 <w:webHidden/>
               </w:rPr>
@@ -2102,22 +2097,19 @@
             </w:r>
             <w:r>
               <w:rPr>
-                <w:rFonts w:asciiTheme="minorHAnsi" w:hAnsiTheme="minorHAnsi" w:cstheme="minorHAnsi"/>
                 <w:noProof/>
                 <w:webHidden/>
               </w:rPr>
-              <w:instrText xml:space="preserve"> PAGEREF _Toc90635447 \h </w:instrText>
-            </w:r>
-            <w:r>
-              <w:rPr>
-                <w:rFonts w:asciiTheme="minorHAnsi" w:hAnsiTheme="minorHAnsi" w:cstheme="minorHAnsi"/>
+              <w:instrText xml:space="preserve"> PAGEREF _Toc139273702 \h </w:instrText>
+            </w:r>
+            <w:r>
+              <w:rPr>
                 <w:noProof/>
                 <w:webHidden/>
               </w:rPr>
             </w:r>
             <w:r>
               <w:rPr>
-                <w:rFonts w:asciiTheme="minorHAnsi" w:hAnsiTheme="minorHAnsi" w:cstheme="minorHAnsi"/>
                 <w:noProof/>
                 <w:webHidden/>
               </w:rPr>
@@ -2125,7 +2117,6 @@
             </w:r>
             <w:r>
               <w:rPr>
-                <w:rFonts w:asciiTheme="minorHAnsi" w:hAnsiTheme="minorHAnsi" w:cstheme="minorHAnsi"/>
                 <w:noProof/>
                 <w:webHidden/>
               </w:rPr>
@@ -2133,7 +2124,6 @@
             </w:r>
             <w:r>
               <w:rPr>
-                <w:rFonts w:asciiTheme="minorHAnsi" w:hAnsiTheme="minorHAnsi" w:cstheme="minorHAnsi"/>
                 <w:noProof/>
                 <w:webHidden/>
               </w:rPr>
@@ -2145,39 +2135,44 @@
           <w:pPr>
             <w:pStyle w:val="Verzeichnis1"/>
             <w:rPr>
-              <w:rFonts w:asciiTheme="minorHAnsi" w:eastAsiaTheme="minorEastAsia" w:hAnsiTheme="minorHAnsi" w:cstheme="minorHAnsi"/>
+              <w:rFonts w:asciiTheme="minorHAnsi" w:eastAsiaTheme="minorEastAsia" w:hAnsiTheme="minorHAnsi" w:cstheme="minorBidi"/>
+              <w:bCs w:val="0"/>
               <w:noProof/>
+              <w:kern w:val="2"/>
               <w:sz w:val="22"/>
+              <w14:ligatures w14:val="standardContextual"/>
             </w:rPr>
           </w:pPr>
-          <w:hyperlink w:anchor="_Toc90635448" w:history="1">
+          <w:hyperlink w:anchor="_Toc139273703" w:history="1">
             <w:r>
               <w:rPr>
                 <w:rStyle w:val="Hyperlink"/>
-                <w:rFonts w:asciiTheme="minorHAnsi" w:hAnsiTheme="minorHAnsi" w:cstheme="minorHAnsi"/>
+                <w:rFonts w:cstheme="minorHAnsi"/>
                 <w:noProof/>
               </w:rPr>
               <w:t>7</w:t>
             </w:r>
             <w:r>
               <w:rPr>
-                <w:rFonts w:asciiTheme="minorHAnsi" w:eastAsiaTheme="minorEastAsia" w:hAnsiTheme="minorHAnsi" w:cstheme="minorHAnsi"/>
+                <w:rFonts w:asciiTheme="minorHAnsi" w:eastAsiaTheme="minorEastAsia" w:hAnsiTheme="minorHAnsi" w:cstheme="minorBidi"/>
+                <w:bCs w:val="0"/>
                 <w:noProof/>
+                <w:kern w:val="2"/>
                 <w:sz w:val="22"/>
+                <w14:ligatures w14:val="standardContextual"/>
               </w:rPr>
               <w:tab/>
             </w:r>
             <w:r>
               <w:rPr>
                 <w:rStyle w:val="Hyperlink"/>
-                <w:rFonts w:asciiTheme="minorHAnsi" w:hAnsiTheme="minorHAnsi" w:cstheme="minorHAnsi"/>
+                <w:rFonts w:cstheme="minorHAnsi"/>
                 <w:noProof/>
               </w:rPr>
               <w:t>Einbettung in verschiedene Fächer und Themen</w:t>
             </w:r>
             <w:r>
               <w:rPr>
-                <w:rFonts w:asciiTheme="minorHAnsi" w:hAnsiTheme="minorHAnsi" w:cstheme="minorHAnsi"/>
                 <w:noProof/>
                 <w:webHidden/>
               </w:rPr>
@@ -2185,7 +2180,6 @@
             </w:r>
             <w:r>
               <w:rPr>
-                <w:rFonts w:asciiTheme="minorHAnsi" w:hAnsiTheme="minorHAnsi" w:cstheme="minorHAnsi"/>
                 <w:noProof/>
                 <w:webHidden/>
               </w:rPr>
@@ -2193,22 +2187,19 @@
             </w:r>
             <w:r>
               <w:rPr>
-                <w:rFonts w:asciiTheme="minorHAnsi" w:hAnsiTheme="minorHAnsi" w:cstheme="minorHAnsi"/>
                 <w:noProof/>
                 <w:webHidden/>
               </w:rPr>
-              <w:instrText xml:space="preserve"> PAGEREF _Toc90635448 \h </w:instrText>
-            </w:r>
-            <w:r>
-              <w:rPr>
-                <w:rFonts w:asciiTheme="minorHAnsi" w:hAnsiTheme="minorHAnsi" w:cstheme="minorHAnsi"/>
+              <w:instrText xml:space="preserve"> PAGEREF _Toc139273703 \h </w:instrText>
+            </w:r>
+            <w:r>
+              <w:rPr>
                 <w:noProof/>
                 <w:webHidden/>
               </w:rPr>
             </w:r>
             <w:r>
               <w:rPr>
-                <w:rFonts w:asciiTheme="minorHAnsi" w:hAnsiTheme="minorHAnsi" w:cstheme="minorHAnsi"/>
                 <w:noProof/>
                 <w:webHidden/>
               </w:rPr>
@@ -2216,7 +2207,6 @@
             </w:r>
             <w:r>
               <w:rPr>
-                <w:rFonts w:asciiTheme="minorHAnsi" w:hAnsiTheme="minorHAnsi" w:cstheme="minorHAnsi"/>
                 <w:noProof/>
                 <w:webHidden/>
               </w:rPr>
@@ -2224,7 +2214,6 @@
             </w:r>
             <w:r>
               <w:rPr>
-                <w:rFonts w:asciiTheme="minorHAnsi" w:hAnsiTheme="minorHAnsi" w:cstheme="minorHAnsi"/>
                 <w:noProof/>
                 <w:webHidden/>
               </w:rPr>
@@ -2236,39 +2225,44 @@
           <w:pPr>
             <w:pStyle w:val="Verzeichnis1"/>
             <w:rPr>
-              <w:rFonts w:asciiTheme="minorHAnsi" w:eastAsiaTheme="minorEastAsia" w:hAnsiTheme="minorHAnsi" w:cstheme="minorHAnsi"/>
+              <w:rFonts w:asciiTheme="minorHAnsi" w:eastAsiaTheme="minorEastAsia" w:hAnsiTheme="minorHAnsi" w:cstheme="minorBidi"/>
+              <w:bCs w:val="0"/>
               <w:noProof/>
+              <w:kern w:val="2"/>
               <w:sz w:val="22"/>
+              <w14:ligatures w14:val="standardContextual"/>
             </w:rPr>
           </w:pPr>
-          <w:hyperlink w:anchor="_Toc90635449" w:history="1">
+          <w:hyperlink w:anchor="_Toc139273704" w:history="1">
             <w:r>
               <w:rPr>
                 <w:rStyle w:val="Hyperlink"/>
-                <w:rFonts w:asciiTheme="minorHAnsi" w:hAnsiTheme="minorHAnsi" w:cstheme="minorHAnsi"/>
+                <w:rFonts w:cstheme="minorHAnsi"/>
                 <w:noProof/>
               </w:rPr>
               <w:t>8</w:t>
             </w:r>
             <w:r>
               <w:rPr>
-                <w:rFonts w:asciiTheme="minorHAnsi" w:eastAsiaTheme="minorEastAsia" w:hAnsiTheme="minorHAnsi" w:cstheme="minorHAnsi"/>
+                <w:rFonts w:asciiTheme="minorHAnsi" w:eastAsiaTheme="minorEastAsia" w:hAnsiTheme="minorHAnsi" w:cstheme="minorBidi"/>
+                <w:bCs w:val="0"/>
                 <w:noProof/>
+                <w:kern w:val="2"/>
                 <w:sz w:val="22"/>
+                <w14:ligatures w14:val="standardContextual"/>
               </w:rPr>
               <w:tab/>
             </w:r>
             <w:r>
               <w:rPr>
                 <w:rStyle w:val="Hyperlink"/>
-                <w:rFonts w:asciiTheme="minorHAnsi" w:hAnsiTheme="minorHAnsi" w:cstheme="minorHAnsi"/>
+                <w:rFonts w:cstheme="minorHAnsi"/>
                 <w:noProof/>
               </w:rPr>
               <w:t>Anschlussthemen</w:t>
             </w:r>
             <w:r>
               <w:rPr>
-                <w:rFonts w:asciiTheme="minorHAnsi" w:hAnsiTheme="minorHAnsi" w:cstheme="minorHAnsi"/>
                 <w:noProof/>
                 <w:webHidden/>
               </w:rPr>
@@ -2276,7 +2270,6 @@
             </w:r>
             <w:r>
               <w:rPr>
-                <w:rFonts w:asciiTheme="minorHAnsi" w:hAnsiTheme="minorHAnsi" w:cstheme="minorHAnsi"/>
                 <w:noProof/>
                 <w:webHidden/>
               </w:rPr>
@@ -2284,22 +2277,19 @@
             </w:r>
             <w:r>
               <w:rPr>
-                <w:rFonts w:asciiTheme="minorHAnsi" w:hAnsiTheme="minorHAnsi" w:cstheme="minorHAnsi"/>
                 <w:noProof/>
                 <w:webHidden/>
               </w:rPr>
-              <w:instrText xml:space="preserve"> PAGEREF _Toc90635449 \h </w:instrText>
-            </w:r>
-            <w:r>
-              <w:rPr>
-                <w:rFonts w:asciiTheme="minorHAnsi" w:hAnsiTheme="minorHAnsi" w:cstheme="minorHAnsi"/>
+              <w:instrText xml:space="preserve"> PAGEREF _Toc139273704 \h </w:instrText>
+            </w:r>
+            <w:r>
+              <w:rPr>
                 <w:noProof/>
                 <w:webHidden/>
               </w:rPr>
             </w:r>
             <w:r>
               <w:rPr>
-                <w:rFonts w:asciiTheme="minorHAnsi" w:hAnsiTheme="minorHAnsi" w:cstheme="minorHAnsi"/>
                 <w:noProof/>
                 <w:webHidden/>
               </w:rPr>
@@ -2307,7 +2297,6 @@
             </w:r>
             <w:r>
               <w:rPr>
-                <w:rFonts w:asciiTheme="minorHAnsi" w:hAnsiTheme="minorHAnsi" w:cstheme="minorHAnsi"/>
                 <w:noProof/>
                 <w:webHidden/>
               </w:rPr>
@@ -2315,7 +2304,6 @@
             </w:r>
             <w:r>
               <w:rPr>
-                <w:rFonts w:asciiTheme="minorHAnsi" w:hAnsiTheme="minorHAnsi" w:cstheme="minorHAnsi"/>
                 <w:noProof/>
                 <w:webHidden/>
               </w:rPr>
@@ -2327,39 +2315,44 @@
           <w:pPr>
             <w:pStyle w:val="Verzeichnis1"/>
             <w:rPr>
-              <w:rFonts w:asciiTheme="minorHAnsi" w:eastAsiaTheme="minorEastAsia" w:hAnsiTheme="minorHAnsi" w:cstheme="minorHAnsi"/>
+              <w:rFonts w:asciiTheme="minorHAnsi" w:eastAsiaTheme="minorEastAsia" w:hAnsiTheme="minorHAnsi" w:cstheme="minorBidi"/>
+              <w:bCs w:val="0"/>
               <w:noProof/>
+              <w:kern w:val="2"/>
               <w:sz w:val="22"/>
+              <w14:ligatures w14:val="standardContextual"/>
             </w:rPr>
           </w:pPr>
-          <w:hyperlink w:anchor="_Toc90635450" w:history="1">
+          <w:hyperlink w:anchor="_Toc139273705" w:history="1">
             <w:r>
               <w:rPr>
                 <w:rStyle w:val="Hyperlink"/>
-                <w:rFonts w:asciiTheme="minorHAnsi" w:hAnsiTheme="minorHAnsi" w:cstheme="minorHAnsi"/>
+                <w:rFonts w:cstheme="minorHAnsi"/>
                 <w:noProof/>
               </w:rPr>
               <w:t>9</w:t>
             </w:r>
             <w:r>
               <w:rPr>
-                <w:rFonts w:asciiTheme="minorHAnsi" w:eastAsiaTheme="minorEastAsia" w:hAnsiTheme="minorHAnsi" w:cstheme="minorHAnsi"/>
+                <w:rFonts w:asciiTheme="minorHAnsi" w:eastAsiaTheme="minorEastAsia" w:hAnsiTheme="minorHAnsi" w:cstheme="minorBidi"/>
+                <w:bCs w:val="0"/>
                 <w:noProof/>
+                <w:kern w:val="2"/>
                 <w:sz w:val="22"/>
+                <w14:ligatures w14:val="standardContextual"/>
               </w:rPr>
               <w:tab/>
             </w:r>
             <w:r>
               <w:rPr>
                 <w:rStyle w:val="Hyperlink"/>
-                <w:rFonts w:asciiTheme="minorHAnsi" w:hAnsiTheme="minorHAnsi" w:cstheme="minorHAnsi"/>
+                <w:rFonts w:cstheme="minorHAnsi"/>
                 <w:noProof/>
               </w:rPr>
               <w:t>Literatur und Links</w:t>
             </w:r>
             <w:r>
               <w:rPr>
-                <w:rFonts w:asciiTheme="minorHAnsi" w:hAnsiTheme="minorHAnsi" w:cstheme="minorHAnsi"/>
                 <w:noProof/>
                 <w:webHidden/>
               </w:rPr>
@@ -2367,7 +2360,6 @@
             </w:r>
             <w:r>
               <w:rPr>
-                <w:rFonts w:asciiTheme="minorHAnsi" w:hAnsiTheme="minorHAnsi" w:cstheme="minorHAnsi"/>
                 <w:noProof/>
                 <w:webHidden/>
               </w:rPr>
@@ -2375,22 +2367,19 @@
             </w:r>
             <w:r>
               <w:rPr>
-                <w:rFonts w:asciiTheme="minorHAnsi" w:hAnsiTheme="minorHAnsi" w:cstheme="minorHAnsi"/>
                 <w:noProof/>
                 <w:webHidden/>
               </w:rPr>
-              <w:instrText xml:space="preserve"> PAGEREF _Toc90635450 \h </w:instrText>
-            </w:r>
-            <w:r>
-              <w:rPr>
-                <w:rFonts w:asciiTheme="minorHAnsi" w:hAnsiTheme="minorHAnsi" w:cstheme="minorHAnsi"/>
+              <w:instrText xml:space="preserve"> PAGEREF _Toc139273705 \h </w:instrText>
+            </w:r>
+            <w:r>
+              <w:rPr>
                 <w:noProof/>
                 <w:webHidden/>
               </w:rPr>
             </w:r>
             <w:r>
               <w:rPr>
-                <w:rFonts w:asciiTheme="minorHAnsi" w:hAnsiTheme="minorHAnsi" w:cstheme="minorHAnsi"/>
                 <w:noProof/>
                 <w:webHidden/>
               </w:rPr>
@@ -2398,15 +2387,13 @@
             </w:r>
             <w:r>
               <w:rPr>
-                <w:rFonts w:asciiTheme="minorHAnsi" w:hAnsiTheme="minorHAnsi" w:cstheme="minorHAnsi"/>
                 <w:noProof/>
                 <w:webHidden/>
               </w:rPr>
-              <w:t>25</w:t>
-            </w:r>
-            <w:r>
-              <w:rPr>
-                <w:rFonts w:asciiTheme="minorHAnsi" w:hAnsiTheme="minorHAnsi" w:cstheme="minorHAnsi"/>
+              <w:t>26</w:t>
+            </w:r>
+            <w:r>
+              <w:rPr>
                 <w:noProof/>
                 <w:webHidden/>
               </w:rPr>
@@ -2418,39 +2405,44 @@
           <w:pPr>
             <w:pStyle w:val="Verzeichnis1"/>
             <w:rPr>
-              <w:rFonts w:asciiTheme="minorHAnsi" w:eastAsiaTheme="minorEastAsia" w:hAnsiTheme="minorHAnsi" w:cstheme="minorHAnsi"/>
+              <w:rFonts w:asciiTheme="minorHAnsi" w:eastAsiaTheme="minorEastAsia" w:hAnsiTheme="minorHAnsi" w:cstheme="minorBidi"/>
+              <w:bCs w:val="0"/>
               <w:noProof/>
+              <w:kern w:val="2"/>
               <w:sz w:val="22"/>
+              <w14:ligatures w14:val="standardContextual"/>
             </w:rPr>
           </w:pPr>
-          <w:hyperlink w:anchor="_Toc90635451" w:history="1">
+          <w:hyperlink w:anchor="_Toc139273706" w:history="1">
             <w:r>
               <w:rPr>
                 <w:rStyle w:val="Hyperlink"/>
-                <w:rFonts w:asciiTheme="minorHAnsi" w:hAnsiTheme="minorHAnsi" w:cstheme="minorHAnsi"/>
+                <w:rFonts w:cstheme="minorHAnsi"/>
                 <w:noProof/>
               </w:rPr>
               <w:t>10</w:t>
             </w:r>
             <w:r>
               <w:rPr>
-                <w:rFonts w:asciiTheme="minorHAnsi" w:eastAsiaTheme="minorEastAsia" w:hAnsiTheme="minorHAnsi" w:cstheme="minorHAnsi"/>
+                <w:rFonts w:asciiTheme="minorHAnsi" w:eastAsiaTheme="minorEastAsia" w:hAnsiTheme="minorHAnsi" w:cstheme="minorBidi"/>
+                <w:bCs w:val="0"/>
                 <w:noProof/>
+                <w:kern w:val="2"/>
                 <w:sz w:val="22"/>
+                <w14:ligatures w14:val="standardContextual"/>
               </w:rPr>
               <w:tab/>
             </w:r>
             <w:r>
               <w:rPr>
                 <w:rStyle w:val="Hyperlink"/>
-                <w:rFonts w:asciiTheme="minorHAnsi" w:hAnsiTheme="minorHAnsi" w:cstheme="minorHAnsi"/>
+                <w:rFonts w:cstheme="minorHAnsi"/>
                 <w:noProof/>
               </w:rPr>
               <w:t>Arbeitsmaterialien</w:t>
             </w:r>
             <w:r>
               <w:rPr>
-                <w:rFonts w:asciiTheme="minorHAnsi" w:hAnsiTheme="minorHAnsi" w:cstheme="minorHAnsi"/>
                 <w:noProof/>
                 <w:webHidden/>
               </w:rPr>
@@ -2458,7 +2450,6 @@
             </w:r>
             <w:r>
               <w:rPr>
-                <w:rFonts w:asciiTheme="minorHAnsi" w:hAnsiTheme="minorHAnsi" w:cstheme="minorHAnsi"/>
                 <w:noProof/>
                 <w:webHidden/>
               </w:rPr>
@@ -2466,22 +2457,19 @@
             </w:r>
             <w:r>
               <w:rPr>
-                <w:rFonts w:asciiTheme="minorHAnsi" w:hAnsiTheme="minorHAnsi" w:cstheme="minorHAnsi"/>
                 <w:noProof/>
                 <w:webHidden/>
               </w:rPr>
-              <w:instrText xml:space="preserve"> PAGEREF _Toc90635451 \h </w:instrText>
-            </w:r>
-            <w:r>
-              <w:rPr>
-                <w:rFonts w:asciiTheme="minorHAnsi" w:hAnsiTheme="minorHAnsi" w:cstheme="minorHAnsi"/>
+              <w:instrText xml:space="preserve"> PAGEREF _Toc139273706 \h </w:instrText>
+            </w:r>
+            <w:r>
+              <w:rPr>
                 <w:noProof/>
                 <w:webHidden/>
               </w:rPr>
             </w:r>
             <w:r>
               <w:rPr>
-                <w:rFonts w:asciiTheme="minorHAnsi" w:hAnsiTheme="minorHAnsi" w:cstheme="minorHAnsi"/>
                 <w:noProof/>
                 <w:webHidden/>
               </w:rPr>
@@ -2489,7 +2477,6 @@
             </w:r>
             <w:r>
               <w:rPr>
-                <w:rFonts w:asciiTheme="minorHAnsi" w:hAnsiTheme="minorHAnsi" w:cstheme="minorHAnsi"/>
                 <w:noProof/>
                 <w:webHidden/>
               </w:rPr>
@@ -2497,7 +2484,6 @@
             </w:r>
             <w:r>
               <w:rPr>
-                <w:rFonts w:asciiTheme="minorHAnsi" w:hAnsiTheme="minorHAnsi" w:cstheme="minorHAnsi"/>
                 <w:noProof/>
                 <w:webHidden/>
               </w:rPr>
@@ -2509,39 +2495,44 @@
           <w:pPr>
             <w:pStyle w:val="Verzeichnis1"/>
             <w:rPr>
-              <w:rFonts w:asciiTheme="minorHAnsi" w:eastAsiaTheme="minorEastAsia" w:hAnsiTheme="minorHAnsi" w:cstheme="minorHAnsi"/>
+              <w:rFonts w:asciiTheme="minorHAnsi" w:eastAsiaTheme="minorEastAsia" w:hAnsiTheme="minorHAnsi" w:cstheme="minorBidi"/>
+              <w:bCs w:val="0"/>
               <w:noProof/>
+              <w:kern w:val="2"/>
               <w:sz w:val="22"/>
+              <w14:ligatures w14:val="standardContextual"/>
             </w:rPr>
           </w:pPr>
-          <w:hyperlink w:anchor="_Toc90635452" w:history="1">
+          <w:hyperlink w:anchor="_Toc139273707" w:history="1">
             <w:r>
               <w:rPr>
                 <w:rStyle w:val="Hyperlink"/>
-                <w:rFonts w:asciiTheme="minorHAnsi" w:hAnsiTheme="minorHAnsi" w:cstheme="minorHAnsi"/>
+                <w:rFonts w:cstheme="minorHAnsi"/>
                 <w:noProof/>
               </w:rPr>
               <w:t>11</w:t>
             </w:r>
             <w:r>
               <w:rPr>
-                <w:rFonts w:asciiTheme="minorHAnsi" w:eastAsiaTheme="minorEastAsia" w:hAnsiTheme="minorHAnsi" w:cstheme="minorHAnsi"/>
+                <w:rFonts w:asciiTheme="minorHAnsi" w:eastAsiaTheme="minorEastAsia" w:hAnsiTheme="minorHAnsi" w:cstheme="minorBidi"/>
+                <w:bCs w:val="0"/>
                 <w:noProof/>
+                <w:kern w:val="2"/>
                 <w:sz w:val="22"/>
+                <w14:ligatures w14:val="standardContextual"/>
               </w:rPr>
               <w:tab/>
             </w:r>
             <w:r>
               <w:rPr>
                 <w:rStyle w:val="Hyperlink"/>
-                <w:rFonts w:asciiTheme="minorHAnsi" w:hAnsiTheme="minorHAnsi" w:cstheme="minorHAnsi"/>
+                <w:rFonts w:cstheme="minorHAnsi"/>
                 <w:noProof/>
               </w:rPr>
               <w:t>Glossar</w:t>
             </w:r>
             <w:r>
               <w:rPr>
-                <w:rFonts w:asciiTheme="minorHAnsi" w:hAnsiTheme="minorHAnsi" w:cstheme="minorHAnsi"/>
                 <w:noProof/>
                 <w:webHidden/>
               </w:rPr>
@@ -2549,7 +2540,6 @@
             </w:r>
             <w:r>
               <w:rPr>
-                <w:rFonts w:asciiTheme="minorHAnsi" w:hAnsiTheme="minorHAnsi" w:cstheme="minorHAnsi"/>
                 <w:noProof/>
                 <w:webHidden/>
               </w:rPr>
@@ -2557,22 +2547,19 @@
             </w:r>
             <w:r>
               <w:rPr>
-                <w:rFonts w:asciiTheme="minorHAnsi" w:hAnsiTheme="minorHAnsi" w:cstheme="minorHAnsi"/>
                 <w:noProof/>
                 <w:webHidden/>
               </w:rPr>
-              <w:instrText xml:space="preserve"> PAGEREF _Toc90635452 \h </w:instrText>
-            </w:r>
-            <w:r>
-              <w:rPr>
-                <w:rFonts w:asciiTheme="minorHAnsi" w:hAnsiTheme="minorHAnsi" w:cstheme="minorHAnsi"/>
+              <w:instrText xml:space="preserve"> PAGEREF _Toc139273707 \h </w:instrText>
+            </w:r>
+            <w:r>
+              <w:rPr>
                 <w:noProof/>
                 <w:webHidden/>
               </w:rPr>
             </w:r>
             <w:r>
               <w:rPr>
-                <w:rFonts w:asciiTheme="minorHAnsi" w:hAnsiTheme="minorHAnsi" w:cstheme="minorHAnsi"/>
                 <w:noProof/>
                 <w:webHidden/>
               </w:rPr>
@@ -2580,7 +2567,6 @@
             </w:r>
             <w:r>
               <w:rPr>
-                <w:rFonts w:asciiTheme="minorHAnsi" w:hAnsiTheme="minorHAnsi" w:cstheme="minorHAnsi"/>
                 <w:noProof/>
                 <w:webHidden/>
               </w:rPr>
@@ -2588,7 +2574,6 @@
             </w:r>
             <w:r>
               <w:rPr>
-                <w:rFonts w:asciiTheme="minorHAnsi" w:hAnsiTheme="minorHAnsi" w:cstheme="minorHAnsi"/>
                 <w:noProof/>
                 <w:webHidden/>
               </w:rPr>
@@ -2600,16 +2585,20 @@
           <w:pPr>
             <w:pStyle w:val="Verzeichnis1"/>
             <w:rPr>
-              <w:rFonts w:asciiTheme="minorHAnsi" w:eastAsiaTheme="minorEastAsia" w:hAnsiTheme="minorHAnsi" w:cstheme="minorHAnsi"/>
+              <w:rFonts w:asciiTheme="minorHAnsi" w:eastAsiaTheme="minorEastAsia" w:hAnsiTheme="minorHAnsi" w:cstheme="minorBidi"/>
+              <w:bCs w:val="0"/>
               <w:noProof/>
+              <w:kern w:val="2"/>
               <w:sz w:val="22"/>
+              <w14:ligatures w14:val="standardContextual"/>
             </w:rPr>
           </w:pPr>
-          <w:hyperlink w:anchor="_Toc90635453" w:history="1">
+          <w:hyperlink w:anchor="_Toc139273708" w:history="1">
             <w:r>
               <w:rPr>
                 <w:rStyle w:val="Hyperlink"/>
-                <w:rFonts w:asciiTheme="minorHAnsi" w:eastAsia="helvetica neue" w:hAnsiTheme="minorHAnsi" w:cstheme="minorHAnsi"/>
+                <w:rFonts w:eastAsia="helvetica neue" w:cstheme="minorHAnsi"/>
+                <w:b/>
                 <w:noProof/>
                 <w:lang w:eastAsia="zh-CN"/>
               </w:rPr>
@@ -2617,16 +2606,20 @@
             </w:r>
             <w:r>
               <w:rPr>
-                <w:rFonts w:asciiTheme="minorHAnsi" w:eastAsiaTheme="minorEastAsia" w:hAnsiTheme="minorHAnsi" w:cstheme="minorHAnsi"/>
+                <w:rFonts w:asciiTheme="minorHAnsi" w:eastAsiaTheme="minorEastAsia" w:hAnsiTheme="minorHAnsi" w:cstheme="minorBidi"/>
+                <w:bCs w:val="0"/>
                 <w:noProof/>
+                <w:kern w:val="2"/>
                 <w:sz w:val="22"/>
+                <w14:ligatures w14:val="standardContextual"/>
               </w:rPr>
               <w:tab/>
             </w:r>
             <w:r>
               <w:rPr>
                 <w:rStyle w:val="Hyperlink"/>
-                <w:rFonts w:asciiTheme="minorHAnsi" w:eastAsia="helvetica neue" w:hAnsiTheme="minorHAnsi" w:cstheme="minorHAnsi"/>
+                <w:rFonts w:eastAsia="helvetica neue" w:cstheme="minorHAnsi"/>
+                <w:b/>
                 <w:noProof/>
                 <w:lang w:eastAsia="zh-CN"/>
               </w:rPr>
@@ -2634,7 +2627,6 @@
             </w:r>
             <w:r>
               <w:rPr>
-                <w:rFonts w:asciiTheme="minorHAnsi" w:hAnsiTheme="minorHAnsi" w:cstheme="minorHAnsi"/>
                 <w:noProof/>
                 <w:webHidden/>
               </w:rPr>
@@ -2642,7 +2634,6 @@
             </w:r>
             <w:r>
               <w:rPr>
-                <w:rFonts w:asciiTheme="minorHAnsi" w:hAnsiTheme="minorHAnsi" w:cstheme="minorHAnsi"/>
                 <w:noProof/>
                 <w:webHidden/>
               </w:rPr>
@@ -2650,22 +2641,19 @@
             </w:r>
             <w:r>
               <w:rPr>
-                <w:rFonts w:asciiTheme="minorHAnsi" w:hAnsiTheme="minorHAnsi" w:cstheme="minorHAnsi"/>
                 <w:noProof/>
                 <w:webHidden/>
               </w:rPr>
-              <w:instrText xml:space="preserve"> PAGEREF _Toc90635453 \h </w:instrText>
-            </w:r>
-            <w:r>
-              <w:rPr>
-                <w:rFonts w:asciiTheme="minorHAnsi" w:hAnsiTheme="minorHAnsi" w:cstheme="minorHAnsi"/>
+              <w:instrText xml:space="preserve"> PAGEREF _Toc139273708 \h </w:instrText>
+            </w:r>
+            <w:r>
+              <w:rPr>
                 <w:noProof/>
                 <w:webHidden/>
               </w:rPr>
             </w:r>
             <w:r>
               <w:rPr>
-                <w:rFonts w:asciiTheme="minorHAnsi" w:hAnsiTheme="minorHAnsi" w:cstheme="minorHAnsi"/>
                 <w:noProof/>
                 <w:webHidden/>
               </w:rPr>
@@ -2673,15 +2661,13 @@
             </w:r>
             <w:r>
               <w:rPr>
-                <w:rFonts w:asciiTheme="minorHAnsi" w:hAnsiTheme="minorHAnsi" w:cstheme="minorHAnsi"/>
                 <w:noProof/>
                 <w:webHidden/>
               </w:rPr>
-              <w:t>27</w:t>
-            </w:r>
-            <w:r>
-              <w:rPr>
-                <w:rFonts w:asciiTheme="minorHAnsi" w:hAnsiTheme="minorHAnsi" w:cstheme="minorHAnsi"/>
+              <w:t>28</w:t>
+            </w:r>
+            <w:r>
+              <w:rPr>
                 <w:noProof/>
                 <w:webHidden/>
               </w:rPr>
@@ -2734,7 +2720,7 @@
       </w:pPr>
       <w:bookmarkStart w:id="1" w:name="_Toc83890413"/>
       <w:bookmarkStart w:id="2" w:name="_Toc83890655"/>
-      <w:bookmarkStart w:id="3" w:name="_Toc90635431"/>
+      <w:bookmarkStart w:id="3" w:name="_Toc139273686"/>
       <w:r>
         <w:rPr>
           <w:rFonts w:asciiTheme="minorHAnsi" w:hAnsiTheme="minorHAnsi" w:cstheme="minorHAnsi"/>
@@ -2768,9 +2754,6 @@
         <w:rPr>
           <w:rFonts w:asciiTheme="minorHAnsi" w:hAnsiTheme="minorHAnsi" w:cstheme="minorHAnsi"/>
         </w:rPr>
-        <w:pPrChange w:id="4" w:author="Imke Endjer" w:date="2023-02-22T11:17:00Z">
-          <w:pPr/>
-        </w:pPrChange>
       </w:pPr>
       <w:r>
         <w:rPr>
@@ -2808,7 +2791,7 @@
     <w:tbl>
       <w:tblPr>
         <w:tblStyle w:val="StGen0"/>
-        <w:tblW w:w="8958" w:type="dxa"/>
+        <w:tblW w:w="9039" w:type="dxa"/>
         <w:tblInd w:w="0" w:type="dxa"/>
         <w:tblBorders>
           <w:top w:val="single" w:sz="4" w:space="0" w:color="FFC000"/>
@@ -2822,15 +2805,20 @@
         <w:tblLook w:val="0480" w:firstRow="0" w:lastRow="0" w:firstColumn="1" w:lastColumn="0" w:noHBand="0" w:noVBand="1"/>
       </w:tblPr>
       <w:tblGrid>
-        <w:gridCol w:w="3044"/>
-        <w:gridCol w:w="522"/>
-        <w:gridCol w:w="5392"/>
+        <w:gridCol w:w="3397"/>
+        <w:gridCol w:w="250"/>
+        <w:gridCol w:w="5311"/>
+        <w:gridCol w:w="81"/>
       </w:tblGrid>
       <w:tr>
+        <w:trPr>
+          <w:gridAfter w:val="1"/>
+          <w:wAfter w:w="81" w:type="dxa"/>
+        </w:trPr>
         <w:tc>
           <w:tcPr>
             <w:cnfStyle w:val="001000000000" w:firstRow="0" w:lastRow="0" w:firstColumn="1" w:lastColumn="0" w:oddVBand="0" w:evenVBand="0" w:oddHBand="0" w:evenHBand="0" w:firstRowFirstColumn="0" w:firstRowLastColumn="0" w:lastRowFirstColumn="0" w:lastRowLastColumn="0"/>
-            <w:tcW w:w="3044" w:type="dxa"/>
+            <w:tcW w:w="3397" w:type="dxa"/>
           </w:tcPr>
           <w:p>
             <w:pPr>
@@ -2850,7 +2838,7 @@
         </w:tc>
         <w:tc>
           <w:tcPr>
-            <w:tcW w:w="5914" w:type="dxa"/>
+            <w:tcW w:w="5561" w:type="dxa"/>
             <w:gridSpan w:val="2"/>
           </w:tcPr>
           <w:p>
@@ -2875,7 +2863,7 @@
         <w:tc>
           <w:tcPr>
             <w:cnfStyle w:val="001000000000" w:firstRow="0" w:lastRow="0" w:firstColumn="1" w:lastColumn="0" w:oddVBand="0" w:evenVBand="0" w:oddHBand="0" w:evenHBand="0" w:firstRowFirstColumn="0" w:firstRowLastColumn="0" w:lastRowFirstColumn="0" w:lastRowLastColumn="0"/>
-            <w:tcW w:w="3044" w:type="dxa"/>
+            <w:tcW w:w="3397" w:type="dxa"/>
             <w:vMerge w:val="restart"/>
           </w:tcPr>
           <w:p>
@@ -2896,7 +2884,7 @@
         </w:tc>
         <w:tc>
           <w:tcPr>
-            <w:tcW w:w="522" w:type="dxa"/>
+            <w:tcW w:w="250" w:type="dxa"/>
             <w:vAlign w:val="center"/>
           </w:tcPr>
           <w:p>
@@ -2913,7 +2901,8 @@
         </w:tc>
         <w:tc>
           <w:tcPr>
-            <w:tcW w:w="5392" w:type="dxa"/>
+            <w:tcW w:w="0" w:type="dxa"/>
+            <w:gridSpan w:val="2"/>
           </w:tcPr>
           <w:p>
             <w:pPr>
@@ -2937,7 +2926,7 @@
         <w:tc>
           <w:tcPr>
             <w:cnfStyle w:val="001000000000" w:firstRow="0" w:lastRow="0" w:firstColumn="1" w:lastColumn="0" w:oddVBand="0" w:evenVBand="0" w:oddHBand="0" w:evenHBand="0" w:firstRowFirstColumn="0" w:firstRowLastColumn="0" w:lastRowFirstColumn="0" w:lastRowLastColumn="0"/>
-            <w:tcW w:w="3044" w:type="dxa"/>
+            <w:tcW w:w="3397" w:type="dxa"/>
             <w:vMerge/>
           </w:tcPr>
           <w:p>
@@ -2960,7 +2949,7 @@
         </w:tc>
         <w:tc>
           <w:tcPr>
-            <w:tcW w:w="522" w:type="dxa"/>
+            <w:tcW w:w="250" w:type="dxa"/>
             <w:vAlign w:val="center"/>
           </w:tcPr>
           <w:p>
@@ -2977,7 +2966,8 @@
         </w:tc>
         <w:tc>
           <w:tcPr>
-            <w:tcW w:w="5392" w:type="dxa"/>
+            <w:tcW w:w="0" w:type="dxa"/>
+            <w:gridSpan w:val="2"/>
           </w:tcPr>
           <w:p>
             <w:pPr>
@@ -3001,7 +2991,7 @@
         <w:tc>
           <w:tcPr>
             <w:cnfStyle w:val="001000000000" w:firstRow="0" w:lastRow="0" w:firstColumn="1" w:lastColumn="0" w:oddVBand="0" w:evenVBand="0" w:oddHBand="0" w:evenHBand="0" w:firstRowFirstColumn="0" w:firstRowLastColumn="0" w:lastRowFirstColumn="0" w:lastRowLastColumn="0"/>
-            <w:tcW w:w="3044" w:type="dxa"/>
+            <w:tcW w:w="3397" w:type="dxa"/>
             <w:vMerge/>
           </w:tcPr>
           <w:p>
@@ -3024,7 +3014,7 @@
         </w:tc>
         <w:tc>
           <w:tcPr>
-            <w:tcW w:w="522" w:type="dxa"/>
+            <w:tcW w:w="250" w:type="dxa"/>
             <w:vAlign w:val="center"/>
           </w:tcPr>
           <w:p>
@@ -3049,7 +3039,8 @@
         </w:tc>
         <w:tc>
           <w:tcPr>
-            <w:tcW w:w="5392" w:type="dxa"/>
+            <w:tcW w:w="0" w:type="dxa"/>
+            <w:gridSpan w:val="2"/>
           </w:tcPr>
           <w:p>
             <w:pPr>
@@ -3073,7 +3064,7 @@
         <w:tc>
           <w:tcPr>
             <w:cnfStyle w:val="001000000000" w:firstRow="0" w:lastRow="0" w:firstColumn="1" w:lastColumn="0" w:oddVBand="0" w:evenVBand="0" w:oddHBand="0" w:evenHBand="0" w:firstRowFirstColumn="0" w:firstRowLastColumn="0" w:lastRowFirstColumn="0" w:lastRowLastColumn="0"/>
-            <w:tcW w:w="3044" w:type="dxa"/>
+            <w:tcW w:w="3397" w:type="dxa"/>
             <w:vMerge/>
           </w:tcPr>
           <w:p>
@@ -3096,7 +3087,7 @@
         </w:tc>
         <w:tc>
           <w:tcPr>
-            <w:tcW w:w="522" w:type="dxa"/>
+            <w:tcW w:w="250" w:type="dxa"/>
             <w:vAlign w:val="center"/>
           </w:tcPr>
           <w:p>
@@ -3121,51 +3112,7 @@
         </w:tc>
         <w:tc>
           <w:tcPr>
-            <w:tcW w:w="5392" w:type="dxa"/>
-          </w:tcPr>
-          <w:p>
-            <w:pPr>
-              <w:cnfStyle w:val="000000000000" w:firstRow="0" w:lastRow="0" w:firstColumn="0" w:lastColumn="0" w:oddVBand="0" w:evenVBand="0" w:oddHBand="0" w:evenHBand="0" w:firstRowFirstColumn="0" w:firstRowLastColumn="0" w:lastRowFirstColumn="0" w:lastRowLastColumn="0"/>
-              <w:rPr>
-                <w:rFonts w:asciiTheme="minorHAnsi" w:hAnsiTheme="minorHAnsi" w:cstheme="minorHAnsi"/>
-                <w:color w:val="auto"/>
-              </w:rPr>
-            </w:pPr>
-            <w:r>
-              <w:rPr>
-                <w:rFonts w:asciiTheme="minorHAnsi" w:hAnsiTheme="minorHAnsi" w:cstheme="minorHAnsi"/>
-                <w:color w:val="auto"/>
-              </w:rPr>
-              <w:t>11. bis 12. Klasse</w:t>
-            </w:r>
-          </w:p>
-        </w:tc>
-      </w:tr>
-      <w:tr>
-        <w:tc>
-          <w:tcPr>
-            <w:cnfStyle w:val="001000000000" w:firstRow="0" w:lastRow="0" w:firstColumn="1" w:lastColumn="0" w:oddVBand="0" w:evenVBand="0" w:oddHBand="0" w:evenHBand="0" w:firstRowFirstColumn="0" w:firstRowLastColumn="0" w:lastRowFirstColumn="0" w:lastRowLastColumn="0"/>
-            <w:tcW w:w="3044" w:type="dxa"/>
-          </w:tcPr>
-          <w:p>
-            <w:pPr>
-              <w:rPr>
-                <w:rFonts w:asciiTheme="minorHAnsi" w:hAnsiTheme="minorHAnsi" w:cstheme="minorHAnsi"/>
-                <w:color w:val="auto"/>
-              </w:rPr>
-            </w:pPr>
-            <w:r>
-              <w:rPr>
-                <w:rFonts w:asciiTheme="minorHAnsi" w:hAnsiTheme="minorHAnsi" w:cstheme="minorHAnsi"/>
-                <w:color w:val="auto"/>
-              </w:rPr>
-              <w:t>Geschätzter Zeitaufwand:</w:t>
-            </w:r>
-          </w:p>
-        </w:tc>
-        <w:tc>
-          <w:tcPr>
-            <w:tcW w:w="5914" w:type="dxa"/>
+            <w:tcW w:w="0" w:type="dxa"/>
             <w:gridSpan w:val="2"/>
           </w:tcPr>
           <w:p>
@@ -3181,16 +3128,20 @@
                 <w:rFonts w:asciiTheme="minorHAnsi" w:hAnsiTheme="minorHAnsi" w:cstheme="minorHAnsi"/>
                 <w:color w:val="auto"/>
               </w:rPr>
-              <w:t>2 bis 8 Unterrichtsstunden, auch als Projekttag umsetzbar</w:t>
+              <w:t>11. bis 12. Klasse</w:t>
             </w:r>
           </w:p>
         </w:tc>
       </w:tr>
       <w:tr>
+        <w:trPr>
+          <w:gridAfter w:val="1"/>
+          <w:wAfter w:w="81" w:type="dxa"/>
+        </w:trPr>
         <w:tc>
           <w:tcPr>
             <w:cnfStyle w:val="001000000000" w:firstRow="0" w:lastRow="0" w:firstColumn="1" w:lastColumn="0" w:oddVBand="0" w:evenVBand="0" w:oddHBand="0" w:evenHBand="0" w:firstRowFirstColumn="0" w:firstRowLastColumn="0" w:lastRowFirstColumn="0" w:lastRowLastColumn="0"/>
-            <w:tcW w:w="3044" w:type="dxa"/>
+            <w:tcW w:w="3397" w:type="dxa"/>
           </w:tcPr>
           <w:p>
             <w:pPr>
@@ -3204,13 +3155,62 @@
                 <w:rFonts w:asciiTheme="minorHAnsi" w:hAnsiTheme="minorHAnsi" w:cstheme="minorHAnsi"/>
                 <w:color w:val="auto"/>
               </w:rPr>
-              <w:t>Lernziele:</w:t>
+              <w:t>Geschätzter Zeitaufwand:</w:t>
             </w:r>
           </w:p>
         </w:tc>
         <w:tc>
           <w:tcPr>
-            <w:tcW w:w="5914" w:type="dxa"/>
+            <w:tcW w:w="5561" w:type="dxa"/>
+            <w:gridSpan w:val="2"/>
+          </w:tcPr>
+          <w:p>
+            <w:pPr>
+              <w:cnfStyle w:val="000000000000" w:firstRow="0" w:lastRow="0" w:firstColumn="0" w:lastColumn="0" w:oddVBand="0" w:evenVBand="0" w:oddHBand="0" w:evenHBand="0" w:firstRowFirstColumn="0" w:firstRowLastColumn="0" w:lastRowFirstColumn="0" w:lastRowLastColumn="0"/>
+              <w:rPr>
+                <w:rFonts w:asciiTheme="minorHAnsi" w:hAnsiTheme="minorHAnsi" w:cstheme="minorHAnsi"/>
+                <w:color w:val="auto"/>
+              </w:rPr>
+            </w:pPr>
+            <w:r>
+              <w:rPr>
+                <w:rFonts w:asciiTheme="minorHAnsi" w:hAnsiTheme="minorHAnsi" w:cstheme="minorHAnsi"/>
+                <w:color w:val="auto"/>
+              </w:rPr>
+              <w:t>2 bis 8 Unterrichtsstunden, auch als Projekttag umsetzbar</w:t>
+            </w:r>
+          </w:p>
+        </w:tc>
+      </w:tr>
+      <w:tr>
+        <w:trPr>
+          <w:gridAfter w:val="1"/>
+          <w:wAfter w:w="81" w:type="dxa"/>
+        </w:trPr>
+        <w:tc>
+          <w:tcPr>
+            <w:cnfStyle w:val="001000000000" w:firstRow="0" w:lastRow="0" w:firstColumn="1" w:lastColumn="0" w:oddVBand="0" w:evenVBand="0" w:oddHBand="0" w:evenHBand="0" w:firstRowFirstColumn="0" w:firstRowLastColumn="0" w:lastRowFirstColumn="0" w:lastRowLastColumn="0"/>
+            <w:tcW w:w="3397" w:type="dxa"/>
+          </w:tcPr>
+          <w:p>
+            <w:pPr>
+              <w:rPr>
+                <w:rFonts w:asciiTheme="minorHAnsi" w:hAnsiTheme="minorHAnsi" w:cstheme="minorHAnsi"/>
+                <w:color w:val="auto"/>
+              </w:rPr>
+            </w:pPr>
+            <w:r>
+              <w:rPr>
+                <w:rFonts w:asciiTheme="minorHAnsi" w:hAnsiTheme="minorHAnsi" w:cstheme="minorHAnsi"/>
+                <w:color w:val="auto"/>
+              </w:rPr>
+              <w:t>Lernziele:</w:t>
+            </w:r>
+          </w:p>
+        </w:tc>
+        <w:tc>
+          <w:tcPr>
+            <w:tcW w:w="5561" w:type="dxa"/>
             <w:gridSpan w:val="2"/>
           </w:tcPr>
           <w:p>
@@ -3223,6 +3223,7 @@
                 <w:between w:val="none" w:sz="0" w:space="0" w:color="000000"/>
               </w:pBdr>
               <w:spacing w:before="120"/>
+              <w:jc w:val="both"/>
               <w:cnfStyle w:val="000000000000" w:firstRow="0" w:lastRow="0" w:firstColumn="0" w:lastColumn="0" w:oddVBand="0" w:evenVBand="0" w:oddHBand="0" w:evenHBand="0" w:firstRowFirstColumn="0" w:firstRowLastColumn="0" w:lastRowFirstColumn="0" w:lastRowLastColumn="0"/>
               <w:rPr>
                 <w:rFonts w:asciiTheme="minorHAnsi" w:eastAsia="helvetica neue" w:hAnsiTheme="minorHAnsi" w:cstheme="minorHAnsi"/>
@@ -3234,55 +3235,28 @@
                 <w:rFonts w:asciiTheme="minorHAnsi" w:eastAsia="helvetica neue" w:hAnsiTheme="minorHAnsi" w:cstheme="minorHAnsi"/>
                 <w:color w:val="auto"/>
               </w:rPr>
-              <w:t xml:space="preserve">Nach Abschluss des Teilmoduls </w:t>
-            </w:r>
-            <w:del w:id="5" w:author="Imke Endjer" w:date="2023-02-22T11:18:00Z">
-              <w:r>
-                <w:rPr>
-                  <w:rFonts w:asciiTheme="minorHAnsi" w:eastAsia="helvetica neue" w:hAnsiTheme="minorHAnsi" w:cstheme="minorHAnsi"/>
-                  <w:color w:val="auto"/>
-                </w:rPr>
-                <w:delText xml:space="preserve">können </w:delText>
-              </w:r>
-            </w:del>
-            <w:ins w:id="6" w:author="Imke Endjer" w:date="2023-02-22T11:18:00Z">
-              <w:r>
-                <w:rPr>
-                  <w:rFonts w:asciiTheme="minorHAnsi" w:eastAsia="helvetica neue" w:hAnsiTheme="minorHAnsi" w:cstheme="minorHAnsi"/>
-                  <w:color w:val="auto"/>
-                </w:rPr>
-                <w:t>sind folgende Ziele erreicht:</w:t>
-              </w:r>
-              <w:r>
-                <w:rPr>
-                  <w:rFonts w:asciiTheme="minorHAnsi" w:eastAsia="helvetica neue" w:hAnsiTheme="minorHAnsi" w:cstheme="minorHAnsi"/>
-                  <w:color w:val="auto"/>
-                </w:rPr>
-                <w:t xml:space="preserve"> </w:t>
-              </w:r>
-              <w:r>
-                <w:rPr>
-                  <w:rFonts w:asciiTheme="minorHAnsi" w:eastAsia="helvetica neue" w:hAnsiTheme="minorHAnsi" w:cstheme="minorHAnsi"/>
-                  <w:color w:val="auto"/>
-                </w:rPr>
-                <w:t>D</w:t>
-              </w:r>
-            </w:ins>
-            <w:del w:id="7" w:author="Imke Endjer" w:date="2023-02-22T11:18:00Z">
-              <w:r>
-                <w:rPr>
-                  <w:rFonts w:asciiTheme="minorHAnsi" w:eastAsia="helvetica neue" w:hAnsiTheme="minorHAnsi" w:cstheme="minorHAnsi"/>
-                  <w:color w:val="auto"/>
-                </w:rPr>
-                <w:delText>d</w:delText>
-              </w:r>
-            </w:del>
+              <w:t>D</w:t>
+            </w:r>
             <w:r>
               <w:rPr>
                 <w:rFonts w:asciiTheme="minorHAnsi" w:eastAsia="helvetica neue" w:hAnsiTheme="minorHAnsi" w:cstheme="minorHAnsi"/>
                 <w:color w:val="auto"/>
               </w:rPr>
-              <w:t>ie Schülerinnen und Schüler…</w:t>
+              <w:t>ie Schüler</w:t>
+            </w:r>
+            <w:r>
+              <w:rPr>
+                <w:rFonts w:asciiTheme="minorHAnsi" w:eastAsia="helvetica neue" w:hAnsiTheme="minorHAnsi" w:cstheme="minorHAnsi"/>
+                <w:color w:val="auto"/>
+              </w:rPr>
+              <w:t>*</w:t>
+            </w:r>
+            <w:r>
+              <w:rPr>
+                <w:rFonts w:asciiTheme="minorHAnsi" w:eastAsia="helvetica neue" w:hAnsiTheme="minorHAnsi" w:cstheme="minorHAnsi"/>
+                <w:color w:val="auto"/>
+              </w:rPr>
+              <w:t>innen…</w:t>
             </w:r>
           </w:p>
           <w:p>
@@ -3299,21 +3273,13 @@
                 <w:between w:val="none" w:sz="0" w:space="0" w:color="000000"/>
               </w:pBdr>
               <w:spacing w:before="120" w:line="240" w:lineRule="auto"/>
+              <w:jc w:val="both"/>
               <w:cnfStyle w:val="000000000000" w:firstRow="0" w:lastRow="0" w:firstColumn="0" w:lastColumn="0" w:oddVBand="0" w:evenVBand="0" w:oddHBand="0" w:evenHBand="0" w:firstRowFirstColumn="0" w:firstRowLastColumn="0" w:lastRowFirstColumn="0" w:lastRowLastColumn="0"/>
               <w:rPr>
                 <w:rFonts w:asciiTheme="minorHAnsi" w:eastAsia="helvetica neue" w:hAnsiTheme="minorHAnsi" w:cstheme="minorHAnsi"/>
                 <w:color w:val="auto"/>
               </w:rPr>
             </w:pPr>
-            <w:del w:id="8" w:author="Imke Endjer" w:date="2023-02-22T11:18:00Z">
-              <w:r>
-                <w:rPr>
-                  <w:rFonts w:asciiTheme="minorHAnsi" w:eastAsia="helvetica neue" w:hAnsiTheme="minorHAnsi" w:cstheme="minorHAnsi"/>
-                  <w:color w:val="auto"/>
-                </w:rPr>
-                <w:delText xml:space="preserve">Probleme </w:delText>
-              </w:r>
-            </w:del>
             <w:r>
               <w:rPr>
                 <w:rFonts w:asciiTheme="minorHAnsi" w:eastAsia="helvetica neue" w:hAnsiTheme="minorHAnsi" w:cstheme="minorHAnsi"/>
@@ -3321,37 +3287,19 @@
               </w:rPr>
               <w:t>erläutern</w:t>
             </w:r>
-            <w:ins w:id="9" w:author="Imke Endjer" w:date="2023-02-22T11:18:00Z">
-              <w:r>
-                <w:rPr>
-                  <w:rFonts w:asciiTheme="minorHAnsi" w:eastAsia="helvetica neue" w:hAnsiTheme="minorHAnsi" w:cstheme="minorHAnsi"/>
-                  <w:color w:val="auto"/>
-                </w:rPr>
-                <w:t xml:space="preserve"> Probleme</w:t>
-              </w:r>
-            </w:ins>
             <w:r>
               <w:rPr>
                 <w:rFonts w:asciiTheme="minorHAnsi" w:eastAsia="helvetica neue" w:hAnsiTheme="minorHAnsi" w:cstheme="minorHAnsi"/>
                 <w:color w:val="auto"/>
               </w:rPr>
-              <w:t xml:space="preserve">, in denen KI gewinnbringend eingesetzt werden kann (Welche Probleme </w:t>
-            </w:r>
-            <w:proofErr w:type="gramStart"/>
+              <w:t xml:space="preserve"> Probleme</w:t>
+            </w:r>
             <w:r>
               <w:rPr>
                 <w:rFonts w:asciiTheme="minorHAnsi" w:eastAsia="helvetica neue" w:hAnsiTheme="minorHAnsi" w:cstheme="minorHAnsi"/>
                 <w:color w:val="auto"/>
               </w:rPr>
-              <w:t>werden</w:t>
-            </w:r>
-            <w:proofErr w:type="gramEnd"/>
-            <w:r>
-              <w:rPr>
-                <w:rFonts w:asciiTheme="minorHAnsi" w:eastAsia="helvetica neue" w:hAnsiTheme="minorHAnsi" w:cstheme="minorHAnsi"/>
-                <w:color w:val="auto"/>
-              </w:rPr>
-              <w:t xml:space="preserve"> bereits mit KI gelöst?)</w:t>
+              <w:t>, in denen KI gewinnbringend eingesetzt werden kann (Welche Probleme werden bereits mit KI gelöst?)</w:t>
             </w:r>
             <w:r>
               <w:rPr>
@@ -3375,43 +3323,26 @@
                 <w:between w:val="none" w:sz="0" w:space="0" w:color="000000"/>
               </w:pBdr>
               <w:spacing w:before="120" w:line="240" w:lineRule="auto"/>
+              <w:jc w:val="both"/>
               <w:cnfStyle w:val="000000000000" w:firstRow="0" w:lastRow="0" w:firstColumn="0" w:lastColumn="0" w:oddVBand="0" w:evenVBand="0" w:oddHBand="0" w:evenHBand="0" w:firstRowFirstColumn="0" w:firstRowLastColumn="0" w:lastRowFirstColumn="0" w:lastRowLastColumn="0"/>
               <w:rPr>
                 <w:rFonts w:asciiTheme="minorHAnsi" w:eastAsia="helvetica neue" w:hAnsiTheme="minorHAnsi" w:cstheme="minorHAnsi"/>
                 <w:color w:val="auto"/>
               </w:rPr>
             </w:pPr>
-            <w:ins w:id="10" w:author="Imke Endjer" w:date="2023-02-22T11:18:00Z">
-              <w:r>
-                <w:rPr>
-                  <w:rFonts w:asciiTheme="minorHAnsi" w:eastAsia="helvetica neue" w:hAnsiTheme="minorHAnsi" w:cstheme="minorHAnsi"/>
-                  <w:color w:val="auto"/>
-                </w:rPr>
-                <w:t xml:space="preserve">lösen </w:t>
-              </w:r>
-            </w:ins>
             <w:r>
               <w:rPr>
                 <w:rFonts w:asciiTheme="minorHAnsi" w:eastAsia="helvetica neue" w:hAnsiTheme="minorHAnsi" w:cstheme="minorHAnsi"/>
                 <w:color w:val="auto"/>
               </w:rPr>
-              <w:t xml:space="preserve">Probleme unter Nutzung von KI-Methoden </w:t>
-            </w:r>
-            <w:del w:id="11" w:author="Imke Endjer" w:date="2023-02-22T11:18:00Z">
-              <w:r>
-                <w:rPr>
-                  <w:rFonts w:asciiTheme="minorHAnsi" w:eastAsia="helvetica neue" w:hAnsiTheme="minorHAnsi" w:cstheme="minorHAnsi"/>
-                  <w:color w:val="auto"/>
-                </w:rPr>
-                <w:delText xml:space="preserve">lösen </w:delText>
-              </w:r>
-            </w:del>
+              <w:t xml:space="preserve">lösen </w:t>
+            </w:r>
             <w:r>
               <w:rPr>
                 <w:rFonts w:asciiTheme="minorHAnsi" w:eastAsia="helvetica neue" w:hAnsiTheme="minorHAnsi" w:cstheme="minorHAnsi"/>
                 <w:color w:val="auto"/>
               </w:rPr>
-              <w:t>(Wie kann ich KI nutzen, um Probleme zu lösen?)</w:t>
+              <w:t>Probleme unter Nutzung von KI-Methoden (Wie kann ich KI nutzen, um Probleme zu lösen?)</w:t>
             </w:r>
             <w:r>
               <w:rPr>
@@ -3435,91 +3366,54 @@
                 <w:between w:val="none" w:sz="0" w:space="0" w:color="000000"/>
               </w:pBdr>
               <w:spacing w:before="120" w:line="240" w:lineRule="auto"/>
+              <w:jc w:val="both"/>
               <w:cnfStyle w:val="000000000000" w:firstRow="0" w:lastRow="0" w:firstColumn="0" w:lastColumn="0" w:oddVBand="0" w:evenVBand="0" w:oddHBand="0" w:evenHBand="0" w:firstRowFirstColumn="0" w:firstRowLastColumn="0" w:lastRowFirstColumn="0" w:lastRowLastColumn="0"/>
               <w:rPr>
                 <w:rFonts w:asciiTheme="minorHAnsi" w:eastAsia="helvetica neue" w:hAnsiTheme="minorHAnsi" w:cstheme="minorHAnsi"/>
                 <w:color w:val="auto"/>
               </w:rPr>
             </w:pPr>
-            <w:ins w:id="12" w:author="Imke Endjer" w:date="2023-02-22T11:18:00Z">
-              <w:r>
-                <w:rPr>
-                  <w:rFonts w:asciiTheme="minorHAnsi" w:eastAsia="helvetica neue" w:hAnsiTheme="minorHAnsi" w:cstheme="minorHAnsi"/>
-                  <w:color w:val="auto"/>
-                </w:rPr>
-                <w:t>diskutieren und bewerten</w:t>
-              </w:r>
-              <w:r>
-                <w:rPr>
-                  <w:rFonts w:asciiTheme="minorHAnsi" w:eastAsia="helvetica neue" w:hAnsiTheme="minorHAnsi" w:cstheme="minorHAnsi"/>
-                  <w:color w:val="auto"/>
-                </w:rPr>
-                <w:t xml:space="preserve"> </w:t>
-              </w:r>
-            </w:ins>
             <w:r>
               <w:rPr>
                 <w:rFonts w:asciiTheme="minorHAnsi" w:eastAsia="helvetica neue" w:hAnsiTheme="minorHAnsi" w:cstheme="minorHAnsi"/>
                 <w:color w:val="auto"/>
               </w:rPr>
+              <w:t xml:space="preserve">diskutieren und bewerten </w:t>
+            </w:r>
+            <w:r>
+              <w:rPr>
+                <w:rFonts w:asciiTheme="minorHAnsi" w:eastAsia="helvetica neue" w:hAnsiTheme="minorHAnsi" w:cstheme="minorHAnsi"/>
+                <w:color w:val="auto"/>
+              </w:rPr>
               <w:t xml:space="preserve">Konsequenzen </w:t>
             </w:r>
-            <w:del w:id="13" w:author="Imke Endjer" w:date="2023-02-22T11:19:00Z">
-              <w:r>
-                <w:rPr>
-                  <w:rFonts w:asciiTheme="minorHAnsi" w:eastAsia="helvetica neue" w:hAnsiTheme="minorHAnsi" w:cstheme="minorHAnsi"/>
-                  <w:color w:val="auto"/>
-                </w:rPr>
-                <w:delText>aus dem</w:delText>
-              </w:r>
-            </w:del>
-            <w:ins w:id="14" w:author="Imke Endjer" w:date="2023-02-22T11:19:00Z">
-              <w:r>
-                <w:rPr>
-                  <w:rFonts w:asciiTheme="minorHAnsi" w:eastAsia="helvetica neue" w:hAnsiTheme="minorHAnsi" w:cstheme="minorHAnsi"/>
-                  <w:color w:val="auto"/>
-                </w:rPr>
-                <w:t>des</w:t>
-              </w:r>
-            </w:ins>
             <w:r>
               <w:rPr>
                 <w:rFonts w:asciiTheme="minorHAnsi" w:eastAsia="helvetica neue" w:hAnsiTheme="minorHAnsi" w:cstheme="minorHAnsi"/>
                 <w:color w:val="auto"/>
               </w:rPr>
+              <w:t>des</w:t>
+            </w:r>
+            <w:r>
+              <w:rPr>
+                <w:rFonts w:asciiTheme="minorHAnsi" w:eastAsia="helvetica neue" w:hAnsiTheme="minorHAnsi" w:cstheme="minorHAnsi"/>
+                <w:color w:val="auto"/>
+              </w:rPr>
               <w:t xml:space="preserve"> Einsatz</w:t>
             </w:r>
-            <w:ins w:id="15" w:author="Imke Endjer" w:date="2023-02-22T11:19:00Z">
-              <w:r>
-                <w:rPr>
-                  <w:rFonts w:asciiTheme="minorHAnsi" w:eastAsia="helvetica neue" w:hAnsiTheme="minorHAnsi" w:cstheme="minorHAnsi"/>
-                  <w:color w:val="auto"/>
-                </w:rPr>
-                <w:t>es</w:t>
-              </w:r>
-            </w:ins>
             <w:r>
               <w:rPr>
                 <w:rFonts w:asciiTheme="minorHAnsi" w:eastAsia="helvetica neue" w:hAnsiTheme="minorHAnsi" w:cstheme="minorHAnsi"/>
                 <w:color w:val="auto"/>
               </w:rPr>
-              <w:t xml:space="preserve"> von KI-Methoden</w:t>
-            </w:r>
-            <w:del w:id="16" w:author="Imke Endjer" w:date="2023-02-22T11:18:00Z">
-              <w:r>
-                <w:rPr>
-                  <w:rFonts w:asciiTheme="minorHAnsi" w:eastAsia="helvetica neue" w:hAnsiTheme="minorHAnsi" w:cstheme="minorHAnsi"/>
-                  <w:color w:val="auto"/>
-                </w:rPr>
-                <w:delText xml:space="preserve"> diskutieren und bewerten</w:delText>
-              </w:r>
-            </w:del>
+              <w:t>es</w:t>
+            </w:r>
             <w:r>
               <w:rPr>
                 <w:rFonts w:asciiTheme="minorHAnsi" w:eastAsia="helvetica neue" w:hAnsiTheme="minorHAnsi" w:cstheme="minorHAnsi"/>
                 <w:color w:val="auto"/>
               </w:rPr>
-              <w:t>. (Welche Konsequenzen hat der Einsatz von KI-Methoden auf uns und unsere Gesellschaft? Wo liegen die Gefahren von KI?)</w:t>
+              <w:t xml:space="preserve"> von KI-Methoden. (Welche Konsequenzen hat der Einsatz von KI-Methoden auf uns und unsere Gesellschaft? Wo liegen die Gefahren von KI?)</w:t>
             </w:r>
           </w:p>
           <w:p>
@@ -3536,75 +3430,40 @@
                 <w:between w:val="none" w:sz="0" w:space="0" w:color="000000"/>
               </w:pBdr>
               <w:spacing w:before="120" w:line="240" w:lineRule="auto"/>
+              <w:jc w:val="both"/>
               <w:cnfStyle w:val="000000000000" w:firstRow="0" w:lastRow="0" w:firstColumn="0" w:lastColumn="0" w:oddVBand="0" w:evenVBand="0" w:oddHBand="0" w:evenHBand="0" w:firstRowFirstColumn="0" w:firstRowLastColumn="0" w:lastRowFirstColumn="0" w:lastRowLastColumn="0"/>
               <w:rPr>
                 <w:rFonts w:asciiTheme="minorHAnsi" w:eastAsia="helvetica neue" w:hAnsiTheme="minorHAnsi" w:cstheme="minorHAnsi"/>
                 <w:color w:val="auto"/>
               </w:rPr>
             </w:pPr>
-            <w:ins w:id="17" w:author="Imke Endjer" w:date="2023-02-22T11:19:00Z">
-              <w:r>
-                <w:rPr>
-                  <w:rFonts w:asciiTheme="minorHAnsi" w:eastAsia="helvetica neue" w:hAnsiTheme="minorHAnsi" w:cstheme="minorHAnsi"/>
-                  <w:color w:val="auto"/>
-                </w:rPr>
-                <w:t xml:space="preserve">beschreiben </w:t>
-              </w:r>
-            </w:ins>
             <w:r>
               <w:rPr>
                 <w:rFonts w:asciiTheme="minorHAnsi" w:eastAsia="helvetica neue" w:hAnsiTheme="minorHAnsi" w:cstheme="minorHAnsi"/>
                 <w:color w:val="auto"/>
               </w:rPr>
-              <w:t xml:space="preserve">Einsatzmöglichkeiten von KI-Methoden als “Werkzeug” bspw. bei </w:t>
-            </w:r>
-            <w:del w:id="18" w:author="Imke Endjer" w:date="2023-02-22T11:19:00Z">
-              <w:r>
-                <w:rPr>
-                  <w:rFonts w:asciiTheme="minorHAnsi" w:eastAsia="helvetica neue" w:hAnsiTheme="minorHAnsi" w:cstheme="minorHAnsi"/>
-                  <w:color w:val="auto"/>
-                </w:rPr>
-                <w:delText xml:space="preserve">der </w:delText>
-              </w:r>
-            </w:del>
+              <w:t xml:space="preserve">beschreiben </w:t>
+            </w:r>
             <w:r>
               <w:rPr>
                 <w:rFonts w:asciiTheme="minorHAnsi" w:eastAsia="helvetica neue" w:hAnsiTheme="minorHAnsi" w:cstheme="minorHAnsi"/>
                 <w:color w:val="auto"/>
               </w:rPr>
-              <w:t>beruflichen Tätigkeit</w:t>
-            </w:r>
-            <w:ins w:id="19" w:author="Imke Endjer" w:date="2023-02-22T11:19:00Z">
-              <w:r>
-                <w:rPr>
-                  <w:rFonts w:asciiTheme="minorHAnsi" w:eastAsia="helvetica neue" w:hAnsiTheme="minorHAnsi" w:cstheme="minorHAnsi"/>
-                  <w:color w:val="auto"/>
-                </w:rPr>
-                <w:t>en</w:t>
-              </w:r>
-            </w:ins>
+              <w:t>Einsatzmöglichkeiten von KI-Methoden als “Werkzeug” bspw. bei beruflichen Tätigkeit</w:t>
+            </w:r>
             <w:r>
               <w:rPr>
                 <w:rFonts w:asciiTheme="minorHAnsi" w:eastAsia="helvetica neue" w:hAnsiTheme="minorHAnsi" w:cstheme="minorHAnsi"/>
                 <w:color w:val="auto"/>
               </w:rPr>
-              <w:t xml:space="preserve"> </w:t>
-            </w:r>
-            <w:del w:id="20" w:author="Imke Endjer" w:date="2023-02-22T11:19:00Z">
-              <w:r>
-                <w:rPr>
-                  <w:rFonts w:asciiTheme="minorHAnsi" w:eastAsia="helvetica neue" w:hAnsiTheme="minorHAnsi" w:cstheme="minorHAnsi"/>
-                  <w:color w:val="auto"/>
-                </w:rPr>
-                <w:delText xml:space="preserve">beschreiben </w:delText>
-              </w:r>
-            </w:del>
+              <w:t>en</w:t>
+            </w:r>
             <w:r>
               <w:rPr>
                 <w:rFonts w:asciiTheme="minorHAnsi" w:eastAsia="helvetica neue" w:hAnsiTheme="minorHAnsi" w:cstheme="minorHAnsi"/>
                 <w:color w:val="auto"/>
               </w:rPr>
-              <w:t>(Wie arbeitet ein Data Scientist? Was kann ich mit KI später (beruflich) machen?)</w:t>
+              <w:t xml:space="preserve"> (Wie arbeitet ein Data Scientist? Was kann ich mit KI später (beruflich) machen?)</w:t>
             </w:r>
             <w:r>
               <w:rPr>
@@ -3617,15 +3476,20 @@
         </w:tc>
       </w:tr>
       <w:tr>
+        <w:trPr>
+          <w:gridAfter w:val="1"/>
+          <w:wAfter w:w="81" w:type="dxa"/>
+        </w:trPr>
         <w:tc>
           <w:tcPr>
             <w:cnfStyle w:val="001000000000" w:firstRow="0" w:lastRow="0" w:firstColumn="1" w:lastColumn="0" w:oddVBand="0" w:evenVBand="0" w:oddHBand="0" w:evenHBand="0" w:firstRowFirstColumn="0" w:firstRowLastColumn="0" w:lastRowFirstColumn="0" w:lastRowLastColumn="0"/>
-            <w:tcW w:w="3044" w:type="dxa"/>
+            <w:tcW w:w="3397" w:type="dxa"/>
           </w:tcPr>
           <w:p>
             <w:pPr>
               <w:rPr>
                 <w:rFonts w:asciiTheme="minorHAnsi" w:hAnsiTheme="minorHAnsi" w:cstheme="minorHAnsi"/>
+                <w:b w:val="0"/>
                 <w:color w:val="auto"/>
               </w:rPr>
             </w:pPr>
@@ -3634,17 +3498,61 @@
                 <w:rFonts w:asciiTheme="minorHAnsi" w:hAnsiTheme="minorHAnsi" w:cstheme="minorHAnsi"/>
                 <w:color w:val="auto"/>
               </w:rPr>
-              <w:t>Vorkenntnisse der Schülerinnen und Schüler:</w:t>
+              <w:t xml:space="preserve">Vorkenntnisse der </w:t>
+            </w:r>
+          </w:p>
+          <w:p>
+            <w:pPr>
+              <w:rPr>
+                <w:rFonts w:asciiTheme="minorHAnsi" w:hAnsiTheme="minorHAnsi" w:cstheme="minorHAnsi"/>
+                <w:color w:val="auto"/>
+              </w:rPr>
+            </w:pPr>
+            <w:r>
+              <w:rPr>
+                <w:rFonts w:asciiTheme="minorHAnsi" w:hAnsiTheme="minorHAnsi" w:cstheme="minorHAnsi"/>
+                <w:color w:val="auto"/>
+              </w:rPr>
+              <w:t>Schül</w:t>
+            </w:r>
+            <w:r>
+              <w:rPr>
+                <w:rFonts w:asciiTheme="minorHAnsi" w:hAnsiTheme="minorHAnsi" w:cstheme="minorHAnsi"/>
+                <w:color w:val="auto"/>
+              </w:rPr>
+              <w:t>e</w:t>
+            </w:r>
+            <w:r>
+              <w:rPr>
+                <w:rFonts w:asciiTheme="minorHAnsi" w:hAnsiTheme="minorHAnsi" w:cstheme="minorHAnsi"/>
+                <w:color w:val="auto"/>
+              </w:rPr>
+              <w:t>r</w:t>
+            </w:r>
+            <w:r>
+              <w:rPr>
+                <w:rFonts w:asciiTheme="minorHAnsi" w:hAnsiTheme="minorHAnsi" w:cstheme="minorHAnsi"/>
+                <w:color w:val="auto"/>
+              </w:rPr>
+              <w:t>*</w:t>
+            </w:r>
+            <w:r>
+              <w:rPr>
+                <w:rFonts w:asciiTheme="minorHAnsi" w:hAnsiTheme="minorHAnsi" w:cstheme="minorHAnsi"/>
+                <w:color w:val="auto"/>
+              </w:rPr>
+              <w:t>innen:</w:t>
             </w:r>
           </w:p>
         </w:tc>
         <w:tc>
           <w:tcPr>
-            <w:tcW w:w="5914" w:type="dxa"/>
+            <w:tcW w:w="5561" w:type="dxa"/>
             <w:gridSpan w:val="2"/>
           </w:tcPr>
           <w:p>
             <w:pPr>
+              <w:jc w:val="both"/>
               <w:cnfStyle w:val="000000000000" w:firstRow="0" w:lastRow="0" w:firstColumn="0" w:lastColumn="0" w:oddVBand="0" w:evenVBand="0" w:oddHBand="0" w:evenHBand="0" w:firstRowFirstColumn="0" w:firstRowLastColumn="0" w:lastRowFirstColumn="0" w:lastRowLastColumn="0"/>
               <w:rPr>
                 <w:rFonts w:asciiTheme="minorHAnsi" w:hAnsiTheme="minorHAnsi" w:cstheme="minorHAnsi"/>
@@ -3674,6 +3582,7 @@
                 <w:between w:val="none" w:sz="0" w:space="0" w:color="000000"/>
               </w:pBdr>
               <w:spacing w:before="0" w:after="0"/>
+              <w:jc w:val="both"/>
               <w:cnfStyle w:val="000000000000" w:firstRow="0" w:lastRow="0" w:firstColumn="0" w:lastColumn="0" w:oddVBand="0" w:evenVBand="0" w:oddHBand="0" w:evenHBand="0" w:firstRowFirstColumn="0" w:firstRowLastColumn="0" w:lastRowFirstColumn="0" w:lastRowLastColumn="0"/>
               <w:rPr>
                 <w:rFonts w:asciiTheme="minorHAnsi" w:hAnsiTheme="minorHAnsi" w:cstheme="minorHAnsi"/>
@@ -3705,10 +3614,14 @@
         </w:tc>
       </w:tr>
       <w:tr>
+        <w:trPr>
+          <w:gridAfter w:val="1"/>
+          <w:wAfter w:w="81" w:type="dxa"/>
+        </w:trPr>
         <w:tc>
           <w:tcPr>
             <w:cnfStyle w:val="001000000000" w:firstRow="0" w:lastRow="0" w:firstColumn="1" w:lastColumn="0" w:oddVBand="0" w:evenVBand="0" w:oddHBand="0" w:evenHBand="0" w:firstRowFirstColumn="0" w:firstRowLastColumn="0" w:lastRowFirstColumn="0" w:lastRowLastColumn="0"/>
-            <w:tcW w:w="3044" w:type="dxa"/>
+            <w:tcW w:w="3397" w:type="dxa"/>
           </w:tcPr>
           <w:p>
             <w:pPr>
@@ -3722,17 +3635,32 @@
                 <w:rFonts w:asciiTheme="minorHAnsi" w:hAnsiTheme="minorHAnsi" w:cstheme="minorHAnsi"/>
                 <w:color w:val="auto"/>
               </w:rPr>
-              <w:t>Vorkenntnisse der/des Lehrenden:</w:t>
+              <w:t>Vorkenntnisse der</w:t>
+            </w:r>
+            <w:r>
+              <w:rPr>
+                <w:rFonts w:asciiTheme="minorHAnsi" w:hAnsiTheme="minorHAnsi" w:cstheme="minorHAnsi"/>
+                <w:color w:val="auto"/>
+              </w:rPr>
+              <w:t xml:space="preserve"> Lehrkraft</w:t>
+            </w:r>
+            <w:r>
+              <w:rPr>
+                <w:rFonts w:asciiTheme="minorHAnsi" w:hAnsiTheme="minorHAnsi" w:cstheme="minorHAnsi"/>
+                <w:color w:val="auto"/>
+              </w:rPr>
+              <w:t>:</w:t>
             </w:r>
           </w:p>
         </w:tc>
         <w:tc>
           <w:tcPr>
-            <w:tcW w:w="5914" w:type="dxa"/>
+            <w:tcW w:w="5561" w:type="dxa"/>
             <w:gridSpan w:val="2"/>
           </w:tcPr>
           <w:p>
             <w:pPr>
+              <w:jc w:val="both"/>
               <w:cnfStyle w:val="000000000000" w:firstRow="0" w:lastRow="0" w:firstColumn="0" w:lastColumn="0" w:oddVBand="0" w:evenVBand="0" w:oddHBand="0" w:evenHBand="0" w:firstRowFirstColumn="0" w:firstRowLastColumn="0" w:lastRowFirstColumn="0" w:lastRowLastColumn="0"/>
               <w:rPr>
                 <w:rFonts w:asciiTheme="minorHAnsi" w:hAnsiTheme="minorHAnsi" w:cstheme="minorHAnsi"/>
@@ -3761,6 +3689,7 @@
                 <w:between w:val="none" w:sz="0" w:space="0" w:color="000000"/>
               </w:pBdr>
               <w:spacing w:line="240" w:lineRule="auto"/>
+              <w:jc w:val="both"/>
               <w:cnfStyle w:val="000000000000" w:firstRow="0" w:lastRow="0" w:firstColumn="0" w:lastColumn="0" w:oddVBand="0" w:evenVBand="0" w:oddHBand="0" w:evenHBand="0" w:firstRowFirstColumn="0" w:firstRowLastColumn="0" w:lastRowFirstColumn="0" w:lastRowLastColumn="0"/>
               <w:rPr>
                 <w:rFonts w:asciiTheme="minorHAnsi" w:hAnsiTheme="minorHAnsi" w:cstheme="minorHAnsi"/>
@@ -3792,15 +3721,20 @@
         </w:tc>
       </w:tr>
       <w:tr>
+        <w:trPr>
+          <w:gridAfter w:val="1"/>
+          <w:wAfter w:w="81" w:type="dxa"/>
+        </w:trPr>
         <w:tc>
           <w:tcPr>
             <w:cnfStyle w:val="001000000000" w:firstRow="0" w:lastRow="0" w:firstColumn="1" w:lastColumn="0" w:oddVBand="0" w:evenVBand="0" w:oddHBand="0" w:evenHBand="0" w:firstRowFirstColumn="0" w:firstRowLastColumn="0" w:lastRowFirstColumn="0" w:lastRowLastColumn="0"/>
-            <w:tcW w:w="3044" w:type="dxa"/>
+            <w:tcW w:w="3397" w:type="dxa"/>
           </w:tcPr>
           <w:p>
             <w:pPr>
               <w:rPr>
                 <w:rFonts w:asciiTheme="minorHAnsi" w:hAnsiTheme="minorHAnsi" w:cstheme="minorHAnsi"/>
+                <w:b w:val="0"/>
                 <w:color w:val="auto"/>
               </w:rPr>
             </w:pPr>
@@ -3809,17 +3743,61 @@
                 <w:rFonts w:asciiTheme="minorHAnsi" w:hAnsiTheme="minorHAnsi" w:cstheme="minorHAnsi"/>
                 <w:color w:val="auto"/>
               </w:rPr>
-              <w:t>Vorkenntnisse der Unternehmensvertreterin/des Unternehmensvertreters:</w:t>
+              <w:t xml:space="preserve">Vorkenntnisse der </w:t>
+            </w:r>
+          </w:p>
+          <w:p>
+            <w:pPr>
+              <w:rPr>
+                <w:rFonts w:asciiTheme="minorHAnsi" w:hAnsiTheme="minorHAnsi" w:cstheme="minorHAnsi"/>
+                <w:color w:val="auto"/>
+              </w:rPr>
+            </w:pPr>
+            <w:r>
+              <w:rPr>
+                <w:rFonts w:asciiTheme="minorHAnsi" w:hAnsiTheme="minorHAnsi" w:cstheme="minorHAnsi"/>
+                <w:color w:val="auto"/>
+              </w:rPr>
+              <w:t>Unternehmensvertreter</w:t>
+            </w:r>
+            <w:r>
+              <w:rPr>
+                <w:rFonts w:asciiTheme="minorHAnsi" w:hAnsiTheme="minorHAnsi" w:cstheme="minorHAnsi"/>
+                <w:color w:val="auto"/>
+              </w:rPr>
+              <w:t>*</w:t>
+            </w:r>
+            <w:r>
+              <w:rPr>
+                <w:rFonts w:asciiTheme="minorHAnsi" w:hAnsiTheme="minorHAnsi" w:cstheme="minorHAnsi"/>
+                <w:color w:val="auto"/>
+              </w:rPr>
+              <w:t>in</w:t>
+            </w:r>
+            <w:r>
+              <w:rPr>
+                <w:rFonts w:asciiTheme="minorHAnsi" w:hAnsiTheme="minorHAnsi" w:cstheme="minorHAnsi"/>
+                <w:color w:val="auto"/>
+              </w:rPr>
+              <w:t>nen</w:t>
+            </w:r>
+            <w:r>
+              <w:rPr>
+                <w:rFonts w:asciiTheme="minorHAnsi" w:hAnsiTheme="minorHAnsi" w:cstheme="minorHAnsi"/>
+                <w:color w:val="auto"/>
+              </w:rPr>
+              <w:t>:</w:t>
             </w:r>
           </w:p>
         </w:tc>
         <w:tc>
           <w:tcPr>
-            <w:tcW w:w="5914" w:type="dxa"/>
+            <w:tcW w:w="5561" w:type="dxa"/>
             <w:gridSpan w:val="2"/>
           </w:tcPr>
           <w:p>
             <w:pPr>
+              <w:jc w:val="both"/>
               <w:cnfStyle w:val="000000000000" w:firstRow="0" w:lastRow="0" w:firstColumn="0" w:lastColumn="0" w:oddVBand="0" w:evenVBand="0" w:oddHBand="0" w:evenHBand="0" w:firstRowFirstColumn="0" w:firstRowLastColumn="0" w:lastRowFirstColumn="0" w:lastRowLastColumn="0"/>
               <w:rPr>
                 <w:rFonts w:asciiTheme="minorHAnsi" w:hAnsiTheme="minorHAnsi" w:cstheme="minorHAnsi"/>
@@ -3848,6 +3826,7 @@
                 <w:between w:val="none" w:sz="0" w:space="0" w:color="000000"/>
               </w:pBdr>
               <w:spacing w:line="240" w:lineRule="auto"/>
+              <w:jc w:val="both"/>
               <w:cnfStyle w:val="000000000000" w:firstRow="0" w:lastRow="0" w:firstColumn="0" w:lastColumn="0" w:oddVBand="0" w:evenVBand="0" w:oddHBand="0" w:evenHBand="0" w:firstRowFirstColumn="0" w:firstRowLastColumn="0" w:lastRowFirstColumn="0" w:lastRowLastColumn="0"/>
               <w:rPr>
                 <w:rFonts w:asciiTheme="minorHAnsi" w:hAnsiTheme="minorHAnsi" w:cstheme="minorHAnsi"/>
@@ -3865,10 +3844,14 @@
         </w:tc>
       </w:tr>
       <w:tr>
+        <w:trPr>
+          <w:gridAfter w:val="1"/>
+          <w:wAfter w:w="81" w:type="dxa"/>
+        </w:trPr>
         <w:tc>
           <w:tcPr>
             <w:cnfStyle w:val="001000000000" w:firstRow="0" w:lastRow="0" w:firstColumn="1" w:lastColumn="0" w:oddVBand="0" w:evenVBand="0" w:oddHBand="0" w:evenHBand="0" w:firstRowFirstColumn="0" w:firstRowLastColumn="0" w:lastRowFirstColumn="0" w:lastRowLastColumn="0"/>
-            <w:tcW w:w="3044" w:type="dxa"/>
+            <w:tcW w:w="3397" w:type="dxa"/>
           </w:tcPr>
           <w:p>
             <w:pPr>
@@ -3888,7 +3871,7 @@
         </w:tc>
         <w:tc>
           <w:tcPr>
-            <w:tcW w:w="5914" w:type="dxa"/>
+            <w:tcW w:w="5561" w:type="dxa"/>
             <w:gridSpan w:val="2"/>
           </w:tcPr>
           <w:p>
@@ -3905,6 +3888,7 @@
                 <w:between w:val="none" w:sz="0" w:space="0" w:color="000000"/>
               </w:pBdr>
               <w:spacing w:before="120" w:line="240" w:lineRule="auto"/>
+              <w:jc w:val="both"/>
               <w:cnfStyle w:val="000000000000" w:firstRow="0" w:lastRow="0" w:firstColumn="0" w:lastColumn="0" w:oddVBand="0" w:evenVBand="0" w:oddHBand="0" w:evenHBand="0" w:firstRowFirstColumn="0" w:firstRowLastColumn="0" w:lastRowFirstColumn="0" w:lastRowLastColumn="0"/>
               <w:rPr>
                 <w:rFonts w:asciiTheme="minorHAnsi" w:hAnsiTheme="minorHAnsi" w:cstheme="minorHAnsi"/>
@@ -3937,9 +3921,8 @@
       </w:tr>
     </w:tbl>
     <w:p>
-      <w:bookmarkStart w:id="21" w:name="_Toc83890414"/>
-      <w:bookmarkStart w:id="22" w:name="_Toc83890656"/>
-      <w:bookmarkStart w:id="23" w:name="_Toc90635432"/>
+      <w:bookmarkStart w:id="4" w:name="_Toc83890414"/>
+      <w:bookmarkStart w:id="5" w:name="_Toc83890656"/>
     </w:p>
     <w:p>
       <w:pPr>
@@ -3973,6 +3956,7 @@
           <w:bCs/>
         </w:rPr>
       </w:pPr>
+      <w:bookmarkStart w:id="6" w:name="_Toc139273687"/>
       <w:r>
         <w:rPr>
           <w:rFonts w:asciiTheme="minorHAnsi" w:hAnsiTheme="minorHAnsi" w:cstheme="minorHAnsi"/>
@@ -3981,9 +3965,9 @@
         <w:lastRenderedPageBreak/>
         <w:t>Warum gibt es das Modul?</w:t>
       </w:r>
-      <w:bookmarkEnd w:id="21"/>
-      <w:bookmarkEnd w:id="22"/>
-      <w:bookmarkEnd w:id="23"/>
+      <w:bookmarkEnd w:id="4"/>
+      <w:bookmarkEnd w:id="5"/>
+      <w:bookmarkEnd w:id="6"/>
     </w:p>
     <w:p>
       <w:pPr>
@@ -3996,7 +3980,31 @@
         <w:rPr>
           <w:rFonts w:asciiTheme="minorHAnsi" w:hAnsiTheme="minorHAnsi" w:cstheme="minorHAnsi"/>
         </w:rPr>
-        <w:t>Viele Anwendungen aus unserem Alltag basieren auf dem maschinellen Lernen, wie etwa Film- oder Musik-Streaming-Dienste. Diese Dienste sammeln Daten der Nutzerinnen und Nutzer, um ihre Vorlieben kennenzulernen, sie zu kategorisieren und um daraus passende Empfehlungen abzuleiten. Die Programme lernen durch die vielen Nutzerdaten, welche Inhalte sie welchen Nutzern vorschlagen können. Auch in anderen Bereichen, wie etwa im Gesundheitssektor zur besseren Erkennung von Krankheiten, wird das maschinelle Lernen eingesetzt. Zentral für maschinelles Lernen ist die Nutzung und Verwertung großer Mengen von Daten. Mit Hilfe von Beispieldaten lernt die Maschine und wird dann mit der Zeit und dem Zugriff auf noch mehr Daten, immer besser in ihren Berechnungen.</w:t>
+        <w:t>Viele Anwendungen aus unserem Alltag basieren auf dem maschinellen Lernen, wie etwa Film- oder Musik-Streaming-Dienste. Diese</w:t>
+      </w:r>
+      <w:r>
+        <w:rPr>
+          <w:rFonts w:asciiTheme="minorHAnsi" w:hAnsiTheme="minorHAnsi" w:cstheme="minorHAnsi"/>
+        </w:rPr>
+        <w:t xml:space="preserve"> </w:t>
+      </w:r>
+      <w:r>
+        <w:rPr>
+          <w:rFonts w:asciiTheme="minorHAnsi" w:hAnsiTheme="minorHAnsi" w:cstheme="minorHAnsi"/>
+        </w:rPr>
+        <w:t>Dienste sammeln Daten der Nutzerinnen und Nutzer, um ihre Vorlieben kennenzulernen, sie zu kategorisieren und um daraus passende Empfehlungen abzuleiten. Die Programme lernen durch die vielen Nutzerdaten, welche Inhalte sie welchen Nutzer</w:t>
+      </w:r>
+      <w:r>
+        <w:rPr>
+          <w:rFonts w:asciiTheme="minorHAnsi" w:hAnsiTheme="minorHAnsi" w:cstheme="minorHAnsi"/>
+        </w:rPr>
+        <w:t>innen und Nutzern</w:t>
+      </w:r>
+      <w:r>
+        <w:rPr>
+          <w:rFonts w:asciiTheme="minorHAnsi" w:hAnsiTheme="minorHAnsi" w:cstheme="minorHAnsi"/>
+        </w:rPr>
+        <w:t xml:space="preserve"> vorschlagen können. Auch in anderen Bereichen, wie etwa im Gesundheitssektor zur besseren Erkennung von Krankheiten, wird das maschinelle Lernen eingesetzt. Zentral für maschinelles Lernen ist die Nutzung und Verwertung großer Mengen von Daten. Mit Hilfe von Beispieldaten lernt die Maschine und wird dann mit der Zeit und dem Zugriff auf noch mehr Daten, immer besser in ihren Berechnungen.</w:t>
       </w:r>
     </w:p>
     <w:p>
@@ -4040,9 +4048,9 @@
           <w:bCs/>
         </w:rPr>
       </w:pPr>
-      <w:bookmarkStart w:id="24" w:name="_Toc83890415"/>
-      <w:bookmarkStart w:id="25" w:name="_Toc83890657"/>
-      <w:bookmarkStart w:id="26" w:name="_Toc90635433"/>
+      <w:bookmarkStart w:id="7" w:name="_Toc83890415"/>
+      <w:bookmarkStart w:id="8" w:name="_Toc83890657"/>
+      <w:bookmarkStart w:id="9" w:name="_Toc139273688"/>
       <w:r>
         <w:rPr>
           <w:rFonts w:asciiTheme="minorHAnsi" w:hAnsiTheme="minorHAnsi" w:cstheme="minorHAnsi"/>
@@ -4050,36 +4058,23 @@
         </w:rPr>
         <w:t>Ziele des Moduls</w:t>
       </w:r>
-      <w:bookmarkEnd w:id="24"/>
-      <w:bookmarkEnd w:id="25"/>
-      <w:bookmarkEnd w:id="26"/>
+      <w:bookmarkEnd w:id="7"/>
+      <w:bookmarkEnd w:id="8"/>
+      <w:bookmarkEnd w:id="9"/>
     </w:p>
     <w:p>
       <w:pPr>
-        <w:rPr>
-          <w:rFonts w:asciiTheme="minorHAnsi" w:hAnsiTheme="minorHAnsi" w:cstheme="minorHAnsi"/>
-        </w:rPr>
-      </w:pPr>
-      <w:commentRangeStart w:id="27"/>
-      <w:r>
-        <w:rPr>
-          <w:rFonts w:asciiTheme="minorHAnsi" w:hAnsiTheme="minorHAnsi" w:cstheme="minorHAnsi"/>
-        </w:rPr>
-        <w:t xml:space="preserve">Das Modul trägt auf vielfältige Weise zu den drei </w:t>
-      </w:r>
-      <w:proofErr w:type="spellStart"/>
-      <w:r>
-        <w:rPr>
-          <w:rFonts w:asciiTheme="minorHAnsi" w:hAnsiTheme="minorHAnsi" w:cstheme="minorHAnsi"/>
-        </w:rPr>
-        <w:t>Dagstuhl</w:t>
-      </w:r>
-      <w:proofErr w:type="spellEnd"/>
-      <w:r>
-        <w:rPr>
-          <w:rFonts w:asciiTheme="minorHAnsi" w:hAnsiTheme="minorHAnsi" w:cstheme="minorHAnsi"/>
-        </w:rPr>
-        <w:t>-Perspektiven bei:</w:t>
+        <w:jc w:val="both"/>
+        <w:rPr>
+          <w:rFonts w:asciiTheme="minorHAnsi" w:hAnsiTheme="minorHAnsi" w:cstheme="minorHAnsi"/>
+        </w:rPr>
+      </w:pPr>
+      <w:commentRangeStart w:id="10"/>
+      <w:r>
+        <w:rPr>
+          <w:rFonts w:asciiTheme="minorHAnsi" w:hAnsiTheme="minorHAnsi" w:cstheme="minorHAnsi"/>
+        </w:rPr>
+        <w:t>Das Modul trägt auf vielfältige Weise zu den drei Dagstuhl-Perspektiven bei:</w:t>
       </w:r>
     </w:p>
     <w:p>
@@ -4089,6 +4084,7 @@
           <w:numId w:val="4"/>
         </w:numPr>
         <w:spacing w:before="120" w:after="0"/>
+        <w:jc w:val="both"/>
         <w:rPr>
           <w:rFonts w:asciiTheme="minorHAnsi" w:hAnsiTheme="minorHAnsi" w:cstheme="minorHAnsi"/>
         </w:rPr>
@@ -4107,6 +4103,7 @@
           <w:numId w:val="4"/>
         </w:numPr>
         <w:spacing w:after="0"/>
+        <w:jc w:val="both"/>
         <w:rPr>
           <w:rFonts w:asciiTheme="minorHAnsi" w:hAnsiTheme="minorHAnsi" w:cstheme="minorHAnsi"/>
         </w:rPr>
@@ -4125,6 +4122,7 @@
           <w:numId w:val="4"/>
         </w:numPr>
         <w:spacing w:after="120"/>
+        <w:jc w:val="both"/>
         <w:rPr>
           <w:rFonts w:asciiTheme="minorHAnsi" w:hAnsiTheme="minorHAnsi" w:cstheme="minorHAnsi"/>
         </w:rPr>
@@ -4135,12 +4133,12 @@
         </w:rPr>
         <w:t>Aus gesellschaftlich-kultureller Perspektive werden Konsequenzen des Einsatzes von KI-Methoden diskutiert und unter ethischen und moralischen Gesichtspunkten bewertet.</w:t>
       </w:r>
-      <w:commentRangeEnd w:id="27"/>
+      <w:commentRangeEnd w:id="10"/>
       <w:r>
         <w:rPr>
           <w:rStyle w:val="Kommentarzeichen"/>
         </w:rPr>
-        <w:commentReference w:id="27"/>
+        <w:commentReference w:id="10"/>
       </w:r>
     </w:p>
     <w:p>
@@ -4170,32 +4168,88 @@
           <w:bCs/>
         </w:rPr>
       </w:pPr>
-      <w:bookmarkStart w:id="28" w:name="_Toc83890416"/>
-      <w:bookmarkStart w:id="29" w:name="_Toc83890658"/>
-      <w:bookmarkStart w:id="30" w:name="_Toc90635434"/>
+      <w:bookmarkStart w:id="11" w:name="_Toc139273689"/>
+      <w:bookmarkStart w:id="12" w:name="_Toc83890416"/>
+      <w:bookmarkStart w:id="13" w:name="_Toc83890658"/>
       <w:r>
         <w:rPr>
           <w:rFonts w:asciiTheme="minorHAnsi" w:hAnsiTheme="minorHAnsi" w:cstheme="minorHAnsi"/>
           <w:bCs/>
         </w:rPr>
         <w:lastRenderedPageBreak/>
-        <w:t>Die Rolle der Unternehmensvertreterin/des Unternehmensvertreters</w:t>
-      </w:r>
-      <w:bookmarkEnd w:id="28"/>
-      <w:bookmarkEnd w:id="29"/>
-      <w:bookmarkEnd w:id="30"/>
+        <w:t>Die Rolle der Unternehmensvertreter</w:t>
+      </w:r>
+      <w:r>
+        <w:rPr>
+          <w:rFonts w:asciiTheme="minorHAnsi" w:hAnsiTheme="minorHAnsi" w:cstheme="minorHAnsi"/>
+          <w:bCs/>
+        </w:rPr>
+        <w:t>*innen</w:t>
+      </w:r>
+      <w:bookmarkEnd w:id="11"/>
+      <w:bookmarkEnd w:id="12"/>
+      <w:bookmarkEnd w:id="13"/>
     </w:p>
     <w:p>
       <w:pPr>
-        <w:rPr>
-          <w:rFonts w:asciiTheme="minorHAnsi" w:hAnsiTheme="minorHAnsi" w:cstheme="minorHAnsi"/>
-        </w:rPr>
-      </w:pPr>
-      <w:r>
-        <w:rPr>
-          <w:rFonts w:asciiTheme="minorHAnsi" w:hAnsiTheme="minorHAnsi" w:cstheme="minorHAnsi"/>
-        </w:rPr>
-        <w:t>In diesem Modul hat die Unternehmensvertreterin bzw. der Unternehmensvertreter mehrere Möglichkeiten aktiv mitzuwirken. Hier einige Anregungen:</w:t>
+        <w:jc w:val="both"/>
+        <w:rPr>
+          <w:rFonts w:asciiTheme="minorHAnsi" w:hAnsiTheme="minorHAnsi" w:cstheme="minorHAnsi"/>
+        </w:rPr>
+      </w:pPr>
+      <w:r>
+        <w:rPr>
+          <w:rFonts w:asciiTheme="minorHAnsi" w:hAnsiTheme="minorHAnsi" w:cstheme="minorHAnsi"/>
+        </w:rPr>
+        <w:t xml:space="preserve">In diesem Modul </w:t>
+      </w:r>
+      <w:r>
+        <w:rPr>
+          <w:rFonts w:asciiTheme="minorHAnsi" w:hAnsiTheme="minorHAnsi" w:cstheme="minorHAnsi"/>
+        </w:rPr>
+        <w:t>haben die</w:t>
+      </w:r>
+      <w:r>
+        <w:rPr>
+          <w:rFonts w:asciiTheme="minorHAnsi" w:hAnsiTheme="minorHAnsi" w:cstheme="minorHAnsi"/>
+        </w:rPr>
+        <w:t xml:space="preserve"> Unternehmensvertreter</w:t>
+      </w:r>
+      <w:r>
+        <w:rPr>
+          <w:rFonts w:asciiTheme="minorHAnsi" w:hAnsiTheme="minorHAnsi" w:cstheme="minorHAnsi"/>
+        </w:rPr>
+        <w:t>*</w:t>
+      </w:r>
+      <w:r>
+        <w:rPr>
+          <w:rFonts w:asciiTheme="minorHAnsi" w:hAnsiTheme="minorHAnsi" w:cstheme="minorHAnsi"/>
+        </w:rPr>
+        <w:t>i</w:t>
+      </w:r>
+      <w:r>
+        <w:rPr>
+          <w:rFonts w:asciiTheme="minorHAnsi" w:hAnsiTheme="minorHAnsi" w:cstheme="minorHAnsi"/>
+        </w:rPr>
+        <w:t>n</w:t>
+      </w:r>
+      <w:r>
+        <w:rPr>
+          <w:rFonts w:asciiTheme="minorHAnsi" w:hAnsiTheme="minorHAnsi" w:cstheme="minorHAnsi"/>
+        </w:rPr>
+        <w:t>n</w:t>
+      </w:r>
+      <w:r>
+        <w:rPr>
+          <w:rFonts w:asciiTheme="minorHAnsi" w:hAnsiTheme="minorHAnsi" w:cstheme="minorHAnsi"/>
+        </w:rPr>
+        <w:t>en</w:t>
+      </w:r>
+      <w:r>
+        <w:rPr>
+          <w:rFonts w:asciiTheme="minorHAnsi" w:hAnsiTheme="minorHAnsi" w:cstheme="minorHAnsi"/>
+        </w:rPr>
+        <w:t xml:space="preserve"> mehrere Möglichkeiten aktiv mitzuwirken. Hier einige Anregungen:</w:t>
       </w:r>
     </w:p>
     <w:p>
@@ -4212,6 +4266,7 @@
           <w:between w:val="none" w:sz="0" w:space="0" w:color="000000"/>
         </w:pBdr>
         <w:spacing w:before="120" w:after="120"/>
+        <w:jc w:val="both"/>
         <w:rPr>
           <w:rFonts w:asciiTheme="minorHAnsi" w:hAnsiTheme="minorHAnsi" w:cstheme="minorHAnsi"/>
         </w:rPr>
@@ -4237,6 +4292,7 @@
           <w:between w:val="none" w:sz="0" w:space="0" w:color="000000"/>
         </w:pBdr>
         <w:spacing w:before="120" w:after="120"/>
+        <w:jc w:val="both"/>
         <w:rPr>
           <w:rFonts w:asciiTheme="minorHAnsi" w:hAnsiTheme="minorHAnsi" w:cstheme="minorHAnsi"/>
         </w:rPr>
@@ -4262,6 +4318,7 @@
           <w:between w:val="none" w:sz="0" w:space="0" w:color="000000"/>
         </w:pBdr>
         <w:spacing w:before="120" w:after="120"/>
+        <w:jc w:val="both"/>
         <w:rPr>
           <w:rFonts w:asciiTheme="minorHAnsi" w:hAnsiTheme="minorHAnsi" w:cstheme="minorHAnsi"/>
         </w:rPr>
@@ -4294,7 +4351,25 @@
         <w:rPr>
           <w:rFonts w:asciiTheme="minorHAnsi" w:hAnsiTheme="minorHAnsi" w:cstheme="minorHAnsi"/>
         </w:rPr>
-        <w:t>Antworten-Runden mit „KI-ExpertInnen“</w:t>
+        <w:t>Antworten-Runden mit „KI-Expert</w:t>
+      </w:r>
+      <w:r>
+        <w:rPr>
+          <w:rFonts w:asciiTheme="minorHAnsi" w:hAnsiTheme="minorHAnsi" w:cstheme="minorHAnsi"/>
+        </w:rPr>
+        <w:t>innen</w:t>
+      </w:r>
+      <w:r>
+        <w:rPr>
+          <w:rFonts w:asciiTheme="minorHAnsi" w:hAnsiTheme="minorHAnsi" w:cstheme="minorHAnsi"/>
+        </w:rPr>
+        <w:t>“</w:t>
+      </w:r>
+      <w:r>
+        <w:rPr>
+          <w:rFonts w:asciiTheme="minorHAnsi" w:hAnsiTheme="minorHAnsi" w:cstheme="minorHAnsi"/>
+        </w:rPr>
+        <w:t xml:space="preserve"> und „KI-Experten“</w:t>
       </w:r>
       <w:r>
         <w:rPr>
@@ -4306,21 +4381,7 @@
         <w:rPr>
           <w:rFonts w:asciiTheme="minorHAnsi" w:hAnsiTheme="minorHAnsi" w:cstheme="minorHAnsi"/>
         </w:rPr>
-        <w:t xml:space="preserve">Data </w:t>
-      </w:r>
-      <w:proofErr w:type="spellStart"/>
-      <w:r>
-        <w:rPr>
-          <w:rFonts w:asciiTheme="minorHAnsi" w:hAnsiTheme="minorHAnsi" w:cstheme="minorHAnsi"/>
-        </w:rPr>
-        <w:t>Scientists</w:t>
-      </w:r>
-      <w:proofErr w:type="spellEnd"/>
-      <w:r>
-        <w:rPr>
-          <w:rFonts w:asciiTheme="minorHAnsi" w:hAnsiTheme="minorHAnsi" w:cstheme="minorHAnsi"/>
-        </w:rPr>
-        <w:t xml:space="preserve"> des eigenen Unternehmens organisieren, die berichten, warum sie sich für ein Studium im Bereich Informatik / Data Science entschieden haben</w:t>
+        <w:t>Data Scientists des eigenen Unternehmens organisieren, die berichten, warum sie sich für ein Studium im Bereich Informatik / Data Science entschieden haben</w:t>
       </w:r>
     </w:p>
     <w:p>
@@ -4337,6 +4398,7 @@
           <w:between w:val="none" w:sz="0" w:space="0" w:color="000000"/>
         </w:pBdr>
         <w:spacing w:before="120" w:after="120"/>
+        <w:jc w:val="both"/>
         <w:rPr>
           <w:rFonts w:asciiTheme="minorHAnsi" w:hAnsiTheme="minorHAnsi" w:cstheme="minorHAnsi"/>
         </w:rPr>
@@ -4374,6 +4436,7 @@
           <w:between w:val="none" w:sz="0" w:space="0" w:color="000000"/>
         </w:pBdr>
         <w:spacing w:before="120" w:after="120"/>
+        <w:jc w:val="both"/>
         <w:rPr>
           <w:rFonts w:asciiTheme="minorHAnsi" w:hAnsiTheme="minorHAnsi" w:cstheme="minorHAnsi"/>
         </w:rPr>
@@ -4399,9 +4462,9 @@
           <w:bCs/>
         </w:rPr>
       </w:pPr>
-      <w:bookmarkStart w:id="31" w:name="_Toc83890417"/>
-      <w:bookmarkStart w:id="32" w:name="_Toc83890659"/>
-      <w:bookmarkStart w:id="33" w:name="_Toc90635435"/>
+      <w:bookmarkStart w:id="14" w:name="_Toc83890417"/>
+      <w:bookmarkStart w:id="15" w:name="_Toc83890659"/>
+      <w:bookmarkStart w:id="16" w:name="_Toc139273690"/>
       <w:r>
         <w:rPr>
           <w:rFonts w:asciiTheme="minorHAnsi" w:hAnsiTheme="minorHAnsi" w:cstheme="minorHAnsi"/>
@@ -4409,9 +4472,9 @@
         </w:rPr>
         <w:t>Inhalte des Moduls</w:t>
       </w:r>
-      <w:bookmarkEnd w:id="31"/>
-      <w:bookmarkEnd w:id="32"/>
-      <w:bookmarkEnd w:id="33"/>
+      <w:bookmarkEnd w:id="14"/>
+      <w:bookmarkEnd w:id="15"/>
+      <w:bookmarkEnd w:id="16"/>
     </w:p>
     <w:p>
       <w:pPr>
@@ -4450,11 +4513,10 @@
         </w:rPr>
         <w:t>). In diesem Modul soll das überwachte Lernen vertieft werden. Hier werden dem Programm beschriftete Trainingsdaten zur Verfügung gestellt, auf deren Grundlage das Programm lernt, auch weiteren Daten eine Beschriftung zuzuordnen. Die wesentlichen Begriffe und Funktionen werden im Folgenden näher erläutert.</w:t>
       </w:r>
-      <w:bookmarkStart w:id="34" w:name="_3znysh7"/>
-      <w:bookmarkStart w:id="35" w:name="_Toc83890418"/>
-      <w:bookmarkStart w:id="36" w:name="_Toc83890660"/>
-      <w:bookmarkStart w:id="37" w:name="_Toc90635436"/>
-      <w:bookmarkEnd w:id="34"/>
+      <w:bookmarkStart w:id="17" w:name="_3znysh7"/>
+      <w:bookmarkStart w:id="18" w:name="_Toc83890418"/>
+      <w:bookmarkStart w:id="19" w:name="_Toc83890660"/>
+      <w:bookmarkEnd w:id="17"/>
     </w:p>
     <w:p>
       <w:pPr>
@@ -4464,12 +4526,13 @@
           <w:numId w:val="3"/>
         </w:numPr>
       </w:pPr>
+      <w:bookmarkStart w:id="20" w:name="_Toc139273691"/>
       <w:r>
         <w:t>Klassifikation</w:t>
       </w:r>
-      <w:bookmarkEnd w:id="35"/>
-      <w:bookmarkEnd w:id="36"/>
-      <w:bookmarkEnd w:id="37"/>
+      <w:bookmarkEnd w:id="18"/>
+      <w:bookmarkEnd w:id="19"/>
+      <w:bookmarkEnd w:id="20"/>
     </w:p>
     <w:p>
       <w:pPr>
@@ -4482,7 +4545,37 @@
         <w:rPr>
           <w:rFonts w:asciiTheme="minorHAnsi" w:hAnsiTheme="minorHAnsi" w:cstheme="minorHAnsi"/>
         </w:rPr>
-        <w:t xml:space="preserve">Ein häufiger Einsatzzweck von überwachten Lernverfahren sind sogenannte Klassifikationsprobleme. Bei Klassifikationsproblemen lernt das Programm neuen Daten eine Kategorie zuzuordnen. Je nach Anwendungsbereich können dann beispielsweise medizinische Bilder in die Klassen „Tumor“ oder „kein Tumor“ sortiert werden oder bei der Bewertung der Bonität eines Bankkunden in die Klassen „kreditwürdig“ bzw. „nicht kreditwürdig“. Die Funktionsweise solcher Verfahren wird in diesem Modul anhand eines „Äffchen-Spiels“ verdeutlicht, wobei Äffchen aufgrund ihres Aussehens als „beißt“ oder „beißt nicht“ klassifiziert werden. In diesen Beispielen existieren jeweils nur zwei Klassen. In anderen Anwendungsfällen, z.B. bei der Erkennung des Inhalts auf Bildern können viele weitere Klassen zur Anwendung kommen, z.B. Hund, Katze, Maus, Straßenschild, Tisch, … </w:t>
+        <w:t xml:space="preserve">Ein häufiger Einsatzzweck von überwachten Lernverfahren sind sogenannte Klassifikationsprobleme. Bei Klassifikationsproblemen lernt das Programm neuen Daten eine Kategorie zuzuordnen. Je nach Anwendungsbereich können dann beispielsweise medizinische Bilder in die Klassen „Tumor“ oder „kein Tumor“ sortiert werden oder bei der Bewertung der Bonität </w:t>
+      </w:r>
+      <w:r>
+        <w:rPr>
+          <w:rFonts w:asciiTheme="minorHAnsi" w:hAnsiTheme="minorHAnsi" w:cstheme="minorHAnsi"/>
+        </w:rPr>
+        <w:t>von</w:t>
+      </w:r>
+      <w:r>
+        <w:rPr>
+          <w:rFonts w:asciiTheme="minorHAnsi" w:hAnsiTheme="minorHAnsi" w:cstheme="minorHAnsi"/>
+        </w:rPr>
+        <w:t xml:space="preserve"> </w:t>
+      </w:r>
+      <w:r>
+        <w:rPr>
+          <w:rFonts w:asciiTheme="minorHAnsi" w:hAnsiTheme="minorHAnsi" w:cstheme="minorHAnsi"/>
+        </w:rPr>
+        <w:t>Bankkund</w:t>
+      </w:r>
+      <w:r>
+        <w:rPr>
+          <w:rFonts w:asciiTheme="minorHAnsi" w:hAnsiTheme="minorHAnsi" w:cstheme="minorHAnsi"/>
+        </w:rPr>
+        <w:t>*innen und Bankkunden</w:t>
+      </w:r>
+      <w:r>
+        <w:rPr>
+          <w:rFonts w:asciiTheme="minorHAnsi" w:hAnsiTheme="minorHAnsi" w:cstheme="minorHAnsi"/>
+        </w:rPr>
+        <w:t xml:space="preserve"> in die Klassen „kreditwürdig“ bzw. „nicht kreditwürdig“. Die Funktionsweise solcher Verfahren wird in diesem Modul anhand eines „Äffchen-Spiels“ verdeutlicht, wobei Äffchen aufgrund ihres Aussehens als „beißt“ oder „beißt nicht“ klassifiziert werden. In diesen Beispielen existieren jeweils nur zwei Klassen. In anderen Anwendungsfällen, z.B. bei der Erkennung des Inhalts auf Bildern können viele weitere Klassen zur Anwendung kommen, z.B. Hund, Katze, Maus, Straßenschild, Tisch, … </w:t>
       </w:r>
     </w:p>
     <w:p>
@@ -4496,7 +4589,7 @@
         <w:rPr>
           <w:rFonts w:asciiTheme="minorHAnsi" w:hAnsiTheme="minorHAnsi" w:cstheme="minorHAnsi"/>
         </w:rPr>
-        <w:t xml:space="preserve">Überwachte Lernverfahren erhalten eine Reihe von Trainingsdaten mit entsprechenden Beschriftungen. Sie lernen in der sogenannten Trainingsphase selbständig eine Verbindung zwischen Trainingsdaten und Beschriftung, ein sogenanntes „Modell“. In unserem Beispiel ist dieses Modell ein Entscheidungsbaum. Dieses Modell, wie z.B. der Entscheidungsbaum, kann dann auf beliebige Eingabedaten angewendet werden und die Klassen für Daten vorhersagen. </w:t>
+        <w:t>Überwachte Lernverfahren erhalten eine Reihe von Trainingsdaten mit entsprechenden Beschriftungen. Sie lernen in der sogenannten Trainingsphase selbständig eine Verbindung zwischen Trainingsdaten und Beschriftung, ein sogenanntes „Modell“. In unserem Beispiel ist dieses Modell ein Entscheidungsbaum. Dieses Modell, wie z.B. der Entscheidungsbaum, kann dann auf beliebige Eingabedaten angewendet werden und die Klassen für Daten vorhersagen.</w:t>
       </w:r>
     </w:p>
     <w:p>
@@ -4512,6 +4605,14 @@
         <w:jc w:val="both"/>
         <w:rPr>
           <w:rFonts w:asciiTheme="minorHAnsi" w:hAnsiTheme="minorHAnsi" w:cstheme="minorHAnsi"/>
+        </w:rPr>
+      </w:pPr>
+    </w:p>
+    <w:p>
+      <w:pPr>
+        <w:jc w:val="both"/>
+        <w:rPr>
+          <w:rFonts w:asciiTheme="minorHAnsi" w:hAnsiTheme="minorHAnsi" w:cstheme="minorHAnsi"/>
           <w:b/>
         </w:rPr>
       </w:pPr>
@@ -4526,58 +4627,15 @@
     </w:p>
     <w:p>
       <w:pPr>
-        <w:jc w:val="both"/>
-        <w:rPr>
-          <w:rFonts w:asciiTheme="minorHAnsi" w:hAnsiTheme="minorHAnsi" w:cstheme="minorHAnsi"/>
-        </w:rPr>
-      </w:pPr>
-      <w:r>
-        <w:rPr>
-          <w:rFonts w:asciiTheme="minorHAnsi" w:hAnsiTheme="minorHAnsi" w:cstheme="minorHAnsi"/>
-        </w:rPr>
-        <w:t>Ein häufig genutztes überwachtes Lernverfahren zur Klassifikation stellt das sogenannte Lernen von Entscheidungsbäumen (</w:t>
-      </w:r>
-      <w:proofErr w:type="spellStart"/>
-      <w:r>
-        <w:rPr>
-          <w:rFonts w:asciiTheme="minorHAnsi" w:hAnsiTheme="minorHAnsi" w:cstheme="minorHAnsi"/>
-        </w:rPr>
-        <w:t>Decision</w:t>
-      </w:r>
-      <w:proofErr w:type="spellEnd"/>
-      <w:r>
-        <w:rPr>
-          <w:rFonts w:asciiTheme="minorHAnsi" w:hAnsiTheme="minorHAnsi" w:cstheme="minorHAnsi"/>
-        </w:rPr>
-        <w:t xml:space="preserve"> </w:t>
-      </w:r>
-      <w:proofErr w:type="spellStart"/>
-      <w:r>
-        <w:rPr>
-          <w:rFonts w:asciiTheme="minorHAnsi" w:hAnsiTheme="minorHAnsi" w:cstheme="minorHAnsi"/>
-        </w:rPr>
-        <w:t>tree</w:t>
-      </w:r>
-      <w:proofErr w:type="spellEnd"/>
-      <w:r>
-        <w:rPr>
-          <w:rFonts w:asciiTheme="minorHAnsi" w:hAnsiTheme="minorHAnsi" w:cstheme="minorHAnsi"/>
-        </w:rPr>
-        <w:t xml:space="preserve"> </w:t>
-      </w:r>
-      <w:proofErr w:type="spellStart"/>
-      <w:r>
-        <w:rPr>
-          <w:rFonts w:asciiTheme="minorHAnsi" w:hAnsiTheme="minorHAnsi" w:cstheme="minorHAnsi"/>
-        </w:rPr>
-        <w:t>learning</w:t>
-      </w:r>
-      <w:proofErr w:type="spellEnd"/>
-      <w:r>
-        <w:rPr>
-          <w:rFonts w:asciiTheme="minorHAnsi" w:hAnsiTheme="minorHAnsi" w:cstheme="minorHAnsi"/>
-        </w:rPr>
-        <w:t xml:space="preserve">) dar. Mit dem Begriff </w:t>
+        <w:rPr>
+          <w:rFonts w:asciiTheme="minorHAnsi" w:hAnsiTheme="minorHAnsi" w:cstheme="minorHAnsi"/>
+        </w:rPr>
+      </w:pPr>
+      <w:r>
+        <w:rPr>
+          <w:rFonts w:asciiTheme="minorHAnsi" w:hAnsiTheme="minorHAnsi" w:cstheme="minorHAnsi"/>
+        </w:rPr>
+        <w:t xml:space="preserve">Ein häufig genutztes überwachtes Lernverfahren zur Klassifikation stellt das sogenannte Lernen von Entscheidungsbäumen (Decision tree learning) dar. Mit dem Begriff </w:t>
       </w:r>
       <w:r>
         <w:rPr>
@@ -5124,19 +5182,17 @@
         </w:rPr>
         <w:t xml:space="preserve">In diesem Falls entscheidet der Mehrheitsbeschluss: Im Beispiel ist die Mehrheit der Äffchen beißend, daher wird die Klasse “beißt” vergeben. In der Software Orange, dem </w:t>
       </w:r>
-      <w:proofErr w:type="gramStart"/>
-      <w:r>
-        <w:rPr>
-          <w:rFonts w:asciiTheme="minorHAnsi" w:hAnsiTheme="minorHAnsi" w:cstheme="minorHAnsi"/>
-        </w:rPr>
-        <w:t>Werkzeug</w:t>
-      </w:r>
-      <w:proofErr w:type="gramEnd"/>
-      <w:r>
-        <w:rPr>
-          <w:rFonts w:asciiTheme="minorHAnsi" w:hAnsiTheme="minorHAnsi" w:cstheme="minorHAnsi"/>
-        </w:rPr>
-        <w:t xml:space="preserve"> das in diesem Modul genutzt wird, ist das wie folgt visualisiert: </w:t>
+      <w:r>
+        <w:rPr>
+          <w:rFonts w:asciiTheme="minorHAnsi" w:hAnsiTheme="minorHAnsi" w:cstheme="minorHAnsi"/>
+        </w:rPr>
+        <w:t>Werkzeug,</w:t>
+      </w:r>
+      <w:r>
+        <w:rPr>
+          <w:rFonts w:asciiTheme="minorHAnsi" w:hAnsiTheme="minorHAnsi" w:cstheme="minorHAnsi"/>
+        </w:rPr>
+        <w:t xml:space="preserve"> das in diesem Modul genutzt wird, ist das wie folgt visualisiert:</w:t>
       </w:r>
     </w:p>
     <w:p>
@@ -5229,33 +5285,25 @@
           <w:bCs/>
         </w:rPr>
       </w:pPr>
-      <w:bookmarkStart w:id="38" w:name="_tyjcwt"/>
-      <w:bookmarkStart w:id="39" w:name="_Toc83890419"/>
-      <w:bookmarkStart w:id="40" w:name="_Toc83890661"/>
-      <w:bookmarkStart w:id="41" w:name="_Toc90635437"/>
-      <w:bookmarkEnd w:id="38"/>
+      <w:bookmarkStart w:id="21" w:name="_tyjcwt"/>
+      <w:bookmarkStart w:id="22" w:name="_Toc83890419"/>
+      <w:bookmarkStart w:id="23" w:name="_Toc83890661"/>
+      <w:bookmarkStart w:id="24" w:name="_Toc139273692"/>
+      <w:bookmarkEnd w:id="21"/>
       <w:r>
         <w:rPr>
           <w:rFonts w:asciiTheme="minorHAnsi" w:hAnsiTheme="minorHAnsi" w:cstheme="minorHAnsi"/>
           <w:bCs/>
         </w:rPr>
-        <w:t xml:space="preserve">Over- und </w:t>
-      </w:r>
-      <w:proofErr w:type="spellStart"/>
-      <w:r>
-        <w:rPr>
-          <w:rFonts w:asciiTheme="minorHAnsi" w:hAnsiTheme="minorHAnsi" w:cstheme="minorHAnsi"/>
-          <w:bCs/>
-        </w:rPr>
-        <w:t>Underfitting</w:t>
-      </w:r>
-      <w:bookmarkEnd w:id="39"/>
-      <w:bookmarkEnd w:id="40"/>
-      <w:bookmarkEnd w:id="41"/>
-      <w:proofErr w:type="spellEnd"/>
+        <w:t>Over- und Underfitting</w:t>
+      </w:r>
+      <w:bookmarkEnd w:id="22"/>
+      <w:bookmarkEnd w:id="23"/>
+      <w:bookmarkEnd w:id="24"/>
     </w:p>
     <w:p>
       <w:pPr>
+        <w:jc w:val="both"/>
         <w:rPr>
           <w:rFonts w:asciiTheme="minorHAnsi" w:hAnsiTheme="minorHAnsi" w:cstheme="minorHAnsi"/>
         </w:rPr>
@@ -5288,21 +5336,8 @@
         <w:rPr>
           <w:rFonts w:asciiTheme="minorHAnsi" w:hAnsiTheme="minorHAnsi" w:cstheme="minorHAnsi"/>
         </w:rPr>
-        <w:t xml:space="preserve"> Man spricht in diesem Fall von einer Überanpassung </w:t>
-      </w:r>
-      <w:r>
-        <w:rPr>
-          <w:rFonts w:asciiTheme="minorHAnsi" w:hAnsiTheme="minorHAnsi" w:cstheme="minorHAnsi"/>
-        </w:rPr>
-        <w:br/>
-      </w:r>
-      <w:r>
-        <w:rPr>
-          <w:rFonts w:asciiTheme="minorHAnsi" w:hAnsiTheme="minorHAnsi" w:cstheme="minorHAnsi"/>
-        </w:rPr>
-        <w:t>(</w:t>
-      </w:r>
-      <w:proofErr w:type="spellStart"/>
+        <w:t xml:space="preserve"> Man spricht in diesem Fall von einer Überanpassung (</w:t>
+      </w:r>
       <w:r>
         <w:rPr>
           <w:rFonts w:asciiTheme="minorHAnsi" w:hAnsiTheme="minorHAnsi" w:cstheme="minorHAnsi"/>
@@ -5310,7 +5345,6 @@
         </w:rPr>
         <w:t>Overfitting</w:t>
       </w:r>
-      <w:proofErr w:type="spellEnd"/>
       <w:r>
         <w:rPr>
           <w:rFonts w:asciiTheme="minorHAnsi" w:hAnsiTheme="minorHAnsi" w:cstheme="minorHAnsi"/>
@@ -5320,6 +5354,7 @@
     </w:p>
     <w:p>
       <w:pPr>
+        <w:jc w:val="both"/>
         <w:rPr>
           <w:rFonts w:asciiTheme="minorHAnsi" w:hAnsiTheme="minorHAnsi" w:cstheme="minorHAnsi"/>
         </w:rPr>
@@ -5330,7 +5365,6 @@
         </w:rPr>
         <w:t>Auf der anderen Seite kann es auch zu einer Unteranpassung (</w:t>
       </w:r>
-      <w:proofErr w:type="spellStart"/>
       <w:r>
         <w:rPr>
           <w:rFonts w:asciiTheme="minorHAnsi" w:hAnsiTheme="minorHAnsi" w:cstheme="minorHAnsi"/>
@@ -5338,46 +5372,26 @@
         </w:rPr>
         <w:t>Underfitting</w:t>
       </w:r>
-      <w:proofErr w:type="spellEnd"/>
-      <w:r>
-        <w:rPr>
-          <w:rFonts w:asciiTheme="minorHAnsi" w:hAnsiTheme="minorHAnsi" w:cstheme="minorHAnsi"/>
-        </w:rPr>
-        <w:t xml:space="preserve">) kommen, wenn das Modell aus den Trainingsdaten nicht genug über die zugrunde liegende Struktur der Daten lernen kann und deshalb zu stark generalisiert, sodass keine zufriedenstellenden Ergebnisse auf neuen Daten erzielt werden können. Es können aus den vorhandenen Daten einfach keine </w:t>
-      </w:r>
-      <w:r>
-        <w:rPr>
-          <w:rFonts w:asciiTheme="minorHAnsi" w:hAnsiTheme="minorHAnsi" w:cstheme="minorHAnsi"/>
-        </w:rPr>
-        <w:lastRenderedPageBreak/>
-        <w:t>sinnvollen Schlüsse gezogen werden, um auf Grundlage dessen neue Daten zu kategorisieren.</w:t>
+      <w:r>
+        <w:rPr>
+          <w:rFonts w:asciiTheme="minorHAnsi" w:hAnsiTheme="minorHAnsi" w:cstheme="minorHAnsi"/>
+        </w:rPr>
+        <w:t>) kommen, wenn das Modell aus den Trainingsdaten nicht genug über die zugrunde liegende Struktur der Daten lernen kann und deshalb zu stark generalisiert, sodass keine zufriedenstellenden Ergebnisse auf neuen Daten erzielt werden können. Es können aus den vorhandenen Daten einfach keine sinnvollen Schlüsse gezogen werden, um auf Grundlage dessen neue Daten zu kategorisieren.</w:t>
       </w:r>
     </w:p>
     <w:p>
       <w:pPr>
-        <w:rPr>
-          <w:rFonts w:asciiTheme="minorHAnsi" w:hAnsiTheme="minorHAnsi" w:cstheme="minorHAnsi"/>
-        </w:rPr>
-      </w:pPr>
-      <w:r>
-        <w:rPr>
-          <w:rFonts w:asciiTheme="minorHAnsi" w:hAnsiTheme="minorHAnsi" w:cstheme="minorHAnsi"/>
-        </w:rPr>
-        <w:t xml:space="preserve">Um ein solches Over- bzw. </w:t>
-      </w:r>
-      <w:proofErr w:type="spellStart"/>
-      <w:r>
-        <w:rPr>
-          <w:rFonts w:asciiTheme="minorHAnsi" w:hAnsiTheme="minorHAnsi" w:cstheme="minorHAnsi"/>
-        </w:rPr>
-        <w:t>Underfitting</w:t>
-      </w:r>
-      <w:proofErr w:type="spellEnd"/>
-      <w:r>
-        <w:rPr>
-          <w:rFonts w:asciiTheme="minorHAnsi" w:hAnsiTheme="minorHAnsi" w:cstheme="minorHAnsi"/>
-        </w:rPr>
-        <w:t xml:space="preserve"> vor dem Einsatz in der Praxis aufzudecken, wird das Modell zunächst getestet. </w:t>
+        <w:jc w:val="both"/>
+        <w:rPr>
+          <w:rFonts w:asciiTheme="minorHAnsi" w:hAnsiTheme="minorHAnsi" w:cstheme="minorHAnsi"/>
+        </w:rPr>
+      </w:pPr>
+      <w:r>
+        <w:rPr>
+          <w:rFonts w:asciiTheme="minorHAnsi" w:hAnsiTheme="minorHAnsi" w:cstheme="minorHAnsi"/>
+        </w:rPr>
+        <w:lastRenderedPageBreak/>
+        <w:t xml:space="preserve">Um ein solches Over- bzw. Underfitting vor dem Einsatz in der Praxis aufzudecken, wird das Modell zunächst getestet. </w:t>
       </w:r>
     </w:p>
     <w:p>
@@ -5437,39 +5451,7 @@
           <w:rFonts w:asciiTheme="minorHAnsi" w:hAnsiTheme="minorHAnsi" w:cstheme="minorHAnsi"/>
           <w:i/>
         </w:rPr>
-        <w:t xml:space="preserve">Abb.: Beispiel für </w:t>
-      </w:r>
-      <w:proofErr w:type="spellStart"/>
-      <w:r>
-        <w:rPr>
-          <w:rFonts w:asciiTheme="minorHAnsi" w:hAnsiTheme="minorHAnsi" w:cstheme="minorHAnsi"/>
-          <w:i/>
-        </w:rPr>
-        <w:t>Overfitting</w:t>
-      </w:r>
-      <w:proofErr w:type="spellEnd"/>
-      <w:r>
-        <w:rPr>
-          <w:rFonts w:asciiTheme="minorHAnsi" w:hAnsiTheme="minorHAnsi" w:cstheme="minorHAnsi"/>
-          <w:i/>
-        </w:rPr>
-        <w:t xml:space="preserve"> und </w:t>
-      </w:r>
-      <w:proofErr w:type="spellStart"/>
-      <w:r>
-        <w:rPr>
-          <w:rFonts w:asciiTheme="minorHAnsi" w:hAnsiTheme="minorHAnsi" w:cstheme="minorHAnsi"/>
-          <w:i/>
-        </w:rPr>
-        <w:t>Underfitting</w:t>
-      </w:r>
-      <w:proofErr w:type="spellEnd"/>
-      <w:r>
-        <w:rPr>
-          <w:rFonts w:asciiTheme="minorHAnsi" w:hAnsiTheme="minorHAnsi" w:cstheme="minorHAnsi"/>
-          <w:i/>
-        </w:rPr>
-        <w:t xml:space="preserve"> sowie dem </w:t>
+        <w:t xml:space="preserve">Abb.: Beispiel für Overfitting und Underfitting sowie dem </w:t>
       </w:r>
       <w:r>
         <w:rPr>
@@ -5513,11 +5495,11 @@
           <w:bCs/>
         </w:rPr>
       </w:pPr>
-      <w:bookmarkStart w:id="42" w:name="_2et92p0"/>
-      <w:bookmarkStart w:id="43" w:name="_Toc83890420"/>
-      <w:bookmarkStart w:id="44" w:name="_Toc83890662"/>
-      <w:bookmarkStart w:id="45" w:name="_Toc90635438"/>
-      <w:bookmarkEnd w:id="42"/>
+      <w:bookmarkStart w:id="25" w:name="_2et92p0"/>
+      <w:bookmarkStart w:id="26" w:name="_Toc83890420"/>
+      <w:bookmarkStart w:id="27" w:name="_Toc83890662"/>
+      <w:bookmarkStart w:id="28" w:name="_Toc139273693"/>
+      <w:bookmarkEnd w:id="25"/>
       <w:r>
         <w:rPr>
           <w:rFonts w:asciiTheme="minorHAnsi" w:hAnsiTheme="minorHAnsi" w:cstheme="minorHAnsi"/>
@@ -5525,9 +5507,9 @@
         </w:rPr>
         <w:t>Bewertung der Güte eines Modells</w:t>
       </w:r>
-      <w:bookmarkEnd w:id="43"/>
-      <w:bookmarkEnd w:id="44"/>
-      <w:bookmarkEnd w:id="45"/>
+      <w:bookmarkEnd w:id="26"/>
+      <w:bookmarkEnd w:id="27"/>
+      <w:bookmarkEnd w:id="28"/>
       <w:r>
         <w:rPr>
           <w:rFonts w:asciiTheme="minorHAnsi" w:hAnsiTheme="minorHAnsi" w:cstheme="minorHAnsi"/>
@@ -5538,6 +5520,7 @@
     </w:p>
     <w:p>
       <w:pPr>
+        <w:jc w:val="both"/>
         <w:rPr>
           <w:rFonts w:asciiTheme="minorHAnsi" w:hAnsiTheme="minorHAnsi" w:cstheme="minorHAnsi"/>
         </w:rPr>
@@ -5548,14 +5531,12 @@
         </w:rPr>
         <w:t xml:space="preserve">Um ein Modell zu </w:t>
       </w:r>
-      <w:proofErr w:type="gramStart"/>
-      <w:r>
-        <w:rPr>
-          <w:rFonts w:asciiTheme="minorHAnsi" w:hAnsiTheme="minorHAnsi" w:cstheme="minorHAnsi"/>
-        </w:rPr>
-        <w:t>testen</w:t>
-      </w:r>
-      <w:proofErr w:type="gramEnd"/>
+      <w:r>
+        <w:rPr>
+          <w:rFonts w:asciiTheme="minorHAnsi" w:hAnsiTheme="minorHAnsi" w:cstheme="minorHAnsi"/>
+        </w:rPr>
+        <w:t>testen,</w:t>
+      </w:r>
       <w:r>
         <w:rPr>
           <w:rFonts w:asciiTheme="minorHAnsi" w:hAnsiTheme="minorHAnsi" w:cstheme="minorHAnsi"/>
@@ -5692,39 +5673,7 @@
           <w:rFonts w:asciiTheme="minorHAnsi" w:hAnsiTheme="minorHAnsi" w:cstheme="minorHAnsi"/>
           <w:i/>
         </w:rPr>
-        <w:t>Konfusionsmatrix: Vom Modell vorhergesagte Klassen (</w:t>
-      </w:r>
-      <w:proofErr w:type="spellStart"/>
-      <w:r>
-        <w:rPr>
-          <w:rFonts w:asciiTheme="minorHAnsi" w:hAnsiTheme="minorHAnsi" w:cstheme="minorHAnsi"/>
-          <w:i/>
-        </w:rPr>
-        <w:t>Predicted</w:t>
-      </w:r>
-      <w:proofErr w:type="spellEnd"/>
-      <w:r>
-        <w:rPr>
-          <w:rFonts w:asciiTheme="minorHAnsi" w:hAnsiTheme="minorHAnsi" w:cstheme="minorHAnsi"/>
-          <w:i/>
-        </w:rPr>
-        <w:t>) werden spaltenweise, die tatsächlichen Klassen (</w:t>
-      </w:r>
-      <w:proofErr w:type="spellStart"/>
-      <w:r>
-        <w:rPr>
-          <w:rFonts w:asciiTheme="minorHAnsi" w:hAnsiTheme="minorHAnsi" w:cstheme="minorHAnsi"/>
-          <w:i/>
-        </w:rPr>
-        <w:t>Actual</w:t>
-      </w:r>
-      <w:proofErr w:type="spellEnd"/>
-      <w:r>
-        <w:rPr>
-          <w:rFonts w:asciiTheme="minorHAnsi" w:hAnsiTheme="minorHAnsi" w:cstheme="minorHAnsi"/>
-          <w:i/>
-        </w:rPr>
-        <w:t xml:space="preserve">) zeilenweise eingetragen. </w:t>
+        <w:t xml:space="preserve">Konfusionsmatrix: Vom Modell vorhergesagte Klassen (Predicted) werden spaltenweise, die tatsächlichen Klassen (Actual) zeilenweise eingetragen. </w:t>
       </w:r>
     </w:p>
     <w:p>
@@ -5746,8 +5695,13 @@
         <w:rPr>
           <w:rFonts w:asciiTheme="minorHAnsi" w:hAnsiTheme="minorHAnsi" w:cstheme="minorHAnsi"/>
         </w:rPr>
-        <w:lastRenderedPageBreak/>
         <w:t>Anhand dieser Tabelle sind vier wichtige Fälle zu unterscheiden</w:t>
+      </w:r>
+      <w:r>
+        <w:rPr>
+          <w:rFonts w:asciiTheme="minorHAnsi" w:hAnsiTheme="minorHAnsi" w:cstheme="minorHAnsi"/>
+        </w:rPr>
+        <w:t>:</w:t>
       </w:r>
     </w:p>
     <w:p>
@@ -5799,7 +5753,14 @@
         <w:rPr>
           <w:rFonts w:asciiTheme="minorHAnsi" w:hAnsiTheme="minorHAnsi" w:cstheme="minorHAnsi"/>
         </w:rPr>
-        <w:t xml:space="preserve"> war (Beispiel: in obiger Konfusionsmatrix: 4). Beispielsweise hat das Modell ein Äffchen als beißend klassifiziert und tatsächlich ist das Äffchen auch beißend.</w:t>
+        <w:t xml:space="preserve"> war (Beispiel: in obiger Konfusionsmatrix: 4). </w:t>
+      </w:r>
+      <w:r>
+        <w:rPr>
+          <w:rFonts w:asciiTheme="minorHAnsi" w:hAnsiTheme="minorHAnsi" w:cstheme="minorHAnsi"/>
+        </w:rPr>
+        <w:lastRenderedPageBreak/>
+        <w:t>Beispielsweise hat das Modell ein Äffchen als beißend klassifiziert und tatsächlich ist das Äffchen auch beißend.</w:t>
       </w:r>
     </w:p>
     <w:p>
@@ -5866,21 +5827,12 @@
           <w:rFonts w:asciiTheme="minorHAnsi" w:hAnsiTheme="minorHAnsi" w:cstheme="minorHAnsi"/>
         </w:rPr>
       </w:pPr>
-      <w:proofErr w:type="spellStart"/>
       <w:r>
         <w:rPr>
           <w:rFonts w:asciiTheme="minorHAnsi" w:hAnsiTheme="minorHAnsi" w:cstheme="minorHAnsi"/>
           <w:b/>
         </w:rPr>
-        <w:t>False</w:t>
-      </w:r>
-      <w:proofErr w:type="spellEnd"/>
-      <w:r>
-        <w:rPr>
-          <w:rFonts w:asciiTheme="minorHAnsi" w:hAnsiTheme="minorHAnsi" w:cstheme="minorHAnsi"/>
-          <w:b/>
-        </w:rPr>
-        <w:t xml:space="preserve"> positive (FP) </w:t>
+        <w:t xml:space="preserve">False positive (FP) </w:t>
       </w:r>
       <w:r>
         <w:rPr>
@@ -5940,21 +5892,12 @@
           <w:rFonts w:asciiTheme="minorHAnsi" w:hAnsiTheme="minorHAnsi" w:cstheme="minorHAnsi"/>
         </w:rPr>
       </w:pPr>
-      <w:proofErr w:type="spellStart"/>
       <w:r>
         <w:rPr>
           <w:rFonts w:asciiTheme="minorHAnsi" w:hAnsiTheme="minorHAnsi" w:cstheme="minorHAnsi"/>
           <w:b/>
         </w:rPr>
-        <w:t>False</w:t>
-      </w:r>
-      <w:proofErr w:type="spellEnd"/>
-      <w:r>
-        <w:rPr>
-          <w:rFonts w:asciiTheme="minorHAnsi" w:hAnsiTheme="minorHAnsi" w:cstheme="minorHAnsi"/>
-          <w:b/>
-        </w:rPr>
-        <w:t xml:space="preserve"> negative (FN) </w:t>
+        <w:t xml:space="preserve">False negative (FN) </w:t>
       </w:r>
       <w:r>
         <w:rPr>
@@ -6046,21 +5989,7 @@
         <w:rPr>
           <w:rFonts w:asciiTheme="minorHAnsi" w:hAnsiTheme="minorHAnsi" w:cstheme="minorHAnsi"/>
         </w:rPr>
-        <w:t>(</w:t>
-      </w:r>
-      <w:proofErr w:type="spellStart"/>
-      <w:r>
-        <w:rPr>
-          <w:rFonts w:asciiTheme="minorHAnsi" w:hAnsiTheme="minorHAnsi" w:cstheme="minorHAnsi"/>
-        </w:rPr>
-        <w:t>accuracy</w:t>
-      </w:r>
-      <w:proofErr w:type="spellEnd"/>
-      <w:r>
-        <w:rPr>
-          <w:rFonts w:asciiTheme="minorHAnsi" w:hAnsiTheme="minorHAnsi" w:cstheme="minorHAnsi"/>
-        </w:rPr>
-        <w:t xml:space="preserve">), die </w:t>
+        <w:t xml:space="preserve">(accuracy), die </w:t>
       </w:r>
       <w:r>
         <w:rPr>
@@ -6073,21 +6002,7 @@
         <w:rPr>
           <w:rFonts w:asciiTheme="minorHAnsi" w:hAnsiTheme="minorHAnsi" w:cstheme="minorHAnsi"/>
         </w:rPr>
-        <w:t>(</w:t>
-      </w:r>
-      <w:proofErr w:type="spellStart"/>
-      <w:r>
-        <w:rPr>
-          <w:rFonts w:asciiTheme="minorHAnsi" w:hAnsiTheme="minorHAnsi" w:cstheme="minorHAnsi"/>
-        </w:rPr>
-        <w:t>recall</w:t>
-      </w:r>
-      <w:proofErr w:type="spellEnd"/>
-      <w:r>
-        <w:rPr>
-          <w:rFonts w:asciiTheme="minorHAnsi" w:hAnsiTheme="minorHAnsi" w:cstheme="minorHAnsi"/>
-        </w:rPr>
-        <w:t xml:space="preserve">) und </w:t>
+        <w:t xml:space="preserve">(recall) und </w:t>
       </w:r>
       <w:r>
         <w:rPr>
@@ -6100,21 +6015,7 @@
         <w:rPr>
           <w:rFonts w:asciiTheme="minorHAnsi" w:hAnsiTheme="minorHAnsi" w:cstheme="minorHAnsi"/>
         </w:rPr>
-        <w:t>(</w:t>
-      </w:r>
-      <w:proofErr w:type="spellStart"/>
-      <w:r>
-        <w:rPr>
-          <w:rFonts w:asciiTheme="minorHAnsi" w:hAnsiTheme="minorHAnsi" w:cstheme="minorHAnsi"/>
-        </w:rPr>
-        <w:t>precision</w:t>
-      </w:r>
-      <w:proofErr w:type="spellEnd"/>
-      <w:r>
-        <w:rPr>
-          <w:rFonts w:asciiTheme="minorHAnsi" w:hAnsiTheme="minorHAnsi" w:cstheme="minorHAnsi"/>
-        </w:rPr>
-        <w:t xml:space="preserve">). </w:t>
+        <w:t xml:space="preserve">(precision). </w:t>
       </w:r>
     </w:p>
     <w:p>
@@ -6137,23 +6038,7 @@
           <w:rFonts w:asciiTheme="minorHAnsi" w:hAnsiTheme="minorHAnsi" w:cstheme="minorHAnsi"/>
           <w:b/>
         </w:rPr>
-        <w:t>Genauigkeit (</w:t>
-      </w:r>
-      <w:proofErr w:type="spellStart"/>
-      <w:r>
-        <w:rPr>
-          <w:rFonts w:asciiTheme="minorHAnsi" w:hAnsiTheme="minorHAnsi" w:cstheme="minorHAnsi"/>
-          <w:b/>
-        </w:rPr>
-        <w:t>accuracy</w:t>
-      </w:r>
-      <w:proofErr w:type="spellEnd"/>
-      <w:r>
-        <w:rPr>
-          <w:rFonts w:asciiTheme="minorHAnsi" w:hAnsiTheme="minorHAnsi" w:cstheme="minorHAnsi"/>
-          <w:b/>
-        </w:rPr>
-        <w:t>)</w:t>
+        <w:t>Genauigkeit (accuracy)</w:t>
       </w:r>
       <w:r>
         <w:rPr>
@@ -6333,23 +6218,7 @@
           <w:rFonts w:asciiTheme="minorHAnsi" w:hAnsiTheme="minorHAnsi" w:cstheme="minorHAnsi"/>
           <w:b/>
         </w:rPr>
-        <w:t>Trefferquote (</w:t>
-      </w:r>
-      <w:proofErr w:type="spellStart"/>
-      <w:r>
-        <w:rPr>
-          <w:rFonts w:asciiTheme="minorHAnsi" w:hAnsiTheme="minorHAnsi" w:cstheme="minorHAnsi"/>
-          <w:b/>
-        </w:rPr>
-        <w:t>recall</w:t>
-      </w:r>
-      <w:proofErr w:type="spellEnd"/>
-      <w:r>
-        <w:rPr>
-          <w:rFonts w:asciiTheme="minorHAnsi" w:hAnsiTheme="minorHAnsi" w:cstheme="minorHAnsi"/>
-          <w:b/>
-        </w:rPr>
-        <w:t>)</w:t>
+        <w:t>Trefferquote (recall)</w:t>
       </w:r>
       <w:r>
         <w:rPr>
@@ -6549,28 +6418,11 @@
           <w:rFonts w:asciiTheme="minorHAnsi" w:hAnsiTheme="minorHAnsi" w:cstheme="minorHAnsi"/>
         </w:rPr>
       </w:pPr>
-    </w:p>
-    <w:p>
-      <w:pPr>
-        <w:jc w:val="both"/>
-        <w:rPr>
-          <w:rFonts w:asciiTheme="minorHAnsi" w:hAnsiTheme="minorHAnsi" w:cstheme="minorHAnsi"/>
-        </w:rPr>
-      </w:pPr>
-    </w:p>
-    <w:p>
-      <w:pPr>
-        <w:jc w:val="both"/>
-        <w:rPr>
-          <w:rFonts w:asciiTheme="minorHAnsi" w:hAnsiTheme="minorHAnsi" w:cstheme="minorHAnsi"/>
-        </w:rPr>
-      </w:pPr>
       <w:r>
         <w:rPr>
           <w:rFonts w:asciiTheme="minorHAnsi" w:hAnsiTheme="minorHAnsi" w:cstheme="minorHAnsi"/>
           <w:noProof/>
         </w:rPr>
-        <w:lastRenderedPageBreak/>
         <w:drawing>
           <wp:anchor distT="0" distB="0" distL="114300" distR="114300" simplePos="0" relativeHeight="251658240" behindDoc="1" locked="0" layoutInCell="1" allowOverlap="1" wp14:anchorId="54568785" wp14:editId="39232411">
             <wp:simplePos x="0" y="0"/>
@@ -6639,23 +6491,7 @@
           <w:rFonts w:asciiTheme="minorHAnsi" w:hAnsiTheme="minorHAnsi" w:cstheme="minorHAnsi"/>
           <w:b/>
         </w:rPr>
-        <w:t>Präzision (</w:t>
-      </w:r>
-      <w:proofErr w:type="spellStart"/>
-      <w:r>
-        <w:rPr>
-          <w:rFonts w:asciiTheme="minorHAnsi" w:hAnsiTheme="minorHAnsi" w:cstheme="minorHAnsi"/>
-          <w:b/>
-        </w:rPr>
-        <w:t>precision</w:t>
-      </w:r>
-      <w:proofErr w:type="spellEnd"/>
-      <w:r>
-        <w:rPr>
-          <w:rFonts w:asciiTheme="minorHAnsi" w:hAnsiTheme="minorHAnsi" w:cstheme="minorHAnsi"/>
-          <w:b/>
-        </w:rPr>
-        <w:t>)</w:t>
+        <w:t>Präzision (precision)</w:t>
       </w:r>
       <w:r>
         <w:rPr>
@@ -6736,6 +6572,7 @@
         <w:rPr>
           <w:rFonts w:asciiTheme="minorHAnsi" w:hAnsiTheme="minorHAnsi" w:cstheme="minorHAnsi"/>
         </w:rPr>
+        <w:lastRenderedPageBreak/>
         <w:t xml:space="preserve">Präzision eignet sich dann als Metrik, wenn die Kosten für falsch positive Fälle sehr hoch sind, beispielsweise wenn eine gesunde Person durch eine falsche Vorhersage des Modells eine teure und die Gesundheit beeinträchtigende Chemotherapie erhält. </w:t>
       </w:r>
     </w:p>
@@ -6789,11 +6626,11 @@
           <w:bCs/>
         </w:rPr>
       </w:pPr>
-      <w:bookmarkStart w:id="46" w:name="_3dy6vkm"/>
-      <w:bookmarkStart w:id="47" w:name="_Toc83890421"/>
-      <w:bookmarkStart w:id="48" w:name="_Toc83890663"/>
-      <w:bookmarkStart w:id="49" w:name="_Toc90635439"/>
-      <w:bookmarkEnd w:id="46"/>
+      <w:bookmarkStart w:id="29" w:name="_3dy6vkm"/>
+      <w:bookmarkStart w:id="30" w:name="_Toc83890421"/>
+      <w:bookmarkStart w:id="31" w:name="_Toc83890663"/>
+      <w:bookmarkStart w:id="32" w:name="_Toc139273694"/>
+      <w:bookmarkEnd w:id="29"/>
       <w:r>
         <w:rPr>
           <w:rFonts w:asciiTheme="minorHAnsi" w:hAnsiTheme="minorHAnsi" w:cstheme="minorHAnsi"/>
@@ -6801,9 +6638,9 @@
         </w:rPr>
         <w:t>Bias</w:t>
       </w:r>
-      <w:bookmarkEnd w:id="47"/>
-      <w:bookmarkEnd w:id="48"/>
-      <w:bookmarkEnd w:id="49"/>
+      <w:bookmarkEnd w:id="30"/>
+      <w:bookmarkEnd w:id="31"/>
+      <w:bookmarkEnd w:id="32"/>
     </w:p>
     <w:p>
       <w:pPr>
@@ -6865,21 +6702,7 @@
         <w:rPr>
           <w:rFonts w:asciiTheme="minorHAnsi" w:hAnsiTheme="minorHAnsi" w:cstheme="minorHAnsi"/>
         </w:rPr>
-        <w:t xml:space="preserve"> in den Medien von rassistischen Chatbots, ungerechtfertigten Verurteilungen durch KI und sexistischen Gesichtserkennungssystemen. Ursächlich dafür ist häufig ein Bias (Verzerrung) in den Daten, die zum Training und zum Testen des Modells eingesetzt wurden. Dabei können verschiedene Arten von Bias auftreten. Von einem historischen Bias sprechen wir beispielsweise dann, wenn sich KI-Systeme bei Einstellungsprozessen von Bewerberinnen und Bewerbern nur auf Einstellungsprozesse in der Vergangenheit beziehen. Von einer Stichprobenverzerrung (</w:t>
-      </w:r>
-      <w:proofErr w:type="spellStart"/>
-      <w:r>
-        <w:rPr>
-          <w:rFonts w:asciiTheme="minorHAnsi" w:hAnsiTheme="minorHAnsi" w:cstheme="minorHAnsi"/>
-        </w:rPr>
-        <w:t>Selection</w:t>
-      </w:r>
-      <w:proofErr w:type="spellEnd"/>
-      <w:r>
-        <w:rPr>
-          <w:rFonts w:asciiTheme="minorHAnsi" w:hAnsiTheme="minorHAnsi" w:cstheme="minorHAnsi"/>
-        </w:rPr>
-        <w:t xml:space="preserve"> Bias) ist beispielsweise die Rede, wenn ein Verfahren zur Gesichtserkennung vor allem mit hellhäutigen Männern trainiert wird und die Ergebnisse für dunkelhäutige Frauen deutlich schlechter ausfallen</w:t>
+        <w:t xml:space="preserve"> in den Medien von rassistischen Chatbots, ungerechtfertigten Verurteilungen durch KI und sexistischen Gesichtserkennungssystemen. Ursächlich dafür ist häufig ein Bias (Verzerrung) in den Daten, die zum Training und zum Testen des Modells eingesetzt wurden. Dabei können verschiedene Arten von Bias auftreten. Von einem historischen Bias sprechen wir beispielsweise dann, wenn sich KI-Systeme bei Einstellungsprozessen von Bewerberinnen und Bewerbern nur auf Einstellungsprozesse in der Vergangenheit beziehen. Von einer Stichprobenverzerrung (Selection Bias) ist beispielsweise die Rede, wenn ein Verfahren zur Gesichtserkennung vor allem mit hellhäutigen Männern trainiert wird und die Ergebnisse für dunkelhäutige Frauen deutlich schlechter ausfallen</w:t>
       </w:r>
       <w:r>
         <w:rPr>
@@ -6901,11 +6724,6 @@
         <w:rPr>
           <w:rFonts w:asciiTheme="minorHAnsi" w:hAnsiTheme="minorHAnsi" w:cstheme="minorHAnsi"/>
         </w:rPr>
-        <w:pPrChange w:id="50" w:author="Imke Endjer" w:date="2023-02-22T11:22:00Z">
-          <w:pPr>
-            <w:widowControl w:val="0"/>
-          </w:pPr>
-        </w:pPrChange>
       </w:pPr>
       <w:r>
         <w:rPr>
@@ -6947,24 +6765,12 @@
         <w:rPr>
           <w:rFonts w:asciiTheme="minorHAnsi" w:hAnsiTheme="minorHAnsi" w:cstheme="minorHAnsi"/>
         </w:rPr>
-        <w:pPrChange w:id="51" w:author="Imke Endjer" w:date="2023-02-22T11:22:00Z">
-          <w:pPr>
-            <w:widowControl w:val="0"/>
-          </w:pPr>
-        </w:pPrChange>
-      </w:pPr>
-      <w:r>
-        <w:rPr>
-          <w:rFonts w:asciiTheme="minorHAnsi" w:hAnsiTheme="minorHAnsi" w:cstheme="minorHAnsi"/>
-        </w:rPr>
-        <w:t xml:space="preserve">Ein KI-System an sich ist also nicht „diskriminierend“ oder „sexistisch“. Aber wir Menschen sind eben oftmals unfair oder voreingenommen und das zeigt sich auch in den von uns produzierten Daten, die wir für maschinelle Lernverfahren heranziehen (etwa bei Bewerbungsprozessen). Damit übertragen wir unsere menschlichen Vorurteile auf die Technologie. Ein Bias kann aber auch durch Fehler in der Datenerhebung der verwendeten Datensätze (Stichprobenauswahl, soziale Erwünschtheit, …) entstehen. Bias in den verwendeten Daten aufzudecken, ist in der Praxis nicht so einfach: In diesem Modul arbeiten wir zu Beginn mit sehr kleinen Datensätzen, die wir auch händisch auswerten und überblicken können. In der Praxis hingegen, werden große </w:t>
-      </w:r>
-      <w:r>
-        <w:rPr>
-          <w:rFonts w:asciiTheme="minorHAnsi" w:hAnsiTheme="minorHAnsi" w:cstheme="minorHAnsi"/>
-        </w:rPr>
-        <w:lastRenderedPageBreak/>
-        <w:t>Datensätze mit Millionen von Datenpunkten verwendet. Wie immer, wenn Informatiksysteme Entscheidungen mit direktem Einfluss auf unser Leben fällen, müssen sie insbesondere auch im Praxiseinsatz gründlich überprüft werden, um sicherzustellen, dass sie auch wie beabsichtigt funktioniert</w:t>
+      </w:pPr>
+      <w:r>
+        <w:rPr>
+          <w:rFonts w:asciiTheme="minorHAnsi" w:hAnsiTheme="minorHAnsi" w:cstheme="minorHAnsi"/>
+        </w:rPr>
+        <w:t>Ein KI-System an sich ist also nicht „diskriminierend“ oder „sexistisch“. Aber wir Menschen sind eben oftmals unfair oder voreingenommen und das zeigt sich auch in den von uns produzierten Daten, die wir für maschinelle Lernverfahren heranziehen (etwa bei Bewerbungsprozessen). Damit übertragen wir unsere menschlichen Vorurteile auf die Technologie. Ein Bias kann aber auch durch Fehler in der Datenerhebung der verwendeten Datensätze (Stichprobenauswahl, soziale Erwünschtheit, …) entstehen. Bias in den verwendeten Daten aufzudecken, ist in der Praxis nicht so einfach: In diesem Modul arbeiten wir zu Beginn mit sehr kleinen Datensätzen, die wir auch händisch auswerten und überblicken können. In der Praxis hingegen, werden große Datensätze mit Millionen von Datenpunkten verwendet. Wie immer, wenn Informatiksysteme Entscheidungen mit direktem Einfluss auf unser Leben fällen, müssen sie insbesondere auch im Praxiseinsatz gründlich überprüft werden, um sicherzustellen, dass sie auch wie beabsichtigt funktioniert</w:t>
       </w:r>
       <w:r>
         <w:rPr>
@@ -6993,21 +6799,22 @@
           <w:bCs/>
         </w:rPr>
       </w:pPr>
-      <w:bookmarkStart w:id="52" w:name="_noyvwh1bfpyx"/>
-      <w:bookmarkStart w:id="53" w:name="_Toc83890422"/>
-      <w:bookmarkStart w:id="54" w:name="_Toc83890664"/>
-      <w:bookmarkStart w:id="55" w:name="_Toc90635440"/>
-      <w:bookmarkEnd w:id="52"/>
+      <w:bookmarkStart w:id="33" w:name="_noyvwh1bfpyx"/>
+      <w:bookmarkStart w:id="34" w:name="_Toc83890422"/>
+      <w:bookmarkStart w:id="35" w:name="_Toc83890664"/>
+      <w:bookmarkStart w:id="36" w:name="_Toc139273695"/>
+      <w:bookmarkEnd w:id="33"/>
       <w:r>
         <w:rPr>
           <w:rFonts w:asciiTheme="minorHAnsi" w:hAnsiTheme="minorHAnsi" w:cstheme="minorHAnsi"/>
           <w:bCs/>
         </w:rPr>
+        <w:lastRenderedPageBreak/>
         <w:t>Orange3</w:t>
       </w:r>
-      <w:bookmarkEnd w:id="53"/>
-      <w:bookmarkEnd w:id="54"/>
-      <w:bookmarkEnd w:id="55"/>
+      <w:bookmarkEnd w:id="34"/>
+      <w:bookmarkEnd w:id="35"/>
+      <w:bookmarkEnd w:id="36"/>
     </w:p>
     <w:p>
       <w:pPr>
@@ -7065,28 +6872,24 @@
         </w:rPr>
         <w:t xml:space="preserve"> sondern als Datenflussdiagramm beschrieben (siehe z.B. Arbeitsmaterial KI-B4.2.2). Entsprechend treten keine Syntaxfehler auf und der Fokus im Unterricht kann auf der Analyse und Interpretation der Daten liegen. Orange kann ohne Administratorrechte ausgeführt und via </w:t>
       </w:r>
-      <w:proofErr w:type="spellStart"/>
       <w:r>
         <w:rPr>
           <w:rFonts w:asciiTheme="minorHAnsi" w:eastAsia="Courier New" w:hAnsiTheme="minorHAnsi" w:cstheme="minorHAnsi"/>
         </w:rPr>
         <w:t>pip</w:t>
       </w:r>
-      <w:proofErr w:type="spellEnd"/>
       <w:r>
         <w:rPr>
           <w:rFonts w:asciiTheme="minorHAnsi" w:hAnsiTheme="minorHAnsi" w:cstheme="minorHAnsi"/>
         </w:rPr>
         <w:t xml:space="preserve">, via </w:t>
       </w:r>
-      <w:proofErr w:type="spellStart"/>
       <w:r>
         <w:rPr>
           <w:rFonts w:asciiTheme="minorHAnsi" w:eastAsia="Courier New" w:hAnsiTheme="minorHAnsi" w:cstheme="minorHAnsi"/>
         </w:rPr>
         <w:t>conda</w:t>
       </w:r>
-      <w:proofErr w:type="spellEnd"/>
       <w:r>
         <w:rPr>
           <w:rFonts w:asciiTheme="minorHAnsi" w:eastAsia="Courier New" w:hAnsiTheme="minorHAnsi" w:cstheme="minorHAnsi"/>
@@ -7112,35 +6915,7 @@
         <w:rPr>
           <w:rFonts w:asciiTheme="minorHAnsi" w:hAnsiTheme="minorHAnsi" w:cstheme="minorHAnsi"/>
         </w:rPr>
-        <w:t>Mit Orange 3 können auch weitere Lernverfahren eingesetzt werden, z.B. Random Forests und k-</w:t>
-      </w:r>
-      <w:proofErr w:type="spellStart"/>
-      <w:r>
-        <w:rPr>
-          <w:rFonts w:asciiTheme="minorHAnsi" w:hAnsiTheme="minorHAnsi" w:cstheme="minorHAnsi"/>
-        </w:rPr>
-        <w:t>Nearest</w:t>
-      </w:r>
-      <w:proofErr w:type="spellEnd"/>
-      <w:r>
-        <w:rPr>
-          <w:rFonts w:asciiTheme="minorHAnsi" w:hAnsiTheme="minorHAnsi" w:cstheme="minorHAnsi"/>
-        </w:rPr>
-        <w:t>-</w:t>
-      </w:r>
-      <w:proofErr w:type="spellStart"/>
-      <w:r>
-        <w:rPr>
-          <w:rFonts w:asciiTheme="minorHAnsi" w:hAnsiTheme="minorHAnsi" w:cstheme="minorHAnsi"/>
-        </w:rPr>
-        <w:t>Neighbour</w:t>
-      </w:r>
-      <w:proofErr w:type="spellEnd"/>
-      <w:r>
-        <w:rPr>
-          <w:rFonts w:asciiTheme="minorHAnsi" w:hAnsiTheme="minorHAnsi" w:cstheme="minorHAnsi"/>
-        </w:rPr>
-        <w:t>. Diese Verfahren werden an dieser Stelle nicht vertieft, Sie finden dazu aber nähere Erläuterung im Zusatzmaterial KI-B4.2.6. Der Einsatz dieser Lernverfahren eignet sich vor allem für Fortgeschrittene im Rahmen tiefergehender Projektphasen. Die Schülerinnen und Schüler haben dann auch die Möglichkeit mit eigenen Daten zu arbeiten.</w:t>
+        <w:t>Mit Orange 3 können auch weitere Lernverfahren eingesetzt werden, z.B. Random Forests und k-Nearest-Neighbour. Diese Verfahren werden an dieser Stelle nicht vertieft, Sie finden dazu aber nähere Erläuterung im Zusatzmaterial KI-B4.2.6. Der Einsatz dieser Lernverfahren eignet sich vor allem für Fortgeschrittene im Rahmen tiefergehender Projektphasen. Die Schülerinnen und Schüler haben dann auch die Möglichkeit mit eigenen Daten zu arbeiten.</w:t>
       </w:r>
     </w:p>
     <w:p>
@@ -7231,28 +7006,21 @@
         <w:rPr>
           <w:rFonts w:asciiTheme="minorHAnsi" w:hAnsiTheme="minorHAnsi" w:cstheme="minorHAnsi"/>
         </w:rPr>
-        <w:t xml:space="preserve">beißt nicht“. Für </w:t>
-      </w:r>
-      <w:r>
-        <w:rPr>
-          <w:rFonts w:asciiTheme="minorHAnsi" w:hAnsiTheme="minorHAnsi" w:cstheme="minorHAnsi"/>
-        </w:rPr>
-        <w:lastRenderedPageBreak/>
-        <w:t xml:space="preserve">diese Unterrichtssequenz sind alle Daten bereits erfasst, liegen als </w:t>
-      </w:r>
-      <w:proofErr w:type="spellStart"/>
-      <w:r>
-        <w:rPr>
-          <w:rFonts w:asciiTheme="minorHAnsi" w:hAnsiTheme="minorHAnsi" w:cstheme="minorHAnsi"/>
-        </w:rPr>
-        <w:t>csv</w:t>
-      </w:r>
-      <w:proofErr w:type="spellEnd"/>
-      <w:r>
-        <w:rPr>
-          <w:rFonts w:asciiTheme="minorHAnsi" w:hAnsiTheme="minorHAnsi" w:cstheme="minorHAnsi"/>
-        </w:rPr>
-        <w:t>-Datei vor und können direkt verwendet werden.</w:t>
+        <w:t xml:space="preserve">beißt nicht“. Für diese Unterrichtssequenz sind alle Daten bereits erfasst, liegen als csv-Datei vor und können direkt verwendet </w:t>
+      </w:r>
+      <w:commentRangeStart w:id="37"/>
+      <w:r>
+        <w:rPr>
+          <w:rFonts w:asciiTheme="minorHAnsi" w:hAnsiTheme="minorHAnsi" w:cstheme="minorHAnsi"/>
+        </w:rPr>
+        <w:t>werden.</w:t>
+      </w:r>
+      <w:commentRangeEnd w:id="37"/>
+      <w:r>
+        <w:rPr>
+          <w:rStyle w:val="Kommentarzeichen"/>
+        </w:rPr>
+        <w:commentReference w:id="37"/>
       </w:r>
     </w:p>
     <w:p>
@@ -7268,6 +7036,7 @@
           <w:rFonts w:asciiTheme="minorHAnsi" w:hAnsiTheme="minorHAnsi" w:cstheme="minorHAnsi"/>
           <w:noProof/>
         </w:rPr>
+        <w:lastRenderedPageBreak/>
         <w:drawing>
           <wp:inline distT="0" distB="0" distL="0" distR="0" wp14:anchorId="24F90635" wp14:editId="006FE3F8">
             <wp:extent cx="4294350" cy="1010944"/>
@@ -7375,9 +7144,9 @@
           <w:bCs/>
         </w:rPr>
       </w:pPr>
-      <w:bookmarkStart w:id="56" w:name="_Toc83890423"/>
-      <w:bookmarkStart w:id="57" w:name="_Toc83890665"/>
-      <w:bookmarkStart w:id="58" w:name="_Toc90635441"/>
+      <w:bookmarkStart w:id="38" w:name="_Toc83890423"/>
+      <w:bookmarkStart w:id="39" w:name="_Toc83890665"/>
+      <w:bookmarkStart w:id="40" w:name="_Toc139273696"/>
       <w:r>
         <w:rPr>
           <w:rFonts w:asciiTheme="minorHAnsi" w:hAnsiTheme="minorHAnsi" w:cstheme="minorHAnsi"/>
@@ -7386,9 +7155,9 @@
         <w:lastRenderedPageBreak/>
         <w:t>Unterrichtliche Umsetzung</w:t>
       </w:r>
-      <w:bookmarkEnd w:id="56"/>
-      <w:bookmarkEnd w:id="57"/>
-      <w:bookmarkEnd w:id="58"/>
+      <w:bookmarkEnd w:id="38"/>
+      <w:bookmarkEnd w:id="39"/>
+      <w:bookmarkEnd w:id="40"/>
     </w:p>
     <w:p>
       <w:pPr>
@@ -7572,9 +7341,9 @@
           <w:bCs/>
         </w:rPr>
       </w:pPr>
-      <w:bookmarkStart w:id="59" w:name="_Toc83890424"/>
-      <w:bookmarkStart w:id="60" w:name="_Toc83890666"/>
-      <w:bookmarkStart w:id="61" w:name="_Toc90635442"/>
+      <w:bookmarkStart w:id="41" w:name="_Toc83890424"/>
+      <w:bookmarkStart w:id="42" w:name="_Toc83890666"/>
+      <w:bookmarkStart w:id="43" w:name="_Toc139273697"/>
       <w:r>
         <w:rPr>
           <w:rFonts w:asciiTheme="minorHAnsi" w:hAnsiTheme="minorHAnsi" w:cstheme="minorHAnsi"/>
@@ -7583,9 +7352,9 @@
         <w:lastRenderedPageBreak/>
         <w:t>Grober Unterrichtsplan</w:t>
       </w:r>
-      <w:bookmarkEnd w:id="59"/>
-      <w:bookmarkEnd w:id="60"/>
-      <w:bookmarkEnd w:id="61"/>
+      <w:bookmarkEnd w:id="41"/>
+      <w:bookmarkEnd w:id="42"/>
+      <w:bookmarkEnd w:id="43"/>
     </w:p>
     <w:p>
       <w:pPr>
@@ -7778,6 +7547,7 @@
           <w:p>
             <w:pPr>
               <w:spacing w:after="0" w:line="240" w:lineRule="auto"/>
+              <w:jc w:val="both"/>
               <w:rPr>
                 <w:rFonts w:asciiTheme="minorHAnsi" w:eastAsia="Times New Roman" w:hAnsiTheme="minorHAnsi" w:cstheme="minorHAnsi"/>
                 <w:szCs w:val="21"/>
@@ -7788,12 +7558,20 @@
                 <w:rFonts w:asciiTheme="minorHAnsi" w:eastAsia="Times New Roman" w:hAnsiTheme="minorHAnsi" w:cstheme="minorHAnsi"/>
                 <w:szCs w:val="21"/>
               </w:rPr>
-              <w:t>Die Schülerinnen und Schüler</w:t>
+              <w:t>Die Schüler</w:t>
+            </w:r>
+            <w:r>
+              <w:rPr>
+                <w:rFonts w:asciiTheme="minorHAnsi" w:eastAsia="Times New Roman" w:hAnsiTheme="minorHAnsi" w:cstheme="minorHAnsi"/>
+                <w:szCs w:val="21"/>
+              </w:rPr>
+              <w:t>*innen</w:t>
             </w:r>
           </w:p>
           <w:p>
             <w:pPr>
               <w:spacing w:after="0" w:line="240" w:lineRule="auto"/>
+              <w:jc w:val="both"/>
               <w:rPr>
                 <w:rFonts w:asciiTheme="minorHAnsi" w:eastAsia="Times New Roman" w:hAnsiTheme="minorHAnsi" w:cstheme="minorHAnsi"/>
                 <w:szCs w:val="21"/>
@@ -7863,6 +7641,7 @@
           <w:p>
             <w:pPr>
               <w:spacing w:after="0" w:line="240" w:lineRule="auto"/>
+              <w:jc w:val="both"/>
               <w:rPr>
                 <w:rFonts w:asciiTheme="minorHAnsi" w:eastAsia="Times New Roman" w:hAnsiTheme="minorHAnsi" w:cstheme="minorHAnsi"/>
                 <w:szCs w:val="21"/>
@@ -7873,12 +7652,20 @@
                 <w:rFonts w:asciiTheme="minorHAnsi" w:eastAsia="Times New Roman" w:hAnsiTheme="minorHAnsi" w:cstheme="minorHAnsi"/>
                 <w:szCs w:val="21"/>
               </w:rPr>
-              <w:t>Die Schülerinnen und Schüler</w:t>
+              <w:t>Die Schüler</w:t>
+            </w:r>
+            <w:r>
+              <w:rPr>
+                <w:rFonts w:asciiTheme="minorHAnsi" w:eastAsia="Times New Roman" w:hAnsiTheme="minorHAnsi" w:cstheme="minorHAnsi"/>
+                <w:szCs w:val="21"/>
+              </w:rPr>
+              <w:t>*innen</w:t>
             </w:r>
           </w:p>
           <w:p>
             <w:pPr>
               <w:spacing w:after="0" w:line="240" w:lineRule="auto"/>
+              <w:jc w:val="both"/>
               <w:rPr>
                 <w:rFonts w:asciiTheme="minorHAnsi" w:eastAsia="Times New Roman" w:hAnsiTheme="minorHAnsi" w:cstheme="minorHAnsi"/>
                 <w:szCs w:val="21"/>
@@ -7895,6 +7682,7 @@
           <w:p>
             <w:pPr>
               <w:spacing w:after="0" w:line="240" w:lineRule="auto"/>
+              <w:jc w:val="both"/>
               <w:rPr>
                 <w:rFonts w:asciiTheme="minorHAnsi" w:eastAsia="Times New Roman" w:hAnsiTheme="minorHAnsi" w:cstheme="minorHAnsi"/>
                 <w:szCs w:val="21"/>
@@ -7960,6 +7748,7 @@
           <w:p>
             <w:pPr>
               <w:spacing w:after="0" w:line="240" w:lineRule="auto"/>
+              <w:jc w:val="both"/>
               <w:rPr>
                 <w:rFonts w:asciiTheme="minorHAnsi" w:eastAsia="Times New Roman" w:hAnsiTheme="minorHAnsi" w:cstheme="minorHAnsi"/>
                 <w:szCs w:val="21"/>
@@ -8022,6 +7811,7 @@
           <w:p>
             <w:pPr>
               <w:spacing w:after="0" w:line="240" w:lineRule="auto"/>
+              <w:jc w:val="both"/>
               <w:rPr>
                 <w:rFonts w:asciiTheme="minorHAnsi" w:eastAsia="Times New Roman" w:hAnsiTheme="minorHAnsi" w:cstheme="minorHAnsi"/>
                 <w:szCs w:val="21"/>
@@ -8032,12 +7822,20 @@
                 <w:rFonts w:asciiTheme="minorHAnsi" w:eastAsia="Times New Roman" w:hAnsiTheme="minorHAnsi" w:cstheme="minorHAnsi"/>
                 <w:szCs w:val="21"/>
               </w:rPr>
-              <w:t>Die Schülerinnen und Schüler</w:t>
+              <w:t>Die Schüler</w:t>
+            </w:r>
+            <w:r>
+              <w:rPr>
+                <w:rFonts w:asciiTheme="minorHAnsi" w:eastAsia="Times New Roman" w:hAnsiTheme="minorHAnsi" w:cstheme="minorHAnsi"/>
+                <w:szCs w:val="21"/>
+              </w:rPr>
+              <w:t>*innen</w:t>
             </w:r>
           </w:p>
           <w:p>
             <w:pPr>
               <w:spacing w:after="0" w:line="240" w:lineRule="auto"/>
+              <w:jc w:val="both"/>
               <w:rPr>
                 <w:rFonts w:asciiTheme="minorHAnsi" w:eastAsia="Times New Roman" w:hAnsiTheme="minorHAnsi" w:cstheme="minorHAnsi"/>
                 <w:szCs w:val="21"/>
@@ -8054,6 +7852,7 @@
           <w:p>
             <w:pPr>
               <w:spacing w:after="0" w:line="240" w:lineRule="auto"/>
+              <w:jc w:val="both"/>
               <w:rPr>
                 <w:rFonts w:asciiTheme="minorHAnsi" w:eastAsia="Times New Roman" w:hAnsiTheme="minorHAnsi" w:cstheme="minorHAnsi"/>
                 <w:szCs w:val="21"/>
@@ -8070,6 +7869,7 @@
           <w:p>
             <w:pPr>
               <w:spacing w:after="0" w:line="240" w:lineRule="auto"/>
+              <w:jc w:val="both"/>
               <w:rPr>
                 <w:rFonts w:asciiTheme="minorHAnsi" w:eastAsia="Times New Roman" w:hAnsiTheme="minorHAnsi" w:cstheme="minorHAnsi"/>
                 <w:szCs w:val="21"/>
@@ -8269,6 +8069,7 @@
           <w:p>
             <w:pPr>
               <w:spacing w:after="0" w:line="240" w:lineRule="auto"/>
+              <w:jc w:val="both"/>
               <w:rPr>
                 <w:rFonts w:asciiTheme="minorHAnsi" w:eastAsia="Times New Roman" w:hAnsiTheme="minorHAnsi" w:cstheme="minorHAnsi"/>
                 <w:szCs w:val="21"/>
@@ -8279,12 +8080,20 @@
                 <w:rFonts w:asciiTheme="minorHAnsi" w:eastAsia="Times New Roman" w:hAnsiTheme="minorHAnsi" w:cstheme="minorHAnsi"/>
                 <w:szCs w:val="21"/>
               </w:rPr>
-              <w:t>Die Schülerinnen und Schüler</w:t>
+              <w:t>Die Schüler</w:t>
+            </w:r>
+            <w:r>
+              <w:rPr>
+                <w:rFonts w:asciiTheme="minorHAnsi" w:eastAsia="Times New Roman" w:hAnsiTheme="minorHAnsi" w:cstheme="minorHAnsi"/>
+                <w:szCs w:val="21"/>
+              </w:rPr>
+              <w:t>*innen</w:t>
             </w:r>
           </w:p>
           <w:p>
             <w:pPr>
               <w:spacing w:after="0" w:line="240" w:lineRule="auto"/>
+              <w:jc w:val="both"/>
               <w:rPr>
                 <w:rFonts w:asciiTheme="minorHAnsi" w:eastAsia="Times New Roman" w:hAnsiTheme="minorHAnsi" w:cstheme="minorHAnsi"/>
                 <w:szCs w:val="21"/>
@@ -8301,6 +8110,7 @@
           <w:p>
             <w:pPr>
               <w:spacing w:after="0" w:line="240" w:lineRule="auto"/>
+              <w:jc w:val="both"/>
               <w:rPr>
                 <w:rFonts w:asciiTheme="minorHAnsi" w:eastAsia="Times New Roman" w:hAnsiTheme="minorHAnsi" w:cstheme="minorHAnsi"/>
                 <w:szCs w:val="21"/>
@@ -8331,6 +8141,7 @@
           <w:p>
             <w:pPr>
               <w:spacing w:after="0" w:line="240" w:lineRule="auto"/>
+              <w:jc w:val="both"/>
               <w:rPr>
                 <w:rFonts w:asciiTheme="minorHAnsi" w:eastAsia="Times New Roman" w:hAnsiTheme="minorHAnsi" w:cstheme="minorHAnsi"/>
                 <w:szCs w:val="21"/>
@@ -8451,9 +8262,9 @@
           <w:bCs/>
         </w:rPr>
       </w:pPr>
-      <w:bookmarkStart w:id="66" w:name="_Toc83890425"/>
-      <w:bookmarkStart w:id="67" w:name="_Toc83890667"/>
-      <w:bookmarkStart w:id="68" w:name="_Toc90635443"/>
+      <w:bookmarkStart w:id="48" w:name="_Toc83890425"/>
+      <w:bookmarkStart w:id="49" w:name="_Toc83890667"/>
+      <w:bookmarkStart w:id="50" w:name="_Toc139273698"/>
       <w:r>
         <w:rPr>
           <w:rFonts w:asciiTheme="minorHAnsi" w:hAnsiTheme="minorHAnsi" w:cstheme="minorHAnsi"/>
@@ -8462,9 +8273,9 @@
         <w:lastRenderedPageBreak/>
         <w:t>Stundenverlaufsskizzen</w:t>
       </w:r>
-      <w:bookmarkEnd w:id="66"/>
-      <w:bookmarkEnd w:id="67"/>
-      <w:bookmarkEnd w:id="68"/>
+      <w:bookmarkEnd w:id="48"/>
+      <w:bookmarkEnd w:id="49"/>
+      <w:bookmarkEnd w:id="50"/>
     </w:p>
     <w:p>
       <w:pPr>
@@ -8501,21 +8312,7 @@
         <w:rPr>
           <w:rFonts w:asciiTheme="minorHAnsi" w:hAnsiTheme="minorHAnsi" w:cstheme="minorHAnsi"/>
         </w:rPr>
-        <w:t xml:space="preserve">AB = Arbeitsblatt/Arbeitsblätter; L = Lehrkraft; MuM = Mitschülerinnen und Mitschüler; </w:t>
-      </w:r>
-      <w:proofErr w:type="spellStart"/>
-      <w:r>
-        <w:rPr>
-          <w:rFonts w:asciiTheme="minorHAnsi" w:hAnsiTheme="minorHAnsi" w:cstheme="minorHAnsi"/>
-        </w:rPr>
-        <w:t>SuS</w:t>
-      </w:r>
-      <w:proofErr w:type="spellEnd"/>
-      <w:r>
-        <w:rPr>
-          <w:rFonts w:asciiTheme="minorHAnsi" w:hAnsiTheme="minorHAnsi" w:cstheme="minorHAnsi"/>
-        </w:rPr>
-        <w:t xml:space="preserve"> = Schülerinnen und Schüler; </w:t>
+        <w:t xml:space="preserve">AB = Arbeitsblatt/Arbeitsblätter; L = Lehrkraft; MuM = Mitschülerinnen und Mitschüler; SuS = Schülerinnen und Schüler; </w:t>
       </w:r>
       <w:r>
         <w:rPr>
@@ -8540,9 +8337,9 @@
           <w:b/>
         </w:rPr>
       </w:pPr>
-      <w:bookmarkStart w:id="69" w:name="_Toc83890426"/>
-      <w:bookmarkStart w:id="70" w:name="_Toc83890668"/>
-      <w:bookmarkStart w:id="71" w:name="_Toc90635444"/>
+      <w:bookmarkStart w:id="51" w:name="_Toc83890426"/>
+      <w:bookmarkStart w:id="52" w:name="_Toc83890668"/>
+      <w:bookmarkStart w:id="53" w:name="_Toc139273699"/>
       <w:r>
         <w:rPr>
           <w:rFonts w:asciiTheme="minorHAnsi" w:hAnsiTheme="minorHAnsi" w:cstheme="minorHAnsi"/>
@@ -8550,12 +8347,13 @@
         </w:rPr>
         <w:t>Stunde 1: Datenanalyse und Entscheidungsbaum</w:t>
       </w:r>
-      <w:bookmarkEnd w:id="69"/>
-      <w:bookmarkEnd w:id="70"/>
-      <w:bookmarkEnd w:id="71"/>
+      <w:bookmarkEnd w:id="51"/>
+      <w:bookmarkEnd w:id="52"/>
+      <w:bookmarkEnd w:id="53"/>
     </w:p>
     <w:p>
       <w:pPr>
+        <w:jc w:val="both"/>
         <w:rPr>
           <w:rFonts w:asciiTheme="minorHAnsi" w:hAnsiTheme="minorHAnsi" w:cstheme="minorHAnsi"/>
           <w:i/>
@@ -8671,7 +8469,14 @@
                 <w:rFonts w:asciiTheme="minorHAnsi" w:hAnsiTheme="minorHAnsi" w:cstheme="minorHAnsi"/>
                 <w:color w:val="auto"/>
               </w:rPr>
-              <w:t>Lehrerimpuls</w:t>
+              <w:t>I</w:t>
+            </w:r>
+            <w:r>
+              <w:rPr>
+                <w:rFonts w:asciiTheme="minorHAnsi" w:hAnsiTheme="minorHAnsi" w:cstheme="minorHAnsi"/>
+                <w:color w:val="auto"/>
+              </w:rPr>
+              <w:t>mpuls</w:t>
             </w:r>
           </w:p>
         </w:tc>
@@ -8782,7 +8587,35 @@
                 <w:rFonts w:asciiTheme="minorHAnsi" w:hAnsiTheme="minorHAnsi" w:cstheme="minorHAnsi"/>
                 <w:color w:val="auto"/>
               </w:rPr>
-              <w:t xml:space="preserve">Lehrer-Schüler-Gespräch </w:t>
+              <w:t>L</w:t>
+            </w:r>
+            <w:r>
+              <w:rPr>
+                <w:rFonts w:asciiTheme="minorHAnsi" w:hAnsiTheme="minorHAnsi" w:cstheme="minorHAnsi"/>
+                <w:color w:val="auto"/>
+              </w:rPr>
+              <w:t>ehrkraft</w:t>
+            </w:r>
+            <w:r>
+              <w:rPr>
+                <w:rFonts w:asciiTheme="minorHAnsi" w:hAnsiTheme="minorHAnsi" w:cstheme="minorHAnsi"/>
+                <w:color w:val="auto"/>
+              </w:rPr>
+              <w:t>-Schüler</w:t>
+            </w:r>
+            <w:r>
+              <w:rPr>
+                <w:rFonts w:asciiTheme="minorHAnsi" w:hAnsiTheme="minorHAnsi" w:cstheme="minorHAnsi"/>
+                <w:color w:val="auto"/>
+              </w:rPr>
+              <w:t>*innen</w:t>
+            </w:r>
+            <w:r>
+              <w:rPr>
+                <w:rFonts w:asciiTheme="minorHAnsi" w:hAnsiTheme="minorHAnsi" w:cstheme="minorHAnsi"/>
+                <w:color w:val="auto"/>
+              </w:rPr>
+              <w:t xml:space="preserve">-Gespräch </w:t>
             </w:r>
           </w:p>
         </w:tc>
@@ -8799,6 +8632,7 @@
                 <w:right w:val="none" w:sz="0" w:space="0" w:color="000000"/>
                 <w:between w:val="none" w:sz="0" w:space="0" w:color="000000"/>
               </w:pBdr>
+              <w:jc w:val="both"/>
               <w:cnfStyle w:val="000000100000" w:firstRow="0" w:lastRow="0" w:firstColumn="0" w:lastColumn="0" w:oddVBand="0" w:evenVBand="0" w:oddHBand="1" w:evenHBand="0" w:firstRowFirstColumn="0" w:firstRowLastColumn="0" w:lastRowFirstColumn="0" w:lastRowLastColumn="0"/>
               <w:rPr>
                 <w:rFonts w:asciiTheme="minorHAnsi" w:hAnsiTheme="minorHAnsi" w:cstheme="minorHAnsi"/>
@@ -8810,23 +8644,7 @@
                 <w:rFonts w:asciiTheme="minorHAnsi" w:hAnsiTheme="minorHAnsi" w:cstheme="minorHAnsi"/>
                 <w:color w:val="auto"/>
               </w:rPr>
-              <w:t xml:space="preserve">Zu Beginn der Stunde wird die Geschichte über die Firma Target auf dem </w:t>
-            </w:r>
-            <w:proofErr w:type="spellStart"/>
-            <w:r>
-              <w:rPr>
-                <w:rFonts w:asciiTheme="minorHAnsi" w:hAnsiTheme="minorHAnsi" w:cstheme="minorHAnsi"/>
-                <w:color w:val="auto"/>
-              </w:rPr>
-              <w:t>Beamer</w:t>
-            </w:r>
-            <w:proofErr w:type="spellEnd"/>
-            <w:r>
-              <w:rPr>
-                <w:rFonts w:asciiTheme="minorHAnsi" w:hAnsiTheme="minorHAnsi" w:cstheme="minorHAnsi"/>
-                <w:color w:val="auto"/>
-              </w:rPr>
-              <w:t xml:space="preserve"> aufgelegt und diese gemeinsam besprochen. Beispielsweise mit folgenden Diskussionsfragen</w:t>
+              <w:t>Zu Beginn der Stunde wird die Geschichte über die Firma Target auf dem Beamer aufgelegt und diese gemeinsam besprochen. Beispielsweise mit folgenden Diskussionsfragen</w:t>
             </w:r>
             <w:r>
               <w:rPr>
@@ -8845,6 +8663,7 @@
                 <w:right w:val="none" w:sz="0" w:space="0" w:color="000000"/>
                 <w:between w:val="none" w:sz="0" w:space="0" w:color="000000"/>
               </w:pBdr>
+              <w:jc w:val="both"/>
               <w:cnfStyle w:val="000000100000" w:firstRow="0" w:lastRow="0" w:firstColumn="0" w:lastColumn="0" w:oddVBand="0" w:evenVBand="0" w:oddHBand="1" w:evenHBand="0" w:firstRowFirstColumn="0" w:firstRowLastColumn="0" w:lastRowFirstColumn="0" w:lastRowLastColumn="0"/>
               <w:rPr>
                 <w:rFonts w:asciiTheme="minorHAnsi" w:hAnsiTheme="minorHAnsi" w:cstheme="minorHAnsi"/>
@@ -8868,6 +8687,7 @@
                 <w:right w:val="none" w:sz="0" w:space="0" w:color="000000"/>
                 <w:between w:val="none" w:sz="0" w:space="0" w:color="000000"/>
               </w:pBdr>
+              <w:jc w:val="both"/>
               <w:cnfStyle w:val="000000100000" w:firstRow="0" w:lastRow="0" w:firstColumn="0" w:lastColumn="0" w:oddVBand="0" w:evenVBand="0" w:oddHBand="1" w:evenHBand="0" w:firstRowFirstColumn="0" w:firstRowLastColumn="0" w:lastRowFirstColumn="0" w:lastRowLastColumn="0"/>
               <w:rPr>
                 <w:rFonts w:asciiTheme="minorHAnsi" w:hAnsiTheme="minorHAnsi" w:cstheme="minorHAnsi"/>
@@ -8891,6 +8711,7 @@
                 <w:right w:val="none" w:sz="0" w:space="0" w:color="000000"/>
                 <w:between w:val="none" w:sz="0" w:space="0" w:color="000000"/>
               </w:pBdr>
+              <w:jc w:val="both"/>
               <w:cnfStyle w:val="000000100000" w:firstRow="0" w:lastRow="0" w:firstColumn="0" w:lastColumn="0" w:oddVBand="0" w:evenVBand="0" w:oddHBand="1" w:evenHBand="0" w:firstRowFirstColumn="0" w:firstRowLastColumn="0" w:lastRowFirstColumn="0" w:lastRowLastColumn="0"/>
               <w:rPr>
                 <w:rFonts w:asciiTheme="minorHAnsi" w:hAnsiTheme="minorHAnsi" w:cstheme="minorHAnsi"/>
@@ -8914,6 +8735,7 @@
                 <w:right w:val="none" w:sz="0" w:space="0" w:color="000000"/>
                 <w:between w:val="none" w:sz="0" w:space="0" w:color="000000"/>
               </w:pBdr>
+              <w:jc w:val="both"/>
               <w:cnfStyle w:val="000000100000" w:firstRow="0" w:lastRow="0" w:firstColumn="0" w:lastColumn="0" w:oddVBand="0" w:evenVBand="0" w:oddHBand="1" w:evenHBand="0" w:firstRowFirstColumn="0" w:firstRowLastColumn="0" w:lastRowFirstColumn="0" w:lastRowLastColumn="0"/>
               <w:rPr>
                 <w:rFonts w:asciiTheme="minorHAnsi" w:eastAsia="helvetica neue" w:hAnsiTheme="minorHAnsi" w:cstheme="minorHAnsi"/>
@@ -9004,7 +8826,21 @@
                 <w:rFonts w:asciiTheme="minorHAnsi" w:hAnsiTheme="minorHAnsi" w:cstheme="minorHAnsi"/>
                 <w:color w:val="auto"/>
               </w:rPr>
-              <w:t>Einzel- oder Partnerarbeit</w:t>
+              <w:t xml:space="preserve">Einzel- oder </w:t>
+            </w:r>
+            <w:r>
+              <w:rPr>
+                <w:rFonts w:asciiTheme="minorHAnsi" w:hAnsiTheme="minorHAnsi" w:cstheme="minorHAnsi"/>
+                <w:color w:val="auto"/>
+              </w:rPr>
+              <w:t>Tandem</w:t>
+            </w:r>
+            <w:r>
+              <w:rPr>
+                <w:rFonts w:asciiTheme="minorHAnsi" w:hAnsiTheme="minorHAnsi" w:cstheme="minorHAnsi"/>
+                <w:color w:val="auto"/>
+              </w:rPr>
+              <w:t>arbeit</w:t>
             </w:r>
           </w:p>
         </w:tc>
@@ -9020,6 +8856,7 @@
                 <w:numId w:val="14"/>
               </w:numPr>
               <w:spacing w:line="240" w:lineRule="auto"/>
+              <w:jc w:val="both"/>
               <w:cnfStyle w:val="000000000000" w:firstRow="0" w:lastRow="0" w:firstColumn="0" w:lastColumn="0" w:oddVBand="0" w:evenVBand="0" w:oddHBand="0" w:evenHBand="0" w:firstRowFirstColumn="0" w:firstRowLastColumn="0" w:lastRowFirstColumn="0" w:lastRowLastColumn="0"/>
               <w:rPr>
                 <w:rFonts w:asciiTheme="minorHAnsi" w:hAnsiTheme="minorHAnsi" w:cstheme="minorHAnsi"/>
@@ -9094,6 +8931,7 @@
                 <w:numId w:val="14"/>
               </w:numPr>
               <w:spacing w:line="240" w:lineRule="auto"/>
+              <w:jc w:val="both"/>
               <w:cnfStyle w:val="000000000000" w:firstRow="0" w:lastRow="0" w:firstColumn="0" w:lastColumn="0" w:oddVBand="0" w:evenVBand="0" w:oddHBand="0" w:evenHBand="0" w:firstRowFirstColumn="0" w:firstRowLastColumn="0" w:lastRowFirstColumn="0" w:lastRowLastColumn="0"/>
               <w:rPr>
                 <w:rFonts w:asciiTheme="minorHAnsi" w:hAnsiTheme="minorHAnsi" w:cstheme="minorHAnsi"/>
@@ -9273,7 +9111,35 @@
                 <w:rFonts w:asciiTheme="minorHAnsi" w:hAnsiTheme="minorHAnsi" w:cstheme="minorHAnsi"/>
                 <w:color w:val="auto"/>
               </w:rPr>
-              <w:t xml:space="preserve">Lehrer-Schüler-Gespräch </w:t>
+              <w:t>Lehr</w:t>
+            </w:r>
+            <w:r>
+              <w:rPr>
+                <w:rFonts w:asciiTheme="minorHAnsi" w:hAnsiTheme="minorHAnsi" w:cstheme="minorHAnsi"/>
+                <w:color w:val="auto"/>
+              </w:rPr>
+              <w:t>kraft</w:t>
+            </w:r>
+            <w:r>
+              <w:rPr>
+                <w:rFonts w:asciiTheme="minorHAnsi" w:hAnsiTheme="minorHAnsi" w:cstheme="minorHAnsi"/>
+                <w:color w:val="auto"/>
+              </w:rPr>
+              <w:t>-Schüler</w:t>
+            </w:r>
+            <w:r>
+              <w:rPr>
+                <w:rFonts w:asciiTheme="minorHAnsi" w:hAnsiTheme="minorHAnsi" w:cstheme="minorHAnsi"/>
+                <w:color w:val="auto"/>
+              </w:rPr>
+              <w:t>*innen</w:t>
+            </w:r>
+            <w:r>
+              <w:rPr>
+                <w:rFonts w:asciiTheme="minorHAnsi" w:hAnsiTheme="minorHAnsi" w:cstheme="minorHAnsi"/>
+                <w:color w:val="auto"/>
+              </w:rPr>
+              <w:t xml:space="preserve">-Gespräch </w:t>
             </w:r>
           </w:p>
         </w:tc>
@@ -9283,6 +9149,7 @@
           </w:tcPr>
           <w:p>
             <w:pPr>
+              <w:jc w:val="both"/>
               <w:cnfStyle w:val="000000100000" w:firstRow="0" w:lastRow="0" w:firstColumn="0" w:lastColumn="0" w:oddVBand="0" w:evenVBand="0" w:oddHBand="1" w:evenHBand="0" w:firstRowFirstColumn="0" w:firstRowLastColumn="0" w:lastRowFirstColumn="0" w:lastRowLastColumn="0"/>
               <w:rPr>
                 <w:rFonts w:asciiTheme="minorHAnsi" w:hAnsiTheme="minorHAnsi" w:cstheme="minorHAnsi"/>
@@ -9294,7 +9161,35 @@
                 <w:rFonts w:asciiTheme="minorHAnsi" w:hAnsiTheme="minorHAnsi" w:cstheme="minorHAnsi"/>
                 <w:color w:val="auto"/>
               </w:rPr>
-              <w:t>Vergleich der Lösungen und Lehrer-Schüler-Gespräch zu den verschiedenen Metriken zur Beurteilung der Güte von Modellen.</w:t>
+              <w:t>Vergleich der Lösungen und Lehr</w:t>
+            </w:r>
+            <w:r>
+              <w:rPr>
+                <w:rFonts w:asciiTheme="minorHAnsi" w:hAnsiTheme="minorHAnsi" w:cstheme="minorHAnsi"/>
+                <w:color w:val="auto"/>
+              </w:rPr>
+              <w:t>kraft</w:t>
+            </w:r>
+            <w:r>
+              <w:rPr>
+                <w:rFonts w:asciiTheme="minorHAnsi" w:hAnsiTheme="minorHAnsi" w:cstheme="minorHAnsi"/>
+                <w:color w:val="auto"/>
+              </w:rPr>
+              <w:t>-Schüler</w:t>
+            </w:r>
+            <w:r>
+              <w:rPr>
+                <w:rFonts w:asciiTheme="minorHAnsi" w:hAnsiTheme="minorHAnsi" w:cstheme="minorHAnsi"/>
+                <w:color w:val="auto"/>
+              </w:rPr>
+              <w:t>*innen</w:t>
+            </w:r>
+            <w:r>
+              <w:rPr>
+                <w:rFonts w:asciiTheme="minorHAnsi" w:hAnsiTheme="minorHAnsi" w:cstheme="minorHAnsi"/>
+                <w:color w:val="auto"/>
+              </w:rPr>
+              <w:t>-Gespräch zu den verschiedenen Metriken zur Beurteilung der Güte von Modellen.</w:t>
             </w:r>
           </w:p>
         </w:tc>
@@ -9340,6 +9235,7 @@
           <w:szCs w:val="28"/>
         </w:rPr>
       </w:pPr>
+      <w:commentRangeStart w:id="54"/>
       <w:r>
         <w:rPr>
           <w:rFonts w:asciiTheme="minorHAnsi" w:hAnsiTheme="minorHAnsi" w:cstheme="minorHAnsi"/>
@@ -9348,6 +9244,15 @@
         </w:rPr>
         <w:lastRenderedPageBreak/>
         <w:t>Stunde 1: Datenanalyse und Entscheidungsbaum</w:t>
+      </w:r>
+      <w:commentRangeEnd w:id="54"/>
+      <w:r>
+        <w:rPr>
+          <w:rStyle w:val="Kommentarzeichen"/>
+          <w:bCs/>
+          <w:lang w:eastAsia="de-DE"/>
+        </w:rPr>
+        <w:commentReference w:id="54"/>
       </w:r>
     </w:p>
     <w:p>
@@ -9411,21 +9316,7 @@
         <w:rPr>
           <w:rFonts w:asciiTheme="minorHAnsi" w:hAnsiTheme="minorHAnsi" w:cstheme="minorHAnsi"/>
         </w:rPr>
-        <w:t xml:space="preserve">Präsentieren Sie zu Beginn der Stunde eine Zeitungsmeldung (siehe KI-B4.1.1) mit einer Geschichte über einen Einzelhändler, die sich in den USA zugetragen haben soll (z.B. über den </w:t>
-      </w:r>
-      <w:proofErr w:type="spellStart"/>
-      <w:r>
-        <w:rPr>
-          <w:rFonts w:asciiTheme="minorHAnsi" w:hAnsiTheme="minorHAnsi" w:cstheme="minorHAnsi"/>
-        </w:rPr>
-        <w:t>Beamer</w:t>
-      </w:r>
-      <w:proofErr w:type="spellEnd"/>
-      <w:r>
-        <w:rPr>
-          <w:rFonts w:asciiTheme="minorHAnsi" w:hAnsiTheme="minorHAnsi" w:cstheme="minorHAnsi"/>
-        </w:rPr>
-        <w:t xml:space="preserve">). </w:t>
+        <w:t xml:space="preserve">Präsentieren Sie zu Beginn der Stunde eine Zeitungsmeldung (siehe KI-B4.1.1) mit einer Geschichte über einen Einzelhändler, die sich in den USA zugetragen haben soll (z.B. über den Beamer). </w:t>
       </w:r>
       <w:r>
         <w:rPr>
@@ -9453,7 +9344,26 @@
         <w:rPr>
           <w:rFonts w:asciiTheme="minorHAnsi" w:hAnsiTheme="minorHAnsi" w:cstheme="minorHAnsi"/>
         </w:rPr>
-        <w:t>Welche Informationen hatte die Firma Target über ihre Kunden?</w:t>
+        <w:t>Welche Informationen hatte die Firma Target über ihre Kund</w:t>
+      </w:r>
+      <w:r>
+        <w:rPr>
+          <w:rFonts w:asciiTheme="minorHAnsi" w:hAnsiTheme="minorHAnsi" w:cstheme="minorHAnsi"/>
+        </w:rPr>
+        <w:t xml:space="preserve">innen und </w:t>
+      </w:r>
+      <w:r>
+        <w:rPr>
+          <w:rFonts w:asciiTheme="minorHAnsi" w:hAnsiTheme="minorHAnsi" w:cstheme="minorHAnsi"/>
+          <w:iCs/>
+        </w:rPr>
+        <w:t>Kunden</w:t>
+      </w:r>
+      <w:r>
+        <w:rPr>
+          <w:rFonts w:asciiTheme="minorHAnsi" w:hAnsiTheme="minorHAnsi" w:cstheme="minorHAnsi"/>
+        </w:rPr>
+        <w:t>?</w:t>
       </w:r>
     </w:p>
     <w:p>
@@ -9635,14 +9545,14 @@
         </w:rPr>
         <w:t xml:space="preserve"> herangezogen. Bei der Erstellung der Regeln bzw. des Entscheidungsbaums auf dem zugehörigen Arbeitsblatt gibt es keine „eine Musterlösung“, auch wenn in den Begleitmaterialen eine mögliche „gute“ Lösung zur Orientierung angegeben ist. Auch diese Lösung ermöglicht aber keine vollständig korrekte Klassifikation der Testdaten, die beim maschinellen Lernen im Allgemeinen nicht erreicht werden kann. Die Schülerinnen und Schüler sollen bewusst mit ihren eigenen </w:t>
       </w:r>
-      <w:bookmarkStart w:id="72" w:name="_Hlk77938078"/>
+      <w:bookmarkStart w:id="55" w:name="_Hlk77938078"/>
       <w:r>
         <w:rPr>
           <w:rFonts w:asciiTheme="minorHAnsi" w:hAnsiTheme="minorHAnsi" w:cstheme="minorHAnsi"/>
         </w:rPr>
         <w:t>–</w:t>
       </w:r>
-      <w:bookmarkEnd w:id="72"/>
+      <w:bookmarkEnd w:id="55"/>
       <w:r>
         <w:rPr>
           <w:rFonts w:asciiTheme="minorHAnsi" w:hAnsiTheme="minorHAnsi" w:cstheme="minorHAnsi"/>
@@ -9663,7 +9573,31 @@
         <w:rPr>
           <w:rFonts w:asciiTheme="minorHAnsi" w:hAnsiTheme="minorHAnsi" w:cstheme="minorHAnsi"/>
         </w:rPr>
-        <w:t xml:space="preserve">Vergleichen Sie anschließend die Lösungen mit den Schülerinnen und Schülern und sprechen Sie über die verschiedenen Metriken zur Beurteilung der Güte eines Modells im Lehrer-Schüler-Gespräch. Diese Metriken lassen sich zukünftig verwenden, um die Güte eines vom Computer automatisch erstellten Modells zu bestimmen. </w:t>
+        <w:t>Vergleichen Sie anschließend die Lösungen mit den Schülerinnen und Schülern und sprechen Sie über die verschiedenen Metriken zur Beurteilung der Güte eines Modells im Leh</w:t>
+      </w:r>
+      <w:r>
+        <w:rPr>
+          <w:rFonts w:asciiTheme="minorHAnsi" w:hAnsiTheme="minorHAnsi" w:cstheme="minorHAnsi"/>
+        </w:rPr>
+        <w:t>rkraft</w:t>
+      </w:r>
+      <w:r>
+        <w:rPr>
+          <w:rFonts w:asciiTheme="minorHAnsi" w:hAnsiTheme="minorHAnsi" w:cstheme="minorHAnsi"/>
+        </w:rPr>
+        <w:t>-Schüler</w:t>
+      </w:r>
+      <w:r>
+        <w:rPr>
+          <w:rFonts w:asciiTheme="minorHAnsi" w:hAnsiTheme="minorHAnsi" w:cstheme="minorHAnsi"/>
+        </w:rPr>
+        <w:t>*innen</w:t>
+      </w:r>
+      <w:r>
+        <w:rPr>
+          <w:rFonts w:asciiTheme="minorHAnsi" w:hAnsiTheme="minorHAnsi" w:cstheme="minorHAnsi"/>
+        </w:rPr>
+        <w:t xml:space="preserve">-Gespräch. Diese Metriken lassen sich zukünftig verwenden, um die Güte eines vom Computer automatisch erstellten Modells zu bestimmen. </w:t>
       </w:r>
     </w:p>
     <w:p>
@@ -9741,9 +9675,9 @@
           <w:b/>
         </w:rPr>
       </w:pPr>
-      <w:bookmarkStart w:id="73" w:name="_Toc83890427"/>
-      <w:bookmarkStart w:id="74" w:name="_Toc83890669"/>
-      <w:bookmarkStart w:id="75" w:name="_Toc90635445"/>
+      <w:bookmarkStart w:id="56" w:name="_Toc83890427"/>
+      <w:bookmarkStart w:id="57" w:name="_Toc83890669"/>
+      <w:bookmarkStart w:id="58" w:name="_Toc139273700"/>
       <w:r>
         <w:rPr>
           <w:rFonts w:asciiTheme="minorHAnsi" w:hAnsiTheme="minorHAnsi" w:cstheme="minorHAnsi"/>
@@ -9752,9 +9686,9 @@
         <w:lastRenderedPageBreak/>
         <w:t>Stunde 2-3: Datenanalyse mit Orange3</w:t>
       </w:r>
-      <w:bookmarkEnd w:id="73"/>
-      <w:bookmarkEnd w:id="74"/>
-      <w:bookmarkEnd w:id="75"/>
+      <w:bookmarkEnd w:id="56"/>
+      <w:bookmarkEnd w:id="57"/>
+      <w:bookmarkEnd w:id="58"/>
     </w:p>
     <w:p>
       <w:pPr>
@@ -9873,7 +9807,14 @@
                 <w:rFonts w:asciiTheme="minorHAnsi" w:hAnsiTheme="minorHAnsi" w:cstheme="minorHAnsi"/>
                 <w:color w:val="auto"/>
               </w:rPr>
-              <w:t>Lehrerimpuls</w:t>
+              <w:t>I</w:t>
+            </w:r>
+            <w:r>
+              <w:rPr>
+                <w:rFonts w:asciiTheme="minorHAnsi" w:hAnsiTheme="minorHAnsi" w:cstheme="minorHAnsi"/>
+                <w:color w:val="auto"/>
+              </w:rPr>
+              <w:t>mpuls</w:t>
             </w:r>
           </w:p>
         </w:tc>
@@ -9984,7 +9925,14 @@
                 <w:rFonts w:asciiTheme="minorHAnsi" w:hAnsiTheme="minorHAnsi" w:cstheme="minorHAnsi"/>
                 <w:color w:val="auto"/>
               </w:rPr>
-              <w:t>Einzel- oder Partnerarbeit</w:t>
+              <w:t xml:space="preserve">Einzel- oder </w:t>
+            </w:r>
+            <w:r>
+              <w:rPr>
+                <w:rFonts w:asciiTheme="minorHAnsi" w:hAnsiTheme="minorHAnsi" w:cstheme="minorHAnsi"/>
+                <w:color w:val="auto"/>
+              </w:rPr>
+              <w:t>Tandemarbeit</w:t>
             </w:r>
           </w:p>
         </w:tc>
@@ -10012,7 +9960,21 @@
                 <w:rFonts w:asciiTheme="minorHAnsi" w:hAnsiTheme="minorHAnsi" w:cstheme="minorHAnsi"/>
                 <w:color w:val="auto"/>
               </w:rPr>
-              <w:t>Die Schülerinnen und Schüler kodieren 3 gegebene Äffchen, sodass ein Computer diese verarbeiten könnte.</w:t>
+              <w:t xml:space="preserve">Die </w:t>
+            </w:r>
+            <w:r>
+              <w:rPr>
+                <w:rFonts w:asciiTheme="minorHAnsi" w:hAnsiTheme="minorHAnsi" w:cstheme="minorHAnsi"/>
+                <w:color w:val="auto"/>
+              </w:rPr>
+              <w:t>SuS</w:t>
+            </w:r>
+            <w:r>
+              <w:rPr>
+                <w:rFonts w:asciiTheme="minorHAnsi" w:hAnsiTheme="minorHAnsi" w:cstheme="minorHAnsi"/>
+                <w:color w:val="auto"/>
+              </w:rPr>
+              <w:t xml:space="preserve"> kodieren 3 gegebene Äffchen, sodass ein Computer diese verarbeiten könnte.</w:t>
             </w:r>
           </w:p>
           <w:p>
@@ -10121,7 +10083,21 @@
                 <w:rFonts w:asciiTheme="minorHAnsi" w:hAnsiTheme="minorHAnsi" w:cstheme="minorHAnsi"/>
                 <w:color w:val="auto"/>
               </w:rPr>
-              <w:t>Einzel- oder Partnerarbeit</w:t>
+              <w:t xml:space="preserve">Einzel- oder </w:t>
+            </w:r>
+            <w:r>
+              <w:rPr>
+                <w:rFonts w:asciiTheme="minorHAnsi" w:hAnsiTheme="minorHAnsi" w:cstheme="minorHAnsi"/>
+                <w:color w:val="auto"/>
+              </w:rPr>
+              <w:t>Tandem</w:t>
+            </w:r>
+            <w:r>
+              <w:rPr>
+                <w:rFonts w:asciiTheme="minorHAnsi" w:hAnsiTheme="minorHAnsi" w:cstheme="minorHAnsi"/>
+                <w:color w:val="auto"/>
+              </w:rPr>
+              <w:t>arbeit</w:t>
             </w:r>
           </w:p>
         </w:tc>
@@ -10142,7 +10118,42 @@
                 <w:rFonts w:asciiTheme="minorHAnsi" w:hAnsiTheme="minorHAnsi" w:cstheme="minorHAnsi"/>
                 <w:color w:val="auto"/>
               </w:rPr>
-              <w:t>Die Schülerinnen und Schüler nutzen Orange3, um Arbeitsblatt KI-B4.3.1 zu bearbeiten.</w:t>
+              <w:t xml:space="preserve">Die </w:t>
+            </w:r>
+            <w:r>
+              <w:rPr>
+                <w:rFonts w:asciiTheme="minorHAnsi" w:hAnsiTheme="minorHAnsi" w:cstheme="minorHAnsi"/>
+                <w:color w:val="auto"/>
+              </w:rPr>
+              <w:t>SuS</w:t>
+            </w:r>
+            <w:r>
+              <w:rPr>
+                <w:rFonts w:asciiTheme="minorHAnsi" w:hAnsiTheme="minorHAnsi" w:cstheme="minorHAnsi"/>
+                <w:color w:val="auto"/>
+              </w:rPr>
+              <w:t xml:space="preserve"> nutzen Orange3, um </w:t>
+            </w:r>
+            <w:r>
+              <w:rPr>
+                <w:rFonts w:asciiTheme="minorHAnsi" w:hAnsiTheme="minorHAnsi" w:cstheme="minorHAnsi"/>
+                <w:color w:val="auto"/>
+              </w:rPr>
+              <w:t>AB</w:t>
+            </w:r>
+            <w:r>
+              <w:rPr>
+                <w:rFonts w:asciiTheme="minorHAnsi" w:hAnsiTheme="minorHAnsi" w:cstheme="minorHAnsi"/>
+                <w:color w:val="auto"/>
+              </w:rPr>
+              <w:t xml:space="preserve"> </w:t>
+            </w:r>
+            <w:r>
+              <w:rPr>
+                <w:rFonts w:asciiTheme="minorHAnsi" w:hAnsiTheme="minorHAnsi" w:cstheme="minorHAnsi"/>
+                <w:color w:val="auto"/>
+              </w:rPr>
+              <w:t>KI-B4.3.1 zu bearbeiten.</w:t>
             </w:r>
           </w:p>
           <w:p>
@@ -10349,7 +10360,35 @@
                 <w:rFonts w:asciiTheme="minorHAnsi" w:hAnsiTheme="minorHAnsi" w:cstheme="minorHAnsi"/>
                 <w:color w:val="auto"/>
               </w:rPr>
-              <w:t xml:space="preserve">Lehrer-Schüler-Gespräch </w:t>
+              <w:t>Lehr</w:t>
+            </w:r>
+            <w:r>
+              <w:rPr>
+                <w:rFonts w:asciiTheme="minorHAnsi" w:hAnsiTheme="minorHAnsi" w:cstheme="minorHAnsi"/>
+                <w:color w:val="auto"/>
+              </w:rPr>
+              <w:t>kraft</w:t>
+            </w:r>
+            <w:r>
+              <w:rPr>
+                <w:rFonts w:asciiTheme="minorHAnsi" w:hAnsiTheme="minorHAnsi" w:cstheme="minorHAnsi"/>
+                <w:color w:val="auto"/>
+              </w:rPr>
+              <w:t>-Schüler</w:t>
+            </w:r>
+            <w:r>
+              <w:rPr>
+                <w:rFonts w:asciiTheme="minorHAnsi" w:hAnsiTheme="minorHAnsi" w:cstheme="minorHAnsi"/>
+                <w:color w:val="auto"/>
+              </w:rPr>
+              <w:t>*innen</w:t>
+            </w:r>
+            <w:r>
+              <w:rPr>
+                <w:rFonts w:asciiTheme="minorHAnsi" w:hAnsiTheme="minorHAnsi" w:cstheme="minorHAnsi"/>
+                <w:color w:val="auto"/>
+              </w:rPr>
+              <w:t xml:space="preserve">-Gespräch </w:t>
             </w:r>
           </w:p>
         </w:tc>
@@ -10370,23 +10409,28 @@
                 <w:rFonts w:asciiTheme="minorHAnsi" w:hAnsiTheme="minorHAnsi" w:cstheme="minorHAnsi"/>
                 <w:color w:val="auto"/>
               </w:rPr>
-              <w:t xml:space="preserve">Besprechung des Arbeitsblatts und ggf. Vergleich der Güte der verschiedenen Modelle. Thematisierung von Over- und </w:t>
-            </w:r>
-            <w:proofErr w:type="spellStart"/>
-            <w:r>
-              <w:rPr>
-                <w:rFonts w:asciiTheme="minorHAnsi" w:hAnsiTheme="minorHAnsi" w:cstheme="minorHAnsi"/>
-                <w:color w:val="auto"/>
-              </w:rPr>
-              <w:t>Underfitting</w:t>
-            </w:r>
-            <w:proofErr w:type="spellEnd"/>
-            <w:r>
-              <w:rPr>
-                <w:rFonts w:asciiTheme="minorHAnsi" w:hAnsiTheme="minorHAnsi" w:cstheme="minorHAnsi"/>
-                <w:color w:val="auto"/>
-              </w:rPr>
-              <w:t xml:space="preserve">. </w:t>
+              <w:t xml:space="preserve">Besprechung des </w:t>
+            </w:r>
+            <w:r>
+              <w:rPr>
+                <w:rFonts w:asciiTheme="minorHAnsi" w:hAnsiTheme="minorHAnsi" w:cstheme="minorHAnsi"/>
+                <w:color w:val="auto"/>
+              </w:rPr>
+              <w:t>A</w:t>
+            </w:r>
+            <w:r>
+              <w:rPr>
+                <w:rFonts w:asciiTheme="minorHAnsi" w:hAnsiTheme="minorHAnsi" w:cstheme="minorHAnsi"/>
+                <w:color w:val="auto"/>
+              </w:rPr>
+              <w:t xml:space="preserve">B </w:t>
+            </w:r>
+            <w:r>
+              <w:rPr>
+                <w:rFonts w:asciiTheme="minorHAnsi" w:hAnsiTheme="minorHAnsi" w:cstheme="minorHAnsi"/>
+                <w:color w:val="auto"/>
+              </w:rPr>
+              <w:t xml:space="preserve">und ggf. Vergleich der Güte der verschiedenen Modelle. Thematisierung von Over- und Underfitting. </w:t>
             </w:r>
           </w:p>
         </w:tc>
@@ -10453,6 +10497,7 @@
           <w:szCs w:val="28"/>
         </w:rPr>
       </w:pPr>
+      <w:commentRangeStart w:id="59"/>
       <w:r>
         <w:rPr>
           <w:rFonts w:asciiTheme="minorHAnsi" w:hAnsiTheme="minorHAnsi" w:cstheme="minorHAnsi"/>
@@ -10462,6 +10507,15 @@
         <w:lastRenderedPageBreak/>
         <w:t>Stunde 2 und 3: Datenanalyse mit Orange3</w:t>
       </w:r>
+      <w:commentRangeEnd w:id="59"/>
+      <w:r>
+        <w:rPr>
+          <w:rStyle w:val="Kommentarzeichen"/>
+          <w:bCs/>
+          <w:lang w:eastAsia="de-DE"/>
+        </w:rPr>
+        <w:commentReference w:id="59"/>
+      </w:r>
     </w:p>
     <w:p>
       <w:pPr>
@@ -10475,29 +10529,16 @@
     </w:p>
     <w:p>
       <w:pPr>
-        <w:rPr>
-          <w:rFonts w:asciiTheme="minorHAnsi" w:hAnsiTheme="minorHAnsi" w:cstheme="minorHAnsi"/>
-        </w:rPr>
-      </w:pPr>
-      <w:r>
-        <w:rPr>
-          <w:rFonts w:asciiTheme="minorHAnsi" w:hAnsiTheme="minorHAnsi" w:cstheme="minorHAnsi"/>
-        </w:rPr>
-        <w:t xml:space="preserve">In der zweiten Einheit dieser Sequenz lernen die Schülerinnen und Schüler das Werkzeug Orange3 kennen und nutzen es zur Analyse von gegebenen Daten, um im Anschluss das Projekt durchführen zu können. Damit wenden die Schülerinnen und Schüler ein ähnliches Vorgehen wie die Data </w:t>
-      </w:r>
-      <w:proofErr w:type="spellStart"/>
-      <w:r>
-        <w:rPr>
-          <w:rFonts w:asciiTheme="minorHAnsi" w:hAnsiTheme="minorHAnsi" w:cstheme="minorHAnsi"/>
-        </w:rPr>
-        <w:t>Scientists</w:t>
-      </w:r>
-      <w:proofErr w:type="spellEnd"/>
-      <w:r>
-        <w:rPr>
-          <w:rFonts w:asciiTheme="minorHAnsi" w:hAnsiTheme="minorHAnsi" w:cstheme="minorHAnsi"/>
-        </w:rPr>
-        <w:t xml:space="preserve"> der Firma Target an. </w:t>
+        <w:jc w:val="both"/>
+        <w:rPr>
+          <w:rFonts w:asciiTheme="minorHAnsi" w:hAnsiTheme="minorHAnsi" w:cstheme="minorHAnsi"/>
+        </w:rPr>
+      </w:pPr>
+      <w:r>
+        <w:rPr>
+          <w:rFonts w:asciiTheme="minorHAnsi" w:hAnsiTheme="minorHAnsi" w:cstheme="minorHAnsi"/>
+        </w:rPr>
+        <w:t xml:space="preserve">In der zweiten Einheit dieser Sequenz lernen die Schülerinnen und Schüler das Werkzeug Orange3 kennen und nutzen es zur Analyse von gegebenen Daten, um im Anschluss das Projekt durchführen zu können. Damit wenden die Schülerinnen und Schüler ein ähnliches Vorgehen wie die Data Scientists der Firma Target an. </w:t>
       </w:r>
     </w:p>
     <w:p>
@@ -10748,21 +10789,7 @@
         <w:rPr>
           <w:rFonts w:asciiTheme="minorHAnsi" w:hAnsiTheme="minorHAnsi" w:cstheme="minorHAnsi"/>
         </w:rPr>
-        <w:t xml:space="preserve">Anschließend soll nun das </w:t>
-      </w:r>
-      <w:proofErr w:type="spellStart"/>
-      <w:r>
-        <w:rPr>
-          <w:rFonts w:asciiTheme="minorHAnsi" w:hAnsiTheme="minorHAnsi" w:cstheme="minorHAnsi"/>
-        </w:rPr>
-        <w:t>Äffchenspiel</w:t>
-      </w:r>
-      <w:proofErr w:type="spellEnd"/>
-      <w:r>
-        <w:rPr>
-          <w:rFonts w:asciiTheme="minorHAnsi" w:hAnsiTheme="minorHAnsi" w:cstheme="minorHAnsi"/>
-        </w:rPr>
-        <w:t xml:space="preserve"> in Orange3 gelöst werden. Findet die KI einen besseren Entscheidungsbaum? Dazu starten die Schülerinnen und Schüler Orange3 und bearbeiten Arbeitsblatt KI-B4.2.2 mit dem Datensatz KI-B4.2.3. </w:t>
+        <w:t xml:space="preserve">Anschließend soll nun das Äffchenspiel in Orange3 gelöst werden. Findet die KI einen besseren Entscheidungsbaum? Dazu starten die Schülerinnen und Schüler Orange3 und bearbeiten Arbeitsblatt KI-B4.2.2 mit dem Datensatz KI-B4.2.3. </w:t>
       </w:r>
     </w:p>
     <w:p>
@@ -10879,21 +10906,31 @@
         <w:rPr>
           <w:rFonts w:asciiTheme="minorHAnsi" w:hAnsiTheme="minorHAnsi" w:cstheme="minorHAnsi"/>
         </w:rPr>
-        <w:t xml:space="preserve">Im Lehrer-Schüler-Gespräch wird nun das Arbeitsblatt besprochen und ggf. die Güte der verschiedenen Modelle verglichen. Außerdem können anhand von Aufgabe 3 die Begriffe Over- und </w:t>
-      </w:r>
-      <w:proofErr w:type="spellStart"/>
-      <w:r>
-        <w:rPr>
-          <w:rFonts w:asciiTheme="minorHAnsi" w:hAnsiTheme="minorHAnsi" w:cstheme="minorHAnsi"/>
-        </w:rPr>
-        <w:t>Underfitting</w:t>
-      </w:r>
-      <w:proofErr w:type="spellEnd"/>
-      <w:r>
-        <w:rPr>
-          <w:rFonts w:asciiTheme="minorHAnsi" w:hAnsiTheme="minorHAnsi" w:cstheme="minorHAnsi"/>
-        </w:rPr>
-        <w:t xml:space="preserve"> thematisiert werden. </w:t>
+        <w:t>Im Lehr</w:t>
+      </w:r>
+      <w:r>
+        <w:rPr>
+          <w:rFonts w:asciiTheme="minorHAnsi" w:hAnsiTheme="minorHAnsi" w:cstheme="minorHAnsi"/>
+        </w:rPr>
+        <w:t>kraft</w:t>
+      </w:r>
+      <w:r>
+        <w:rPr>
+          <w:rFonts w:asciiTheme="minorHAnsi" w:hAnsiTheme="minorHAnsi" w:cstheme="minorHAnsi"/>
+        </w:rPr>
+        <w:t>-Schüler</w:t>
+      </w:r>
+      <w:r>
+        <w:rPr>
+          <w:rFonts w:asciiTheme="minorHAnsi" w:hAnsiTheme="minorHAnsi" w:cstheme="minorHAnsi"/>
+        </w:rPr>
+        <w:t>*innen</w:t>
+      </w:r>
+      <w:r>
+        <w:rPr>
+          <w:rFonts w:asciiTheme="minorHAnsi" w:hAnsiTheme="minorHAnsi" w:cstheme="minorHAnsi"/>
+        </w:rPr>
+        <w:t xml:space="preserve">-Gespräch wird nun das Arbeitsblatt besprochen und ggf. die Güte der verschiedenen Modelle verglichen. Außerdem können anhand von Aufgabe 3 die Begriffe Over- und Underfitting thematisiert werden. </w:t>
       </w:r>
     </w:p>
     <w:p>
@@ -10953,9 +10990,9 @@
           <w:b/>
         </w:rPr>
       </w:pPr>
-      <w:bookmarkStart w:id="76" w:name="_Toc83890428"/>
-      <w:bookmarkStart w:id="77" w:name="_Toc83890670"/>
-      <w:bookmarkStart w:id="78" w:name="_Toc90635446"/>
+      <w:bookmarkStart w:id="60" w:name="_Toc83890428"/>
+      <w:bookmarkStart w:id="61" w:name="_Toc83890670"/>
+      <w:bookmarkStart w:id="62" w:name="_Toc139273701"/>
       <w:r>
         <w:rPr>
           <w:rFonts w:asciiTheme="minorHAnsi" w:hAnsiTheme="minorHAnsi" w:cstheme="minorHAnsi"/>
@@ -10964,9 +11001,9 @@
         <w:lastRenderedPageBreak/>
         <w:t>Stunde 4-6: Projektarbeit (nur Variante II)</w:t>
       </w:r>
-      <w:bookmarkEnd w:id="76"/>
-      <w:bookmarkEnd w:id="77"/>
-      <w:bookmarkEnd w:id="78"/>
+      <w:bookmarkEnd w:id="60"/>
+      <w:bookmarkEnd w:id="61"/>
+      <w:bookmarkEnd w:id="62"/>
     </w:p>
     <w:p>
       <w:pPr>
@@ -11090,7 +11127,14 @@
                 <w:rFonts w:asciiTheme="minorHAnsi" w:hAnsiTheme="minorHAnsi" w:cstheme="minorHAnsi"/>
                 <w:color w:val="auto"/>
               </w:rPr>
-              <w:t>Lehrerimpuls</w:t>
+              <w:t>I</w:t>
+            </w:r>
+            <w:r>
+              <w:rPr>
+                <w:rFonts w:asciiTheme="minorHAnsi" w:hAnsiTheme="minorHAnsi" w:cstheme="minorHAnsi"/>
+                <w:color w:val="auto"/>
+              </w:rPr>
+              <w:t>mpuls</w:t>
             </w:r>
           </w:p>
         </w:tc>
@@ -11201,7 +11245,35 @@
                 <w:rFonts w:asciiTheme="minorHAnsi" w:eastAsia="Times New Roman" w:hAnsiTheme="minorHAnsi" w:cstheme="minorHAnsi"/>
                 <w:color w:val="auto"/>
               </w:rPr>
-              <w:t>Lehrer-Schüler-Gespräch </w:t>
+              <w:t>Lehr</w:t>
+            </w:r>
+            <w:r>
+              <w:rPr>
+                <w:rFonts w:asciiTheme="minorHAnsi" w:eastAsia="Times New Roman" w:hAnsiTheme="minorHAnsi" w:cstheme="minorHAnsi"/>
+                <w:color w:val="auto"/>
+              </w:rPr>
+              <w:t>kraft</w:t>
+            </w:r>
+            <w:r>
+              <w:rPr>
+                <w:rFonts w:asciiTheme="minorHAnsi" w:eastAsia="Times New Roman" w:hAnsiTheme="minorHAnsi" w:cstheme="minorHAnsi"/>
+                <w:color w:val="auto"/>
+              </w:rPr>
+              <w:t>-Schüler</w:t>
+            </w:r>
+            <w:r>
+              <w:rPr>
+                <w:rFonts w:asciiTheme="minorHAnsi" w:eastAsia="Times New Roman" w:hAnsiTheme="minorHAnsi" w:cstheme="minorHAnsi"/>
+                <w:color w:val="auto"/>
+              </w:rPr>
+              <w:t>*innen</w:t>
+            </w:r>
+            <w:r>
+              <w:rPr>
+                <w:rFonts w:asciiTheme="minorHAnsi" w:eastAsia="Times New Roman" w:hAnsiTheme="minorHAnsi" w:cstheme="minorHAnsi"/>
+                <w:color w:val="auto"/>
+              </w:rPr>
+              <w:t>-Gespräch </w:t>
             </w:r>
           </w:p>
         </w:tc>
@@ -11218,6 +11290,7 @@
                 <w:right w:val="none" w:sz="0" w:space="0" w:color="000000"/>
                 <w:between w:val="none" w:sz="0" w:space="0" w:color="000000"/>
               </w:pBdr>
+              <w:jc w:val="both"/>
               <w:cnfStyle w:val="000000100000" w:firstRow="0" w:lastRow="0" w:firstColumn="0" w:lastColumn="0" w:oddVBand="0" w:evenVBand="0" w:oddHBand="1" w:evenHBand="0" w:firstRowFirstColumn="0" w:firstRowLastColumn="0" w:lastRowFirstColumn="0" w:lastRowLastColumn="0"/>
               <w:rPr>
                 <w:rFonts w:asciiTheme="minorHAnsi" w:eastAsia="helvetica neue" w:hAnsiTheme="minorHAnsi" w:cstheme="minorHAnsi"/>
@@ -11230,6 +11303,13 @@
                 <w:color w:val="auto"/>
               </w:rPr>
               <w:t>Vorstellung und Wahl der Projektthemen</w:t>
+            </w:r>
+            <w:r>
+              <w:rPr>
+                <w:rFonts w:asciiTheme="minorHAnsi" w:eastAsia="Times New Roman" w:hAnsiTheme="minorHAnsi" w:cstheme="minorHAnsi"/>
+                <w:color w:val="auto"/>
+              </w:rPr>
+              <w:t>.</w:t>
             </w:r>
           </w:p>
         </w:tc>
@@ -11351,6 +11431,7 @@
                 <w:right w:val="none" w:sz="0" w:space="0" w:color="000000"/>
                 <w:between w:val="none" w:sz="0" w:space="0" w:color="000000"/>
               </w:pBdr>
+              <w:jc w:val="both"/>
               <w:cnfStyle w:val="000000000000" w:firstRow="0" w:lastRow="0" w:firstColumn="0" w:lastColumn="0" w:oddVBand="0" w:evenVBand="0" w:oddHBand="0" w:evenHBand="0" w:firstRowFirstColumn="0" w:firstRowLastColumn="0" w:lastRowFirstColumn="0" w:lastRowLastColumn="0"/>
               <w:rPr>
                 <w:rFonts w:asciiTheme="minorHAnsi" w:hAnsiTheme="minorHAnsi" w:cstheme="minorHAnsi"/>
@@ -11362,23 +11443,21 @@
                 <w:rFonts w:asciiTheme="minorHAnsi" w:hAnsiTheme="minorHAnsi" w:cstheme="minorHAnsi"/>
                 <w:color w:val="auto"/>
               </w:rPr>
-              <w:t xml:space="preserve">Die Schülerinnen und Schüler bearbeiten das gewählte Projektthema </w:t>
-            </w:r>
-            <w:proofErr w:type="gramStart"/>
-            <w:r>
-              <w:rPr>
-                <w:rFonts w:asciiTheme="minorHAnsi" w:hAnsiTheme="minorHAnsi" w:cstheme="minorHAnsi"/>
-                <w:color w:val="auto"/>
-              </w:rPr>
-              <w:t>in Gruppen und halten</w:t>
-            </w:r>
-            <w:proofErr w:type="gramEnd"/>
-            <w:r>
-              <w:rPr>
-                <w:rFonts w:asciiTheme="minorHAnsi" w:hAnsiTheme="minorHAnsi" w:cstheme="minorHAnsi"/>
-                <w:color w:val="auto"/>
-              </w:rPr>
-              <w:t xml:space="preserve"> ihre Ergebnisse auf einem Plakat fest. Optional kann während des Projekts den Gruppen der Link zu einem Interview mit Data Scientist gegeben werden</w:t>
+              <w:t xml:space="preserve">Die </w:t>
+            </w:r>
+            <w:r>
+              <w:rPr>
+                <w:rFonts w:asciiTheme="minorHAnsi" w:hAnsiTheme="minorHAnsi" w:cstheme="minorHAnsi"/>
+                <w:color w:val="auto"/>
+              </w:rPr>
+              <w:t>SuS</w:t>
+            </w:r>
+            <w:r>
+              <w:rPr>
+                <w:rFonts w:asciiTheme="minorHAnsi" w:hAnsiTheme="minorHAnsi" w:cstheme="minorHAnsi"/>
+                <w:color w:val="auto"/>
+              </w:rPr>
+              <w:t xml:space="preserve"> bearbeiten das gewählte Projektthema in Gruppen und halten ihre Ergebnisse auf einem Plakat fest. Optional kann während des Projekts den Gruppen der Link zu einem Interview mit Data Scientist gegeben werden</w:t>
             </w:r>
             <w:r>
               <w:rPr>
@@ -11403,6 +11482,7 @@
                 <w:between w:val="none" w:sz="0" w:space="0" w:color="000000"/>
               </w:pBdr>
               <w:spacing w:after="0"/>
+              <w:jc w:val="both"/>
               <w:cnfStyle w:val="000000000000" w:firstRow="0" w:lastRow="0" w:firstColumn="0" w:lastColumn="0" w:oddVBand="0" w:evenVBand="0" w:oddHBand="0" w:evenHBand="0" w:firstRowFirstColumn="0" w:firstRowLastColumn="0" w:lastRowFirstColumn="0" w:lastRowLastColumn="0"/>
               <w:rPr>
                 <w:rFonts w:asciiTheme="minorHAnsi" w:hAnsiTheme="minorHAnsi" w:cstheme="minorHAnsi"/>
@@ -11429,6 +11509,7 @@
               </w:pBdr>
               <w:spacing w:after="0"/>
               <w:ind w:left="1440"/>
+              <w:jc w:val="both"/>
               <w:cnfStyle w:val="000000000000" w:firstRow="0" w:lastRow="0" w:firstColumn="0" w:lastColumn="0" w:oddVBand="0" w:evenVBand="0" w:oddHBand="0" w:evenHBand="0" w:firstRowFirstColumn="0" w:firstRowLastColumn="0" w:lastRowFirstColumn="0" w:lastRowLastColumn="0"/>
               <w:rPr>
                 <w:rFonts w:asciiTheme="minorHAnsi" w:hAnsiTheme="minorHAnsi" w:cstheme="minorHAnsi"/>
@@ -11475,6 +11556,7 @@
                 <w:between w:val="none" w:sz="0" w:space="0" w:color="000000"/>
               </w:pBdr>
               <w:spacing w:after="0"/>
+              <w:jc w:val="both"/>
               <w:cnfStyle w:val="000000000000" w:firstRow="0" w:lastRow="0" w:firstColumn="0" w:lastColumn="0" w:oddVBand="0" w:evenVBand="0" w:oddHBand="0" w:evenHBand="0" w:firstRowFirstColumn="0" w:firstRowLastColumn="0" w:lastRowFirstColumn="0" w:lastRowLastColumn="0"/>
               <w:rPr>
                 <w:rFonts w:asciiTheme="minorHAnsi" w:hAnsiTheme="minorHAnsi" w:cstheme="minorHAnsi"/>
@@ -11486,7 +11568,35 @@
                 <w:rFonts w:asciiTheme="minorHAnsi" w:hAnsiTheme="minorHAnsi" w:cstheme="minorHAnsi"/>
                 <w:color w:val="auto"/>
               </w:rPr>
-              <w:t>Was macht eigentlich ein KI-Entwickler?</w:t>
+              <w:t>Was mach</w:t>
+            </w:r>
+            <w:r>
+              <w:rPr>
+                <w:rFonts w:asciiTheme="minorHAnsi" w:hAnsiTheme="minorHAnsi" w:cstheme="minorHAnsi"/>
+                <w:color w:val="auto"/>
+              </w:rPr>
+              <w:t>en</w:t>
+            </w:r>
+            <w:r>
+              <w:rPr>
+                <w:rFonts w:asciiTheme="minorHAnsi" w:hAnsiTheme="minorHAnsi" w:cstheme="minorHAnsi"/>
+                <w:color w:val="auto"/>
+              </w:rPr>
+              <w:t xml:space="preserve"> eigentlich KI-Entwickler</w:t>
+            </w:r>
+            <w:r>
+              <w:rPr>
+                <w:rFonts w:asciiTheme="minorHAnsi" w:hAnsiTheme="minorHAnsi" w:cstheme="minorHAnsi"/>
+                <w:color w:val="auto"/>
+              </w:rPr>
+              <w:t>*innen</w:t>
+            </w:r>
+            <w:r>
+              <w:rPr>
+                <w:rFonts w:asciiTheme="minorHAnsi" w:hAnsiTheme="minorHAnsi" w:cstheme="minorHAnsi"/>
+                <w:color w:val="auto"/>
+              </w:rPr>
+              <w:t>?</w:t>
             </w:r>
           </w:p>
           <w:p>
@@ -11501,6 +11611,7 @@
               </w:pBdr>
               <w:spacing w:after="0"/>
               <w:ind w:left="1440"/>
+              <w:jc w:val="both"/>
               <w:cnfStyle w:val="000000000000" w:firstRow="0" w:lastRow="0" w:firstColumn="0" w:lastColumn="0" w:oddVBand="0" w:evenVBand="0" w:oddHBand="0" w:evenHBand="0" w:firstRowFirstColumn="0" w:firstRowLastColumn="0" w:lastRowFirstColumn="0" w:lastRowLastColumn="0"/>
               <w:rPr>
                 <w:rFonts w:asciiTheme="minorHAnsi" w:hAnsiTheme="minorHAnsi" w:cstheme="minorHAnsi"/>
@@ -11512,23 +11623,7 @@
                 <w:rFonts w:asciiTheme="minorHAnsi" w:hAnsiTheme="minorHAnsi" w:cstheme="minorHAnsi"/>
                 <w:color w:val="auto"/>
               </w:rPr>
-              <w:t xml:space="preserve">Interview mit Dennis </w:t>
-            </w:r>
-            <w:proofErr w:type="spellStart"/>
-            <w:r>
-              <w:rPr>
-                <w:rFonts w:asciiTheme="minorHAnsi" w:hAnsiTheme="minorHAnsi" w:cstheme="minorHAnsi"/>
-                <w:color w:val="auto"/>
-              </w:rPr>
-              <w:t>Hügele</w:t>
-            </w:r>
-            <w:proofErr w:type="spellEnd"/>
-            <w:r>
-              <w:rPr>
-                <w:rFonts w:asciiTheme="minorHAnsi" w:hAnsiTheme="minorHAnsi" w:cstheme="minorHAnsi"/>
-                <w:color w:val="auto"/>
-              </w:rPr>
-              <w:t xml:space="preserve"> </w:t>
+              <w:t xml:space="preserve">Interview mit Dennis Hügele </w:t>
             </w:r>
             <w:hyperlink r:id="rId47" w:history="1">
               <w:r>
@@ -11590,33 +11685,8 @@
                 <w:color w:val="auto"/>
               </w:rPr>
               <w:br/>
-              <w:t xml:space="preserve">ggf. KI-B4.3.4 Datensatz für das Projekt </w:t>
-            </w:r>
-            <w:proofErr w:type="spellStart"/>
-            <w:r>
-              <w:rPr>
-                <w:rFonts w:asciiTheme="minorHAnsi" w:hAnsiTheme="minorHAnsi" w:cstheme="minorHAnsi"/>
-                <w:color w:val="auto"/>
-              </w:rPr>
-              <w:t>student</w:t>
-            </w:r>
-            <w:proofErr w:type="spellEnd"/>
-            <w:r>
-              <w:rPr>
-                <w:rFonts w:asciiTheme="minorHAnsi" w:hAnsiTheme="minorHAnsi" w:cstheme="minorHAnsi"/>
-                <w:color w:val="auto"/>
-              </w:rPr>
-              <w:t xml:space="preserve"> </w:t>
-            </w:r>
-            <w:proofErr w:type="spellStart"/>
-            <w:r>
-              <w:rPr>
-                <w:rFonts w:asciiTheme="minorHAnsi" w:hAnsiTheme="minorHAnsi" w:cstheme="minorHAnsi"/>
-                <w:color w:val="auto"/>
-              </w:rPr>
-              <w:t>data</w:t>
-            </w:r>
-            <w:proofErr w:type="spellEnd"/>
+              <w:t>ggf. KI-B4.3.4 Datensatz für das Projekt student data</w:t>
+            </w:r>
           </w:p>
           <w:p>
             <w:pPr>
@@ -11716,7 +11786,21 @@
                 <w:rFonts w:asciiTheme="minorHAnsi" w:eastAsia="Times New Roman" w:hAnsiTheme="minorHAnsi" w:cstheme="minorHAnsi"/>
                 <w:color w:val="auto"/>
               </w:rPr>
-              <w:t>Schülerpräsentation und moderierte Fragerunde</w:t>
+              <w:t>Schüler</w:t>
+            </w:r>
+            <w:r>
+              <w:rPr>
+                <w:rFonts w:asciiTheme="minorHAnsi" w:eastAsia="Times New Roman" w:hAnsiTheme="minorHAnsi" w:cstheme="minorHAnsi"/>
+                <w:color w:val="auto"/>
+              </w:rPr>
+              <w:t>*innen</w:t>
+            </w:r>
+            <w:r>
+              <w:rPr>
+                <w:rFonts w:asciiTheme="minorHAnsi" w:eastAsia="Times New Roman" w:hAnsiTheme="minorHAnsi" w:cstheme="minorHAnsi"/>
+                <w:color w:val="auto"/>
+              </w:rPr>
+              <w:t>präsentation und moderierte Fragerunde</w:t>
             </w:r>
           </w:p>
         </w:tc>
@@ -11733,6 +11817,7 @@
                 <w:right w:val="none" w:sz="0" w:space="0" w:color="000000"/>
                 <w:between w:val="none" w:sz="0" w:space="0" w:color="000000"/>
               </w:pBdr>
+              <w:jc w:val="both"/>
               <w:cnfStyle w:val="000000100000" w:firstRow="0" w:lastRow="0" w:firstColumn="0" w:lastColumn="0" w:oddVBand="0" w:evenVBand="0" w:oddHBand="1" w:evenHBand="0" w:firstRowFirstColumn="0" w:firstRowLastColumn="0" w:lastRowFirstColumn="0" w:lastRowLastColumn="0"/>
               <w:rPr>
                 <w:rFonts w:asciiTheme="minorHAnsi" w:eastAsia="Times New Roman" w:hAnsiTheme="minorHAnsi" w:cstheme="minorHAnsi"/>
@@ -11805,6 +11890,7 @@
           <w:szCs w:val="28"/>
         </w:rPr>
       </w:pPr>
+      <w:commentRangeStart w:id="63"/>
       <w:r>
         <w:rPr>
           <w:rFonts w:asciiTheme="minorHAnsi" w:hAnsiTheme="minorHAnsi" w:cstheme="minorHAnsi"/>
@@ -11812,7 +11898,24 @@
           <w:szCs w:val="28"/>
         </w:rPr>
         <w:lastRenderedPageBreak/>
-        <w:t>Stunde 4 bis 6: Projektarbeit (nur Variante II)</w:t>
+        <w:t>Stunde 4 bis 6: Projektarbeit (nur Variante II</w:t>
+      </w:r>
+      <w:commentRangeEnd w:id="63"/>
+      <w:r>
+        <w:rPr>
+          <w:rStyle w:val="Kommentarzeichen"/>
+          <w:bCs/>
+          <w:lang w:eastAsia="de-DE"/>
+        </w:rPr>
+        <w:commentReference w:id="63"/>
+      </w:r>
+      <w:r>
+        <w:rPr>
+          <w:rFonts w:asciiTheme="minorHAnsi" w:hAnsiTheme="minorHAnsi" w:cstheme="minorHAnsi"/>
+          <w:sz w:val="28"/>
+          <w:szCs w:val="28"/>
+        </w:rPr>
+        <w:t>)</w:t>
       </w:r>
     </w:p>
     <w:p>
@@ -11903,6 +12006,7 @@
           <w:p>
             <w:pPr>
               <w:spacing w:after="0" w:line="276" w:lineRule="auto"/>
+              <w:jc w:val="both"/>
               <w:rPr>
                 <w:rFonts w:asciiTheme="minorHAnsi" w:hAnsiTheme="minorHAnsi" w:cstheme="minorHAnsi"/>
               </w:rPr>
@@ -11917,6 +12021,7 @@
           <w:p>
             <w:pPr>
               <w:spacing w:after="0" w:line="276" w:lineRule="auto"/>
+              <w:jc w:val="both"/>
               <w:rPr>
                 <w:rFonts w:asciiTheme="minorHAnsi" w:hAnsiTheme="minorHAnsi" w:cstheme="minorHAnsi"/>
               </w:rPr>
@@ -11935,6 +12040,7 @@
                 <w:numId w:val="18"/>
               </w:numPr>
               <w:spacing w:after="0" w:line="276" w:lineRule="auto"/>
+              <w:jc w:val="both"/>
               <w:rPr>
                 <w:rFonts w:asciiTheme="minorHAnsi" w:hAnsiTheme="minorHAnsi" w:cstheme="minorHAnsi"/>
               </w:rPr>
@@ -11950,6 +12056,7 @@
             <w:pPr>
               <w:spacing w:after="0" w:line="276" w:lineRule="auto"/>
               <w:ind w:left="720"/>
+              <w:jc w:val="both"/>
               <w:rPr>
                 <w:rFonts w:asciiTheme="minorHAnsi" w:hAnsiTheme="minorHAnsi" w:cstheme="minorHAnsi"/>
               </w:rPr>
@@ -11965,6 +12072,7 @@
             <w:pPr>
               <w:spacing w:after="0" w:line="276" w:lineRule="auto"/>
               <w:ind w:left="720"/>
+              <w:jc w:val="both"/>
               <w:rPr>
                 <w:rFonts w:asciiTheme="minorHAnsi" w:hAnsiTheme="minorHAnsi" w:cstheme="minorHAnsi"/>
               </w:rPr>
@@ -11973,21 +12081,7 @@
               <w:rPr>
                 <w:rFonts w:asciiTheme="minorHAnsi" w:hAnsiTheme="minorHAnsi" w:cstheme="minorHAnsi"/>
               </w:rPr>
-              <w:t xml:space="preserve">- Wenn euer Datensatz nicht in Orange3 enthalten ist, öffnet ihn wie den </w:t>
-            </w:r>
-            <w:proofErr w:type="spellStart"/>
-            <w:r>
-              <w:rPr>
-                <w:rFonts w:asciiTheme="minorHAnsi" w:hAnsiTheme="minorHAnsi" w:cstheme="minorHAnsi"/>
-              </w:rPr>
-              <w:t>Äffchendatensatz</w:t>
-            </w:r>
-            <w:proofErr w:type="spellEnd"/>
-            <w:r>
-              <w:rPr>
-                <w:rFonts w:asciiTheme="minorHAnsi" w:hAnsiTheme="minorHAnsi" w:cstheme="minorHAnsi"/>
-              </w:rPr>
-              <w:t xml:space="preserve"> mithilfe des File-Widgets.</w:t>
+              <w:t>- Wenn euer Datensatz nicht in Orange3 enthalten ist, öffnet ihn wie den Äffchendatensatz mithilfe des File-Widgets.</w:t>
             </w:r>
           </w:p>
           <w:p>
@@ -11997,6 +12091,7 @@
                 <w:numId w:val="18"/>
               </w:numPr>
               <w:spacing w:after="0" w:line="276" w:lineRule="auto"/>
+              <w:jc w:val="both"/>
               <w:rPr>
                 <w:rFonts w:asciiTheme="minorHAnsi" w:hAnsiTheme="minorHAnsi" w:cstheme="minorHAnsi"/>
               </w:rPr>
@@ -12027,6 +12122,7 @@
                 <w:numId w:val="18"/>
               </w:numPr>
               <w:spacing w:after="0" w:line="276" w:lineRule="auto"/>
+              <w:jc w:val="both"/>
               <w:rPr>
                 <w:rFonts w:asciiTheme="minorHAnsi" w:hAnsiTheme="minorHAnsi" w:cstheme="minorHAnsi"/>
               </w:rPr>
@@ -12045,6 +12141,7 @@
                 <w:numId w:val="18"/>
               </w:numPr>
               <w:spacing w:after="0" w:line="276" w:lineRule="auto"/>
+              <w:jc w:val="both"/>
               <w:rPr>
                 <w:rFonts w:asciiTheme="minorHAnsi" w:hAnsiTheme="minorHAnsi" w:cstheme="minorHAnsi"/>
               </w:rPr>
@@ -12069,6 +12166,7 @@
                 <w:numId w:val="18"/>
               </w:numPr>
               <w:spacing w:after="0" w:line="276" w:lineRule="auto"/>
+              <w:jc w:val="both"/>
               <w:rPr>
                 <w:rFonts w:asciiTheme="minorHAnsi" w:hAnsiTheme="minorHAnsi" w:cstheme="minorHAnsi"/>
               </w:rPr>
@@ -12087,6 +12185,7 @@
                 <w:numId w:val="18"/>
               </w:numPr>
               <w:spacing w:after="0" w:line="276" w:lineRule="auto"/>
+              <w:jc w:val="both"/>
               <w:rPr>
                 <w:rFonts w:asciiTheme="minorHAnsi" w:hAnsiTheme="minorHAnsi" w:cstheme="minorHAnsi"/>
               </w:rPr>
@@ -12111,6 +12210,7 @@
                 <w:numId w:val="18"/>
               </w:numPr>
               <w:spacing w:after="0" w:line="276" w:lineRule="auto"/>
+              <w:jc w:val="both"/>
               <w:rPr>
                 <w:rFonts w:asciiTheme="minorHAnsi" w:hAnsiTheme="minorHAnsi" w:cstheme="minorHAnsi"/>
               </w:rPr>
@@ -12146,6 +12246,7 @@
     </w:p>
     <w:p>
       <w:pPr>
+        <w:jc w:val="both"/>
         <w:rPr>
           <w:rFonts w:asciiTheme="minorHAnsi" w:hAnsiTheme="minorHAnsi" w:cstheme="minorHAnsi"/>
         </w:rPr>
@@ -12192,21 +12293,7 @@
         <w:rPr>
           <w:rFonts w:asciiTheme="minorHAnsi" w:hAnsiTheme="minorHAnsi" w:cstheme="minorHAnsi"/>
         </w:rPr>
-        <w:t xml:space="preserve">Zusätzlich besteht während des Projekts die Möglichkeit, den Gruppen einzeln ein aufgezeichnetes Interview mit zwei Data </w:t>
-      </w:r>
-      <w:proofErr w:type="spellStart"/>
-      <w:r>
-        <w:rPr>
-          <w:rFonts w:asciiTheme="minorHAnsi" w:hAnsiTheme="minorHAnsi" w:cstheme="minorHAnsi"/>
-        </w:rPr>
-        <w:t>Scientists</w:t>
-      </w:r>
-      <w:proofErr w:type="spellEnd"/>
-      <w:r>
-        <w:rPr>
-          <w:rFonts w:asciiTheme="minorHAnsi" w:hAnsiTheme="minorHAnsi" w:cstheme="minorHAnsi"/>
-        </w:rPr>
-        <w:t xml:space="preserve"> zu zeigen und so mögliche Berufs- und Karriereoptionen deutlich zu machen.</w:t>
+        <w:t>Zusätzlich besteht während des Projekts die Möglichkeit, den Gruppen einzeln ein aufgezeichnetes Interview mit zwei Data Scientists zu zeigen und so mögliche Berufs- und Karriereoptionen deutlich zu machen.</w:t>
       </w:r>
     </w:p>
     <w:p>
@@ -12283,9 +12370,9 @@
           <w:b/>
         </w:rPr>
       </w:pPr>
-      <w:bookmarkStart w:id="79" w:name="_Toc83890429"/>
-      <w:bookmarkStart w:id="80" w:name="_Toc83890671"/>
-      <w:bookmarkStart w:id="81" w:name="_Toc90635447"/>
+      <w:bookmarkStart w:id="64" w:name="_Toc83890429"/>
+      <w:bookmarkStart w:id="65" w:name="_Toc83890671"/>
+      <w:bookmarkStart w:id="66" w:name="_Toc139273702"/>
       <w:r>
         <w:rPr>
           <w:rFonts w:asciiTheme="minorHAnsi" w:hAnsiTheme="minorHAnsi" w:cstheme="minorHAnsi"/>
@@ -12294,9 +12381,9 @@
         <w:lastRenderedPageBreak/>
         <w:t>Stunde 7: KI und unsere Gesellschaft</w:t>
       </w:r>
-      <w:bookmarkEnd w:id="79"/>
-      <w:bookmarkEnd w:id="80"/>
-      <w:bookmarkEnd w:id="81"/>
+      <w:bookmarkEnd w:id="64"/>
+      <w:bookmarkEnd w:id="65"/>
+      <w:bookmarkEnd w:id="66"/>
     </w:p>
     <w:p>
       <w:pPr>
@@ -12326,8 +12413,8 @@
       </w:tblPr>
       <w:tblGrid>
         <w:gridCol w:w="586"/>
-        <w:gridCol w:w="2048"/>
-        <w:gridCol w:w="2157"/>
+        <w:gridCol w:w="1811"/>
+        <w:gridCol w:w="2394"/>
         <w:gridCol w:w="8529"/>
         <w:gridCol w:w="1240"/>
       </w:tblGrid>
@@ -12465,7 +12552,16 @@
                 <w:sz w:val="20"/>
                 <w:szCs w:val="20"/>
               </w:rPr>
-              <w:t>Lehrerimpuls</w:t>
+              <w:t>I</w:t>
+            </w:r>
+            <w:r>
+              <w:rPr>
+                <w:rFonts w:asciiTheme="minorHAnsi" w:eastAsia="Times New Roman" w:hAnsiTheme="minorHAnsi" w:cstheme="minorHAnsi"/>
+                <w:b/>
+                <w:sz w:val="20"/>
+                <w:szCs w:val="20"/>
+              </w:rPr>
+              <w:t>mpuls</w:t>
             </w:r>
           </w:p>
         </w:tc>
@@ -12795,7 +12891,7 @@
                 <w:sz w:val="20"/>
                 <w:szCs w:val="20"/>
               </w:rPr>
-              <w:t>Partnerarbeit</w:t>
+              <w:t>Tandemarbeit</w:t>
             </w:r>
           </w:p>
         </w:tc>
@@ -12830,7 +12926,7 @@
                 <w:sz w:val="20"/>
                 <w:szCs w:val="20"/>
               </w:rPr>
-              <w:t xml:space="preserve">Die Schülerinnen und Schüler bearbeiten in Partnerarbeit die vorgegebenen Szenarien und diskutieren über die Leitfragen. </w:t>
+              <w:t xml:space="preserve">Die </w:t>
             </w:r>
             <w:r>
               <w:rPr>
@@ -12838,26 +12934,48 @@
                 <w:sz w:val="20"/>
                 <w:szCs w:val="20"/>
               </w:rPr>
-              <w:br/>
-              <w:t xml:space="preserve">Alternativ können die Aufgaben mit Hilfe der </w:t>
-            </w:r>
-            <w:proofErr w:type="spellStart"/>
+              <w:t>SuS</w:t>
+            </w:r>
             <w:r>
               <w:rPr>
                 <w:rFonts w:asciiTheme="minorHAnsi" w:eastAsia="Times New Roman" w:hAnsiTheme="minorHAnsi" w:cstheme="minorHAnsi"/>
                 <w:sz w:val="20"/>
                 <w:szCs w:val="20"/>
               </w:rPr>
-              <w:t>Jigsaw</w:t>
-            </w:r>
-            <w:proofErr w:type="spellEnd"/>
+              <w:t xml:space="preserve"> bearbeiten in </w:t>
+            </w:r>
             <w:r>
               <w:rPr>
                 <w:rFonts w:asciiTheme="minorHAnsi" w:eastAsia="Times New Roman" w:hAnsiTheme="minorHAnsi" w:cstheme="minorHAnsi"/>
                 <w:sz w:val="20"/>
                 <w:szCs w:val="20"/>
               </w:rPr>
-              <w:t>-Methode bearbeitet werden.</w:t>
+              <w:t>Tandemarbeit</w:t>
+            </w:r>
+            <w:r>
+              <w:rPr>
+                <w:rFonts w:asciiTheme="minorHAnsi" w:eastAsia="Times New Roman" w:hAnsiTheme="minorHAnsi" w:cstheme="minorHAnsi"/>
+                <w:sz w:val="20"/>
+                <w:szCs w:val="20"/>
+              </w:rPr>
+              <w:t xml:space="preserve"> </w:t>
+            </w:r>
+            <w:r>
+              <w:rPr>
+                <w:rFonts w:asciiTheme="minorHAnsi" w:eastAsia="Times New Roman" w:hAnsiTheme="minorHAnsi" w:cstheme="minorHAnsi"/>
+                <w:sz w:val="20"/>
+                <w:szCs w:val="20"/>
+              </w:rPr>
+              <w:t xml:space="preserve">die vorgegebenen Szenarien und diskutieren über die Leitfragen. </w:t>
+            </w:r>
+            <w:r>
+              <w:rPr>
+                <w:rFonts w:asciiTheme="minorHAnsi" w:eastAsia="Times New Roman" w:hAnsiTheme="minorHAnsi" w:cstheme="minorHAnsi"/>
+                <w:sz w:val="20"/>
+                <w:szCs w:val="20"/>
+              </w:rPr>
+              <w:br/>
+              <w:t>Alternativ können die Aufgaben mit Hilfe der Jigsaw-Methode bearbeitet werden.</w:t>
             </w:r>
           </w:p>
         </w:tc>
@@ -13001,7 +13119,39 @@
                 <w:sz w:val="20"/>
                 <w:szCs w:val="20"/>
               </w:rPr>
-              <w:t>Lehrer-Schüler-Gespräch </w:t>
+              <w:t>Lehr</w:t>
+            </w:r>
+            <w:r>
+              <w:rPr>
+                <w:rFonts w:asciiTheme="minorHAnsi" w:eastAsia="Times New Roman" w:hAnsiTheme="minorHAnsi" w:cstheme="minorHAnsi"/>
+                <w:sz w:val="20"/>
+                <w:szCs w:val="20"/>
+              </w:rPr>
+              <w:t>kraft</w:t>
+            </w:r>
+            <w:r>
+              <w:rPr>
+                <w:rFonts w:asciiTheme="minorHAnsi" w:eastAsia="Times New Roman" w:hAnsiTheme="minorHAnsi" w:cstheme="minorHAnsi"/>
+                <w:sz w:val="20"/>
+                <w:szCs w:val="20"/>
+              </w:rPr>
+              <w:t>-Schüler</w:t>
+            </w:r>
+            <w:r>
+              <w:rPr>
+                <w:rFonts w:asciiTheme="minorHAnsi" w:eastAsia="Times New Roman" w:hAnsiTheme="minorHAnsi" w:cstheme="minorHAnsi"/>
+                <w:sz w:val="20"/>
+                <w:szCs w:val="20"/>
+              </w:rPr>
+              <w:t>*innen</w:t>
+            </w:r>
+            <w:r>
+              <w:rPr>
+                <w:rFonts w:asciiTheme="minorHAnsi" w:eastAsia="Times New Roman" w:hAnsiTheme="minorHAnsi" w:cstheme="minorHAnsi"/>
+                <w:sz w:val="20"/>
+                <w:szCs w:val="20"/>
+              </w:rPr>
+              <w:t>-Gespräch </w:t>
             </w:r>
           </w:p>
         </w:tc>
@@ -13173,7 +13323,39 @@
                 <w:sz w:val="20"/>
                 <w:szCs w:val="20"/>
               </w:rPr>
-              <w:t>Lehrer-Schüler-Gespräch </w:t>
+              <w:t>Leh</w:t>
+            </w:r>
+            <w:r>
+              <w:rPr>
+                <w:rFonts w:asciiTheme="minorHAnsi" w:eastAsia="Times New Roman" w:hAnsiTheme="minorHAnsi" w:cstheme="minorHAnsi"/>
+                <w:sz w:val="20"/>
+                <w:szCs w:val="20"/>
+              </w:rPr>
+              <w:t>rkraft</w:t>
+            </w:r>
+            <w:r>
+              <w:rPr>
+                <w:rFonts w:asciiTheme="minorHAnsi" w:eastAsia="Times New Roman" w:hAnsiTheme="minorHAnsi" w:cstheme="minorHAnsi"/>
+                <w:sz w:val="20"/>
+                <w:szCs w:val="20"/>
+              </w:rPr>
+              <w:t>-Schüler</w:t>
+            </w:r>
+            <w:r>
+              <w:rPr>
+                <w:rFonts w:asciiTheme="minorHAnsi" w:eastAsia="Times New Roman" w:hAnsiTheme="minorHAnsi" w:cstheme="minorHAnsi"/>
+                <w:sz w:val="20"/>
+                <w:szCs w:val="20"/>
+              </w:rPr>
+              <w:t>*innen</w:t>
+            </w:r>
+            <w:r>
+              <w:rPr>
+                <w:rFonts w:asciiTheme="minorHAnsi" w:eastAsia="Times New Roman" w:hAnsiTheme="minorHAnsi" w:cstheme="minorHAnsi"/>
+                <w:sz w:val="20"/>
+                <w:szCs w:val="20"/>
+              </w:rPr>
+              <w:t>-Gespräch </w:t>
             </w:r>
           </w:p>
         </w:tc>
@@ -13325,6 +13507,7 @@
           <w:szCs w:val="28"/>
         </w:rPr>
       </w:pPr>
+      <w:commentRangeStart w:id="67"/>
       <w:r>
         <w:rPr>
           <w:rFonts w:asciiTheme="minorHAnsi" w:hAnsiTheme="minorHAnsi" w:cstheme="minorHAnsi"/>
@@ -13334,6 +13517,15 @@
         <w:lastRenderedPageBreak/>
         <w:t>Stunde 7: KI und unsere Gesellschaft</w:t>
       </w:r>
+      <w:commentRangeEnd w:id="67"/>
+      <w:r>
+        <w:rPr>
+          <w:rStyle w:val="Kommentarzeichen"/>
+          <w:bCs/>
+          <w:lang w:eastAsia="de-DE"/>
+        </w:rPr>
+        <w:commentReference w:id="67"/>
+      </w:r>
     </w:p>
     <w:p>
       <w:pPr>
@@ -13380,7 +13572,25 @@
         <w:rPr>
           <w:rFonts w:asciiTheme="minorHAnsi" w:hAnsiTheme="minorHAnsi" w:cstheme="minorHAnsi"/>
         </w:rPr>
-        <w:t xml:space="preserve"> mit drei Szenarien über unzuverlässige, diskriminierende bzw. fehlerhafte KI-Systeme. Diese werden zunächst in Partnerarbeit und anschließend im Plenum diskutiert. Durch den gesellschaftlich relevanten Bezug kann dieses Thema in unterschiedliche Fächer eingebettet werden. </w:t>
+        <w:t xml:space="preserve"> mit drei Szenarien über unzuverlässige, diskriminierende bzw. fehlerhafte KI-Systeme. Diese werden zunächst in </w:t>
+      </w:r>
+      <w:r>
+        <w:rPr>
+          <w:rFonts w:asciiTheme="minorHAnsi" w:hAnsiTheme="minorHAnsi" w:cstheme="minorHAnsi"/>
+        </w:rPr>
+        <w:t>Tandemarbeit</w:t>
+      </w:r>
+      <w:r>
+        <w:rPr>
+          <w:rFonts w:asciiTheme="minorHAnsi" w:hAnsiTheme="minorHAnsi" w:cstheme="minorHAnsi"/>
+        </w:rPr>
+        <w:t xml:space="preserve"> </w:t>
+      </w:r>
+      <w:r>
+        <w:rPr>
+          <w:rFonts w:asciiTheme="minorHAnsi" w:hAnsiTheme="minorHAnsi" w:cstheme="minorHAnsi"/>
+        </w:rPr>
+        <w:t xml:space="preserve">und anschließend im Plenum diskutiert. Durch den gesellschaftlich relevanten Bezug kann dieses Thema in unterschiedliche Fächer eingebettet werden. </w:t>
       </w:r>
     </w:p>
     <w:p>
@@ -13396,7 +13606,7 @@
           <w:bCs/>
         </w:rPr>
       </w:pPr>
-      <w:bookmarkStart w:id="82" w:name="_Toc90635448"/>
+      <w:bookmarkStart w:id="68" w:name="_Toc139273703"/>
       <w:r>
         <w:rPr>
           <w:rFonts w:asciiTheme="minorHAnsi" w:hAnsiTheme="minorHAnsi" w:cstheme="minorHAnsi"/>
@@ -13404,7 +13614,7 @@
         </w:rPr>
         <w:t>Einbettung in verschiedene Fächer und Themen</w:t>
       </w:r>
-      <w:bookmarkEnd w:id="82"/>
+      <w:bookmarkEnd w:id="68"/>
     </w:p>
     <w:p>
       <w:pPr>
@@ -13417,7 +13627,49 @@
         <w:rPr>
           <w:rFonts w:asciiTheme="minorHAnsi" w:hAnsiTheme="minorHAnsi" w:cstheme="minorHAnsi"/>
         </w:rPr>
-        <w:t>Im Zuge der digitalen Transformation spielen Daten und Datenanalyse in allen Schulfächern und deren Bezugswissenschaften eine herausragende Rolle. So werden Datenanalysen und Künstliche Intelligenz oft als viertes Standbein der Wissenschaft bezeichnet. Jeder Wissenschaftler bzw. jede Wissenschaftlerin benötigt entsprechende Kompetenzen im Umgang und der Analyse von Daten. Und auch für den Schulunterricht werden entsprechende Vorgehensweisen zunehmend Inhalt und bieten weiterhin enormes Potential für einen handlungsorientierten und fachübergreifenden Unterricht. Ob bei der Durchführung von Experimenten im Physikunterricht, der Beantwortung von Fragen im Chemie- oder Biologieunterricht, der Auswertung von Geodaten im Geographieunterricht, der Analyse von Textdokumenten im Fach Deutsch oder der Diskussion ethischer, gesellschaftlicher und moralischer Konsequenzen im Ethik- oder Religionsunterricht: Überall finden die in diesem Modul eingeführten Verfahren zunehmende Bedeutung und können fachübergreifend zur Beantwortung fachspezifischer Fragestellungen eingesetzt werden.</w:t>
+        <w:t xml:space="preserve">Im Zuge der digitalen Transformation spielen Daten und Datenanalyse in allen Schulfächern und deren Bezugswissenschaften eine herausragende Rolle. So werden Datenanalysen und Künstliche Intelligenz oft als viertes Standbein der Wissenschaft bezeichnet. </w:t>
+      </w:r>
+      <w:r>
+        <w:rPr>
+          <w:rFonts w:asciiTheme="minorHAnsi" w:hAnsiTheme="minorHAnsi" w:cstheme="minorHAnsi"/>
+        </w:rPr>
+        <w:t>Alle</w:t>
+      </w:r>
+      <w:r>
+        <w:rPr>
+          <w:rFonts w:asciiTheme="minorHAnsi" w:hAnsiTheme="minorHAnsi" w:cstheme="minorHAnsi"/>
+        </w:rPr>
+        <w:t xml:space="preserve"> </w:t>
+      </w:r>
+      <w:r>
+        <w:rPr>
+          <w:rFonts w:asciiTheme="minorHAnsi" w:hAnsiTheme="minorHAnsi" w:cstheme="minorHAnsi"/>
+        </w:rPr>
+        <w:t>Wissenschaftler</w:t>
+      </w:r>
+      <w:r>
+        <w:rPr>
+          <w:rFonts w:asciiTheme="minorHAnsi" w:hAnsiTheme="minorHAnsi" w:cstheme="minorHAnsi"/>
+        </w:rPr>
+        <w:t>*innen</w:t>
+      </w:r>
+      <w:r>
+        <w:rPr>
+          <w:rFonts w:asciiTheme="minorHAnsi" w:hAnsiTheme="minorHAnsi" w:cstheme="minorHAnsi"/>
+        </w:rPr>
+        <w:t xml:space="preserve"> benötig</w:t>
+      </w:r>
+      <w:r>
+        <w:rPr>
+          <w:rFonts w:asciiTheme="minorHAnsi" w:hAnsiTheme="minorHAnsi" w:cstheme="minorHAnsi"/>
+        </w:rPr>
+        <w:t>en</w:t>
+      </w:r>
+      <w:r>
+        <w:rPr>
+          <w:rFonts w:asciiTheme="minorHAnsi" w:hAnsiTheme="minorHAnsi" w:cstheme="minorHAnsi"/>
+        </w:rPr>
+        <w:t xml:space="preserve"> entsprechende Kompetenzen im Umgang und der Analyse von Daten. Und auch für den Schulunterricht werden entsprechende Vorgehensweisen zunehmend Inhalt und bieten weiterhin enormes Potential für einen handlungsorientierten und fachübergreifenden Unterricht. Ob bei der Durchführung von Experimenten im Physikunterricht, der Beantwortung von Fragen im Chemie- oder Biologieunterricht, der Auswertung von Geodaten im Geographieunterricht, der Analyse von Textdokumenten im Fach Deutsch oder der Diskussion ethischer, gesellschaftlicher und moralischer Konsequenzen im Ethik- oder Religionsunterricht: Überall finden die in diesem Modul eingeführten Verfahren zunehmende Bedeutung und können fachübergreifend zur Beantwortung fachspezifischer Fragestellungen eingesetzt werden.</w:t>
       </w:r>
     </w:p>
     <w:p>
@@ -13433,9 +13685,9 @@
           <w:bCs/>
         </w:rPr>
       </w:pPr>
-      <w:bookmarkStart w:id="83" w:name="_Toc83890430"/>
-      <w:bookmarkStart w:id="84" w:name="_Toc83890672"/>
-      <w:bookmarkStart w:id="85" w:name="_Toc90635449"/>
+      <w:bookmarkStart w:id="69" w:name="_Toc83890430"/>
+      <w:bookmarkStart w:id="70" w:name="_Toc83890672"/>
+      <w:bookmarkStart w:id="71" w:name="_Toc139273704"/>
       <w:r>
         <w:rPr>
           <w:rFonts w:asciiTheme="minorHAnsi" w:hAnsiTheme="minorHAnsi" w:cstheme="minorHAnsi"/>
@@ -13443,12 +13695,13 @@
         </w:rPr>
         <w:t>Anschlussthemen</w:t>
       </w:r>
-      <w:bookmarkEnd w:id="83"/>
-      <w:bookmarkEnd w:id="84"/>
-      <w:bookmarkEnd w:id="85"/>
+      <w:bookmarkEnd w:id="69"/>
+      <w:bookmarkEnd w:id="70"/>
+      <w:bookmarkEnd w:id="71"/>
     </w:p>
     <w:p>
       <w:pPr>
+        <w:jc w:val="both"/>
         <w:rPr>
           <w:rFonts w:asciiTheme="minorHAnsi" w:hAnsiTheme="minorHAnsi" w:cstheme="minorHAnsi"/>
         </w:rPr>
@@ -13462,6 +13715,7 @@
     </w:p>
     <w:p>
       <w:pPr>
+        <w:jc w:val="both"/>
         <w:rPr>
           <w:rFonts w:asciiTheme="minorHAnsi" w:hAnsiTheme="minorHAnsi" w:cstheme="minorHAnsi"/>
           <w:b/>
@@ -13477,6 +13731,7 @@
     </w:p>
     <w:p>
       <w:pPr>
+        <w:jc w:val="both"/>
         <w:rPr>
           <w:rFonts w:asciiTheme="minorHAnsi" w:hAnsiTheme="minorHAnsi" w:cstheme="minorHAnsi"/>
         </w:rPr>
@@ -13582,9 +13837,9 @@
           <w:bCs/>
         </w:rPr>
       </w:pPr>
-      <w:bookmarkStart w:id="86" w:name="_Toc83890431"/>
-      <w:bookmarkStart w:id="87" w:name="_Toc83890673"/>
-      <w:bookmarkStart w:id="88" w:name="_Toc90635450"/>
+      <w:bookmarkStart w:id="72" w:name="_Toc83890431"/>
+      <w:bookmarkStart w:id="73" w:name="_Toc83890673"/>
+      <w:bookmarkStart w:id="74" w:name="_Toc139273705"/>
       <w:r>
         <w:rPr>
           <w:rFonts w:asciiTheme="minorHAnsi" w:hAnsiTheme="minorHAnsi" w:cstheme="minorHAnsi"/>
@@ -13593,9 +13848,9 @@
         <w:lastRenderedPageBreak/>
         <w:t>Literatur und Links</w:t>
       </w:r>
-      <w:bookmarkEnd w:id="86"/>
-      <w:bookmarkEnd w:id="87"/>
-      <w:bookmarkEnd w:id="88"/>
+      <w:bookmarkEnd w:id="72"/>
+      <w:bookmarkEnd w:id="73"/>
+      <w:bookmarkEnd w:id="74"/>
       <w:r>
         <w:rPr>
           <w:rFonts w:asciiTheme="minorHAnsi" w:hAnsiTheme="minorHAnsi" w:cstheme="minorHAnsi"/>
@@ -13735,7 +13990,16 @@
           <w:b/>
           <w:color w:val="000000"/>
         </w:rPr>
-        <w:t>Quellen für weitere Datensätze:</w:t>
+        <w:t>Quellen für weitere Datensätze</w:t>
+      </w:r>
+      <w:commentRangeStart w:id="75"/>
+      <w:r>
+        <w:rPr>
+          <w:rFonts w:asciiTheme="minorHAnsi" w:hAnsiTheme="minorHAnsi" w:cstheme="minorHAnsi"/>
+          <w:b/>
+          <w:color w:val="000000"/>
+        </w:rPr>
+        <w:t>:</w:t>
       </w:r>
       <w:r>
         <w:rPr>
@@ -13775,6 +14039,13 @@
           <w:color w:val="000000"/>
         </w:rPr>
         <w:t xml:space="preserve"> </w:t>
+      </w:r>
+      <w:commentRangeEnd w:id="75"/>
+      <w:r>
+        <w:rPr>
+          <w:rStyle w:val="Kommentarzeichen"/>
+        </w:rPr>
+        <w:commentReference w:id="75"/>
       </w:r>
     </w:p>
     <w:p>
@@ -13797,7 +14068,7 @@
           <w:color w:val="auto"/>
         </w:rPr>
       </w:pPr>
-      <w:bookmarkStart w:id="89" w:name="_Hlk94879626"/>
+      <w:bookmarkStart w:id="76" w:name="_Hlk94879626"/>
       <w:r>
         <w:rPr>
           <w:rFonts w:asciiTheme="minorHAnsi" w:hAnsiTheme="minorHAnsi" w:cstheme="minorHAnsi"/>
@@ -13875,10 +14146,10 @@
           <w:bCs/>
         </w:rPr>
       </w:pPr>
-      <w:bookmarkStart w:id="90" w:name="_Toc83890432"/>
-      <w:bookmarkStart w:id="91" w:name="_Toc83890674"/>
-      <w:bookmarkStart w:id="92" w:name="_Toc90635451"/>
-      <w:bookmarkEnd w:id="89"/>
+      <w:bookmarkStart w:id="77" w:name="_Toc83890432"/>
+      <w:bookmarkStart w:id="78" w:name="_Toc83890674"/>
+      <w:bookmarkStart w:id="79" w:name="_Toc139273706"/>
+      <w:bookmarkEnd w:id="76"/>
       <w:r>
         <w:rPr>
           <w:rFonts w:asciiTheme="minorHAnsi" w:hAnsiTheme="minorHAnsi" w:cstheme="minorHAnsi"/>
@@ -13886,35 +14157,22 @@
         </w:rPr>
         <w:t>Arbeitsmaterialien</w:t>
       </w:r>
-      <w:bookmarkEnd w:id="90"/>
-      <w:bookmarkEnd w:id="91"/>
-      <w:bookmarkEnd w:id="92"/>
+      <w:bookmarkEnd w:id="77"/>
+      <w:bookmarkEnd w:id="78"/>
+      <w:bookmarkEnd w:id="79"/>
     </w:p>
     <w:p>
       <w:pPr>
-        <w:rPr>
-          <w:rFonts w:asciiTheme="minorHAnsi" w:hAnsiTheme="minorHAnsi" w:cstheme="minorHAnsi"/>
-        </w:rPr>
-      </w:pPr>
-      <w:r>
-        <w:rPr>
-          <w:rFonts w:asciiTheme="minorHAnsi" w:hAnsiTheme="minorHAnsi" w:cstheme="minorHAnsi"/>
-        </w:rPr>
-        <w:t xml:space="preserve">Das Modul besteht </w:t>
-      </w:r>
-      <w:proofErr w:type="gramStart"/>
-      <w:r>
-        <w:rPr>
-          <w:rFonts w:asciiTheme="minorHAnsi" w:hAnsiTheme="minorHAnsi" w:cstheme="minorHAnsi"/>
-        </w:rPr>
-        <w:t>aus folgenden</w:t>
-      </w:r>
-      <w:proofErr w:type="gramEnd"/>
-      <w:r>
-        <w:rPr>
-          <w:rFonts w:asciiTheme="minorHAnsi" w:hAnsiTheme="minorHAnsi" w:cstheme="minorHAnsi"/>
-        </w:rPr>
-        <w:t xml:space="preserve"> Materialien. Zu allen Arbeitsblättern gibt es auch Musterlösungen. </w:t>
+        <w:jc w:val="both"/>
+        <w:rPr>
+          <w:rFonts w:asciiTheme="minorHAnsi" w:hAnsiTheme="minorHAnsi" w:cstheme="minorHAnsi"/>
+        </w:rPr>
+      </w:pPr>
+      <w:r>
+        <w:rPr>
+          <w:rFonts w:asciiTheme="minorHAnsi" w:hAnsiTheme="minorHAnsi" w:cstheme="minorHAnsi"/>
+        </w:rPr>
+        <w:t xml:space="preserve">Das Modul besteht aus folgenden Materialien. Zu allen Arbeitsblättern gibt es auch Musterlösungen. </w:t>
       </w:r>
     </w:p>
     <w:tbl>
@@ -14076,6 +14334,7 @@
           </w:tcPr>
           <w:p>
             <w:pPr>
+              <w:jc w:val="both"/>
               <w:cnfStyle w:val="000000100000" w:firstRow="0" w:lastRow="0" w:firstColumn="0" w:lastColumn="0" w:oddVBand="0" w:evenVBand="0" w:oddHBand="1" w:evenHBand="0" w:firstRowFirstColumn="0" w:firstRowLastColumn="0" w:lastRowFirstColumn="0" w:lastRowLastColumn="0"/>
               <w:rPr>
                 <w:rFonts w:asciiTheme="minorHAnsi" w:hAnsiTheme="minorHAnsi" w:cstheme="minorHAnsi"/>
@@ -14172,6 +14431,7 @@
           </w:tcPr>
           <w:p>
             <w:pPr>
+              <w:jc w:val="both"/>
               <w:cnfStyle w:val="000000000000" w:firstRow="0" w:lastRow="0" w:firstColumn="0" w:lastColumn="0" w:oddVBand="0" w:evenVBand="0" w:oddHBand="0" w:evenHBand="0" w:firstRowFirstColumn="0" w:firstRowLastColumn="0" w:lastRowFirstColumn="0" w:lastRowLastColumn="0"/>
               <w:rPr>
                 <w:rFonts w:asciiTheme="minorHAnsi" w:hAnsiTheme="minorHAnsi" w:cstheme="minorHAnsi"/>
@@ -14262,6 +14522,7 @@
           </w:tcPr>
           <w:p>
             <w:pPr>
+              <w:jc w:val="both"/>
               <w:cnfStyle w:val="000000100000" w:firstRow="0" w:lastRow="0" w:firstColumn="0" w:lastColumn="0" w:oddVBand="0" w:evenVBand="0" w:oddHBand="1" w:evenHBand="0" w:firstRowFirstColumn="0" w:firstRowLastColumn="0" w:lastRowFirstColumn="0" w:lastRowLastColumn="0"/>
               <w:rPr>
                 <w:rFonts w:asciiTheme="minorHAnsi" w:hAnsiTheme="minorHAnsi" w:cstheme="minorHAnsi"/>
@@ -14337,6 +14598,7 @@
           </w:tcPr>
           <w:p>
             <w:pPr>
+              <w:jc w:val="both"/>
               <w:cnfStyle w:val="000000000000" w:firstRow="0" w:lastRow="0" w:firstColumn="0" w:lastColumn="0" w:oddVBand="0" w:evenVBand="0" w:oddHBand="0" w:evenHBand="0" w:firstRowFirstColumn="0" w:firstRowLastColumn="0" w:lastRowFirstColumn="0" w:lastRowLastColumn="0"/>
               <w:rPr>
                 <w:rFonts w:asciiTheme="minorHAnsi" w:hAnsiTheme="minorHAnsi" w:cstheme="minorHAnsi"/>
@@ -14418,6 +14680,7 @@
           </w:tcPr>
           <w:p>
             <w:pPr>
+              <w:jc w:val="both"/>
               <w:cnfStyle w:val="000000100000" w:firstRow="0" w:lastRow="0" w:firstColumn="0" w:lastColumn="0" w:oddVBand="0" w:evenVBand="0" w:oddHBand="1" w:evenHBand="0" w:firstRowFirstColumn="0" w:firstRowLastColumn="0" w:lastRowFirstColumn="0" w:lastRowLastColumn="0"/>
               <w:rPr>
                 <w:rFonts w:asciiTheme="minorHAnsi" w:hAnsiTheme="minorHAnsi" w:cstheme="minorHAnsi"/>
@@ -14496,6 +14759,7 @@
           </w:tcPr>
           <w:p>
             <w:pPr>
+              <w:jc w:val="both"/>
               <w:cnfStyle w:val="000000000000" w:firstRow="0" w:lastRow="0" w:firstColumn="0" w:lastColumn="0" w:oddVBand="0" w:evenVBand="0" w:oddHBand="0" w:evenHBand="0" w:firstRowFirstColumn="0" w:firstRowLastColumn="0" w:lastRowFirstColumn="0" w:lastRowLastColumn="0"/>
               <w:rPr>
                 <w:rFonts w:asciiTheme="minorHAnsi" w:hAnsiTheme="minorHAnsi" w:cstheme="minorHAnsi"/>
@@ -14577,6 +14841,7 @@
           </w:tcPr>
           <w:p>
             <w:pPr>
+              <w:jc w:val="both"/>
               <w:cnfStyle w:val="000000100000" w:firstRow="0" w:lastRow="0" w:firstColumn="0" w:lastColumn="0" w:oddVBand="0" w:evenVBand="0" w:oddHBand="1" w:evenHBand="0" w:firstRowFirstColumn="0" w:firstRowLastColumn="0" w:lastRowFirstColumn="0" w:lastRowLastColumn="0"/>
               <w:rPr>
                 <w:rFonts w:asciiTheme="minorHAnsi" w:hAnsiTheme="minorHAnsi" w:cstheme="minorHAnsi"/>
@@ -14669,6 +14934,7 @@
           </w:tcPr>
           <w:p>
             <w:pPr>
+              <w:jc w:val="both"/>
               <w:cnfStyle w:val="000000000000" w:firstRow="0" w:lastRow="0" w:firstColumn="0" w:lastColumn="0" w:oddVBand="0" w:evenVBand="0" w:oddHBand="0" w:evenHBand="0" w:firstRowFirstColumn="0" w:firstRowLastColumn="0" w:lastRowFirstColumn="0" w:lastRowLastColumn="0"/>
               <w:rPr>
                 <w:rFonts w:asciiTheme="minorHAnsi" w:hAnsiTheme="minorHAnsi" w:cstheme="minorHAnsi"/>
@@ -14750,6 +15016,7 @@
           </w:tcPr>
           <w:p>
             <w:pPr>
+              <w:jc w:val="both"/>
               <w:cnfStyle w:val="000000100000" w:firstRow="0" w:lastRow="0" w:firstColumn="0" w:lastColumn="0" w:oddVBand="0" w:evenVBand="0" w:oddHBand="1" w:evenHBand="0" w:firstRowFirstColumn="0" w:firstRowLastColumn="0" w:lastRowFirstColumn="0" w:lastRowLastColumn="0"/>
               <w:rPr>
                 <w:rFonts w:asciiTheme="minorHAnsi" w:hAnsiTheme="minorHAnsi" w:cstheme="minorHAnsi"/>
@@ -14834,6 +15101,7 @@
           </w:tcPr>
           <w:p>
             <w:pPr>
+              <w:jc w:val="both"/>
               <w:cnfStyle w:val="000000000000" w:firstRow="0" w:lastRow="0" w:firstColumn="0" w:lastColumn="0" w:oddVBand="0" w:evenVBand="0" w:oddHBand="0" w:evenHBand="0" w:firstRowFirstColumn="0" w:firstRowLastColumn="0" w:lastRowFirstColumn="0" w:lastRowLastColumn="0"/>
               <w:rPr>
                 <w:rFonts w:asciiTheme="minorHAnsi" w:hAnsiTheme="minorHAnsi" w:cstheme="minorHAnsi"/>
@@ -14928,6 +15196,7 @@
           </w:tcPr>
           <w:p>
             <w:pPr>
+              <w:jc w:val="both"/>
               <w:cnfStyle w:val="000000100000" w:firstRow="0" w:lastRow="0" w:firstColumn="0" w:lastColumn="0" w:oddVBand="0" w:evenVBand="0" w:oddHBand="1" w:evenHBand="0" w:firstRowFirstColumn="0" w:firstRowLastColumn="0" w:lastRowFirstColumn="0" w:lastRowLastColumn="0"/>
               <w:rPr>
                 <w:rFonts w:asciiTheme="minorHAnsi" w:hAnsiTheme="minorHAnsi" w:cstheme="minorHAnsi"/>
@@ -14944,6 +15213,7 @@
           </w:p>
           <w:p>
             <w:pPr>
+              <w:jc w:val="both"/>
               <w:cnfStyle w:val="000000100000" w:firstRow="0" w:lastRow="0" w:firstColumn="0" w:lastColumn="0" w:oddVBand="0" w:evenVBand="0" w:oddHBand="1" w:evenHBand="0" w:firstRowFirstColumn="0" w:firstRowLastColumn="0" w:lastRowFirstColumn="0" w:lastRowLastColumn="0"/>
               <w:rPr>
                 <w:rFonts w:asciiTheme="minorHAnsi" w:hAnsiTheme="minorHAnsi" w:cstheme="minorHAnsi"/>
@@ -14958,40 +15228,20 @@
               </w:rPr>
               <w:t xml:space="preserve">Interview 1: </w:t>
             </w:r>
-            <w:r>
-              <w:fldChar w:fldCharType="begin"/>
-            </w:r>
-            <w:r>
-              <w:rPr>
-                <w:lang w:val="en-GB"/>
-                <w:rPrChange w:id="93" w:author="Imke Endjer" w:date="2023-02-22T11:17:00Z">
-                  <w:rPr/>
-                </w:rPrChange>
-              </w:rPr>
-              <w:instrText>HYPERLINK "https://youtu.be/EbURtR4NUj4"</w:instrText>
-            </w:r>
-            <w:r>
-              <w:fldChar w:fldCharType="separate"/>
-            </w:r>
-            <w:r>
-              <w:rPr>
-                <w:rStyle w:val="Hyperlink"/>
-                <w:rFonts w:asciiTheme="minorHAnsi" w:hAnsiTheme="minorHAnsi" w:cstheme="minorHAnsi"/>
-                <w:lang w:val="en-GB"/>
-              </w:rPr>
-              <w:t>https://youtu.be/EbURtR4NUj4</w:t>
-            </w:r>
-            <w:r>
-              <w:rPr>
-                <w:rStyle w:val="Hyperlink"/>
-                <w:rFonts w:asciiTheme="minorHAnsi" w:hAnsiTheme="minorHAnsi" w:cstheme="minorHAnsi"/>
-                <w:lang w:val="en-GB"/>
-              </w:rPr>
-              <w:fldChar w:fldCharType="end"/>
-            </w:r>
+            <w:hyperlink r:id="rId65" w:history="1">
+              <w:r>
+                <w:rPr>
+                  <w:rStyle w:val="Hyperlink"/>
+                  <w:rFonts w:asciiTheme="minorHAnsi" w:hAnsiTheme="minorHAnsi" w:cstheme="minorHAnsi"/>
+                  <w:lang w:val="en-GB"/>
+                </w:rPr>
+                <w:t>https://youtu.be/EbURtR4NUj4</w:t>
+              </w:r>
+            </w:hyperlink>
           </w:p>
           <w:p>
             <w:pPr>
+              <w:jc w:val="both"/>
               <w:cnfStyle w:val="000000100000" w:firstRow="0" w:lastRow="0" w:firstColumn="0" w:lastColumn="0" w:oddVBand="0" w:evenVBand="0" w:oddHBand="1" w:evenHBand="0" w:firstRowFirstColumn="0" w:firstRowLastColumn="0" w:lastRowFirstColumn="0" w:lastRowLastColumn="0"/>
               <w:rPr>
                 <w:rFonts w:asciiTheme="minorHAnsi" w:hAnsiTheme="minorHAnsi" w:cstheme="minorHAnsi"/>
@@ -15006,37 +15256,16 @@
               </w:rPr>
               <w:t xml:space="preserve">Interview 2: </w:t>
             </w:r>
-            <w:r>
-              <w:fldChar w:fldCharType="begin"/>
-            </w:r>
-            <w:r>
-              <w:rPr>
-                <w:lang w:val="en-GB"/>
-                <w:rPrChange w:id="94" w:author="Imke Endjer" w:date="2023-02-22T11:17:00Z">
-                  <w:rPr/>
-                </w:rPrChange>
-              </w:rPr>
-              <w:instrText>HYPERLINK "https://youtu.be/_sZnDZf7LgM"</w:instrText>
-            </w:r>
-            <w:r>
-              <w:fldChar w:fldCharType="separate"/>
-            </w:r>
-            <w:r>
-              <w:rPr>
-                <w:rStyle w:val="Hyperlink"/>
-                <w:rFonts w:asciiTheme="minorHAnsi" w:hAnsiTheme="minorHAnsi" w:cstheme="minorHAnsi"/>
-                <w:lang w:val="en-GB"/>
-              </w:rPr>
-              <w:t>https://youtu.be/_sZnDZf7LgM</w:t>
-            </w:r>
-            <w:r>
-              <w:rPr>
-                <w:rStyle w:val="Hyperlink"/>
-                <w:rFonts w:asciiTheme="minorHAnsi" w:hAnsiTheme="minorHAnsi" w:cstheme="minorHAnsi"/>
-                <w:lang w:val="en-GB"/>
-              </w:rPr>
-              <w:fldChar w:fldCharType="end"/>
-            </w:r>
+            <w:hyperlink r:id="rId66" w:history="1">
+              <w:r>
+                <w:rPr>
+                  <w:rStyle w:val="Hyperlink"/>
+                  <w:rFonts w:asciiTheme="minorHAnsi" w:hAnsiTheme="minorHAnsi" w:cstheme="minorHAnsi"/>
+                  <w:lang w:val="en-GB"/>
+                </w:rPr>
+                <w:t>https://youtu.be/_sZnDZf7LgM</w:t>
+              </w:r>
+            </w:hyperlink>
           </w:p>
         </w:tc>
       </w:tr>
@@ -15221,33 +15450,8 @@
                 <w:rFonts w:asciiTheme="minorHAnsi" w:hAnsiTheme="minorHAnsi" w:cstheme="minorHAnsi"/>
                 <w:color w:val="auto"/>
               </w:rPr>
-              <w:t xml:space="preserve">Datensatz </w:t>
-            </w:r>
-            <w:proofErr w:type="spellStart"/>
-            <w:r>
-              <w:rPr>
-                <w:rFonts w:asciiTheme="minorHAnsi" w:hAnsiTheme="minorHAnsi" w:cstheme="minorHAnsi"/>
-                <w:color w:val="auto"/>
-              </w:rPr>
-              <w:t>student</w:t>
-            </w:r>
-            <w:proofErr w:type="spellEnd"/>
-            <w:r>
-              <w:rPr>
-                <w:rFonts w:asciiTheme="minorHAnsi" w:hAnsiTheme="minorHAnsi" w:cstheme="minorHAnsi"/>
-                <w:color w:val="auto"/>
-              </w:rPr>
-              <w:t xml:space="preserve"> </w:t>
-            </w:r>
-            <w:proofErr w:type="spellStart"/>
-            <w:r>
-              <w:rPr>
-                <w:rFonts w:asciiTheme="minorHAnsi" w:hAnsiTheme="minorHAnsi" w:cstheme="minorHAnsi"/>
-                <w:color w:val="auto"/>
-              </w:rPr>
-              <w:t>data</w:t>
-            </w:r>
-            <w:proofErr w:type="spellEnd"/>
+              <w:t>Datensatz student data</w:t>
+            </w:r>
           </w:p>
         </w:tc>
         <w:tc>
@@ -15256,6 +15460,7 @@
           </w:tcPr>
           <w:p>
             <w:pPr>
+              <w:jc w:val="both"/>
               <w:cnfStyle w:val="000000100000" w:firstRow="0" w:lastRow="0" w:firstColumn="0" w:lastColumn="0" w:oddVBand="0" w:evenVBand="0" w:oddHBand="1" w:evenHBand="0" w:firstRowFirstColumn="0" w:firstRowLastColumn="0" w:lastRowFirstColumn="0" w:lastRowLastColumn="0"/>
               <w:rPr>
                 <w:rFonts w:asciiTheme="minorHAnsi" w:hAnsiTheme="minorHAnsi" w:cstheme="minorHAnsi"/>
@@ -15339,6 +15544,7 @@
           </w:tcPr>
           <w:p>
             <w:pPr>
+              <w:jc w:val="both"/>
               <w:cnfStyle w:val="000000000000" w:firstRow="0" w:lastRow="0" w:firstColumn="0" w:lastColumn="0" w:oddVBand="0" w:evenVBand="0" w:oddHBand="0" w:evenHBand="0" w:firstRowFirstColumn="0" w:firstRowLastColumn="0" w:lastRowFirstColumn="0" w:lastRowLastColumn="0"/>
               <w:rPr>
                 <w:rFonts w:asciiTheme="minorHAnsi" w:hAnsiTheme="minorHAnsi" w:cstheme="minorHAnsi"/>
@@ -15379,8 +15585,8 @@
           <w:rFonts w:asciiTheme="minorHAnsi" w:hAnsiTheme="minorHAnsi" w:cstheme="minorHAnsi"/>
         </w:rPr>
       </w:pPr>
-      <w:bookmarkStart w:id="95" w:name="_2jxsxqh"/>
-      <w:bookmarkEnd w:id="95"/>
+      <w:bookmarkStart w:id="80" w:name="_2jxsxqh"/>
+      <w:bookmarkEnd w:id="80"/>
       <w:r>
         <w:rPr>
           <w:rFonts w:asciiTheme="minorHAnsi" w:eastAsia="arimo" w:hAnsiTheme="minorHAnsi" w:cstheme="minorHAnsi"/>
@@ -15417,7 +15623,19 @@
         <w:rPr>
           <w:rFonts w:asciiTheme="minorHAnsi" w:hAnsiTheme="minorHAnsi" w:cstheme="minorHAnsi"/>
         </w:rPr>
-        <w:t>Material für Lehrkräfte sowie Unternehmensvertreterinnen und Unternehmensvertreter</w:t>
+        <w:t>Material für Lehrkräfte sowie Unternehmensvertreter</w:t>
+      </w:r>
+      <w:r>
+        <w:rPr>
+          <w:rFonts w:asciiTheme="minorHAnsi" w:hAnsiTheme="minorHAnsi" w:cstheme="minorHAnsi"/>
+        </w:rPr>
+        <w:t>*</w:t>
+      </w:r>
+      <w:r>
+        <w:rPr>
+          <w:rFonts w:asciiTheme="minorHAnsi" w:hAnsiTheme="minorHAnsi" w:cstheme="minorHAnsi"/>
+        </w:rPr>
+        <w:t>innen</w:t>
       </w:r>
     </w:p>
     <w:p>
@@ -15455,9 +15673,9 @@
           <w:bCs/>
         </w:rPr>
       </w:pPr>
-      <w:bookmarkStart w:id="96" w:name="_Toc83890433"/>
-      <w:bookmarkStart w:id="97" w:name="_Toc83890675"/>
-      <w:bookmarkStart w:id="98" w:name="_Toc90635452"/>
+      <w:bookmarkStart w:id="81" w:name="_Toc83890433"/>
+      <w:bookmarkStart w:id="82" w:name="_Toc83890675"/>
+      <w:bookmarkStart w:id="83" w:name="_Toc139273707"/>
       <w:r>
         <w:rPr>
           <w:rFonts w:asciiTheme="minorHAnsi" w:hAnsiTheme="minorHAnsi" w:cstheme="minorHAnsi"/>
@@ -15465,9 +15683,9 @@
         </w:rPr>
         <w:t>Glossar</w:t>
       </w:r>
-      <w:bookmarkEnd w:id="96"/>
-      <w:bookmarkEnd w:id="97"/>
-      <w:bookmarkEnd w:id="98"/>
+      <w:bookmarkEnd w:id="81"/>
+      <w:bookmarkEnd w:id="82"/>
+      <w:bookmarkEnd w:id="83"/>
     </w:p>
     <w:tbl>
       <w:tblPr>
@@ -15567,6 +15785,7 @@
           </w:tcPr>
           <w:p>
             <w:pPr>
+              <w:jc w:val="both"/>
               <w:cnfStyle w:val="000000100000" w:firstRow="0" w:lastRow="0" w:firstColumn="0" w:lastColumn="0" w:oddVBand="0" w:evenVBand="0" w:oddHBand="1" w:evenHBand="0" w:firstRowFirstColumn="0" w:firstRowLastColumn="0" w:lastRowFirstColumn="0" w:lastRowLastColumn="0"/>
               <w:rPr>
                 <w:rFonts w:asciiTheme="minorHAnsi" w:hAnsiTheme="minorHAnsi" w:cstheme="minorHAnsi"/>
@@ -15626,6 +15845,7 @@
           </w:tcPr>
           <w:p>
             <w:pPr>
+              <w:jc w:val="both"/>
               <w:cnfStyle w:val="000000000000" w:firstRow="0" w:lastRow="0" w:firstColumn="0" w:lastColumn="0" w:oddVBand="0" w:evenVBand="0" w:oddHBand="0" w:evenHBand="0" w:firstRowFirstColumn="0" w:firstRowLastColumn="0" w:lastRowFirstColumn="0" w:lastRowLastColumn="0"/>
               <w:rPr>
                 <w:rFonts w:asciiTheme="minorHAnsi" w:hAnsiTheme="minorHAnsi" w:cstheme="minorHAnsi"/>
@@ -15673,6 +15893,7 @@
           </w:tcPr>
           <w:p>
             <w:pPr>
+              <w:jc w:val="both"/>
               <w:cnfStyle w:val="000000100000" w:firstRow="0" w:lastRow="0" w:firstColumn="0" w:lastColumn="0" w:oddVBand="0" w:evenVBand="0" w:oddHBand="1" w:evenHBand="0" w:firstRowFirstColumn="0" w:firstRowLastColumn="0" w:lastRowFirstColumn="0" w:lastRowLastColumn="0"/>
               <w:rPr>
                 <w:rFonts w:asciiTheme="minorHAnsi" w:hAnsiTheme="minorHAnsi" w:cstheme="minorHAnsi"/>
@@ -15717,6 +15938,7 @@
           </w:tcPr>
           <w:p>
             <w:pPr>
+              <w:jc w:val="both"/>
               <w:cnfStyle w:val="000000000000" w:firstRow="0" w:lastRow="0" w:firstColumn="0" w:lastColumn="0" w:oddVBand="0" w:evenVBand="0" w:oddHBand="0" w:evenHBand="0" w:firstRowFirstColumn="0" w:firstRowLastColumn="0" w:lastRowFirstColumn="0" w:lastRowLastColumn="0"/>
               <w:rPr>
                 <w:rFonts w:asciiTheme="minorHAnsi" w:hAnsiTheme="minorHAnsi" w:cstheme="minorHAnsi"/>
@@ -15764,6 +15986,7 @@
           </w:tcPr>
           <w:p>
             <w:pPr>
+              <w:jc w:val="both"/>
               <w:cnfStyle w:val="000000100000" w:firstRow="0" w:lastRow="0" w:firstColumn="0" w:lastColumn="0" w:oddVBand="0" w:evenVBand="0" w:oddHBand="1" w:evenHBand="0" w:firstRowFirstColumn="0" w:firstRowLastColumn="0" w:lastRowFirstColumn="0" w:lastRowLastColumn="0"/>
               <w:rPr>
                 <w:rFonts w:asciiTheme="minorHAnsi" w:hAnsiTheme="minorHAnsi" w:cstheme="minorHAnsi"/>
@@ -15808,6 +16031,7 @@
           </w:tcPr>
           <w:p>
             <w:pPr>
+              <w:jc w:val="both"/>
               <w:cnfStyle w:val="000000000000" w:firstRow="0" w:lastRow="0" w:firstColumn="0" w:lastColumn="0" w:oddVBand="0" w:evenVBand="0" w:oddHBand="0" w:evenHBand="0" w:firstRowFirstColumn="0" w:firstRowLastColumn="0" w:lastRowFirstColumn="0" w:lastRowLastColumn="0"/>
               <w:rPr>
                 <w:rFonts w:asciiTheme="minorHAnsi" w:hAnsiTheme="minorHAnsi" w:cstheme="minorHAnsi"/>
@@ -15831,12 +16055,11 @@
           <w:lang w:eastAsia="zh-CN"/>
         </w:rPr>
       </w:pPr>
-      <w:bookmarkStart w:id="99" w:name="_Toc24112811"/>
-      <w:bookmarkStart w:id="100" w:name="_Toc88152159"/>
-      <w:bookmarkStart w:id="101" w:name="_Toc90281164"/>
-      <w:bookmarkStart w:id="102" w:name="_Toc90283705"/>
-      <w:bookmarkStart w:id="103" w:name="_Toc90297969"/>
-      <w:bookmarkStart w:id="104" w:name="_Toc90635453"/>
+      <w:bookmarkStart w:id="84" w:name="_Toc24112811"/>
+      <w:bookmarkStart w:id="85" w:name="_Toc88152159"/>
+      <w:bookmarkStart w:id="86" w:name="_Toc90281164"/>
+      <w:bookmarkStart w:id="87" w:name="_Toc90283705"/>
+      <w:bookmarkStart w:id="88" w:name="_Toc90297969"/>
     </w:p>
     <w:p>
       <w:pPr>
@@ -15871,6 +16094,7 @@
           <w:lang w:eastAsia="zh-CN"/>
         </w:rPr>
       </w:pPr>
+      <w:bookmarkStart w:id="89" w:name="_Toc139273708"/>
       <w:r>
         <w:rPr>
           <w:rFonts w:asciiTheme="minorHAnsi" w:eastAsia="helvetica neue" w:hAnsiTheme="minorHAnsi" w:cstheme="minorHAnsi"/>
@@ -15883,7 +16107,7 @@
         <w:lastRenderedPageBreak/>
         <w:t>F</w:t>
       </w:r>
-      <w:bookmarkEnd w:id="99"/>
+      <w:bookmarkEnd w:id="84"/>
       <w:r>
         <w:rPr>
           <w:rFonts w:asciiTheme="minorHAnsi" w:eastAsia="helvetica neue" w:hAnsiTheme="minorHAnsi" w:cstheme="minorHAnsi"/>
@@ -15895,15 +16119,16 @@
         </w:rPr>
         <w:t>ragen, Feedback, Anregungen</w:t>
       </w:r>
-      <w:bookmarkEnd w:id="100"/>
-      <w:bookmarkEnd w:id="101"/>
-      <w:bookmarkEnd w:id="102"/>
-      <w:bookmarkEnd w:id="103"/>
-      <w:bookmarkEnd w:id="104"/>
+      <w:bookmarkEnd w:id="85"/>
+      <w:bookmarkEnd w:id="86"/>
+      <w:bookmarkEnd w:id="87"/>
+      <w:bookmarkEnd w:id="88"/>
+      <w:bookmarkEnd w:id="89"/>
     </w:p>
     <w:p>
       <w:pPr>
         <w:spacing w:before="240"/>
+        <w:jc w:val="both"/>
         <w:rPr>
           <w:rFonts w:asciiTheme="minorHAnsi" w:eastAsia="helvetica neue" w:hAnsiTheme="minorHAnsi" w:cstheme="minorHAnsi"/>
           <w:bCs w:val="0"/>
@@ -15918,9 +16143,8 @@
           <w:szCs w:val="21"/>
           <w:lang w:eastAsia="zh-CN"/>
         </w:rPr>
-        <w:t>Sie haben das Modul ausprobiert und nun Fragen, Anregungen oder Feedback für uns? Darüber freuen wir uns, denn mit Ihren Erfahrungen können wir Schritt für Schritt einen FAQ (</w:t>
-      </w:r>
-      <w:proofErr w:type="spellStart"/>
+        <w:t xml:space="preserve">Sie haben das Modul ausprobiert und nun Fragen, Anregungen oder Feedback für uns? Darüber freuen wir uns, denn mit Ihren Erfahrungen können wir Schritt für Schritt einen FAQ (Frequently Asked Questions) für die neuen KI-Module aufbauen oder die Module </w:t>
+      </w:r>
       <w:r>
         <w:rPr>
           <w:rFonts w:asciiTheme="minorHAnsi" w:eastAsia="helvetica neue" w:hAnsiTheme="minorHAnsi" w:cstheme="minorHAnsi"/>
@@ -15928,9 +16152,8 @@
           <w:szCs w:val="21"/>
           <w:lang w:eastAsia="zh-CN"/>
         </w:rPr>
-        <w:t>Frequently</w:t>
-      </w:r>
-      <w:proofErr w:type="spellEnd"/>
+        <w:t>weiterentwickeln</w:t>
+      </w:r>
       <w:r>
         <w:rPr>
           <w:rFonts w:asciiTheme="minorHAnsi" w:eastAsia="helvetica neue" w:hAnsiTheme="minorHAnsi" w:cstheme="minorHAnsi"/>
@@ -15938,237 +16161,45 @@
           <w:szCs w:val="21"/>
           <w:lang w:eastAsia="zh-CN"/>
         </w:rPr>
-        <w:t xml:space="preserve"> </w:t>
-      </w:r>
-      <w:proofErr w:type="spellStart"/>
-      <w:r>
-        <w:rPr>
-          <w:rFonts w:asciiTheme="minorHAnsi" w:eastAsia="helvetica neue" w:hAnsiTheme="minorHAnsi" w:cstheme="minorHAnsi"/>
-          <w:bCs w:val="0"/>
-          <w:szCs w:val="21"/>
-          <w:lang w:eastAsia="zh-CN"/>
-        </w:rPr>
-        <w:t>Asked</w:t>
-      </w:r>
-      <w:proofErr w:type="spellEnd"/>
-      <w:r>
-        <w:rPr>
-          <w:rFonts w:asciiTheme="minorHAnsi" w:eastAsia="helvetica neue" w:hAnsiTheme="minorHAnsi" w:cstheme="minorHAnsi"/>
-          <w:bCs w:val="0"/>
-          <w:szCs w:val="21"/>
-          <w:lang w:eastAsia="zh-CN"/>
-        </w:rPr>
-        <w:t xml:space="preserve"> Questions) für die neuen KI-Module aufbauen oder die Module </w:t>
-      </w:r>
-      <w:proofErr w:type="gramStart"/>
-      <w:r>
-        <w:rPr>
-          <w:rFonts w:asciiTheme="minorHAnsi" w:eastAsia="helvetica neue" w:hAnsiTheme="minorHAnsi" w:cstheme="minorHAnsi"/>
-          <w:bCs w:val="0"/>
-          <w:szCs w:val="21"/>
-          <w:lang w:eastAsia="zh-CN"/>
-        </w:rPr>
-        <w:t>weiter entwickeln</w:t>
-      </w:r>
-      <w:proofErr w:type="gramEnd"/>
-      <w:r>
-        <w:rPr>
-          <w:rFonts w:asciiTheme="minorHAnsi" w:eastAsia="helvetica neue" w:hAnsiTheme="minorHAnsi" w:cstheme="minorHAnsi"/>
-          <w:bCs w:val="0"/>
-          <w:szCs w:val="21"/>
-          <w:lang w:eastAsia="zh-CN"/>
-        </w:rPr>
         <w:t xml:space="preserve">. </w:t>
       </w:r>
     </w:p>
     <w:p>
       <w:pPr>
         <w:spacing w:before="240"/>
-        <w:rPr>
-          <w:rFonts w:asciiTheme="minorHAnsi" w:eastAsia="helvetica neue" w:hAnsiTheme="minorHAnsi" w:cstheme="minorHAnsi"/>
-          <w:bCs w:val="0"/>
-          <w:szCs w:val="21"/>
-          <w:lang w:eastAsia="zh-CN"/>
-        </w:rPr>
-      </w:pPr>
-      <w:r>
-        <w:rPr>
-          <w:rFonts w:asciiTheme="minorHAnsi" w:eastAsia="helvetica neue" w:hAnsiTheme="minorHAnsi" w:cstheme="minorHAnsi"/>
-          <w:bCs w:val="0"/>
-          <w:szCs w:val="21"/>
-          <w:lang w:eastAsia="zh-CN"/>
-        </w:rPr>
-        <w:t xml:space="preserve">Bitte füllen Sie folgende Umfrage über </w:t>
-      </w:r>
-      <w:proofErr w:type="spellStart"/>
-      <w:r>
-        <w:rPr>
-          <w:rFonts w:asciiTheme="minorHAnsi" w:eastAsia="helvetica neue" w:hAnsiTheme="minorHAnsi" w:cstheme="minorHAnsi"/>
-          <w:bCs w:val="0"/>
-          <w:szCs w:val="21"/>
-          <w:lang w:eastAsia="zh-CN"/>
-        </w:rPr>
-        <w:t>Surveymonkey</w:t>
-      </w:r>
-      <w:proofErr w:type="spellEnd"/>
-      <w:r>
-        <w:rPr>
-          <w:rFonts w:asciiTheme="minorHAnsi" w:eastAsia="helvetica neue" w:hAnsiTheme="minorHAnsi" w:cstheme="minorHAnsi"/>
-          <w:bCs w:val="0"/>
-          <w:szCs w:val="21"/>
-          <w:lang w:eastAsia="zh-CN"/>
-        </w:rPr>
-        <w:t xml:space="preserve"> aus: </w:t>
-      </w:r>
-      <w:hyperlink r:id="rId65" w:history="1">
-        <w:r>
-          <w:rPr>
-            <w:rStyle w:val="Hyperlink"/>
-            <w:rFonts w:asciiTheme="minorHAnsi" w:hAnsiTheme="minorHAnsi" w:cstheme="minorHAnsi"/>
-          </w:rPr>
-          <w:t>https://bit.ly/3DQnqi8</w:t>
-        </w:r>
-      </w:hyperlink>
-      <w:r>
-        <w:rPr>
-          <w:rFonts w:asciiTheme="minorHAnsi" w:hAnsiTheme="minorHAnsi" w:cstheme="minorHAnsi"/>
-        </w:rPr>
-        <w:t xml:space="preserve"> </w:t>
-      </w:r>
-      <w:r>
-        <w:rPr>
-          <w:rFonts w:asciiTheme="minorHAnsi" w:eastAsia="helvetica neue" w:hAnsiTheme="minorHAnsi" w:cstheme="minorHAnsi"/>
-          <w:bCs w:val="0"/>
-          <w:szCs w:val="21"/>
-          <w:lang w:eastAsia="zh-CN"/>
-        </w:rPr>
-        <w:t xml:space="preserve">über den folgenden QR-Code kommen Sie ebenfalls zur </w:t>
-      </w:r>
-      <w:proofErr w:type="spellStart"/>
-      <w:r>
-        <w:rPr>
-          <w:rFonts w:asciiTheme="minorHAnsi" w:eastAsia="helvetica neue" w:hAnsiTheme="minorHAnsi" w:cstheme="minorHAnsi"/>
-          <w:bCs w:val="0"/>
-          <w:szCs w:val="21"/>
-          <w:lang w:eastAsia="zh-CN"/>
-        </w:rPr>
-        <w:t>Surveymonkey</w:t>
-      </w:r>
-      <w:proofErr w:type="spellEnd"/>
-      <w:r>
-        <w:rPr>
-          <w:rFonts w:asciiTheme="minorHAnsi" w:eastAsia="helvetica neue" w:hAnsiTheme="minorHAnsi" w:cstheme="minorHAnsi"/>
-          <w:bCs w:val="0"/>
-          <w:szCs w:val="21"/>
-          <w:lang w:eastAsia="zh-CN"/>
-        </w:rPr>
-        <w:t>-Umfrage:</w:t>
-      </w:r>
-    </w:p>
-    <w:p>
-      <w:pPr>
-        <w:spacing w:before="240"/>
-        <w:jc w:val="center"/>
-        <w:rPr>
-          <w:rFonts w:asciiTheme="minorHAnsi" w:eastAsia="helvetica neue" w:hAnsiTheme="minorHAnsi" w:cstheme="minorHAnsi"/>
-          <w:bCs w:val="0"/>
-          <w:szCs w:val="21"/>
-          <w:lang w:val="en-US" w:eastAsia="zh-CN"/>
-        </w:rPr>
-      </w:pPr>
-      <w:r>
-        <w:rPr>
-          <w:rFonts w:asciiTheme="minorHAnsi" w:eastAsia="helvetica neue" w:hAnsiTheme="minorHAnsi" w:cstheme="minorHAnsi"/>
-          <w:bCs w:val="0"/>
-          <w:noProof/>
-          <w:szCs w:val="21"/>
-          <w:lang w:val="en-US" w:eastAsia="zh-CN"/>
-        </w:rPr>
-        <w:drawing>
-          <wp:inline distT="0" distB="0" distL="0" distR="0" wp14:anchorId="3D14344F" wp14:editId="4BE76A0C">
-            <wp:extent cx="1981200" cy="1981200"/>
-            <wp:effectExtent l="0" t="0" r="0" b="0"/>
-            <wp:docPr id="3" name="Grafik 3"/>
-            <wp:cNvGraphicFramePr>
-              <a:graphicFrameLocks xmlns:a="http://schemas.openxmlformats.org/drawingml/2006/main" noChangeAspect="1"/>
-            </wp:cNvGraphicFramePr>
-            <a:graphic xmlns:a="http://schemas.openxmlformats.org/drawingml/2006/main">
-              <a:graphicData uri="http://schemas.openxmlformats.org/drawingml/2006/picture">
-                <pic:pic xmlns:pic="http://schemas.openxmlformats.org/drawingml/2006/picture">
-                  <pic:nvPicPr>
-                    <pic:cNvPr id="3" name="Grafik 3"/>
-                    <pic:cNvPicPr/>
-                  </pic:nvPicPr>
-                  <pic:blipFill>
-                    <a:blip r:embed="rId66">
-                      <a:extLst>
-                        <a:ext uri="{28A0092B-C50C-407E-A947-70E740481C1C}">
-                          <a14:useLocalDpi xmlns:a14="http://schemas.microsoft.com/office/drawing/2010/main" val="0"/>
-                        </a:ext>
-                      </a:extLst>
-                    </a:blip>
-                    <a:stretch>
-                      <a:fillRect/>
-                    </a:stretch>
-                  </pic:blipFill>
-                  <pic:spPr>
-                    <a:xfrm>
-                      <a:off x="0" y="0"/>
-                      <a:ext cx="1981200" cy="1981200"/>
-                    </a:xfrm>
-                    <a:prstGeom prst="rect">
-                      <a:avLst/>
-                    </a:prstGeom>
-                  </pic:spPr>
-                </pic:pic>
-              </a:graphicData>
-            </a:graphic>
-          </wp:inline>
-        </w:drawing>
-      </w:r>
-    </w:p>
-    <w:p>
-      <w:pPr>
-        <w:tabs>
-          <w:tab w:val="left" w:pos="5029"/>
-        </w:tabs>
-        <w:rPr>
-          <w:rFonts w:asciiTheme="minorHAnsi" w:eastAsia="Times New Roman" w:hAnsiTheme="minorHAnsi" w:cstheme="minorHAnsi"/>
-          <w:color w:val="000000"/>
-          <w:sz w:val="24"/>
-          <w:szCs w:val="24"/>
-        </w:rPr>
-      </w:pPr>
-      <w:r>
-        <w:rPr>
-          <w:rFonts w:asciiTheme="minorHAnsi" w:eastAsia="helvetica neue" w:hAnsiTheme="minorHAnsi" w:cstheme="minorHAnsi"/>
-          <w:bCs w:val="0"/>
-          <w:szCs w:val="21"/>
-          <w:lang w:eastAsia="zh-CN"/>
-        </w:rPr>
-        <w:t xml:space="preserve">Sie können sich auch gerne unter </w:t>
-      </w:r>
-      <w:hyperlink r:id="rId67" w:history="1">
-        <w:r>
-          <w:rPr>
-            <w:rFonts w:asciiTheme="minorHAnsi" w:eastAsia="helvetica neue" w:hAnsiTheme="minorHAnsi" w:cstheme="minorHAnsi"/>
-            <w:bCs w:val="0"/>
-            <w:color w:val="0000FF"/>
-            <w:szCs w:val="21"/>
-            <w:u w:val="single"/>
-            <w:lang w:eastAsia="zh-CN"/>
-          </w:rPr>
-          <w:t>bildung@wissensfabrik.de</w:t>
-        </w:r>
-      </w:hyperlink>
-      <w:r>
-        <w:rPr>
-          <w:rFonts w:asciiTheme="minorHAnsi" w:eastAsia="helvetica neue" w:hAnsiTheme="minorHAnsi" w:cstheme="minorHAnsi"/>
-          <w:bCs w:val="0"/>
-          <w:szCs w:val="21"/>
-          <w:lang w:eastAsia="zh-CN"/>
-        </w:rPr>
-        <w:t xml:space="preserve"> melden.</w:t>
+        <w:jc w:val="both"/>
+      </w:pPr>
+      <w:r>
+        <w:t>Kontaktieren Sie uns</w:t>
+      </w:r>
+      <w:r>
+        <w:t xml:space="preserve"> gerne unter </w:t>
+      </w:r>
+      <w:bookmarkStart w:id="90" w:name="_Hlk138421620"/>
+      <w:r>
+        <w:fldChar w:fldCharType="begin"/>
+      </w:r>
+      <w:r>
+        <w:instrText>HYPERLINK "mailto:bildung@wissensfabrik.de"</w:instrText>
+      </w:r>
+      <w:r>
+        <w:fldChar w:fldCharType="separate"/>
+      </w:r>
+      <w:r>
+        <w:rPr>
+          <w:rStyle w:val="Hyperlink"/>
+        </w:rPr>
+        <w:t>bildung@wissensfabrik.de</w:t>
+      </w:r>
+      <w:r>
+        <w:rPr>
+          <w:rStyle w:val="Hyperlink"/>
+        </w:rPr>
+        <w:fldChar w:fldCharType="end"/>
+      </w:r>
+      <w:bookmarkEnd w:id="90"/>
+      <w:r>
+        <w:t>.</w:t>
       </w:r>
     </w:p>
     <w:p>
@@ -16191,8 +16222,8 @@
       </w:pPr>
     </w:p>
     <w:sectPr>
-      <w:headerReference w:type="default" r:id="rId68"/>
-      <w:footerReference w:type="default" r:id="rId69"/>
+      <w:headerReference w:type="default" r:id="rId67"/>
+      <w:footerReference w:type="default" r:id="rId68"/>
       <w:pgSz w:w="11906" w:h="16838"/>
       <w:pgMar w:top="1134" w:right="1531" w:bottom="709" w:left="1531" w:header="709" w:footer="0" w:gutter="0"/>
       <w:cols w:space="708"/>
@@ -16204,7 +16235,7 @@
 
 <file path=word/comments.xml><?xml version="1.0" encoding="utf-8"?>
 <w:comments xmlns:wpc="http://schemas.microsoft.com/office/word/2010/wordprocessingCanvas" xmlns:cx="http://schemas.microsoft.com/office/drawing/2014/chartex" xmlns:cx1="http://schemas.microsoft.com/office/drawing/2015/9/8/chartex" xmlns:cx2="http://schemas.microsoft.com/office/drawing/2015/10/21/chartex" xmlns:cx3="http://schemas.microsoft.com/office/drawing/2016/5/9/chartex" xmlns:cx4="http://schemas.microsoft.com/office/drawing/2016/5/10/chartex" xmlns:cx5="http://schemas.microsoft.com/office/drawing/2016/5/11/chartex" xmlns:cx6="http://schemas.microsoft.com/office/drawing/2016/5/12/chartex" xmlns:cx7="http://schemas.microsoft.com/office/drawing/2016/5/13/chartex" xmlns:cx8="http://schemas.microsoft.com/office/drawing/2016/5/14/chartex" xmlns:mc="http://schemas.openxmlformats.org/markup-compatibility/2006" xmlns:aink="http://schemas.microsoft.com/office/drawing/2016/ink" xmlns:am3d="http://schemas.microsoft.com/office/drawing/2017/model3d" xmlns:o="urn:schemas-microsoft-com:office:office" xmlns:oel="http://schemas.microsoft.com/office/2019/extlst" xmlns:r="http://schemas.openxmlformats.org/officeDocument/2006/relationships" xmlns:m="http://schemas.openxmlformats.org/officeDocument/2006/math" xmlns:v="urn:schemas-microsoft-com:vml" xmlns:wp14="http://schemas.microsoft.com/office/word/2010/wordprocessingDrawing" xmlns:wp="http://schemas.openxmlformats.org/drawingml/2006/wordprocessingDrawing" xmlns:w10="urn:schemas-microsoft-com:office:word" xmlns:w="http://schemas.openxmlformats.org/wordprocessingml/2006/main" xmlns:w14="http://schemas.microsoft.com/office/word/2010/wordml" xmlns:w15="http://schemas.microsoft.com/office/word/2012/wordml" xmlns:w16cex="http://schemas.microsoft.com/office/word/2018/wordml/cex" xmlns:w16cid="http://schemas.microsoft.com/office/word/2016/wordml/cid" xmlns:w16="http://schemas.microsoft.com/office/word/2018/wordml" xmlns:w16sdtdh="http://schemas.microsoft.com/office/word/2020/wordml/sdtdatahash" xmlns:w16se="http://schemas.microsoft.com/office/word/2015/wordml/symex" xmlns:wpg="http://schemas.microsoft.com/office/word/2010/wordprocessingGroup" xmlns:wpi="http://schemas.microsoft.com/office/word/2010/wordprocessingInk" xmlns:wne="http://schemas.microsoft.com/office/word/2006/wordml" xmlns:wps="http://schemas.microsoft.com/office/word/2010/wordprocessingShape" mc:Ignorable="w14 w15 w16se w16cid w16 w16cex w16sdtdh wp14">
-  <w:comment w:id="27" w:author="Imke Endjer" w:date="2023-02-22T11:21:00Z" w:initials="IE">
+  <w:comment w:id="10" w:author="Imke Endjer" w:date="2023-02-22T11:21:00Z" w:initials="IE">
     <w:p>
       <w:pPr>
         <w:pStyle w:val="Kommentartext"/>
@@ -16217,6 +16248,112 @@
       </w:r>
       <w:r>
         <w:t>Sollte hier nicht die Ziele aus dem One-Pager definiert werden?</w:t>
+      </w:r>
+    </w:p>
+  </w:comment>
+  <w:comment w:id="37" w:author="Müller, Maximilian | Wissensfabrik" w:date="2023-07-03T10:00:00Z" w:initials="MM">
+    <w:p>
+      <w:pPr>
+        <w:pStyle w:val="Kommentartext"/>
+      </w:pPr>
+      <w:r>
+        <w:rPr>
+          <w:rStyle w:val="Kommentarzeichen"/>
+        </w:rPr>
+        <w:annotationRef/>
+      </w:r>
+      <w:r>
+        <w:t xml:space="preserve">Eventuell Hinweis einfügen, dass Tabelle" </w:t>
+      </w:r>
+      <w:r>
+        <w:rPr>
+          <w:i/>
+          <w:iCs/>
+        </w:rPr>
+        <w:t>Beispiel Kodierung der Äffchen"</w:t>
+      </w:r>
+      <w:r>
+        <w:t xml:space="preserve"> auf der nächsten Seite zu finden ist?</w:t>
+      </w:r>
+    </w:p>
+  </w:comment>
+  <w:comment w:id="54" w:author="Müller, Maximilian | Wissensfabrik" w:date="2023-07-03T10:21:00Z" w:initials="MM">
+    <w:p>
+      <w:pPr>
+        <w:pStyle w:val="Kommentartext"/>
+      </w:pPr>
+      <w:r>
+        <w:rPr>
+          <w:rStyle w:val="Kommentarzeichen"/>
+        </w:rPr>
+        <w:annotationRef/>
+      </w:r>
+      <w:r>
+        <w:t>Hat die Überschrift die richtige "Größe/Formatierung"?</w:t>
+      </w:r>
+    </w:p>
+  </w:comment>
+  <w:comment w:id="59" w:author="Müller, Maximilian | Wissensfabrik" w:date="2023-07-03T10:20:00Z" w:initials="MM">
+    <w:p>
+      <w:pPr>
+        <w:pStyle w:val="Kommentartext"/>
+      </w:pPr>
+      <w:r>
+        <w:rPr>
+          <w:rStyle w:val="Kommentarzeichen"/>
+        </w:rPr>
+        <w:annotationRef/>
+      </w:r>
+      <w:r>
+        <w:t>Hat die Überschrift die richtige "Größe/Formatierung"?</w:t>
+      </w:r>
+    </w:p>
+  </w:comment>
+  <w:comment w:id="63" w:author="Müller, Maximilian | Wissensfabrik" w:date="2023-07-03T10:27:00Z" w:initials="MM">
+    <w:p>
+      <w:pPr>
+        <w:pStyle w:val="Kommentartext"/>
+      </w:pPr>
+      <w:r>
+        <w:rPr>
+          <w:rStyle w:val="Kommentarzeichen"/>
+        </w:rPr>
+        <w:annotationRef/>
+      </w:r>
+      <w:r>
+        <w:t>Hat die Überschrift die richtige "Größe/Formatierung"?</w:t>
+      </w:r>
+    </w:p>
+  </w:comment>
+  <w:comment w:id="67" w:author="Müller, Maximilian | Wissensfabrik" w:date="2023-07-03T10:30:00Z" w:initials="MM">
+    <w:p>
+      <w:pPr>
+        <w:pStyle w:val="Kommentartext"/>
+      </w:pPr>
+      <w:r>
+        <w:rPr>
+          <w:rStyle w:val="Kommentarzeichen"/>
+        </w:rPr>
+        <w:annotationRef/>
+      </w:r>
+      <w:r>
+        <w:t>Hat die Überschrift die richtige "Größe/Formatierung"?</w:t>
+      </w:r>
+    </w:p>
+  </w:comment>
+  <w:comment w:id="75" w:author="Müller, Maximilian | Wissensfabrik" w:date="2023-07-03T10:34:00Z" w:initials="MM">
+    <w:p>
+      <w:pPr>
+        <w:pStyle w:val="Kommentartext"/>
+      </w:pPr>
+      <w:r>
+        <w:rPr>
+          <w:rStyle w:val="Kommentarzeichen"/>
+        </w:rPr>
+        <w:annotationRef/>
+      </w:r>
+      <w:r>
+        <w:t>Der Link funktioniert nicht. Neuen Link einfügen oder Zeile löschen?</w:t>
       </w:r>
     </w:p>
   </w:comment>
@@ -16226,18 +16363,36 @@
 <file path=word/commentsExtended.xml><?xml version="1.0" encoding="utf-8"?>
 <w15:commentsEx xmlns:wpc="http://schemas.microsoft.com/office/word/2010/wordprocessingCanvas" xmlns:cx="http://schemas.microsoft.com/office/drawing/2014/chartex" xmlns:cx1="http://schemas.microsoft.com/office/drawing/2015/9/8/chartex" xmlns:cx2="http://schemas.microsoft.com/office/drawing/2015/10/21/chartex" xmlns:cx3="http://schemas.microsoft.com/office/drawing/2016/5/9/chartex" xmlns:cx4="http://schemas.microsoft.com/office/drawing/2016/5/10/chartex" xmlns:cx5="http://schemas.microsoft.com/office/drawing/2016/5/11/chartex" xmlns:cx6="http://schemas.microsoft.com/office/drawing/2016/5/12/chartex" xmlns:cx7="http://schemas.microsoft.com/office/drawing/2016/5/13/chartex" xmlns:cx8="http://schemas.microsoft.com/office/drawing/2016/5/14/chartex" xmlns:mc="http://schemas.openxmlformats.org/markup-compatibility/2006" xmlns:aink="http://schemas.microsoft.com/office/drawing/2016/ink" xmlns:am3d="http://schemas.microsoft.com/office/drawing/2017/model3d" xmlns:o="urn:schemas-microsoft-com:office:office" xmlns:oel="http://schemas.microsoft.com/office/2019/extlst" xmlns:r="http://schemas.openxmlformats.org/officeDocument/2006/relationships" xmlns:m="http://schemas.openxmlformats.org/officeDocument/2006/math" xmlns:v="urn:schemas-microsoft-com:vml" xmlns:wp14="http://schemas.microsoft.com/office/word/2010/wordprocessingDrawing" xmlns:wp="http://schemas.openxmlformats.org/drawingml/2006/wordprocessingDrawing" xmlns:w10="urn:schemas-microsoft-com:office:word" xmlns:w="http://schemas.openxmlformats.org/wordprocessingml/2006/main" xmlns:w14="http://schemas.microsoft.com/office/word/2010/wordml" xmlns:w15="http://schemas.microsoft.com/office/word/2012/wordml" xmlns:w16cex="http://schemas.microsoft.com/office/word/2018/wordml/cex" xmlns:w16cid="http://schemas.microsoft.com/office/word/2016/wordml/cid" xmlns:w16="http://schemas.microsoft.com/office/word/2018/wordml" xmlns:w16sdtdh="http://schemas.microsoft.com/office/word/2020/wordml/sdtdatahash" xmlns:w16se="http://schemas.microsoft.com/office/word/2015/wordml/symex" xmlns:wpg="http://schemas.microsoft.com/office/word/2010/wordprocessingGroup" xmlns:wpi="http://schemas.microsoft.com/office/word/2010/wordprocessingInk" xmlns:wne="http://schemas.microsoft.com/office/word/2006/wordml" xmlns:wps="http://schemas.microsoft.com/office/word/2010/wordprocessingShape" mc:Ignorable="w14 w15 w16se w16cid w16 w16cex w16sdtdh wp14">
   <w15:commentEx w15:paraId="6CBE5CC1" w15:done="0"/>
+  <w15:commentEx w15:paraId="7109FA7C" w15:done="0"/>
+  <w15:commentEx w15:paraId="0456530B" w15:done="0"/>
+  <w15:commentEx w15:paraId="122F93F3" w15:done="0"/>
+  <w15:commentEx w15:paraId="784AC0D4" w15:done="0"/>
+  <w15:commentEx w15:paraId="4DD29377" w15:done="0"/>
+  <w15:commentEx w15:paraId="630A7432" w15:done="0"/>
 </w15:commentsEx>
 </file>
 
 <file path=word/commentsExtensible.xml><?xml version="1.0" encoding="utf-8"?>
 <w16cex:commentsExtensible xmlns:wpc="http://schemas.microsoft.com/office/word/2010/wordprocessingCanvas" xmlns:cx="http://schemas.microsoft.com/office/drawing/2014/chartex" xmlns:cx1="http://schemas.microsoft.com/office/drawing/2015/9/8/chartex" xmlns:cx2="http://schemas.microsoft.com/office/drawing/2015/10/21/chartex" xmlns:cx3="http://schemas.microsoft.com/office/drawing/2016/5/9/chartex" xmlns:cx4="http://schemas.microsoft.com/office/drawing/2016/5/10/chartex" xmlns:cx5="http://schemas.microsoft.com/office/drawing/2016/5/11/chartex" xmlns:cx6="http://schemas.microsoft.com/office/drawing/2016/5/12/chartex" xmlns:cx7="http://schemas.microsoft.com/office/drawing/2016/5/13/chartex" xmlns:cx8="http://schemas.microsoft.com/office/drawing/2016/5/14/chartex" xmlns:mc="http://schemas.openxmlformats.org/markup-compatibility/2006" xmlns:aink="http://schemas.microsoft.com/office/drawing/2016/ink" xmlns:am3d="http://schemas.microsoft.com/office/drawing/2017/model3d" xmlns:o="urn:schemas-microsoft-com:office:office" xmlns:oel="http://schemas.microsoft.com/office/2019/extlst" xmlns:r="http://schemas.openxmlformats.org/officeDocument/2006/relationships" xmlns:m="http://schemas.openxmlformats.org/officeDocument/2006/math" xmlns:v="urn:schemas-microsoft-com:vml" xmlns:wp14="http://schemas.microsoft.com/office/word/2010/wordprocessingDrawing" xmlns:wp="http://schemas.openxmlformats.org/drawingml/2006/wordprocessingDrawing" xmlns:w10="urn:schemas-microsoft-com:office:word" xmlns:w="http://schemas.openxmlformats.org/wordprocessingml/2006/main" xmlns:w14="http://schemas.microsoft.com/office/word/2010/wordml" xmlns:w15="http://schemas.microsoft.com/office/word/2012/wordml" xmlns:w16cex="http://schemas.microsoft.com/office/word/2018/wordml/cex" xmlns:w16cid="http://schemas.microsoft.com/office/word/2016/wordml/cid" xmlns:w16="http://schemas.microsoft.com/office/word/2018/wordml" xmlns:w16sdtdh="http://schemas.microsoft.com/office/word/2020/wordml/sdtdatahash" xmlns:w16se="http://schemas.microsoft.com/office/word/2015/wordml/symex" xmlns:wpg="http://schemas.microsoft.com/office/word/2010/wordprocessingGroup" xmlns:wpi="http://schemas.microsoft.com/office/word/2010/wordprocessingInk" xmlns:wne="http://schemas.microsoft.com/office/word/2006/wordml" xmlns:wps="http://schemas.microsoft.com/office/word/2010/wordprocessingShape" mc:Ignorable="w14 w15 w16se w16cid w16 w16cex w16sdtdh wp14">
   <w16cex:commentExtensible w16cex:durableId="27A0791F" w16cex:dateUtc="2023-02-22T10:21:00Z"/>
+  <w16cex:commentExtensible w16cex:durableId="284D1AA3" w16cex:dateUtc="2023-07-03T08:00:00Z"/>
+  <w16cex:commentExtensible w16cex:durableId="284D1F98" w16cex:dateUtc="2023-07-03T08:21:00Z"/>
+  <w16cex:commentExtensible w16cex:durableId="284D1F88" w16cex:dateUtc="2023-07-03T08:20:00Z"/>
+  <w16cex:commentExtensible w16cex:durableId="284D2118" w16cex:dateUtc="2023-07-03T08:27:00Z"/>
+  <w16cex:commentExtensible w16cex:durableId="284D21DB" w16cex:dateUtc="2023-07-03T08:30:00Z"/>
+  <w16cex:commentExtensible w16cex:durableId="284D22C8" w16cex:dateUtc="2023-07-03T08:34:00Z"/>
 </w16cex:commentsExtensible>
 </file>
 
 <file path=word/commentsIds.xml><?xml version="1.0" encoding="utf-8"?>
 <w16cid:commentsIds xmlns:wpc="http://schemas.microsoft.com/office/word/2010/wordprocessingCanvas" xmlns:cx="http://schemas.microsoft.com/office/drawing/2014/chartex" xmlns:cx1="http://schemas.microsoft.com/office/drawing/2015/9/8/chartex" xmlns:cx2="http://schemas.microsoft.com/office/drawing/2015/10/21/chartex" xmlns:cx3="http://schemas.microsoft.com/office/drawing/2016/5/9/chartex" xmlns:cx4="http://schemas.microsoft.com/office/drawing/2016/5/10/chartex" xmlns:cx5="http://schemas.microsoft.com/office/drawing/2016/5/11/chartex" xmlns:cx6="http://schemas.microsoft.com/office/drawing/2016/5/12/chartex" xmlns:cx7="http://schemas.microsoft.com/office/drawing/2016/5/13/chartex" xmlns:cx8="http://schemas.microsoft.com/office/drawing/2016/5/14/chartex" xmlns:mc="http://schemas.openxmlformats.org/markup-compatibility/2006" xmlns:aink="http://schemas.microsoft.com/office/drawing/2016/ink" xmlns:am3d="http://schemas.microsoft.com/office/drawing/2017/model3d" xmlns:o="urn:schemas-microsoft-com:office:office" xmlns:oel="http://schemas.microsoft.com/office/2019/extlst" xmlns:r="http://schemas.openxmlformats.org/officeDocument/2006/relationships" xmlns:m="http://schemas.openxmlformats.org/officeDocument/2006/math" xmlns:v="urn:schemas-microsoft-com:vml" xmlns:wp14="http://schemas.microsoft.com/office/word/2010/wordprocessingDrawing" xmlns:wp="http://schemas.openxmlformats.org/drawingml/2006/wordprocessingDrawing" xmlns:w10="urn:schemas-microsoft-com:office:word" xmlns:w="http://schemas.openxmlformats.org/wordprocessingml/2006/main" xmlns:w14="http://schemas.microsoft.com/office/word/2010/wordml" xmlns:w15="http://schemas.microsoft.com/office/word/2012/wordml" xmlns:w16cex="http://schemas.microsoft.com/office/word/2018/wordml/cex" xmlns:w16cid="http://schemas.microsoft.com/office/word/2016/wordml/cid" xmlns:w16="http://schemas.microsoft.com/office/word/2018/wordml" xmlns:w16sdtdh="http://schemas.microsoft.com/office/word/2020/wordml/sdtdatahash" xmlns:w16se="http://schemas.microsoft.com/office/word/2015/wordml/symex" xmlns:wpg="http://schemas.microsoft.com/office/word/2010/wordprocessingGroup" xmlns:wpi="http://schemas.microsoft.com/office/word/2010/wordprocessingInk" xmlns:wne="http://schemas.microsoft.com/office/word/2006/wordml" xmlns:wps="http://schemas.microsoft.com/office/word/2010/wordprocessingShape" mc:Ignorable="w14 w15 w16se w16cid w16 w16cex w16sdtdh wp14">
   <w16cid:commentId w16cid:paraId="6CBE5CC1" w16cid:durableId="27A0791F"/>
+  <w16cid:commentId w16cid:paraId="7109FA7C" w16cid:durableId="284D1AA3"/>
+  <w16cid:commentId w16cid:paraId="0456530B" w16cid:durableId="284D1F98"/>
+  <w16cid:commentId w16cid:paraId="122F93F3" w16cid:durableId="284D1F88"/>
+  <w16cid:commentId w16cid:paraId="784AC0D4" w16cid:durableId="284D2118"/>
+  <w16cid:commentId w16cid:paraId="4DD29377" w16cid:durableId="284D21DB"/>
+  <w16cid:commentId w16cid:paraId="630A7432" w16cid:durableId="284D22C8"/>
 </w16cid:commentsIds>
 </file>
 
@@ -16641,45 +16796,7 @@
         <w:sz w:val="18"/>
         <w:szCs w:val="18"/>
       </w:rPr>
-      <w:t>11</w:t>
-    </w:r>
-    <w:r>
-      <w:rPr>
-        <w:color w:val="000000"/>
-        <w:sz w:val="18"/>
-        <w:szCs w:val="18"/>
-      </w:rPr>
-      <w:t>.0</w:t>
-    </w:r>
-    <w:r>
-      <w:rPr>
-        <w:sz w:val="18"/>
-        <w:szCs w:val="18"/>
-      </w:rPr>
-      <w:t>6</w:t>
-    </w:r>
-    <w:r>
-      <w:rPr>
-        <w:color w:val="000000"/>
-        <w:sz w:val="18"/>
-        <w:szCs w:val="18"/>
-      </w:rPr>
-      <w:t>.20</w:t>
-    </w:r>
-    <w:r>
-      <w:rPr>
-        <w:sz w:val="18"/>
-        <w:szCs w:val="18"/>
-      </w:rPr>
-      <w:t>2</w:t>
-    </w:r>
-    <w:r>
-      <w:rPr>
-        <w:color w:val="000000"/>
-        <w:sz w:val="18"/>
-        <w:szCs w:val="18"/>
-      </w:rPr>
-      <w:t>1</w:t>
+      <w:t>03.07.2023</w:t>
     </w:r>
     <w:r>
       <w:rPr>
@@ -17401,45 +17518,7 @@
         <w:sz w:val="18"/>
         <w:szCs w:val="18"/>
       </w:rPr>
-      <w:t>11</w:t>
-    </w:r>
-    <w:r>
-      <w:rPr>
-        <w:color w:val="000000"/>
-        <w:sz w:val="18"/>
-        <w:szCs w:val="18"/>
-      </w:rPr>
-      <w:t>.0</w:t>
-    </w:r>
-    <w:r>
-      <w:rPr>
-        <w:sz w:val="18"/>
-        <w:szCs w:val="18"/>
-      </w:rPr>
-      <w:t>6</w:t>
-    </w:r>
-    <w:r>
-      <w:rPr>
-        <w:color w:val="000000"/>
-        <w:sz w:val="18"/>
-        <w:szCs w:val="18"/>
-      </w:rPr>
-      <w:t>.20</w:t>
-    </w:r>
-    <w:r>
-      <w:rPr>
-        <w:sz w:val="18"/>
-        <w:szCs w:val="18"/>
-      </w:rPr>
-      <w:t>2</w:t>
-    </w:r>
-    <w:r>
-      <w:rPr>
-        <w:color w:val="000000"/>
-        <w:sz w:val="18"/>
-        <w:szCs w:val="18"/>
-      </w:rPr>
-      <w:t>1</w:t>
+      <w:t>03.07.2023</w:t>
     </w:r>
     <w:r>
       <w:rPr>
@@ -17944,45 +18023,7 @@
         <w:sz w:val="18"/>
         <w:szCs w:val="18"/>
       </w:rPr>
-      <w:t>11</w:t>
-    </w:r>
-    <w:r>
-      <w:rPr>
-        <w:color w:val="000000"/>
-        <w:sz w:val="18"/>
-        <w:szCs w:val="18"/>
-      </w:rPr>
-      <w:t>.0</w:t>
-    </w:r>
-    <w:r>
-      <w:rPr>
-        <w:sz w:val="18"/>
-        <w:szCs w:val="18"/>
-      </w:rPr>
-      <w:t>6</w:t>
-    </w:r>
-    <w:r>
-      <w:rPr>
-        <w:color w:val="000000"/>
-        <w:sz w:val="18"/>
-        <w:szCs w:val="18"/>
-      </w:rPr>
-      <w:t>.20</w:t>
-    </w:r>
-    <w:r>
-      <w:rPr>
-        <w:sz w:val="18"/>
-        <w:szCs w:val="18"/>
-      </w:rPr>
-      <w:t>2</w:t>
-    </w:r>
-    <w:r>
-      <w:rPr>
-        <w:color w:val="000000"/>
-        <w:sz w:val="18"/>
-        <w:szCs w:val="18"/>
-      </w:rPr>
-      <w:t>1</w:t>
+      <w:t>03.07.2023</w:t>
     </w:r>
     <w:r>
       <w:rPr>
@@ -18702,45 +18743,7 @@
         <w:sz w:val="18"/>
         <w:szCs w:val="18"/>
       </w:rPr>
-      <w:t>11</w:t>
-    </w:r>
-    <w:r>
-      <w:rPr>
-        <w:color w:val="000000"/>
-        <w:sz w:val="18"/>
-        <w:szCs w:val="18"/>
-      </w:rPr>
-      <w:t>.0</w:t>
-    </w:r>
-    <w:r>
-      <w:rPr>
-        <w:sz w:val="18"/>
-        <w:szCs w:val="18"/>
-      </w:rPr>
-      <w:t>6</w:t>
-    </w:r>
-    <w:r>
-      <w:rPr>
-        <w:color w:val="000000"/>
-        <w:sz w:val="18"/>
-        <w:szCs w:val="18"/>
-      </w:rPr>
-      <w:t>.20</w:t>
-    </w:r>
-    <w:r>
-      <w:rPr>
-        <w:sz w:val="18"/>
-        <w:szCs w:val="18"/>
-      </w:rPr>
-      <w:t>2</w:t>
-    </w:r>
-    <w:r>
-      <w:rPr>
-        <w:color w:val="000000"/>
-        <w:sz w:val="18"/>
-        <w:szCs w:val="18"/>
-      </w:rPr>
-      <w:t>1</w:t>
+      <w:t>03.07.2023</w:t>
     </w:r>
     <w:r>
       <w:rPr>
@@ -19245,45 +19248,7 @@
         <w:sz w:val="18"/>
         <w:szCs w:val="18"/>
       </w:rPr>
-      <w:t>11</w:t>
-    </w:r>
-    <w:r>
-      <w:rPr>
-        <w:color w:val="000000"/>
-        <w:sz w:val="18"/>
-        <w:szCs w:val="18"/>
-      </w:rPr>
-      <w:t>.0</w:t>
-    </w:r>
-    <w:r>
-      <w:rPr>
-        <w:sz w:val="18"/>
-        <w:szCs w:val="18"/>
-      </w:rPr>
-      <w:t>6</w:t>
-    </w:r>
-    <w:r>
-      <w:rPr>
-        <w:color w:val="000000"/>
-        <w:sz w:val="18"/>
-        <w:szCs w:val="18"/>
-      </w:rPr>
-      <w:t>.20</w:t>
-    </w:r>
-    <w:r>
-      <w:rPr>
-        <w:sz w:val="18"/>
-        <w:szCs w:val="18"/>
-      </w:rPr>
-      <w:t>2</w:t>
-    </w:r>
-    <w:r>
-      <w:rPr>
-        <w:color w:val="000000"/>
-        <w:sz w:val="18"/>
-        <w:szCs w:val="18"/>
-      </w:rPr>
-      <w:t>1</w:t>
+      <w:t>03.07.2023</w:t>
     </w:r>
     <w:r>
       <w:rPr>
@@ -19396,8 +19361,8 @@
         <w:szCs w:val="18"/>
       </w:rPr>
     </w:pPr>
-    <w:bookmarkStart w:id="64" w:name="_Hlk58245454"/>
-    <w:bookmarkStart w:id="65" w:name="_Hlk58245455"/>
+    <w:bookmarkStart w:id="46" w:name="_Hlk58245454"/>
+    <w:bookmarkStart w:id="47" w:name="_Hlk58245455"/>
     <w:r>
       <w:rPr>
         <w:noProof/>
@@ -19717,8 +19682,8 @@
       <w:t xml:space="preserve">         </w:t>
     </w:r>
   </w:p>
-  <w:bookmarkEnd w:id="64"/>
-  <w:bookmarkEnd w:id="65"/>
+  <w:bookmarkEnd w:id="46"/>
+  <w:bookmarkEnd w:id="47"/>
   <w:p>
     <w:pPr>
       <w:pStyle w:val="Fuzeile"/>
@@ -20198,45 +20163,7 @@
         <w:sz w:val="18"/>
         <w:szCs w:val="18"/>
       </w:rPr>
-      <w:t>11</w:t>
-    </w:r>
-    <w:r>
-      <w:rPr>
-        <w:color w:val="000000"/>
-        <w:sz w:val="18"/>
-        <w:szCs w:val="18"/>
-      </w:rPr>
-      <w:t>.0</w:t>
-    </w:r>
-    <w:r>
-      <w:rPr>
-        <w:sz w:val="18"/>
-        <w:szCs w:val="18"/>
-      </w:rPr>
-      <w:t>6</w:t>
-    </w:r>
-    <w:r>
-      <w:rPr>
-        <w:color w:val="000000"/>
-        <w:sz w:val="18"/>
-        <w:szCs w:val="18"/>
-      </w:rPr>
-      <w:t>.20</w:t>
-    </w:r>
-    <w:r>
-      <w:rPr>
-        <w:sz w:val="18"/>
-        <w:szCs w:val="18"/>
-      </w:rPr>
-      <w:t>2</w:t>
-    </w:r>
-    <w:r>
-      <w:rPr>
-        <w:color w:val="000000"/>
-        <w:sz w:val="18"/>
-        <w:szCs w:val="18"/>
-      </w:rPr>
-      <w:t>1</w:t>
+      <w:t>03.07.2023</w:t>
     </w:r>
     <w:r>
       <w:rPr>
@@ -20741,45 +20668,7 @@
         <w:sz w:val="18"/>
         <w:szCs w:val="18"/>
       </w:rPr>
-      <w:t>11</w:t>
-    </w:r>
-    <w:r>
-      <w:rPr>
-        <w:color w:val="000000"/>
-        <w:sz w:val="18"/>
-        <w:szCs w:val="18"/>
-      </w:rPr>
-      <w:t>.0</w:t>
-    </w:r>
-    <w:r>
-      <w:rPr>
-        <w:sz w:val="18"/>
-        <w:szCs w:val="18"/>
-      </w:rPr>
-      <w:t>6</w:t>
-    </w:r>
-    <w:r>
-      <w:rPr>
-        <w:color w:val="000000"/>
-        <w:sz w:val="18"/>
-        <w:szCs w:val="18"/>
-      </w:rPr>
-      <w:t>.20</w:t>
-    </w:r>
-    <w:r>
-      <w:rPr>
-        <w:sz w:val="18"/>
-        <w:szCs w:val="18"/>
-      </w:rPr>
-      <w:t>2</w:t>
-    </w:r>
-    <w:r>
-      <w:rPr>
-        <w:color w:val="000000"/>
-        <w:sz w:val="18"/>
-        <w:szCs w:val="18"/>
-      </w:rPr>
-      <w:t>1</w:t>
+      <w:t>03.07.2023</w:t>
     </w:r>
     <w:r>
       <w:rPr>
@@ -21499,45 +21388,7 @@
         <w:sz w:val="18"/>
         <w:szCs w:val="18"/>
       </w:rPr>
-      <w:t>11</w:t>
-    </w:r>
-    <w:r>
-      <w:rPr>
-        <w:color w:val="000000"/>
-        <w:sz w:val="18"/>
-        <w:szCs w:val="18"/>
-      </w:rPr>
-      <w:t>.0</w:t>
-    </w:r>
-    <w:r>
-      <w:rPr>
-        <w:sz w:val="18"/>
-        <w:szCs w:val="18"/>
-      </w:rPr>
-      <w:t>6</w:t>
-    </w:r>
-    <w:r>
-      <w:rPr>
-        <w:color w:val="000000"/>
-        <w:sz w:val="18"/>
-        <w:szCs w:val="18"/>
-      </w:rPr>
-      <w:t>.20</w:t>
-    </w:r>
-    <w:r>
-      <w:rPr>
-        <w:sz w:val="18"/>
-        <w:szCs w:val="18"/>
-      </w:rPr>
-      <w:t>2</w:t>
-    </w:r>
-    <w:r>
-      <w:rPr>
-        <w:color w:val="000000"/>
-        <w:sz w:val="18"/>
-        <w:szCs w:val="18"/>
-      </w:rPr>
-      <w:t>1</w:t>
+      <w:t>03.07.2023</w:t>
     </w:r>
     <w:r>
       <w:rPr>
@@ -22042,45 +21893,7 @@
         <w:sz w:val="18"/>
         <w:szCs w:val="18"/>
       </w:rPr>
-      <w:t>11</w:t>
-    </w:r>
-    <w:r>
-      <w:rPr>
-        <w:color w:val="000000"/>
-        <w:sz w:val="18"/>
-        <w:szCs w:val="18"/>
-      </w:rPr>
-      <w:t>.0</w:t>
-    </w:r>
-    <w:r>
-      <w:rPr>
-        <w:sz w:val="18"/>
-        <w:szCs w:val="18"/>
-      </w:rPr>
-      <w:t>6</w:t>
-    </w:r>
-    <w:r>
-      <w:rPr>
-        <w:color w:val="000000"/>
-        <w:sz w:val="18"/>
-        <w:szCs w:val="18"/>
-      </w:rPr>
-      <w:t>.20</w:t>
-    </w:r>
-    <w:r>
-      <w:rPr>
-        <w:sz w:val="18"/>
-        <w:szCs w:val="18"/>
-      </w:rPr>
-      <w:t>2</w:t>
-    </w:r>
-    <w:r>
-      <w:rPr>
-        <w:color w:val="000000"/>
-        <w:sz w:val="18"/>
-        <w:szCs w:val="18"/>
-      </w:rPr>
-      <w:t>1</w:t>
+      <w:t>03.07.2023</w:t>
     </w:r>
     <w:r>
       <w:rPr>
@@ -22230,51 +22043,57 @@
     <w:p>
       <w:pPr>
         <w:spacing w:line="240" w:lineRule="auto"/>
-        <w:rPr>
+        <w:jc w:val="both"/>
+        <w:rPr>
+          <w:rFonts w:asciiTheme="minorHAnsi" w:hAnsiTheme="minorHAnsi" w:cstheme="minorHAnsi"/>
           <w:sz w:val="20"/>
           <w:szCs w:val="20"/>
         </w:rPr>
       </w:pPr>
       <w:r>
         <w:rPr>
-          <w:vertAlign w:val="superscript"/>
-        </w:rPr>
-        <w:footnoteRef/>
-      </w:r>
-      <w:r>
-        <w:rPr>
+          <w:rFonts w:asciiTheme="minorHAnsi" w:hAnsiTheme="minorHAnsi" w:cstheme="minorHAnsi"/>
           <w:sz w:val="20"/>
           <w:szCs w:val="20"/>
-        </w:rPr>
-        <w:t xml:space="preserve"> Bei </w:t>
-      </w:r>
-      <w:r>
-        <w:rPr>
-          <w:rFonts w:ascii="Courier New" w:eastAsia="Courier New" w:hAnsi="Courier New" w:cs="Courier New"/>
-        </w:rPr>
-        <w:t>pip</w:t>
-      </w:r>
-      <w:r>
-        <w:t xml:space="preserve"> </w:t>
-      </w:r>
-      <w:r>
-        <w:rPr>
+          <w:vertAlign w:val="superscript"/>
+        </w:rPr>
+        <w:footnoteRef/>
+      </w:r>
+      <w:r>
+        <w:rPr>
+          <w:rFonts w:asciiTheme="minorHAnsi" w:hAnsiTheme="minorHAnsi" w:cstheme="minorHAnsi"/>
           <w:sz w:val="20"/>
           <w:szCs w:val="20"/>
         </w:rPr>
-        <w:t>und</w:t>
-      </w:r>
-      <w:r>
-        <w:t xml:space="preserve"> </w:t>
-      </w:r>
-      <w:r>
-        <w:rPr>
-          <w:rFonts w:ascii="Courier New" w:eastAsia="Courier New" w:hAnsi="Courier New" w:cs="Courier New"/>
+        <w:t xml:space="preserve"> Bei </w:t>
+      </w:r>
+      <w:r>
+        <w:rPr>
+          <w:rFonts w:asciiTheme="minorHAnsi" w:eastAsia="Courier New" w:hAnsiTheme="minorHAnsi" w:cstheme="minorHAnsi"/>
+          <w:sz w:val="20"/>
+          <w:szCs w:val="20"/>
+        </w:rPr>
+        <w:t>pip</w:t>
+      </w:r>
+      <w:r>
+        <w:rPr>
+          <w:rFonts w:asciiTheme="minorHAnsi" w:hAnsiTheme="minorHAnsi" w:cstheme="minorHAnsi"/>
+          <w:sz w:val="20"/>
+          <w:szCs w:val="20"/>
+        </w:rPr>
+        <w:t xml:space="preserve"> und </w:t>
+      </w:r>
+      <w:r>
+        <w:rPr>
+          <w:rFonts w:asciiTheme="minorHAnsi" w:eastAsia="Courier New" w:hAnsiTheme="minorHAnsi" w:cstheme="minorHAnsi"/>
+          <w:sz w:val="20"/>
+          <w:szCs w:val="20"/>
         </w:rPr>
         <w:t xml:space="preserve">conda </w:t>
       </w:r>
       <w:r>
         <w:rPr>
+          <w:rFonts w:asciiTheme="minorHAnsi" w:hAnsiTheme="minorHAnsi" w:cstheme="minorHAnsi"/>
           <w:sz w:val="20"/>
           <w:szCs w:val="20"/>
         </w:rPr>
@@ -22286,22 +22105,31 @@
     <w:p>
       <w:pPr>
         <w:pStyle w:val="Funotentext"/>
+        <w:jc w:val="both"/>
       </w:pPr>
       <w:r>
         <w:rPr>
           <w:rStyle w:val="Funotenzeichen"/>
+          <w:rFonts w:asciiTheme="minorHAnsi" w:hAnsiTheme="minorHAnsi" w:cstheme="minorHAnsi"/>
         </w:rPr>
         <w:footnoteRef/>
       </w:r>
       <w:r>
+        <w:rPr>
+          <w:rFonts w:asciiTheme="minorHAnsi" w:hAnsiTheme="minorHAnsi" w:cstheme="minorHAnsi"/>
+        </w:rPr>
         <w:t xml:space="preserve"> Der Computer könnte in unserem Beispiel auch direkt </w:t>
       </w:r>
-      <w:proofErr w:type="gramStart"/>
-      <w:r>
-        <w:t>mit den Bilder</w:t>
-      </w:r>
-      <w:proofErr w:type="gramEnd"/>
-      <w:r>
+      <w:r>
+        <w:rPr>
+          <w:rFonts w:asciiTheme="minorHAnsi" w:hAnsiTheme="minorHAnsi" w:cstheme="minorHAnsi"/>
+        </w:rPr>
+        <w:t>mit den Bildern</w:t>
+      </w:r>
+      <w:r>
+        <w:rPr>
+          <w:rFonts w:asciiTheme="minorHAnsi" w:hAnsiTheme="minorHAnsi" w:cstheme="minorHAnsi"/>
+        </w:rPr>
         <w:t xml:space="preserve"> arbeiten, wie das etwa bei Bilderkennung bzw. Klassifikation von Bildern der Fall ist. Allerdings liegen viele Daten in tabellarischer Form vor, wie auch in den späteren Beispielen in diesem Modul. Auch dort werden die für den Anwendungsfall relevanten Merkmale aus der „echten Welt“ erfasst und für den Computer verarbeitbar gemacht.</w:t>
       </w:r>
     </w:p>
@@ -22370,8 +22198,8 @@
         <w:vertAlign w:val="subscript"/>
       </w:rPr>
     </w:pPr>
-    <w:bookmarkStart w:id="62" w:name="_Hlk58245611"/>
-    <w:bookmarkStart w:id="63" w:name="_Hlk58245612"/>
+    <w:bookmarkStart w:id="44" w:name="_Hlk58245611"/>
+    <w:bookmarkStart w:id="45" w:name="_Hlk58245612"/>
     <w:r>
       <w:rPr>
         <w:noProof/>
@@ -22472,8 +22300,8 @@
       </w:rPr>
       <w:tab/>
     </w:r>
-    <w:bookmarkEnd w:id="62"/>
-    <w:bookmarkEnd w:id="63"/>
+    <w:bookmarkEnd w:id="44"/>
+    <w:bookmarkEnd w:id="45"/>
   </w:p>
   <w:p>
     <w:pPr>
@@ -26623,6 +26451,9 @@
 <w15:people xmlns:wpc="http://schemas.microsoft.com/office/word/2010/wordprocessingCanvas" xmlns:cx="http://schemas.microsoft.com/office/drawing/2014/chartex" xmlns:cx1="http://schemas.microsoft.com/office/drawing/2015/9/8/chartex" xmlns:cx2="http://schemas.microsoft.com/office/drawing/2015/10/21/chartex" xmlns:cx3="http://schemas.microsoft.com/office/drawing/2016/5/9/chartex" xmlns:cx4="http://schemas.microsoft.com/office/drawing/2016/5/10/chartex" xmlns:cx5="http://schemas.microsoft.com/office/drawing/2016/5/11/chartex" xmlns:cx6="http://schemas.microsoft.com/office/drawing/2016/5/12/chartex" xmlns:cx7="http://schemas.microsoft.com/office/drawing/2016/5/13/chartex" xmlns:cx8="http://schemas.microsoft.com/office/drawing/2016/5/14/chartex" xmlns:mc="http://schemas.openxmlformats.org/markup-compatibility/2006" xmlns:aink="http://schemas.microsoft.com/office/drawing/2016/ink" xmlns:am3d="http://schemas.microsoft.com/office/drawing/2017/model3d" xmlns:o="urn:schemas-microsoft-com:office:office" xmlns:oel="http://schemas.microsoft.com/office/2019/extlst" xmlns:r="http://schemas.openxmlformats.org/officeDocument/2006/relationships" xmlns:m="http://schemas.openxmlformats.org/officeDocument/2006/math" xmlns:v="urn:schemas-microsoft-com:vml" xmlns:wp14="http://schemas.microsoft.com/office/word/2010/wordprocessingDrawing" xmlns:wp="http://schemas.openxmlformats.org/drawingml/2006/wordprocessingDrawing" xmlns:w10="urn:schemas-microsoft-com:office:word" xmlns:w="http://schemas.openxmlformats.org/wordprocessingml/2006/main" xmlns:w14="http://schemas.microsoft.com/office/word/2010/wordml" xmlns:w15="http://schemas.microsoft.com/office/word/2012/wordml" xmlns:w16cex="http://schemas.microsoft.com/office/word/2018/wordml/cex" xmlns:w16cid="http://schemas.microsoft.com/office/word/2016/wordml/cid" xmlns:w16="http://schemas.microsoft.com/office/word/2018/wordml" xmlns:w16sdtdh="http://schemas.microsoft.com/office/word/2020/wordml/sdtdatahash" xmlns:w16se="http://schemas.microsoft.com/office/word/2015/wordml/symex" xmlns:wpg="http://schemas.microsoft.com/office/word/2010/wordprocessingGroup" xmlns:wpi="http://schemas.microsoft.com/office/word/2010/wordprocessingInk" xmlns:wne="http://schemas.microsoft.com/office/word/2006/wordml" xmlns:wps="http://schemas.microsoft.com/office/word/2010/wordprocessingShape" mc:Ignorable="w14 w15 w16se w16cid w16 w16cex w16sdtdh wp14">
   <w15:person w15:author="Imke Endjer">
     <w15:presenceInfo w15:providerId="AD" w15:userId="S::imke.endjer@uni-oldenburg.de::1afa6594-d4a8-48a2-b73b-6dd640e31d31"/>
+  </w15:person>
+  <w15:person w15:author="Müller, Maximilian | Wissensfabrik">
+    <w15:presenceInfo w15:providerId="AD" w15:userId="S::Maximilian.Mueller@wissensfabrik.de::fd810f2c-6434-45ec-b130-b89fd500a626"/>
   </w15:person>
 </w15:people>
 </file>
